--- a/module-10/Module 10 ToDo.docx
+++ b/module-10/Module 10 ToDo.docx
@@ -4360,7 +4360,7 @@
         </w:rPr>
         <w:lastRenderedPageBreak/>
         <w:drawing>
-          <wp:anchor distT="0" distB="0" distL="114300" distR="114300" simplePos="0" relativeHeight="251670528" behindDoc="0" locked="0" layoutInCell="1" allowOverlap="1" wp14:anchorId="7B5A2774" wp14:editId="355C150B">
+          <wp:anchor distT="0" distB="0" distL="114300" distR="114300" simplePos="0" relativeHeight="251670528" behindDoc="0" locked="0" layoutInCell="1" allowOverlap="1" wp14:anchorId="7B5A2774" wp14:editId="70CF1D12">
             <wp:simplePos x="0" y="0"/>
             <wp:positionH relativeFrom="column">
               <wp:posOffset>15875</wp:posOffset>
@@ -4497,6 +4497,7 @@
           <w:szCs w:val="28"/>
           <w:u w:val="single"/>
         </w:rPr>
+        <w:lastRenderedPageBreak/>
         <w:drawing>
           <wp:anchor distT="0" distB="0" distL="114300" distR="114300" simplePos="0" relativeHeight="251651072" behindDoc="0" locked="0" layoutInCell="1" allowOverlap="1" wp14:anchorId="60931F8B" wp14:editId="217F8D4A">
             <wp:simplePos x="0" y="0"/>
@@ -4608,7 +4609,6 @@
           <w:szCs w:val="28"/>
           <w:u w:val="single"/>
         </w:rPr>
-        <w:lastRenderedPageBreak/>
         <w:drawing>
           <wp:anchor distT="0" distB="0" distL="114300" distR="114300" simplePos="0" relativeHeight="251657216" behindDoc="0" locked="0" layoutInCell="1" allowOverlap="1" wp14:anchorId="3F2DCB34" wp14:editId="15D32B9F">
             <wp:simplePos x="0" y="0"/>
@@ -4680,7 +4680,7 @@
         </w:rPr>
         <w:lastRenderedPageBreak/>
         <w:drawing>
-          <wp:anchor distT="0" distB="0" distL="114300" distR="114300" simplePos="0" relativeHeight="251662336" behindDoc="0" locked="0" layoutInCell="1" allowOverlap="1" wp14:anchorId="60291842" wp14:editId="7B12F64B">
+          <wp:anchor distT="0" distB="0" distL="114300" distR="114300" simplePos="0" relativeHeight="251662336" behindDoc="0" locked="0" layoutInCell="1" allowOverlap="1" wp14:anchorId="60291842" wp14:editId="14C5515D">
             <wp:simplePos x="0" y="0"/>
             <wp:positionH relativeFrom="column">
               <wp:posOffset>4</wp:posOffset>
@@ -5758,6 +5758,7 @@
           <w:szCs w:val="21"/>
           <w14:ligatures w14:val="none"/>
         </w:rPr>
+        <w:lastRenderedPageBreak/>
         <w:t xml:space="preserve">        </w:t>
       </w:r>
     </w:p>
@@ -5855,9 +5856,4655 @@
           <w:szCs w:val="21"/>
           <w14:ligatures w14:val="none"/>
         </w:rPr>
+        <w:t xml:space="preserve">        </w:t>
+      </w:r>
+      <w:proofErr w:type="spellStart"/>
+      <w:proofErr w:type="gramStart"/>
+      <w:r>
+        <w:rPr>
+          <w:rFonts w:ascii="Consolas" w:eastAsia="Times New Roman" w:hAnsi="Consolas" w:cs="Times New Roman"/>
+          <w:color w:val="9CDCFE"/>
+          <w:kern w:val="0"/>
+          <w:sz w:val="21"/>
+          <w:szCs w:val="21"/>
+          <w14:ligatures w14:val="none"/>
+        </w:rPr>
+        <w:t>self</w:t>
+      </w:r>
+      <w:r>
+        <w:rPr>
+          <w:rFonts w:ascii="Consolas" w:eastAsia="Times New Roman" w:hAnsi="Consolas" w:cs="Times New Roman"/>
+          <w:color w:val="CCCCCC"/>
+          <w:kern w:val="0"/>
+          <w:sz w:val="21"/>
+          <w:szCs w:val="21"/>
+          <w14:ligatures w14:val="none"/>
+        </w:rPr>
+        <w:t>.</w:t>
+      </w:r>
+      <w:r>
+        <w:rPr>
+          <w:rFonts w:ascii="Consolas" w:eastAsia="Times New Roman" w:hAnsi="Consolas" w:cs="Times New Roman"/>
+          <w:color w:val="9CDCFE"/>
+          <w:kern w:val="0"/>
+          <w:sz w:val="21"/>
+          <w:szCs w:val="21"/>
+          <w14:ligatures w14:val="none"/>
+        </w:rPr>
+        <w:t>menu</w:t>
+      </w:r>
+      <w:proofErr w:type="gramEnd"/>
+      <w:r>
+        <w:rPr>
+          <w:rFonts w:ascii="Consolas" w:eastAsia="Times New Roman" w:hAnsi="Consolas" w:cs="Times New Roman"/>
+          <w:color w:val="9CDCFE"/>
+          <w:kern w:val="0"/>
+          <w:sz w:val="21"/>
+          <w:szCs w:val="21"/>
+          <w14:ligatures w14:val="none"/>
+        </w:rPr>
+        <w:t>_bar</w:t>
+      </w:r>
+      <w:proofErr w:type="spellEnd"/>
+      <w:r>
+        <w:rPr>
+          <w:rFonts w:ascii="Consolas" w:eastAsia="Times New Roman" w:hAnsi="Consolas" w:cs="Times New Roman"/>
+          <w:color w:val="CCCCCC"/>
+          <w:kern w:val="0"/>
+          <w:sz w:val="21"/>
+          <w:szCs w:val="21"/>
+          <w14:ligatures w14:val="none"/>
+        </w:rPr>
+        <w:t xml:space="preserve"> </w:t>
+      </w:r>
+      <w:r>
+        <w:rPr>
+          <w:rFonts w:ascii="Consolas" w:eastAsia="Times New Roman" w:hAnsi="Consolas" w:cs="Times New Roman"/>
+          <w:color w:val="D4D4D4"/>
+          <w:kern w:val="0"/>
+          <w:sz w:val="21"/>
+          <w:szCs w:val="21"/>
+          <w14:ligatures w14:val="none"/>
+        </w:rPr>
+        <w:t>=</w:t>
+      </w:r>
+      <w:r>
+        <w:rPr>
+          <w:rFonts w:ascii="Consolas" w:eastAsia="Times New Roman" w:hAnsi="Consolas" w:cs="Times New Roman"/>
+          <w:color w:val="CCCCCC"/>
+          <w:kern w:val="0"/>
+          <w:sz w:val="21"/>
+          <w:szCs w:val="21"/>
+          <w14:ligatures w14:val="none"/>
+        </w:rPr>
+        <w:t xml:space="preserve"> </w:t>
+      </w:r>
+      <w:proofErr w:type="spellStart"/>
+      <w:r>
+        <w:rPr>
+          <w:rFonts w:ascii="Consolas" w:eastAsia="Times New Roman" w:hAnsi="Consolas" w:cs="Times New Roman"/>
+          <w:color w:val="4EC9B0"/>
+          <w:kern w:val="0"/>
+          <w:sz w:val="21"/>
+          <w:szCs w:val="21"/>
+          <w14:ligatures w14:val="none"/>
+        </w:rPr>
+        <w:t>tk</w:t>
+      </w:r>
+      <w:r>
+        <w:rPr>
+          <w:rFonts w:ascii="Consolas" w:eastAsia="Times New Roman" w:hAnsi="Consolas" w:cs="Times New Roman"/>
+          <w:color w:val="CCCCCC"/>
+          <w:kern w:val="0"/>
+          <w:sz w:val="21"/>
+          <w:szCs w:val="21"/>
+          <w14:ligatures w14:val="none"/>
+        </w:rPr>
+        <w:t>.</w:t>
+      </w:r>
+      <w:r>
+        <w:rPr>
+          <w:rFonts w:ascii="Consolas" w:eastAsia="Times New Roman" w:hAnsi="Consolas" w:cs="Times New Roman"/>
+          <w:color w:val="4EC9B0"/>
+          <w:kern w:val="0"/>
+          <w:sz w:val="21"/>
+          <w:szCs w:val="21"/>
+          <w14:ligatures w14:val="none"/>
+        </w:rPr>
+        <w:t>Menu</w:t>
+      </w:r>
+      <w:proofErr w:type="spellEnd"/>
+      <w:r>
+        <w:rPr>
+          <w:rFonts w:ascii="Consolas" w:eastAsia="Times New Roman" w:hAnsi="Consolas" w:cs="Times New Roman"/>
+          <w:color w:val="CCCCCC"/>
+          <w:kern w:val="0"/>
+          <w:sz w:val="21"/>
+          <w:szCs w:val="21"/>
+          <w14:ligatures w14:val="none"/>
+        </w:rPr>
+        <w:t>(</w:t>
+      </w:r>
+      <w:r>
+        <w:rPr>
+          <w:rFonts w:ascii="Consolas" w:eastAsia="Times New Roman" w:hAnsi="Consolas" w:cs="Times New Roman"/>
+          <w:color w:val="9CDCFE"/>
+          <w:kern w:val="0"/>
+          <w:sz w:val="21"/>
+          <w:szCs w:val="21"/>
+          <w14:ligatures w14:val="none"/>
+        </w:rPr>
+        <w:t>root</w:t>
+      </w:r>
+      <w:r>
+        <w:rPr>
+          <w:rFonts w:ascii="Consolas" w:eastAsia="Times New Roman" w:hAnsi="Consolas" w:cs="Times New Roman"/>
+          <w:color w:val="CCCCCC"/>
+          <w:kern w:val="0"/>
+          <w:sz w:val="21"/>
+          <w:szCs w:val="21"/>
+          <w14:ligatures w14:val="none"/>
+        </w:rPr>
+        <w:t xml:space="preserve">, </w:t>
+      </w:r>
+      <w:proofErr w:type="spellStart"/>
+      <w:r>
+        <w:rPr>
+          <w:rFonts w:ascii="Consolas" w:eastAsia="Times New Roman" w:hAnsi="Consolas" w:cs="Times New Roman"/>
+          <w:color w:val="9CDCFE"/>
+          <w:kern w:val="0"/>
+          <w:sz w:val="21"/>
+          <w:szCs w:val="21"/>
+          <w14:ligatures w14:val="none"/>
+        </w:rPr>
+        <w:t>bg</w:t>
+      </w:r>
+      <w:proofErr w:type="spellEnd"/>
+      <w:r>
+        <w:rPr>
+          <w:rFonts w:ascii="Consolas" w:eastAsia="Times New Roman" w:hAnsi="Consolas" w:cs="Times New Roman"/>
+          <w:color w:val="D4D4D4"/>
+          <w:kern w:val="0"/>
+          <w:sz w:val="21"/>
+          <w:szCs w:val="21"/>
+          <w14:ligatures w14:val="none"/>
+        </w:rPr>
+        <w:t>=</w:t>
+      </w:r>
+      <w:r>
+        <w:rPr>
+          <w:rFonts w:ascii="Consolas" w:eastAsia="Times New Roman" w:hAnsi="Consolas" w:cs="Times New Roman"/>
+          <w:color w:val="CE9178"/>
+          <w:kern w:val="0"/>
+          <w:sz w:val="21"/>
+          <w:szCs w:val="21"/>
+          <w14:ligatures w14:val="none"/>
+        </w:rPr>
+        <w:t>"#1E3A8A"</w:t>
+      </w:r>
+      <w:r>
+        <w:rPr>
+          <w:rFonts w:ascii="Consolas" w:eastAsia="Times New Roman" w:hAnsi="Consolas" w:cs="Times New Roman"/>
+          <w:color w:val="CCCCCC"/>
+          <w:kern w:val="0"/>
+          <w:sz w:val="21"/>
+          <w:szCs w:val="21"/>
+          <w14:ligatures w14:val="none"/>
+        </w:rPr>
+        <w:t xml:space="preserve">, </w:t>
+      </w:r>
+      <w:proofErr w:type="spellStart"/>
+      <w:r>
+        <w:rPr>
+          <w:rFonts w:ascii="Consolas" w:eastAsia="Times New Roman" w:hAnsi="Consolas" w:cs="Times New Roman"/>
+          <w:color w:val="9CDCFE"/>
+          <w:kern w:val="0"/>
+          <w:sz w:val="21"/>
+          <w:szCs w:val="21"/>
+          <w14:ligatures w14:val="none"/>
+        </w:rPr>
+        <w:t>fg</w:t>
+      </w:r>
+      <w:proofErr w:type="spellEnd"/>
+      <w:r>
+        <w:rPr>
+          <w:rFonts w:ascii="Consolas" w:eastAsia="Times New Roman" w:hAnsi="Consolas" w:cs="Times New Roman"/>
+          <w:color w:val="D4D4D4"/>
+          <w:kern w:val="0"/>
+          <w:sz w:val="21"/>
+          <w:szCs w:val="21"/>
+          <w14:ligatures w14:val="none"/>
+        </w:rPr>
+        <w:t>=</w:t>
+      </w:r>
+      <w:r>
+        <w:rPr>
+          <w:rFonts w:ascii="Consolas" w:eastAsia="Times New Roman" w:hAnsi="Consolas" w:cs="Times New Roman"/>
+          <w:color w:val="CE9178"/>
+          <w:kern w:val="0"/>
+          <w:sz w:val="21"/>
+          <w:szCs w:val="21"/>
+          <w14:ligatures w14:val="none"/>
+        </w:rPr>
+        <w:t>"#F97316"</w:t>
+      </w:r>
+      <w:r>
+        <w:rPr>
+          <w:rFonts w:ascii="Consolas" w:eastAsia="Times New Roman" w:hAnsi="Consolas" w:cs="Times New Roman"/>
+          <w:color w:val="CCCCCC"/>
+          <w:kern w:val="0"/>
+          <w:sz w:val="21"/>
+          <w:szCs w:val="21"/>
+          <w14:ligatures w14:val="none"/>
+        </w:rPr>
+        <w:t>)</w:t>
+      </w:r>
+    </w:p>
+    <w:p>
+      <w:pPr>
+        <w:shd w:val="clear" w:color="auto" w:fill="1F1F1F"/>
+        <w:spacing w:after="0" w:line="285" w:lineRule="atLeast"/>
+        <w:rPr>
+          <w:rFonts w:ascii="Consolas" w:eastAsia="Times New Roman" w:hAnsi="Consolas" w:cs="Times New Roman"/>
+          <w:color w:val="CCCCCC"/>
+          <w:kern w:val="0"/>
+          <w:sz w:val="21"/>
+          <w:szCs w:val="21"/>
+          <w14:ligatures w14:val="none"/>
+        </w:rPr>
+      </w:pPr>
+      <w:r>
+        <w:rPr>
+          <w:rFonts w:ascii="Consolas" w:eastAsia="Times New Roman" w:hAnsi="Consolas" w:cs="Times New Roman"/>
+          <w:color w:val="CCCCCC"/>
+          <w:kern w:val="0"/>
+          <w:sz w:val="21"/>
+          <w:szCs w:val="21"/>
+          <w14:ligatures w14:val="none"/>
+        </w:rPr>
+        <w:t xml:space="preserve">        </w:t>
+      </w:r>
+      <w:proofErr w:type="spellStart"/>
+      <w:r>
+        <w:rPr>
+          <w:rFonts w:ascii="Consolas" w:eastAsia="Times New Roman" w:hAnsi="Consolas" w:cs="Times New Roman"/>
+          <w:color w:val="9CDCFE"/>
+          <w:kern w:val="0"/>
+          <w:sz w:val="21"/>
+          <w:szCs w:val="21"/>
+          <w14:ligatures w14:val="none"/>
+        </w:rPr>
+        <w:t>root</w:t>
+      </w:r>
+      <w:r>
+        <w:rPr>
+          <w:rFonts w:ascii="Consolas" w:eastAsia="Times New Roman" w:hAnsi="Consolas" w:cs="Times New Roman"/>
+          <w:color w:val="CCCCCC"/>
+          <w:kern w:val="0"/>
+          <w:sz w:val="21"/>
+          <w:szCs w:val="21"/>
+          <w14:ligatures w14:val="none"/>
+        </w:rPr>
+        <w:t>.config</w:t>
+      </w:r>
+      <w:proofErr w:type="spellEnd"/>
+      <w:r>
+        <w:rPr>
+          <w:rFonts w:ascii="Consolas" w:eastAsia="Times New Roman" w:hAnsi="Consolas" w:cs="Times New Roman"/>
+          <w:color w:val="CCCCCC"/>
+          <w:kern w:val="0"/>
+          <w:sz w:val="21"/>
+          <w:szCs w:val="21"/>
+          <w14:ligatures w14:val="none"/>
+        </w:rPr>
+        <w:t>(</w:t>
+      </w:r>
+      <w:r>
+        <w:rPr>
+          <w:rFonts w:ascii="Consolas" w:eastAsia="Times New Roman" w:hAnsi="Consolas" w:cs="Times New Roman"/>
+          <w:color w:val="9CDCFE"/>
+          <w:kern w:val="0"/>
+          <w:sz w:val="21"/>
+          <w:szCs w:val="21"/>
+          <w14:ligatures w14:val="none"/>
+        </w:rPr>
+        <w:t>menu</w:t>
+      </w:r>
+      <w:r>
+        <w:rPr>
+          <w:rFonts w:ascii="Consolas" w:eastAsia="Times New Roman" w:hAnsi="Consolas" w:cs="Times New Roman"/>
+          <w:color w:val="D4D4D4"/>
+          <w:kern w:val="0"/>
+          <w:sz w:val="21"/>
+          <w:szCs w:val="21"/>
+          <w14:ligatures w14:val="none"/>
+        </w:rPr>
+        <w:t>=</w:t>
+      </w:r>
+      <w:proofErr w:type="spellStart"/>
+      <w:proofErr w:type="gramStart"/>
+      <w:r>
+        <w:rPr>
+          <w:rFonts w:ascii="Consolas" w:eastAsia="Times New Roman" w:hAnsi="Consolas" w:cs="Times New Roman"/>
+          <w:color w:val="9CDCFE"/>
+          <w:kern w:val="0"/>
+          <w:sz w:val="21"/>
+          <w:szCs w:val="21"/>
+          <w14:ligatures w14:val="none"/>
+        </w:rPr>
+        <w:t>self</w:t>
+      </w:r>
+      <w:r>
+        <w:rPr>
+          <w:rFonts w:ascii="Consolas" w:eastAsia="Times New Roman" w:hAnsi="Consolas" w:cs="Times New Roman"/>
+          <w:color w:val="CCCCCC"/>
+          <w:kern w:val="0"/>
+          <w:sz w:val="21"/>
+          <w:szCs w:val="21"/>
+          <w14:ligatures w14:val="none"/>
+        </w:rPr>
+        <w:t>.</w:t>
+      </w:r>
+      <w:r>
+        <w:rPr>
+          <w:rFonts w:ascii="Consolas" w:eastAsia="Times New Roman" w:hAnsi="Consolas" w:cs="Times New Roman"/>
+          <w:color w:val="9CDCFE"/>
+          <w:kern w:val="0"/>
+          <w:sz w:val="21"/>
+          <w:szCs w:val="21"/>
+          <w14:ligatures w14:val="none"/>
+        </w:rPr>
+        <w:t>menu</w:t>
+      </w:r>
+      <w:proofErr w:type="gramEnd"/>
+      <w:r>
+        <w:rPr>
+          <w:rFonts w:ascii="Consolas" w:eastAsia="Times New Roman" w:hAnsi="Consolas" w:cs="Times New Roman"/>
+          <w:color w:val="9CDCFE"/>
+          <w:kern w:val="0"/>
+          <w:sz w:val="21"/>
+          <w:szCs w:val="21"/>
+          <w14:ligatures w14:val="none"/>
+        </w:rPr>
+        <w:t>_bar</w:t>
+      </w:r>
+      <w:proofErr w:type="spellEnd"/>
+      <w:r>
+        <w:rPr>
+          <w:rFonts w:ascii="Consolas" w:eastAsia="Times New Roman" w:hAnsi="Consolas" w:cs="Times New Roman"/>
+          <w:color w:val="CCCCCC"/>
+          <w:kern w:val="0"/>
+          <w:sz w:val="21"/>
+          <w:szCs w:val="21"/>
+          <w14:ligatures w14:val="none"/>
+        </w:rPr>
+        <w:t>)</w:t>
+      </w:r>
+    </w:p>
+    <w:p>
+      <w:pPr>
+        <w:shd w:val="clear" w:color="auto" w:fill="1F1F1F"/>
+        <w:spacing w:after="0" w:line="285" w:lineRule="atLeast"/>
+        <w:rPr>
+          <w:rFonts w:ascii="Consolas" w:eastAsia="Times New Roman" w:hAnsi="Consolas" w:cs="Times New Roman"/>
+          <w:color w:val="CCCCCC"/>
+          <w:kern w:val="0"/>
+          <w:sz w:val="21"/>
+          <w:szCs w:val="21"/>
+          <w14:ligatures w14:val="none"/>
+        </w:rPr>
+      </w:pPr>
+      <w:r>
+        <w:rPr>
+          <w:rFonts w:ascii="Consolas" w:eastAsia="Times New Roman" w:hAnsi="Consolas" w:cs="Times New Roman"/>
+          <w:color w:val="CCCCCC"/>
+          <w:kern w:val="0"/>
+          <w:sz w:val="21"/>
+          <w:szCs w:val="21"/>
+          <w14:ligatures w14:val="none"/>
+        </w:rPr>
+        <w:t xml:space="preserve">        </w:t>
+      </w:r>
+    </w:p>
+    <w:p>
+      <w:pPr>
+        <w:shd w:val="clear" w:color="auto" w:fill="1F1F1F"/>
+        <w:spacing w:after="0" w:line="285" w:lineRule="atLeast"/>
+        <w:rPr>
+          <w:rFonts w:ascii="Consolas" w:eastAsia="Times New Roman" w:hAnsi="Consolas" w:cs="Times New Roman"/>
+          <w:color w:val="CCCCCC"/>
+          <w:kern w:val="0"/>
+          <w:sz w:val="21"/>
+          <w:szCs w:val="21"/>
+          <w14:ligatures w14:val="none"/>
+        </w:rPr>
+      </w:pPr>
+      <w:r>
+        <w:rPr>
+          <w:rFonts w:ascii="Consolas" w:eastAsia="Times New Roman" w:hAnsi="Consolas" w:cs="Times New Roman"/>
+          <w:color w:val="CCCCCC"/>
+          <w:kern w:val="0"/>
+          <w:sz w:val="21"/>
+          <w:szCs w:val="21"/>
+          <w14:ligatures w14:val="none"/>
+        </w:rPr>
+        <w:t xml:space="preserve">        </w:t>
+      </w:r>
+      <w:r>
+        <w:rPr>
+          <w:rFonts w:ascii="Consolas" w:eastAsia="Times New Roman" w:hAnsi="Consolas" w:cs="Times New Roman"/>
+          <w:color w:val="6A9955"/>
+          <w:kern w:val="0"/>
+          <w:sz w:val="21"/>
+          <w:szCs w:val="21"/>
+          <w14:ligatures w14:val="none"/>
+        </w:rPr>
+        <w:t># Requirement 5: Add Menu Item File -&gt; Exit</w:t>
+      </w:r>
+    </w:p>
+    <w:p>
+      <w:pPr>
+        <w:shd w:val="clear" w:color="auto" w:fill="1F1F1F"/>
+        <w:spacing w:after="0" w:line="285" w:lineRule="atLeast"/>
+        <w:rPr>
+          <w:rFonts w:ascii="Consolas" w:eastAsia="Times New Roman" w:hAnsi="Consolas" w:cs="Times New Roman"/>
+          <w:color w:val="CCCCCC"/>
+          <w:kern w:val="0"/>
+          <w:sz w:val="21"/>
+          <w:szCs w:val="21"/>
+          <w14:ligatures w14:val="none"/>
+        </w:rPr>
+      </w:pPr>
+      <w:r>
+        <w:rPr>
+          <w:rFonts w:ascii="Consolas" w:eastAsia="Times New Roman" w:hAnsi="Consolas" w:cs="Times New Roman"/>
+          <w:color w:val="CCCCCC"/>
+          <w:kern w:val="0"/>
+          <w:sz w:val="21"/>
+          <w:szCs w:val="21"/>
+          <w14:ligatures w14:val="none"/>
+        </w:rPr>
+        <w:t xml:space="preserve">        </w:t>
+      </w:r>
+      <w:proofErr w:type="spellStart"/>
+      <w:proofErr w:type="gramStart"/>
+      <w:r>
+        <w:rPr>
+          <w:rFonts w:ascii="Consolas" w:eastAsia="Times New Roman" w:hAnsi="Consolas" w:cs="Times New Roman"/>
+          <w:color w:val="9CDCFE"/>
+          <w:kern w:val="0"/>
+          <w:sz w:val="21"/>
+          <w:szCs w:val="21"/>
+          <w14:ligatures w14:val="none"/>
+        </w:rPr>
+        <w:t>self</w:t>
+      </w:r>
+      <w:r>
+        <w:rPr>
+          <w:rFonts w:ascii="Consolas" w:eastAsia="Times New Roman" w:hAnsi="Consolas" w:cs="Times New Roman"/>
+          <w:color w:val="CCCCCC"/>
+          <w:kern w:val="0"/>
+          <w:sz w:val="21"/>
+          <w:szCs w:val="21"/>
+          <w14:ligatures w14:val="none"/>
+        </w:rPr>
+        <w:t>.</w:t>
+      </w:r>
+      <w:r>
+        <w:rPr>
+          <w:rFonts w:ascii="Consolas" w:eastAsia="Times New Roman" w:hAnsi="Consolas" w:cs="Times New Roman"/>
+          <w:color w:val="9CDCFE"/>
+          <w:kern w:val="0"/>
+          <w:sz w:val="21"/>
+          <w:szCs w:val="21"/>
+          <w14:ligatures w14:val="none"/>
+        </w:rPr>
+        <w:t>file</w:t>
+      </w:r>
+      <w:proofErr w:type="gramEnd"/>
+      <w:r>
+        <w:rPr>
+          <w:rFonts w:ascii="Consolas" w:eastAsia="Times New Roman" w:hAnsi="Consolas" w:cs="Times New Roman"/>
+          <w:color w:val="9CDCFE"/>
+          <w:kern w:val="0"/>
+          <w:sz w:val="21"/>
+          <w:szCs w:val="21"/>
+          <w14:ligatures w14:val="none"/>
+        </w:rPr>
+        <w:t>_menu</w:t>
+      </w:r>
+      <w:proofErr w:type="spellEnd"/>
+      <w:r>
+        <w:rPr>
+          <w:rFonts w:ascii="Consolas" w:eastAsia="Times New Roman" w:hAnsi="Consolas" w:cs="Times New Roman"/>
+          <w:color w:val="CCCCCC"/>
+          <w:kern w:val="0"/>
+          <w:sz w:val="21"/>
+          <w:szCs w:val="21"/>
+          <w14:ligatures w14:val="none"/>
+        </w:rPr>
+        <w:t xml:space="preserve"> </w:t>
+      </w:r>
+      <w:r>
+        <w:rPr>
+          <w:rFonts w:ascii="Consolas" w:eastAsia="Times New Roman" w:hAnsi="Consolas" w:cs="Times New Roman"/>
+          <w:color w:val="D4D4D4"/>
+          <w:kern w:val="0"/>
+          <w:sz w:val="21"/>
+          <w:szCs w:val="21"/>
+          <w14:ligatures w14:val="none"/>
+        </w:rPr>
+        <w:t>=</w:t>
+      </w:r>
+      <w:r>
+        <w:rPr>
+          <w:rFonts w:ascii="Consolas" w:eastAsia="Times New Roman" w:hAnsi="Consolas" w:cs="Times New Roman"/>
+          <w:color w:val="CCCCCC"/>
+          <w:kern w:val="0"/>
+          <w:sz w:val="21"/>
+          <w:szCs w:val="21"/>
+          <w14:ligatures w14:val="none"/>
+        </w:rPr>
+        <w:t xml:space="preserve"> </w:t>
+      </w:r>
+      <w:proofErr w:type="spellStart"/>
+      <w:r>
+        <w:rPr>
+          <w:rFonts w:ascii="Consolas" w:eastAsia="Times New Roman" w:hAnsi="Consolas" w:cs="Times New Roman"/>
+          <w:color w:val="4EC9B0"/>
+          <w:kern w:val="0"/>
+          <w:sz w:val="21"/>
+          <w:szCs w:val="21"/>
+          <w14:ligatures w14:val="none"/>
+        </w:rPr>
+        <w:t>tk</w:t>
+      </w:r>
+      <w:r>
+        <w:rPr>
+          <w:rFonts w:ascii="Consolas" w:eastAsia="Times New Roman" w:hAnsi="Consolas" w:cs="Times New Roman"/>
+          <w:color w:val="CCCCCC"/>
+          <w:kern w:val="0"/>
+          <w:sz w:val="21"/>
+          <w:szCs w:val="21"/>
+          <w14:ligatures w14:val="none"/>
+        </w:rPr>
+        <w:t>.</w:t>
+      </w:r>
+      <w:r>
+        <w:rPr>
+          <w:rFonts w:ascii="Consolas" w:eastAsia="Times New Roman" w:hAnsi="Consolas" w:cs="Times New Roman"/>
+          <w:color w:val="4EC9B0"/>
+          <w:kern w:val="0"/>
+          <w:sz w:val="21"/>
+          <w:szCs w:val="21"/>
+          <w14:ligatures w14:val="none"/>
+        </w:rPr>
+        <w:t>Menu</w:t>
+      </w:r>
+      <w:proofErr w:type="spellEnd"/>
+      <w:r>
+        <w:rPr>
+          <w:rFonts w:ascii="Consolas" w:eastAsia="Times New Roman" w:hAnsi="Consolas" w:cs="Times New Roman"/>
+          <w:color w:val="CCCCCC"/>
+          <w:kern w:val="0"/>
+          <w:sz w:val="21"/>
+          <w:szCs w:val="21"/>
+          <w14:ligatures w14:val="none"/>
+        </w:rPr>
+        <w:t>(</w:t>
+      </w:r>
+      <w:proofErr w:type="spellStart"/>
+      <w:r>
+        <w:rPr>
+          <w:rFonts w:ascii="Consolas" w:eastAsia="Times New Roman" w:hAnsi="Consolas" w:cs="Times New Roman"/>
+          <w:color w:val="9CDCFE"/>
+          <w:kern w:val="0"/>
+          <w:sz w:val="21"/>
+          <w:szCs w:val="21"/>
+          <w14:ligatures w14:val="none"/>
+        </w:rPr>
+        <w:t>self</w:t>
+      </w:r>
+      <w:r>
+        <w:rPr>
+          <w:rFonts w:ascii="Consolas" w:eastAsia="Times New Roman" w:hAnsi="Consolas" w:cs="Times New Roman"/>
+          <w:color w:val="CCCCCC"/>
+          <w:kern w:val="0"/>
+          <w:sz w:val="21"/>
+          <w:szCs w:val="21"/>
+          <w14:ligatures w14:val="none"/>
+        </w:rPr>
+        <w:t>.</w:t>
+      </w:r>
+      <w:r>
+        <w:rPr>
+          <w:rFonts w:ascii="Consolas" w:eastAsia="Times New Roman" w:hAnsi="Consolas" w:cs="Times New Roman"/>
+          <w:color w:val="9CDCFE"/>
+          <w:kern w:val="0"/>
+          <w:sz w:val="21"/>
+          <w:szCs w:val="21"/>
+          <w14:ligatures w14:val="none"/>
+        </w:rPr>
+        <w:t>menu_bar</w:t>
+      </w:r>
+      <w:proofErr w:type="spellEnd"/>
+      <w:r>
+        <w:rPr>
+          <w:rFonts w:ascii="Consolas" w:eastAsia="Times New Roman" w:hAnsi="Consolas" w:cs="Times New Roman"/>
+          <w:color w:val="CCCCCC"/>
+          <w:kern w:val="0"/>
+          <w:sz w:val="21"/>
+          <w:szCs w:val="21"/>
+          <w14:ligatures w14:val="none"/>
+        </w:rPr>
+        <w:t xml:space="preserve">, </w:t>
+      </w:r>
+      <w:proofErr w:type="spellStart"/>
+      <w:r>
+        <w:rPr>
+          <w:rFonts w:ascii="Consolas" w:eastAsia="Times New Roman" w:hAnsi="Consolas" w:cs="Times New Roman"/>
+          <w:color w:val="9CDCFE"/>
+          <w:kern w:val="0"/>
+          <w:sz w:val="21"/>
+          <w:szCs w:val="21"/>
+          <w14:ligatures w14:val="none"/>
+        </w:rPr>
+        <w:t>tearoff</w:t>
+      </w:r>
+      <w:proofErr w:type="spellEnd"/>
+      <w:r>
+        <w:rPr>
+          <w:rFonts w:ascii="Consolas" w:eastAsia="Times New Roman" w:hAnsi="Consolas" w:cs="Times New Roman"/>
+          <w:color w:val="D4D4D4"/>
+          <w:kern w:val="0"/>
+          <w:sz w:val="21"/>
+          <w:szCs w:val="21"/>
+          <w14:ligatures w14:val="none"/>
+        </w:rPr>
+        <w:t>=</w:t>
+      </w:r>
+      <w:r>
+        <w:rPr>
+          <w:rFonts w:ascii="Consolas" w:eastAsia="Times New Roman" w:hAnsi="Consolas" w:cs="Times New Roman"/>
+          <w:color w:val="B5CEA8"/>
+          <w:kern w:val="0"/>
+          <w:sz w:val="21"/>
+          <w:szCs w:val="21"/>
+          <w14:ligatures w14:val="none"/>
+        </w:rPr>
+        <w:t>0</w:t>
+      </w:r>
+      <w:r>
+        <w:rPr>
+          <w:rFonts w:ascii="Consolas" w:eastAsia="Times New Roman" w:hAnsi="Consolas" w:cs="Times New Roman"/>
+          <w:color w:val="CCCCCC"/>
+          <w:kern w:val="0"/>
+          <w:sz w:val="21"/>
+          <w:szCs w:val="21"/>
+          <w14:ligatures w14:val="none"/>
+        </w:rPr>
+        <w:t xml:space="preserve">, </w:t>
+      </w:r>
+      <w:proofErr w:type="spellStart"/>
+      <w:r>
+        <w:rPr>
+          <w:rFonts w:ascii="Consolas" w:eastAsia="Times New Roman" w:hAnsi="Consolas" w:cs="Times New Roman"/>
+          <w:color w:val="9CDCFE"/>
+          <w:kern w:val="0"/>
+          <w:sz w:val="21"/>
+          <w:szCs w:val="21"/>
+          <w14:ligatures w14:val="none"/>
+        </w:rPr>
+        <w:t>bg</w:t>
+      </w:r>
+      <w:proofErr w:type="spellEnd"/>
+      <w:r>
+        <w:rPr>
+          <w:rFonts w:ascii="Consolas" w:eastAsia="Times New Roman" w:hAnsi="Consolas" w:cs="Times New Roman"/>
+          <w:color w:val="D4D4D4"/>
+          <w:kern w:val="0"/>
+          <w:sz w:val="21"/>
+          <w:szCs w:val="21"/>
+          <w14:ligatures w14:val="none"/>
+        </w:rPr>
+        <w:t>=</w:t>
+      </w:r>
+      <w:r>
+        <w:rPr>
+          <w:rFonts w:ascii="Consolas" w:eastAsia="Times New Roman" w:hAnsi="Consolas" w:cs="Times New Roman"/>
+          <w:color w:val="CE9178"/>
+          <w:kern w:val="0"/>
+          <w:sz w:val="21"/>
+          <w:szCs w:val="21"/>
+          <w14:ligatures w14:val="none"/>
+        </w:rPr>
+        <w:t>"#1E3A8A"</w:t>
+      </w:r>
+      <w:r>
+        <w:rPr>
+          <w:rFonts w:ascii="Consolas" w:eastAsia="Times New Roman" w:hAnsi="Consolas" w:cs="Times New Roman"/>
+          <w:color w:val="CCCCCC"/>
+          <w:kern w:val="0"/>
+          <w:sz w:val="21"/>
+          <w:szCs w:val="21"/>
+          <w14:ligatures w14:val="none"/>
+        </w:rPr>
+        <w:t xml:space="preserve">, </w:t>
+      </w:r>
+      <w:proofErr w:type="spellStart"/>
+      <w:r>
+        <w:rPr>
+          <w:rFonts w:ascii="Consolas" w:eastAsia="Times New Roman" w:hAnsi="Consolas" w:cs="Times New Roman"/>
+          <w:color w:val="9CDCFE"/>
+          <w:kern w:val="0"/>
+          <w:sz w:val="21"/>
+          <w:szCs w:val="21"/>
+          <w14:ligatures w14:val="none"/>
+        </w:rPr>
+        <w:t>fg</w:t>
+      </w:r>
+      <w:proofErr w:type="spellEnd"/>
+      <w:r>
+        <w:rPr>
+          <w:rFonts w:ascii="Consolas" w:eastAsia="Times New Roman" w:hAnsi="Consolas" w:cs="Times New Roman"/>
+          <w:color w:val="D4D4D4"/>
+          <w:kern w:val="0"/>
+          <w:sz w:val="21"/>
+          <w:szCs w:val="21"/>
+          <w14:ligatures w14:val="none"/>
+        </w:rPr>
+        <w:t>=</w:t>
+      </w:r>
+      <w:r>
+        <w:rPr>
+          <w:rFonts w:ascii="Consolas" w:eastAsia="Times New Roman" w:hAnsi="Consolas" w:cs="Times New Roman"/>
+          <w:color w:val="CE9178"/>
+          <w:kern w:val="0"/>
+          <w:sz w:val="21"/>
+          <w:szCs w:val="21"/>
+          <w14:ligatures w14:val="none"/>
+        </w:rPr>
+        <w:t>"#F97316"</w:t>
+      </w:r>
+      <w:r>
+        <w:rPr>
+          <w:rFonts w:ascii="Consolas" w:eastAsia="Times New Roman" w:hAnsi="Consolas" w:cs="Times New Roman"/>
+          <w:color w:val="CCCCCC"/>
+          <w:kern w:val="0"/>
+          <w:sz w:val="21"/>
+          <w:szCs w:val="21"/>
+          <w14:ligatures w14:val="none"/>
+        </w:rPr>
+        <w:t>)</w:t>
+      </w:r>
+    </w:p>
+    <w:p>
+      <w:pPr>
+        <w:shd w:val="clear" w:color="auto" w:fill="1F1F1F"/>
+        <w:spacing w:after="0" w:line="285" w:lineRule="atLeast"/>
+        <w:rPr>
+          <w:rFonts w:ascii="Consolas" w:eastAsia="Times New Roman" w:hAnsi="Consolas" w:cs="Times New Roman"/>
+          <w:color w:val="CCCCCC"/>
+          <w:kern w:val="0"/>
+          <w:sz w:val="21"/>
+          <w:szCs w:val="21"/>
+          <w14:ligatures w14:val="none"/>
+        </w:rPr>
+      </w:pPr>
+      <w:r>
+        <w:rPr>
+          <w:rFonts w:ascii="Consolas" w:eastAsia="Times New Roman" w:hAnsi="Consolas" w:cs="Times New Roman"/>
+          <w:color w:val="CCCCCC"/>
+          <w:kern w:val="0"/>
+          <w:sz w:val="21"/>
+          <w:szCs w:val="21"/>
+          <w14:ligatures w14:val="none"/>
+        </w:rPr>
+        <w:t xml:space="preserve">        </w:t>
+      </w:r>
+      <w:proofErr w:type="spellStart"/>
+      <w:r>
+        <w:rPr>
+          <w:rFonts w:ascii="Consolas" w:eastAsia="Times New Roman" w:hAnsi="Consolas" w:cs="Times New Roman"/>
+          <w:color w:val="9CDCFE"/>
+          <w:kern w:val="0"/>
+          <w:sz w:val="21"/>
+          <w:szCs w:val="21"/>
+          <w14:ligatures w14:val="none"/>
+        </w:rPr>
+        <w:t>self</w:t>
+      </w:r>
+      <w:r>
+        <w:rPr>
+          <w:rFonts w:ascii="Consolas" w:eastAsia="Times New Roman" w:hAnsi="Consolas" w:cs="Times New Roman"/>
+          <w:color w:val="CCCCCC"/>
+          <w:kern w:val="0"/>
+          <w:sz w:val="21"/>
+          <w:szCs w:val="21"/>
+          <w14:ligatures w14:val="none"/>
+        </w:rPr>
+        <w:t>.</w:t>
+      </w:r>
+      <w:r>
+        <w:rPr>
+          <w:rFonts w:ascii="Consolas" w:eastAsia="Times New Roman" w:hAnsi="Consolas" w:cs="Times New Roman"/>
+          <w:color w:val="9CDCFE"/>
+          <w:kern w:val="0"/>
+          <w:sz w:val="21"/>
+          <w:szCs w:val="21"/>
+          <w14:ligatures w14:val="none"/>
+        </w:rPr>
+        <w:t>menu_bar</w:t>
+      </w:r>
+      <w:r>
+        <w:rPr>
+          <w:rFonts w:ascii="Consolas" w:eastAsia="Times New Roman" w:hAnsi="Consolas" w:cs="Times New Roman"/>
+          <w:color w:val="CCCCCC"/>
+          <w:kern w:val="0"/>
+          <w:sz w:val="21"/>
+          <w:szCs w:val="21"/>
+          <w14:ligatures w14:val="none"/>
+        </w:rPr>
+        <w:t>.</w:t>
+      </w:r>
+      <w:r>
+        <w:rPr>
+          <w:rFonts w:ascii="Consolas" w:eastAsia="Times New Roman" w:hAnsi="Consolas" w:cs="Times New Roman"/>
+          <w:color w:val="DCDCAA"/>
+          <w:kern w:val="0"/>
+          <w:sz w:val="21"/>
+          <w:szCs w:val="21"/>
+          <w14:ligatures w14:val="none"/>
+        </w:rPr>
+        <w:t>add_</w:t>
+      </w:r>
+      <w:proofErr w:type="gramStart"/>
+      <w:r>
+        <w:rPr>
+          <w:rFonts w:ascii="Consolas" w:eastAsia="Times New Roman" w:hAnsi="Consolas" w:cs="Times New Roman"/>
+          <w:color w:val="DCDCAA"/>
+          <w:kern w:val="0"/>
+          <w:sz w:val="21"/>
+          <w:szCs w:val="21"/>
+          <w14:ligatures w14:val="none"/>
+        </w:rPr>
+        <w:t>cascade</w:t>
+      </w:r>
+      <w:proofErr w:type="spellEnd"/>
+      <w:r>
+        <w:rPr>
+          <w:rFonts w:ascii="Consolas" w:eastAsia="Times New Roman" w:hAnsi="Consolas" w:cs="Times New Roman"/>
+          <w:color w:val="CCCCCC"/>
+          <w:kern w:val="0"/>
+          <w:sz w:val="21"/>
+          <w:szCs w:val="21"/>
+          <w14:ligatures w14:val="none"/>
+        </w:rPr>
+        <w:t>(</w:t>
+      </w:r>
+      <w:proofErr w:type="gramEnd"/>
+      <w:r>
+        <w:rPr>
+          <w:rFonts w:ascii="Consolas" w:eastAsia="Times New Roman" w:hAnsi="Consolas" w:cs="Times New Roman"/>
+          <w:color w:val="9CDCFE"/>
+          <w:kern w:val="0"/>
+          <w:sz w:val="21"/>
+          <w:szCs w:val="21"/>
+          <w14:ligatures w14:val="none"/>
+        </w:rPr>
+        <w:t>label</w:t>
+      </w:r>
+      <w:r>
+        <w:rPr>
+          <w:rFonts w:ascii="Consolas" w:eastAsia="Times New Roman" w:hAnsi="Consolas" w:cs="Times New Roman"/>
+          <w:color w:val="D4D4D4"/>
+          <w:kern w:val="0"/>
+          <w:sz w:val="21"/>
+          <w:szCs w:val="21"/>
+          <w14:ligatures w14:val="none"/>
+        </w:rPr>
+        <w:t>=</w:t>
+      </w:r>
+      <w:r>
+        <w:rPr>
+          <w:rFonts w:ascii="Consolas" w:eastAsia="Times New Roman" w:hAnsi="Consolas" w:cs="Times New Roman"/>
+          <w:color w:val="CE9178"/>
+          <w:kern w:val="0"/>
+          <w:sz w:val="21"/>
+          <w:szCs w:val="21"/>
+          <w14:ligatures w14:val="none"/>
+        </w:rPr>
+        <w:t>"File"</w:t>
+      </w:r>
+      <w:r>
+        <w:rPr>
+          <w:rFonts w:ascii="Consolas" w:eastAsia="Times New Roman" w:hAnsi="Consolas" w:cs="Times New Roman"/>
+          <w:color w:val="CCCCCC"/>
+          <w:kern w:val="0"/>
+          <w:sz w:val="21"/>
+          <w:szCs w:val="21"/>
+          <w14:ligatures w14:val="none"/>
+        </w:rPr>
+        <w:t xml:space="preserve">, </w:t>
+      </w:r>
+      <w:r>
+        <w:rPr>
+          <w:rFonts w:ascii="Consolas" w:eastAsia="Times New Roman" w:hAnsi="Consolas" w:cs="Times New Roman"/>
+          <w:color w:val="9CDCFE"/>
+          <w:kern w:val="0"/>
+          <w:sz w:val="21"/>
+          <w:szCs w:val="21"/>
+          <w14:ligatures w14:val="none"/>
+        </w:rPr>
+        <w:t>menu</w:t>
+      </w:r>
+      <w:r>
+        <w:rPr>
+          <w:rFonts w:ascii="Consolas" w:eastAsia="Times New Roman" w:hAnsi="Consolas" w:cs="Times New Roman"/>
+          <w:color w:val="D4D4D4"/>
+          <w:kern w:val="0"/>
+          <w:sz w:val="21"/>
+          <w:szCs w:val="21"/>
+          <w14:ligatures w14:val="none"/>
+        </w:rPr>
+        <w:t>=</w:t>
+      </w:r>
+      <w:proofErr w:type="spellStart"/>
+      <w:r>
+        <w:rPr>
+          <w:rFonts w:ascii="Consolas" w:eastAsia="Times New Roman" w:hAnsi="Consolas" w:cs="Times New Roman"/>
+          <w:color w:val="9CDCFE"/>
+          <w:kern w:val="0"/>
+          <w:sz w:val="21"/>
+          <w:szCs w:val="21"/>
+          <w14:ligatures w14:val="none"/>
+        </w:rPr>
+        <w:t>self</w:t>
+      </w:r>
+      <w:r>
+        <w:rPr>
+          <w:rFonts w:ascii="Consolas" w:eastAsia="Times New Roman" w:hAnsi="Consolas" w:cs="Times New Roman"/>
+          <w:color w:val="CCCCCC"/>
+          <w:kern w:val="0"/>
+          <w:sz w:val="21"/>
+          <w:szCs w:val="21"/>
+          <w14:ligatures w14:val="none"/>
+        </w:rPr>
+        <w:t>.</w:t>
+      </w:r>
+      <w:r>
+        <w:rPr>
+          <w:rFonts w:ascii="Consolas" w:eastAsia="Times New Roman" w:hAnsi="Consolas" w:cs="Times New Roman"/>
+          <w:color w:val="9CDCFE"/>
+          <w:kern w:val="0"/>
+          <w:sz w:val="21"/>
+          <w:szCs w:val="21"/>
+          <w14:ligatures w14:val="none"/>
+        </w:rPr>
+        <w:t>file_menu</w:t>
+      </w:r>
+      <w:proofErr w:type="spellEnd"/>
+      <w:r>
+        <w:rPr>
+          <w:rFonts w:ascii="Consolas" w:eastAsia="Times New Roman" w:hAnsi="Consolas" w:cs="Times New Roman"/>
+          <w:color w:val="CCCCCC"/>
+          <w:kern w:val="0"/>
+          <w:sz w:val="21"/>
+          <w:szCs w:val="21"/>
+          <w14:ligatures w14:val="none"/>
+        </w:rPr>
+        <w:t>)</w:t>
+      </w:r>
+    </w:p>
+    <w:p>
+      <w:pPr>
+        <w:shd w:val="clear" w:color="auto" w:fill="1F1F1F"/>
+        <w:spacing w:after="0" w:line="285" w:lineRule="atLeast"/>
+        <w:rPr>
+          <w:rFonts w:ascii="Consolas" w:eastAsia="Times New Roman" w:hAnsi="Consolas" w:cs="Times New Roman"/>
+          <w:color w:val="CCCCCC"/>
+          <w:kern w:val="0"/>
+          <w:sz w:val="21"/>
+          <w:szCs w:val="21"/>
+          <w14:ligatures w14:val="none"/>
+        </w:rPr>
+      </w:pPr>
+      <w:r>
+        <w:rPr>
+          <w:rFonts w:ascii="Consolas" w:eastAsia="Times New Roman" w:hAnsi="Consolas" w:cs="Times New Roman"/>
+          <w:color w:val="CCCCCC"/>
+          <w:kern w:val="0"/>
+          <w:sz w:val="21"/>
+          <w:szCs w:val="21"/>
+          <w14:ligatures w14:val="none"/>
+        </w:rPr>
+        <w:t xml:space="preserve">        </w:t>
+      </w:r>
+      <w:proofErr w:type="spellStart"/>
+      <w:r>
+        <w:rPr>
+          <w:rFonts w:ascii="Consolas" w:eastAsia="Times New Roman" w:hAnsi="Consolas" w:cs="Times New Roman"/>
+          <w:color w:val="9CDCFE"/>
+          <w:kern w:val="0"/>
+          <w:sz w:val="21"/>
+          <w:szCs w:val="21"/>
+          <w14:ligatures w14:val="none"/>
+        </w:rPr>
+        <w:t>self</w:t>
+      </w:r>
+      <w:r>
+        <w:rPr>
+          <w:rFonts w:ascii="Consolas" w:eastAsia="Times New Roman" w:hAnsi="Consolas" w:cs="Times New Roman"/>
+          <w:color w:val="CCCCCC"/>
+          <w:kern w:val="0"/>
+          <w:sz w:val="21"/>
+          <w:szCs w:val="21"/>
+          <w14:ligatures w14:val="none"/>
+        </w:rPr>
+        <w:t>.</w:t>
+      </w:r>
+      <w:r>
+        <w:rPr>
+          <w:rFonts w:ascii="Consolas" w:eastAsia="Times New Roman" w:hAnsi="Consolas" w:cs="Times New Roman"/>
+          <w:color w:val="9CDCFE"/>
+          <w:kern w:val="0"/>
+          <w:sz w:val="21"/>
+          <w:szCs w:val="21"/>
+          <w14:ligatures w14:val="none"/>
+        </w:rPr>
+        <w:t>file_menu</w:t>
+      </w:r>
+      <w:r>
+        <w:rPr>
+          <w:rFonts w:ascii="Consolas" w:eastAsia="Times New Roman" w:hAnsi="Consolas" w:cs="Times New Roman"/>
+          <w:color w:val="CCCCCC"/>
+          <w:kern w:val="0"/>
+          <w:sz w:val="21"/>
+          <w:szCs w:val="21"/>
+          <w14:ligatures w14:val="none"/>
+        </w:rPr>
+        <w:t>.</w:t>
+      </w:r>
+      <w:r>
+        <w:rPr>
+          <w:rFonts w:ascii="Consolas" w:eastAsia="Times New Roman" w:hAnsi="Consolas" w:cs="Times New Roman"/>
+          <w:color w:val="DCDCAA"/>
+          <w:kern w:val="0"/>
+          <w:sz w:val="21"/>
+          <w:szCs w:val="21"/>
+          <w14:ligatures w14:val="none"/>
+        </w:rPr>
+        <w:t>add_</w:t>
+      </w:r>
+      <w:proofErr w:type="gramStart"/>
+      <w:r>
+        <w:rPr>
+          <w:rFonts w:ascii="Consolas" w:eastAsia="Times New Roman" w:hAnsi="Consolas" w:cs="Times New Roman"/>
+          <w:color w:val="DCDCAA"/>
+          <w:kern w:val="0"/>
+          <w:sz w:val="21"/>
+          <w:szCs w:val="21"/>
+          <w14:ligatures w14:val="none"/>
+        </w:rPr>
+        <w:t>command</w:t>
+      </w:r>
+      <w:proofErr w:type="spellEnd"/>
+      <w:r>
+        <w:rPr>
+          <w:rFonts w:ascii="Consolas" w:eastAsia="Times New Roman" w:hAnsi="Consolas" w:cs="Times New Roman"/>
+          <w:color w:val="CCCCCC"/>
+          <w:kern w:val="0"/>
+          <w:sz w:val="21"/>
+          <w:szCs w:val="21"/>
+          <w14:ligatures w14:val="none"/>
+        </w:rPr>
+        <w:t>(</w:t>
+      </w:r>
+      <w:proofErr w:type="gramEnd"/>
+      <w:r>
+        <w:rPr>
+          <w:rFonts w:ascii="Consolas" w:eastAsia="Times New Roman" w:hAnsi="Consolas" w:cs="Times New Roman"/>
+          <w:color w:val="9CDCFE"/>
+          <w:kern w:val="0"/>
+          <w:sz w:val="21"/>
+          <w:szCs w:val="21"/>
+          <w14:ligatures w14:val="none"/>
+        </w:rPr>
+        <w:t>label</w:t>
+      </w:r>
+      <w:r>
+        <w:rPr>
+          <w:rFonts w:ascii="Consolas" w:eastAsia="Times New Roman" w:hAnsi="Consolas" w:cs="Times New Roman"/>
+          <w:color w:val="D4D4D4"/>
+          <w:kern w:val="0"/>
+          <w:sz w:val="21"/>
+          <w:szCs w:val="21"/>
+          <w14:ligatures w14:val="none"/>
+        </w:rPr>
+        <w:t>=</w:t>
+      </w:r>
+      <w:r>
+        <w:rPr>
+          <w:rFonts w:ascii="Consolas" w:eastAsia="Times New Roman" w:hAnsi="Consolas" w:cs="Times New Roman"/>
+          <w:color w:val="CE9178"/>
+          <w:kern w:val="0"/>
+          <w:sz w:val="21"/>
+          <w:szCs w:val="21"/>
+          <w14:ligatures w14:val="none"/>
+        </w:rPr>
+        <w:t>"Exit"</w:t>
+      </w:r>
+      <w:r>
+        <w:rPr>
+          <w:rFonts w:ascii="Consolas" w:eastAsia="Times New Roman" w:hAnsi="Consolas" w:cs="Times New Roman"/>
+          <w:color w:val="CCCCCC"/>
+          <w:kern w:val="0"/>
+          <w:sz w:val="21"/>
+          <w:szCs w:val="21"/>
+          <w14:ligatures w14:val="none"/>
+        </w:rPr>
+        <w:t xml:space="preserve">, </w:t>
+      </w:r>
+      <w:r>
+        <w:rPr>
+          <w:rFonts w:ascii="Consolas" w:eastAsia="Times New Roman" w:hAnsi="Consolas" w:cs="Times New Roman"/>
+          <w:color w:val="9CDCFE"/>
+          <w:kern w:val="0"/>
+          <w:sz w:val="21"/>
+          <w:szCs w:val="21"/>
+          <w14:ligatures w14:val="none"/>
+        </w:rPr>
+        <w:t>command</w:t>
+      </w:r>
+      <w:r>
+        <w:rPr>
+          <w:rFonts w:ascii="Consolas" w:eastAsia="Times New Roman" w:hAnsi="Consolas" w:cs="Times New Roman"/>
+          <w:color w:val="D4D4D4"/>
+          <w:kern w:val="0"/>
+          <w:sz w:val="21"/>
+          <w:szCs w:val="21"/>
+          <w14:ligatures w14:val="none"/>
+        </w:rPr>
+        <w:t>=</w:t>
+      </w:r>
+      <w:proofErr w:type="spellStart"/>
+      <w:r>
+        <w:rPr>
+          <w:rFonts w:ascii="Consolas" w:eastAsia="Times New Roman" w:hAnsi="Consolas" w:cs="Times New Roman"/>
+          <w:color w:val="9CDCFE"/>
+          <w:kern w:val="0"/>
+          <w:sz w:val="21"/>
+          <w:szCs w:val="21"/>
+          <w14:ligatures w14:val="none"/>
+        </w:rPr>
+        <w:t>self</w:t>
+      </w:r>
+      <w:r>
+        <w:rPr>
+          <w:rFonts w:ascii="Consolas" w:eastAsia="Times New Roman" w:hAnsi="Consolas" w:cs="Times New Roman"/>
+          <w:color w:val="CCCCCC"/>
+          <w:kern w:val="0"/>
+          <w:sz w:val="21"/>
+          <w:szCs w:val="21"/>
+          <w14:ligatures w14:val="none"/>
+        </w:rPr>
+        <w:t>.</w:t>
+      </w:r>
+      <w:r>
+        <w:rPr>
+          <w:rFonts w:ascii="Consolas" w:eastAsia="Times New Roman" w:hAnsi="Consolas" w:cs="Times New Roman"/>
+          <w:color w:val="DCDCAA"/>
+          <w:kern w:val="0"/>
+          <w:sz w:val="21"/>
+          <w:szCs w:val="21"/>
+          <w14:ligatures w14:val="none"/>
+        </w:rPr>
+        <w:t>exit_app</w:t>
+      </w:r>
+      <w:proofErr w:type="spellEnd"/>
+      <w:r>
+        <w:rPr>
+          <w:rFonts w:ascii="Consolas" w:eastAsia="Times New Roman" w:hAnsi="Consolas" w:cs="Times New Roman"/>
+          <w:color w:val="CCCCCC"/>
+          <w:kern w:val="0"/>
+          <w:sz w:val="21"/>
+          <w:szCs w:val="21"/>
+          <w14:ligatures w14:val="none"/>
+        </w:rPr>
+        <w:t>)</w:t>
+      </w:r>
+    </w:p>
+    <w:p>
+      <w:pPr>
+        <w:shd w:val="clear" w:color="auto" w:fill="1F1F1F"/>
+        <w:spacing w:after="0" w:line="285" w:lineRule="atLeast"/>
+        <w:rPr>
+          <w:rFonts w:ascii="Consolas" w:eastAsia="Times New Roman" w:hAnsi="Consolas" w:cs="Times New Roman"/>
+          <w:color w:val="CCCCCC"/>
+          <w:kern w:val="0"/>
+          <w:sz w:val="21"/>
+          <w:szCs w:val="21"/>
+          <w14:ligatures w14:val="none"/>
+        </w:rPr>
+      </w:pPr>
+      <w:r>
+        <w:rPr>
+          <w:rFonts w:ascii="Consolas" w:eastAsia="Times New Roman" w:hAnsi="Consolas" w:cs="Times New Roman"/>
+          <w:color w:val="CCCCCC"/>
+          <w:kern w:val="0"/>
+          <w:sz w:val="21"/>
+          <w:szCs w:val="21"/>
+          <w14:ligatures w14:val="none"/>
+        </w:rPr>
+        <w:t xml:space="preserve">        </w:t>
+      </w:r>
+    </w:p>
+    <w:p>
+      <w:pPr>
+        <w:shd w:val="clear" w:color="auto" w:fill="1F1F1F"/>
+        <w:spacing w:after="0" w:line="285" w:lineRule="atLeast"/>
+        <w:rPr>
+          <w:rFonts w:ascii="Consolas" w:eastAsia="Times New Roman" w:hAnsi="Consolas" w:cs="Times New Roman"/>
+          <w:color w:val="CCCCCC"/>
+          <w:kern w:val="0"/>
+          <w:sz w:val="21"/>
+          <w:szCs w:val="21"/>
+          <w14:ligatures w14:val="none"/>
+        </w:rPr>
+      </w:pPr>
+      <w:r>
+        <w:rPr>
+          <w:rFonts w:ascii="Consolas" w:eastAsia="Times New Roman" w:hAnsi="Consolas" w:cs="Times New Roman"/>
+          <w:color w:val="CCCCCC"/>
+          <w:kern w:val="0"/>
+          <w:sz w:val="21"/>
+          <w:szCs w:val="21"/>
+          <w14:ligatures w14:val="none"/>
+        </w:rPr>
+        <w:t xml:space="preserve">        </w:t>
+      </w:r>
+      <w:r>
+        <w:rPr>
+          <w:rFonts w:ascii="Consolas" w:eastAsia="Times New Roman" w:hAnsi="Consolas" w:cs="Times New Roman"/>
+          <w:color w:val="6A9955"/>
+          <w:kern w:val="0"/>
+          <w:sz w:val="21"/>
+          <w:szCs w:val="21"/>
+          <w14:ligatures w14:val="none"/>
+        </w:rPr>
+        <w:t># Requirement 4: Provide instructions in the label on how to delete</w:t>
+      </w:r>
+    </w:p>
+    <w:p>
+      <w:pPr>
+        <w:shd w:val="clear" w:color="auto" w:fill="1F1F1F"/>
+        <w:spacing w:after="0" w:line="285" w:lineRule="atLeast"/>
+        <w:rPr>
+          <w:rFonts w:ascii="Consolas" w:eastAsia="Times New Roman" w:hAnsi="Consolas" w:cs="Times New Roman"/>
+          <w:color w:val="CCCCCC"/>
+          <w:kern w:val="0"/>
+          <w:sz w:val="21"/>
+          <w:szCs w:val="21"/>
+          <w14:ligatures w14:val="none"/>
+        </w:rPr>
+      </w:pPr>
+      <w:r>
+        <w:rPr>
+          <w:rFonts w:ascii="Consolas" w:eastAsia="Times New Roman" w:hAnsi="Consolas" w:cs="Times New Roman"/>
+          <w:color w:val="CCCCCC"/>
+          <w:kern w:val="0"/>
+          <w:sz w:val="21"/>
+          <w:szCs w:val="21"/>
+          <w14:ligatures w14:val="none"/>
+        </w:rPr>
+        <w:t xml:space="preserve">        </w:t>
+      </w:r>
+      <w:proofErr w:type="spellStart"/>
+      <w:proofErr w:type="gramStart"/>
+      <w:r>
+        <w:rPr>
+          <w:rFonts w:ascii="Consolas" w:eastAsia="Times New Roman" w:hAnsi="Consolas" w:cs="Times New Roman"/>
+          <w:color w:val="9CDCFE"/>
+          <w:kern w:val="0"/>
+          <w:sz w:val="21"/>
+          <w:szCs w:val="21"/>
+          <w14:ligatures w14:val="none"/>
+        </w:rPr>
+        <w:t>self</w:t>
+      </w:r>
+      <w:r>
+        <w:rPr>
+          <w:rFonts w:ascii="Consolas" w:eastAsia="Times New Roman" w:hAnsi="Consolas" w:cs="Times New Roman"/>
+          <w:color w:val="CCCCCC"/>
+          <w:kern w:val="0"/>
+          <w:sz w:val="21"/>
+          <w:szCs w:val="21"/>
+          <w14:ligatures w14:val="none"/>
+        </w:rPr>
+        <w:t>.</w:t>
+      </w:r>
+      <w:r>
+        <w:rPr>
+          <w:rFonts w:ascii="Consolas" w:eastAsia="Times New Roman" w:hAnsi="Consolas" w:cs="Times New Roman"/>
+          <w:color w:val="9CDCFE"/>
+          <w:kern w:val="0"/>
+          <w:sz w:val="21"/>
+          <w:szCs w:val="21"/>
+          <w14:ligatures w14:val="none"/>
+        </w:rPr>
+        <w:t>instruction</w:t>
+      </w:r>
+      <w:proofErr w:type="gramEnd"/>
+      <w:r>
+        <w:rPr>
+          <w:rFonts w:ascii="Consolas" w:eastAsia="Times New Roman" w:hAnsi="Consolas" w:cs="Times New Roman"/>
+          <w:color w:val="9CDCFE"/>
+          <w:kern w:val="0"/>
+          <w:sz w:val="21"/>
+          <w:szCs w:val="21"/>
+          <w14:ligatures w14:val="none"/>
+        </w:rPr>
+        <w:t>_label</w:t>
+      </w:r>
+      <w:proofErr w:type="spellEnd"/>
+      <w:r>
+        <w:rPr>
+          <w:rFonts w:ascii="Consolas" w:eastAsia="Times New Roman" w:hAnsi="Consolas" w:cs="Times New Roman"/>
+          <w:color w:val="CCCCCC"/>
+          <w:kern w:val="0"/>
+          <w:sz w:val="21"/>
+          <w:szCs w:val="21"/>
+          <w14:ligatures w14:val="none"/>
+        </w:rPr>
+        <w:t xml:space="preserve"> </w:t>
+      </w:r>
+      <w:r>
+        <w:rPr>
+          <w:rFonts w:ascii="Consolas" w:eastAsia="Times New Roman" w:hAnsi="Consolas" w:cs="Times New Roman"/>
+          <w:color w:val="D4D4D4"/>
+          <w:kern w:val="0"/>
+          <w:sz w:val="21"/>
+          <w:szCs w:val="21"/>
+          <w14:ligatures w14:val="none"/>
+        </w:rPr>
+        <w:t>=</w:t>
+      </w:r>
+      <w:r>
+        <w:rPr>
+          <w:rFonts w:ascii="Consolas" w:eastAsia="Times New Roman" w:hAnsi="Consolas" w:cs="Times New Roman"/>
+          <w:color w:val="CCCCCC"/>
+          <w:kern w:val="0"/>
+          <w:sz w:val="21"/>
+          <w:szCs w:val="21"/>
+          <w14:ligatures w14:val="none"/>
+        </w:rPr>
+        <w:t xml:space="preserve"> </w:t>
+      </w:r>
+      <w:proofErr w:type="spellStart"/>
+      <w:r>
+        <w:rPr>
+          <w:rFonts w:ascii="Consolas" w:eastAsia="Times New Roman" w:hAnsi="Consolas" w:cs="Times New Roman"/>
+          <w:color w:val="4EC9B0"/>
+          <w:kern w:val="0"/>
+          <w:sz w:val="21"/>
+          <w:szCs w:val="21"/>
+          <w14:ligatures w14:val="none"/>
+        </w:rPr>
+        <w:t>tk</w:t>
+      </w:r>
+      <w:r>
+        <w:rPr>
+          <w:rFonts w:ascii="Consolas" w:eastAsia="Times New Roman" w:hAnsi="Consolas" w:cs="Times New Roman"/>
+          <w:color w:val="CCCCCC"/>
+          <w:kern w:val="0"/>
+          <w:sz w:val="21"/>
+          <w:szCs w:val="21"/>
+          <w14:ligatures w14:val="none"/>
+        </w:rPr>
+        <w:t>.</w:t>
+      </w:r>
+      <w:r>
+        <w:rPr>
+          <w:rFonts w:ascii="Consolas" w:eastAsia="Times New Roman" w:hAnsi="Consolas" w:cs="Times New Roman"/>
+          <w:color w:val="4EC9B0"/>
+          <w:kern w:val="0"/>
+          <w:sz w:val="21"/>
+          <w:szCs w:val="21"/>
+          <w14:ligatures w14:val="none"/>
+        </w:rPr>
+        <w:t>Label</w:t>
+      </w:r>
+      <w:proofErr w:type="spellEnd"/>
+      <w:r>
+        <w:rPr>
+          <w:rFonts w:ascii="Consolas" w:eastAsia="Times New Roman" w:hAnsi="Consolas" w:cs="Times New Roman"/>
+          <w:color w:val="CCCCCC"/>
+          <w:kern w:val="0"/>
+          <w:sz w:val="21"/>
+          <w:szCs w:val="21"/>
+          <w14:ligatures w14:val="none"/>
+        </w:rPr>
+        <w:t>(</w:t>
+      </w:r>
+    </w:p>
+    <w:p>
+      <w:pPr>
+        <w:shd w:val="clear" w:color="auto" w:fill="1F1F1F"/>
+        <w:spacing w:after="0" w:line="285" w:lineRule="atLeast"/>
+        <w:rPr>
+          <w:rFonts w:ascii="Consolas" w:eastAsia="Times New Roman" w:hAnsi="Consolas" w:cs="Times New Roman"/>
+          <w:color w:val="CCCCCC"/>
+          <w:kern w:val="0"/>
+          <w:sz w:val="21"/>
+          <w:szCs w:val="21"/>
+          <w14:ligatures w14:val="none"/>
+        </w:rPr>
+      </w:pPr>
+      <w:r>
+        <w:rPr>
+          <w:rFonts w:ascii="Consolas" w:eastAsia="Times New Roman" w:hAnsi="Consolas" w:cs="Times New Roman"/>
+          <w:color w:val="CCCCCC"/>
+          <w:kern w:val="0"/>
+          <w:sz w:val="21"/>
+          <w:szCs w:val="21"/>
+          <w14:ligatures w14:val="none"/>
+        </w:rPr>
+        <w:t xml:space="preserve">            </w:t>
+      </w:r>
+      <w:r>
+        <w:rPr>
+          <w:rFonts w:ascii="Consolas" w:eastAsia="Times New Roman" w:hAnsi="Consolas" w:cs="Times New Roman"/>
+          <w:color w:val="9CDCFE"/>
+          <w:kern w:val="0"/>
+          <w:sz w:val="21"/>
+          <w:szCs w:val="21"/>
+          <w14:ligatures w14:val="none"/>
+        </w:rPr>
+        <w:t>root</w:t>
+      </w:r>
+      <w:r>
+        <w:rPr>
+          <w:rFonts w:ascii="Consolas" w:eastAsia="Times New Roman" w:hAnsi="Consolas" w:cs="Times New Roman"/>
+          <w:color w:val="CCCCCC"/>
+          <w:kern w:val="0"/>
+          <w:sz w:val="21"/>
+          <w:szCs w:val="21"/>
+          <w14:ligatures w14:val="none"/>
+        </w:rPr>
+        <w:t xml:space="preserve">, </w:t>
+      </w:r>
+    </w:p>
+    <w:p>
+      <w:pPr>
+        <w:shd w:val="clear" w:color="auto" w:fill="1F1F1F"/>
+        <w:spacing w:after="0" w:line="285" w:lineRule="atLeast"/>
+        <w:rPr>
+          <w:rFonts w:ascii="Consolas" w:eastAsia="Times New Roman" w:hAnsi="Consolas" w:cs="Times New Roman"/>
+          <w:color w:val="CCCCCC"/>
+          <w:kern w:val="0"/>
+          <w:sz w:val="21"/>
+          <w:szCs w:val="21"/>
+          <w14:ligatures w14:val="none"/>
+        </w:rPr>
+      </w:pPr>
+      <w:r>
+        <w:rPr>
+          <w:rFonts w:ascii="Consolas" w:eastAsia="Times New Roman" w:hAnsi="Consolas" w:cs="Times New Roman"/>
+          <w:color w:val="CCCCCC"/>
+          <w:kern w:val="0"/>
+          <w:sz w:val="21"/>
+          <w:szCs w:val="21"/>
+          <w14:ligatures w14:val="none"/>
+        </w:rPr>
+        <w:t xml:space="preserve">            </w:t>
+      </w:r>
+      <w:r>
+        <w:rPr>
+          <w:rFonts w:ascii="Consolas" w:eastAsia="Times New Roman" w:hAnsi="Consolas" w:cs="Times New Roman"/>
+          <w:color w:val="9CDCFE"/>
+          <w:kern w:val="0"/>
+          <w:sz w:val="21"/>
+          <w:szCs w:val="21"/>
+          <w14:ligatures w14:val="none"/>
+        </w:rPr>
+        <w:t>text</w:t>
+      </w:r>
+      <w:r>
+        <w:rPr>
+          <w:rFonts w:ascii="Consolas" w:eastAsia="Times New Roman" w:hAnsi="Consolas" w:cs="Times New Roman"/>
+          <w:color w:val="D4D4D4"/>
+          <w:kern w:val="0"/>
+          <w:sz w:val="21"/>
+          <w:szCs w:val="21"/>
+          <w14:ligatures w14:val="none"/>
+        </w:rPr>
+        <w:t>=</w:t>
+      </w:r>
+      <w:r>
+        <w:rPr>
+          <w:rFonts w:ascii="Consolas" w:eastAsia="Times New Roman" w:hAnsi="Consolas" w:cs="Times New Roman"/>
+          <w:color w:val="CE9178"/>
+          <w:kern w:val="0"/>
+          <w:sz w:val="21"/>
+          <w:szCs w:val="21"/>
+          <w14:ligatures w14:val="none"/>
+        </w:rPr>
+        <w:t>"Added --- ** Right Click Item to Delete**"</w:t>
+      </w:r>
+      <w:r>
+        <w:rPr>
+          <w:rFonts w:ascii="Consolas" w:eastAsia="Times New Roman" w:hAnsi="Consolas" w:cs="Times New Roman"/>
+          <w:color w:val="CCCCCC"/>
+          <w:kern w:val="0"/>
+          <w:sz w:val="21"/>
+          <w:szCs w:val="21"/>
+          <w14:ligatures w14:val="none"/>
+        </w:rPr>
+        <w:t>,</w:t>
+      </w:r>
+    </w:p>
+    <w:p>
+      <w:pPr>
+        <w:shd w:val="clear" w:color="auto" w:fill="1F1F1F"/>
+        <w:spacing w:after="0" w:line="285" w:lineRule="atLeast"/>
+        <w:rPr>
+          <w:rFonts w:ascii="Consolas" w:eastAsia="Times New Roman" w:hAnsi="Consolas" w:cs="Times New Roman"/>
+          <w:color w:val="CCCCCC"/>
+          <w:kern w:val="0"/>
+          <w:sz w:val="21"/>
+          <w:szCs w:val="21"/>
+          <w14:ligatures w14:val="none"/>
+        </w:rPr>
+      </w:pPr>
+      <w:r>
+        <w:rPr>
+          <w:rFonts w:ascii="Consolas" w:eastAsia="Times New Roman" w:hAnsi="Consolas" w:cs="Times New Roman"/>
+          <w:color w:val="CCCCCC"/>
+          <w:kern w:val="0"/>
+          <w:sz w:val="21"/>
+          <w:szCs w:val="21"/>
+          <w14:ligatures w14:val="none"/>
+        </w:rPr>
+        <w:t xml:space="preserve">            </w:t>
+      </w:r>
+      <w:proofErr w:type="spellStart"/>
+      <w:r>
+        <w:rPr>
+          <w:rFonts w:ascii="Consolas" w:eastAsia="Times New Roman" w:hAnsi="Consolas" w:cs="Times New Roman"/>
+          <w:color w:val="9CDCFE"/>
+          <w:kern w:val="0"/>
+          <w:sz w:val="21"/>
+          <w:szCs w:val="21"/>
+          <w14:ligatures w14:val="none"/>
+        </w:rPr>
+        <w:t>bg</w:t>
+      </w:r>
+      <w:proofErr w:type="spellEnd"/>
+      <w:r>
+        <w:rPr>
+          <w:rFonts w:ascii="Consolas" w:eastAsia="Times New Roman" w:hAnsi="Consolas" w:cs="Times New Roman"/>
+          <w:color w:val="D4D4D4"/>
+          <w:kern w:val="0"/>
+          <w:sz w:val="21"/>
+          <w:szCs w:val="21"/>
+          <w14:ligatures w14:val="none"/>
+        </w:rPr>
+        <w:t>=</w:t>
+      </w:r>
+      <w:r>
+        <w:rPr>
+          <w:rFonts w:ascii="Consolas" w:eastAsia="Times New Roman" w:hAnsi="Consolas" w:cs="Times New Roman"/>
+          <w:color w:val="CE9178"/>
+          <w:kern w:val="0"/>
+          <w:sz w:val="21"/>
+          <w:szCs w:val="21"/>
+          <w14:ligatures w14:val="none"/>
+        </w:rPr>
+        <w:t>"#F97316"</w:t>
+      </w:r>
+      <w:r>
+        <w:rPr>
+          <w:rFonts w:ascii="Consolas" w:eastAsia="Times New Roman" w:hAnsi="Consolas" w:cs="Times New Roman"/>
+          <w:color w:val="CCCCCC"/>
+          <w:kern w:val="0"/>
+          <w:sz w:val="21"/>
+          <w:szCs w:val="21"/>
+          <w14:ligatures w14:val="none"/>
+        </w:rPr>
+        <w:t>,</w:t>
+      </w:r>
+    </w:p>
+    <w:p>
+      <w:pPr>
+        <w:shd w:val="clear" w:color="auto" w:fill="1F1F1F"/>
+        <w:spacing w:after="0" w:line="285" w:lineRule="atLeast"/>
+        <w:rPr>
+          <w:rFonts w:ascii="Consolas" w:eastAsia="Times New Roman" w:hAnsi="Consolas" w:cs="Times New Roman"/>
+          <w:color w:val="CCCCCC"/>
+          <w:kern w:val="0"/>
+          <w:sz w:val="21"/>
+          <w:szCs w:val="21"/>
+          <w14:ligatures w14:val="none"/>
+        </w:rPr>
+      </w:pPr>
+      <w:r>
+        <w:rPr>
+          <w:rFonts w:ascii="Consolas" w:eastAsia="Times New Roman" w:hAnsi="Consolas" w:cs="Times New Roman"/>
+          <w:color w:val="CCCCCC"/>
+          <w:kern w:val="0"/>
+          <w:sz w:val="21"/>
+          <w:szCs w:val="21"/>
+          <w14:ligatures w14:val="none"/>
+        </w:rPr>
+        <w:t xml:space="preserve">            </w:t>
+      </w:r>
+      <w:proofErr w:type="spellStart"/>
+      <w:r>
+        <w:rPr>
+          <w:rFonts w:ascii="Consolas" w:eastAsia="Times New Roman" w:hAnsi="Consolas" w:cs="Times New Roman"/>
+          <w:color w:val="9CDCFE"/>
+          <w:kern w:val="0"/>
+          <w:sz w:val="21"/>
+          <w:szCs w:val="21"/>
+          <w14:ligatures w14:val="none"/>
+        </w:rPr>
+        <w:t>fg</w:t>
+      </w:r>
+      <w:proofErr w:type="spellEnd"/>
+      <w:r>
+        <w:rPr>
+          <w:rFonts w:ascii="Consolas" w:eastAsia="Times New Roman" w:hAnsi="Consolas" w:cs="Times New Roman"/>
+          <w:color w:val="D4D4D4"/>
+          <w:kern w:val="0"/>
+          <w:sz w:val="21"/>
+          <w:szCs w:val="21"/>
+          <w14:ligatures w14:val="none"/>
+        </w:rPr>
+        <w:t>=</w:t>
+      </w:r>
+      <w:r>
+        <w:rPr>
+          <w:rFonts w:ascii="Consolas" w:eastAsia="Times New Roman" w:hAnsi="Consolas" w:cs="Times New Roman"/>
+          <w:color w:val="CE9178"/>
+          <w:kern w:val="0"/>
+          <w:sz w:val="21"/>
+          <w:szCs w:val="21"/>
+          <w14:ligatures w14:val="none"/>
+        </w:rPr>
+        <w:t>"#1E3A8A"</w:t>
+      </w:r>
+      <w:r>
+        <w:rPr>
+          <w:rFonts w:ascii="Consolas" w:eastAsia="Times New Roman" w:hAnsi="Consolas" w:cs="Times New Roman"/>
+          <w:color w:val="CCCCCC"/>
+          <w:kern w:val="0"/>
+          <w:sz w:val="21"/>
+          <w:szCs w:val="21"/>
+          <w14:ligatures w14:val="none"/>
+        </w:rPr>
+        <w:t>,</w:t>
+      </w:r>
+    </w:p>
+    <w:p>
+      <w:pPr>
+        <w:shd w:val="clear" w:color="auto" w:fill="1F1F1F"/>
+        <w:spacing w:after="0" w:line="285" w:lineRule="atLeast"/>
+        <w:rPr>
+          <w:rFonts w:ascii="Consolas" w:eastAsia="Times New Roman" w:hAnsi="Consolas" w:cs="Times New Roman"/>
+          <w:color w:val="CCCCCC"/>
+          <w:kern w:val="0"/>
+          <w:sz w:val="21"/>
+          <w:szCs w:val="21"/>
+          <w14:ligatures w14:val="none"/>
+        </w:rPr>
+      </w:pPr>
+      <w:r>
+        <w:rPr>
+          <w:rFonts w:ascii="Consolas" w:eastAsia="Times New Roman" w:hAnsi="Consolas" w:cs="Times New Roman"/>
+          <w:color w:val="CCCCCC"/>
+          <w:kern w:val="0"/>
+          <w:sz w:val="21"/>
+          <w:szCs w:val="21"/>
+          <w14:ligatures w14:val="none"/>
+        </w:rPr>
+        <w:t xml:space="preserve">            </w:t>
+      </w:r>
+      <w:r>
+        <w:rPr>
+          <w:rFonts w:ascii="Consolas" w:eastAsia="Times New Roman" w:hAnsi="Consolas" w:cs="Times New Roman"/>
+          <w:color w:val="9CDCFE"/>
+          <w:kern w:val="0"/>
+          <w:sz w:val="21"/>
+          <w:szCs w:val="21"/>
+          <w14:ligatures w14:val="none"/>
+        </w:rPr>
+        <w:t>font</w:t>
+      </w:r>
+      <w:proofErr w:type="gramStart"/>
+      <w:r>
+        <w:rPr>
+          <w:rFonts w:ascii="Consolas" w:eastAsia="Times New Roman" w:hAnsi="Consolas" w:cs="Times New Roman"/>
+          <w:color w:val="D4D4D4"/>
+          <w:kern w:val="0"/>
+          <w:sz w:val="21"/>
+          <w:szCs w:val="21"/>
+          <w14:ligatures w14:val="none"/>
+        </w:rPr>
+        <w:t>=</w:t>
+      </w:r>
+      <w:r>
+        <w:rPr>
+          <w:rFonts w:ascii="Consolas" w:eastAsia="Times New Roman" w:hAnsi="Consolas" w:cs="Times New Roman"/>
+          <w:color w:val="CCCCCC"/>
+          <w:kern w:val="0"/>
+          <w:sz w:val="21"/>
+          <w:szCs w:val="21"/>
+          <w14:ligatures w14:val="none"/>
+        </w:rPr>
+        <w:t>(</w:t>
+      </w:r>
+      <w:proofErr w:type="gramEnd"/>
+      <w:r>
+        <w:rPr>
+          <w:rFonts w:ascii="Consolas" w:eastAsia="Times New Roman" w:hAnsi="Consolas" w:cs="Times New Roman"/>
+          <w:color w:val="CE9178"/>
+          <w:kern w:val="0"/>
+          <w:sz w:val="21"/>
+          <w:szCs w:val="21"/>
+          <w14:ligatures w14:val="none"/>
+        </w:rPr>
+        <w:t>"Arial"</w:t>
+      </w:r>
+      <w:r>
+        <w:rPr>
+          <w:rFonts w:ascii="Consolas" w:eastAsia="Times New Roman" w:hAnsi="Consolas" w:cs="Times New Roman"/>
+          <w:color w:val="CCCCCC"/>
+          <w:kern w:val="0"/>
+          <w:sz w:val="21"/>
+          <w:szCs w:val="21"/>
+          <w14:ligatures w14:val="none"/>
+        </w:rPr>
+        <w:t xml:space="preserve">, </w:t>
+      </w:r>
+      <w:r>
+        <w:rPr>
+          <w:rFonts w:ascii="Consolas" w:eastAsia="Times New Roman" w:hAnsi="Consolas" w:cs="Times New Roman"/>
+          <w:color w:val="B5CEA8"/>
+          <w:kern w:val="0"/>
+          <w:sz w:val="21"/>
+          <w:szCs w:val="21"/>
+          <w14:ligatures w14:val="none"/>
+        </w:rPr>
+        <w:t>10</w:t>
+      </w:r>
+      <w:r>
+        <w:rPr>
+          <w:rFonts w:ascii="Consolas" w:eastAsia="Times New Roman" w:hAnsi="Consolas" w:cs="Times New Roman"/>
+          <w:color w:val="CCCCCC"/>
+          <w:kern w:val="0"/>
+          <w:sz w:val="21"/>
+          <w:szCs w:val="21"/>
+          <w14:ligatures w14:val="none"/>
+        </w:rPr>
+        <w:t xml:space="preserve">, </w:t>
+      </w:r>
+      <w:r>
+        <w:rPr>
+          <w:rFonts w:ascii="Consolas" w:eastAsia="Times New Roman" w:hAnsi="Consolas" w:cs="Times New Roman"/>
+          <w:color w:val="CE9178"/>
+          <w:kern w:val="0"/>
+          <w:sz w:val="21"/>
+          <w:szCs w:val="21"/>
+          <w14:ligatures w14:val="none"/>
+        </w:rPr>
+        <w:t>"bold"</w:t>
+      </w:r>
+      <w:r>
+        <w:rPr>
+          <w:rFonts w:ascii="Consolas" w:eastAsia="Times New Roman" w:hAnsi="Consolas" w:cs="Times New Roman"/>
+          <w:color w:val="CCCCCC"/>
+          <w:kern w:val="0"/>
+          <w:sz w:val="21"/>
+          <w:szCs w:val="21"/>
+          <w14:ligatures w14:val="none"/>
+        </w:rPr>
+        <w:t>)</w:t>
+      </w:r>
+    </w:p>
+    <w:p>
+      <w:pPr>
+        <w:shd w:val="clear" w:color="auto" w:fill="1F1F1F"/>
+        <w:spacing w:after="0" w:line="285" w:lineRule="atLeast"/>
+        <w:rPr>
+          <w:rFonts w:ascii="Consolas" w:eastAsia="Times New Roman" w:hAnsi="Consolas" w:cs="Times New Roman"/>
+          <w:color w:val="CCCCCC"/>
+          <w:kern w:val="0"/>
+          <w:sz w:val="21"/>
+          <w:szCs w:val="21"/>
+          <w14:ligatures w14:val="none"/>
+        </w:rPr>
+      </w:pPr>
+      <w:r>
+        <w:rPr>
+          <w:rFonts w:ascii="Consolas" w:eastAsia="Times New Roman" w:hAnsi="Consolas" w:cs="Times New Roman"/>
+          <w:color w:val="CCCCCC"/>
+          <w:kern w:val="0"/>
+          <w:sz w:val="21"/>
+          <w:szCs w:val="21"/>
+          <w14:ligatures w14:val="none"/>
+        </w:rPr>
+        <w:t>        )</w:t>
+      </w:r>
+    </w:p>
+    <w:p>
+      <w:pPr>
+        <w:shd w:val="clear" w:color="auto" w:fill="1F1F1F"/>
+        <w:spacing w:after="0" w:line="285" w:lineRule="atLeast"/>
+        <w:rPr>
+          <w:rFonts w:ascii="Consolas" w:eastAsia="Times New Roman" w:hAnsi="Consolas" w:cs="Times New Roman"/>
+          <w:color w:val="CCCCCC"/>
+          <w:kern w:val="0"/>
+          <w:sz w:val="21"/>
+          <w:szCs w:val="21"/>
+          <w14:ligatures w14:val="none"/>
+        </w:rPr>
+      </w:pPr>
+      <w:r>
+        <w:rPr>
+          <w:rFonts w:ascii="Consolas" w:eastAsia="Times New Roman" w:hAnsi="Consolas" w:cs="Times New Roman"/>
+          <w:color w:val="CCCCCC"/>
+          <w:kern w:val="0"/>
+          <w:sz w:val="21"/>
+          <w:szCs w:val="21"/>
+          <w14:ligatures w14:val="none"/>
+        </w:rPr>
+        <w:t xml:space="preserve">        </w:t>
+      </w:r>
+      <w:proofErr w:type="spellStart"/>
+      <w:proofErr w:type="gramStart"/>
+      <w:r>
+        <w:rPr>
+          <w:rFonts w:ascii="Consolas" w:eastAsia="Times New Roman" w:hAnsi="Consolas" w:cs="Times New Roman"/>
+          <w:color w:val="9CDCFE"/>
+          <w:kern w:val="0"/>
+          <w:sz w:val="21"/>
+          <w:szCs w:val="21"/>
+          <w14:ligatures w14:val="none"/>
+        </w:rPr>
+        <w:t>self</w:t>
+      </w:r>
+      <w:r>
+        <w:rPr>
+          <w:rFonts w:ascii="Consolas" w:eastAsia="Times New Roman" w:hAnsi="Consolas" w:cs="Times New Roman"/>
+          <w:color w:val="CCCCCC"/>
+          <w:kern w:val="0"/>
+          <w:sz w:val="21"/>
+          <w:szCs w:val="21"/>
+          <w14:ligatures w14:val="none"/>
+        </w:rPr>
+        <w:t>.</w:t>
+      </w:r>
+      <w:r>
+        <w:rPr>
+          <w:rFonts w:ascii="Consolas" w:eastAsia="Times New Roman" w:hAnsi="Consolas" w:cs="Times New Roman"/>
+          <w:color w:val="9CDCFE"/>
+          <w:kern w:val="0"/>
+          <w:sz w:val="21"/>
+          <w:szCs w:val="21"/>
+          <w14:ligatures w14:val="none"/>
+        </w:rPr>
+        <w:t>instruction</w:t>
+      </w:r>
+      <w:proofErr w:type="gramEnd"/>
+      <w:r>
+        <w:rPr>
+          <w:rFonts w:ascii="Consolas" w:eastAsia="Times New Roman" w:hAnsi="Consolas" w:cs="Times New Roman"/>
+          <w:color w:val="9CDCFE"/>
+          <w:kern w:val="0"/>
+          <w:sz w:val="21"/>
+          <w:szCs w:val="21"/>
+          <w14:ligatures w14:val="none"/>
+        </w:rPr>
+        <w:t>_label</w:t>
+      </w:r>
+      <w:r>
+        <w:rPr>
+          <w:rFonts w:ascii="Consolas" w:eastAsia="Times New Roman" w:hAnsi="Consolas" w:cs="Times New Roman"/>
+          <w:color w:val="CCCCCC"/>
+          <w:kern w:val="0"/>
+          <w:sz w:val="21"/>
+          <w:szCs w:val="21"/>
+          <w14:ligatures w14:val="none"/>
+        </w:rPr>
+        <w:t>.</w:t>
+      </w:r>
+      <w:r>
+        <w:rPr>
+          <w:rFonts w:ascii="Consolas" w:eastAsia="Times New Roman" w:hAnsi="Consolas" w:cs="Times New Roman"/>
+          <w:color w:val="9CDCFE"/>
+          <w:kern w:val="0"/>
+          <w:sz w:val="21"/>
+          <w:szCs w:val="21"/>
+          <w14:ligatures w14:val="none"/>
+        </w:rPr>
+        <w:t>pack</w:t>
+      </w:r>
+      <w:proofErr w:type="spellEnd"/>
+      <w:r>
+        <w:rPr>
+          <w:rFonts w:ascii="Consolas" w:eastAsia="Times New Roman" w:hAnsi="Consolas" w:cs="Times New Roman"/>
+          <w:color w:val="CCCCCC"/>
+          <w:kern w:val="0"/>
+          <w:sz w:val="21"/>
+          <w:szCs w:val="21"/>
+          <w14:ligatures w14:val="none"/>
+        </w:rPr>
+        <w:t>(</w:t>
+      </w:r>
+      <w:r>
+        <w:rPr>
+          <w:rFonts w:ascii="Consolas" w:eastAsia="Times New Roman" w:hAnsi="Consolas" w:cs="Times New Roman"/>
+          <w:color w:val="9CDCFE"/>
+          <w:kern w:val="0"/>
+          <w:sz w:val="21"/>
+          <w:szCs w:val="21"/>
+          <w14:ligatures w14:val="none"/>
+        </w:rPr>
+        <w:t>fill</w:t>
+      </w:r>
+      <w:r>
+        <w:rPr>
+          <w:rFonts w:ascii="Consolas" w:eastAsia="Times New Roman" w:hAnsi="Consolas" w:cs="Times New Roman"/>
+          <w:color w:val="D4D4D4"/>
+          <w:kern w:val="0"/>
+          <w:sz w:val="21"/>
+          <w:szCs w:val="21"/>
+          <w14:ligatures w14:val="none"/>
+        </w:rPr>
+        <w:t>=</w:t>
+      </w:r>
+      <w:proofErr w:type="spellStart"/>
+      <w:r>
+        <w:rPr>
+          <w:rFonts w:ascii="Consolas" w:eastAsia="Times New Roman" w:hAnsi="Consolas" w:cs="Times New Roman"/>
+          <w:color w:val="4EC9B0"/>
+          <w:kern w:val="0"/>
+          <w:sz w:val="21"/>
+          <w:szCs w:val="21"/>
+          <w14:ligatures w14:val="none"/>
+        </w:rPr>
+        <w:t>tk</w:t>
+      </w:r>
+      <w:r>
+        <w:rPr>
+          <w:rFonts w:ascii="Consolas" w:eastAsia="Times New Roman" w:hAnsi="Consolas" w:cs="Times New Roman"/>
+          <w:color w:val="CCCCCC"/>
+          <w:kern w:val="0"/>
+          <w:sz w:val="21"/>
+          <w:szCs w:val="21"/>
+          <w14:ligatures w14:val="none"/>
+        </w:rPr>
+        <w:t>.</w:t>
+      </w:r>
+      <w:r>
+        <w:rPr>
+          <w:rFonts w:ascii="Consolas" w:eastAsia="Times New Roman" w:hAnsi="Consolas" w:cs="Times New Roman"/>
+          <w:color w:val="9CDCFE"/>
+          <w:kern w:val="0"/>
+          <w:sz w:val="21"/>
+          <w:szCs w:val="21"/>
+          <w14:ligatures w14:val="none"/>
+        </w:rPr>
+        <w:t>X</w:t>
+      </w:r>
+      <w:proofErr w:type="spellEnd"/>
+      <w:r>
+        <w:rPr>
+          <w:rFonts w:ascii="Consolas" w:eastAsia="Times New Roman" w:hAnsi="Consolas" w:cs="Times New Roman"/>
+          <w:color w:val="CCCCCC"/>
+          <w:kern w:val="0"/>
+          <w:sz w:val="21"/>
+          <w:szCs w:val="21"/>
+          <w14:ligatures w14:val="none"/>
+        </w:rPr>
+        <w:t xml:space="preserve">, </w:t>
+      </w:r>
+      <w:proofErr w:type="spellStart"/>
+      <w:r>
+        <w:rPr>
+          <w:rFonts w:ascii="Consolas" w:eastAsia="Times New Roman" w:hAnsi="Consolas" w:cs="Times New Roman"/>
+          <w:color w:val="9CDCFE"/>
+          <w:kern w:val="0"/>
+          <w:sz w:val="21"/>
+          <w:szCs w:val="21"/>
+          <w14:ligatures w14:val="none"/>
+        </w:rPr>
+        <w:t>padx</w:t>
+      </w:r>
+      <w:proofErr w:type="spellEnd"/>
+      <w:r>
+        <w:rPr>
+          <w:rFonts w:ascii="Consolas" w:eastAsia="Times New Roman" w:hAnsi="Consolas" w:cs="Times New Roman"/>
+          <w:color w:val="D4D4D4"/>
+          <w:kern w:val="0"/>
+          <w:sz w:val="21"/>
+          <w:szCs w:val="21"/>
+          <w14:ligatures w14:val="none"/>
+        </w:rPr>
+        <w:t>=</w:t>
+      </w:r>
+      <w:r>
+        <w:rPr>
+          <w:rFonts w:ascii="Consolas" w:eastAsia="Times New Roman" w:hAnsi="Consolas" w:cs="Times New Roman"/>
+          <w:color w:val="B5CEA8"/>
+          <w:kern w:val="0"/>
+          <w:sz w:val="21"/>
+          <w:szCs w:val="21"/>
+          <w14:ligatures w14:val="none"/>
+        </w:rPr>
+        <w:t>5</w:t>
+      </w:r>
+      <w:r>
+        <w:rPr>
+          <w:rFonts w:ascii="Consolas" w:eastAsia="Times New Roman" w:hAnsi="Consolas" w:cs="Times New Roman"/>
+          <w:color w:val="CCCCCC"/>
+          <w:kern w:val="0"/>
+          <w:sz w:val="21"/>
+          <w:szCs w:val="21"/>
+          <w14:ligatures w14:val="none"/>
+        </w:rPr>
+        <w:t xml:space="preserve">, </w:t>
+      </w:r>
+      <w:proofErr w:type="spellStart"/>
+      <w:r>
+        <w:rPr>
+          <w:rFonts w:ascii="Consolas" w:eastAsia="Times New Roman" w:hAnsi="Consolas" w:cs="Times New Roman"/>
+          <w:color w:val="9CDCFE"/>
+          <w:kern w:val="0"/>
+          <w:sz w:val="21"/>
+          <w:szCs w:val="21"/>
+          <w14:ligatures w14:val="none"/>
+        </w:rPr>
+        <w:t>pady</w:t>
+      </w:r>
+      <w:proofErr w:type="spellEnd"/>
+      <w:r>
+        <w:rPr>
+          <w:rFonts w:ascii="Consolas" w:eastAsia="Times New Roman" w:hAnsi="Consolas" w:cs="Times New Roman"/>
+          <w:color w:val="D4D4D4"/>
+          <w:kern w:val="0"/>
+          <w:sz w:val="21"/>
+          <w:szCs w:val="21"/>
+          <w14:ligatures w14:val="none"/>
+        </w:rPr>
+        <w:t>=</w:t>
+      </w:r>
+      <w:r>
+        <w:rPr>
+          <w:rFonts w:ascii="Consolas" w:eastAsia="Times New Roman" w:hAnsi="Consolas" w:cs="Times New Roman"/>
+          <w:color w:val="B5CEA8"/>
+          <w:kern w:val="0"/>
+          <w:sz w:val="21"/>
+          <w:szCs w:val="21"/>
+          <w14:ligatures w14:val="none"/>
+        </w:rPr>
+        <w:t>5</w:t>
+      </w:r>
+      <w:r>
+        <w:rPr>
+          <w:rFonts w:ascii="Consolas" w:eastAsia="Times New Roman" w:hAnsi="Consolas" w:cs="Times New Roman"/>
+          <w:color w:val="CCCCCC"/>
+          <w:kern w:val="0"/>
+          <w:sz w:val="21"/>
+          <w:szCs w:val="21"/>
+          <w14:ligatures w14:val="none"/>
+        </w:rPr>
+        <w:t>)</w:t>
+      </w:r>
+    </w:p>
+    <w:p>
+      <w:pPr>
+        <w:shd w:val="clear" w:color="auto" w:fill="1F1F1F"/>
+        <w:spacing w:after="0" w:line="285" w:lineRule="atLeast"/>
+        <w:rPr>
+          <w:rFonts w:ascii="Consolas" w:eastAsia="Times New Roman" w:hAnsi="Consolas" w:cs="Times New Roman"/>
+          <w:color w:val="CCCCCC"/>
+          <w:kern w:val="0"/>
+          <w:sz w:val="21"/>
+          <w:szCs w:val="21"/>
+          <w14:ligatures w14:val="none"/>
+        </w:rPr>
+      </w:pPr>
+      <w:r>
+        <w:rPr>
+          <w:rFonts w:ascii="Consolas" w:eastAsia="Times New Roman" w:hAnsi="Consolas" w:cs="Times New Roman"/>
+          <w:color w:val="CCCCCC"/>
+          <w:kern w:val="0"/>
+          <w:sz w:val="21"/>
+          <w:szCs w:val="21"/>
+          <w14:ligatures w14:val="none"/>
+        </w:rPr>
+        <w:t xml:space="preserve">        </w:t>
+      </w:r>
+    </w:p>
+    <w:p>
+      <w:pPr>
+        <w:shd w:val="clear" w:color="auto" w:fill="1F1F1F"/>
+        <w:spacing w:after="0" w:line="285" w:lineRule="atLeast"/>
+        <w:rPr>
+          <w:rFonts w:ascii="Consolas" w:eastAsia="Times New Roman" w:hAnsi="Consolas" w:cs="Times New Roman"/>
+          <w:color w:val="CCCCCC"/>
+          <w:kern w:val="0"/>
+          <w:sz w:val="21"/>
+          <w:szCs w:val="21"/>
+          <w14:ligatures w14:val="none"/>
+        </w:rPr>
+      </w:pPr>
+      <w:r>
+        <w:rPr>
+          <w:rFonts w:ascii="Consolas" w:eastAsia="Times New Roman" w:hAnsi="Consolas" w:cs="Times New Roman"/>
+          <w:color w:val="CCCCCC"/>
+          <w:kern w:val="0"/>
+          <w:sz w:val="21"/>
+          <w:szCs w:val="21"/>
+          <w14:ligatures w14:val="none"/>
+        </w:rPr>
+        <w:t xml:space="preserve">        </w:t>
+      </w:r>
+      <w:r>
+        <w:rPr>
+          <w:rFonts w:ascii="Consolas" w:eastAsia="Times New Roman" w:hAnsi="Consolas" w:cs="Times New Roman"/>
+          <w:color w:val="6A9955"/>
+          <w:kern w:val="0"/>
+          <w:sz w:val="21"/>
+          <w:szCs w:val="21"/>
+          <w14:ligatures w14:val="none"/>
+        </w:rPr>
+        <w:t xml:space="preserve"># Create frame for </w:t>
+      </w:r>
+      <w:proofErr w:type="spellStart"/>
+      <w:r>
+        <w:rPr>
+          <w:rFonts w:ascii="Consolas" w:eastAsia="Times New Roman" w:hAnsi="Consolas" w:cs="Times New Roman"/>
+          <w:color w:val="6A9955"/>
+          <w:kern w:val="0"/>
+          <w:sz w:val="21"/>
+          <w:szCs w:val="21"/>
+          <w14:ligatures w14:val="none"/>
+        </w:rPr>
+        <w:t>listbox</w:t>
+      </w:r>
+      <w:proofErr w:type="spellEnd"/>
+      <w:r>
+        <w:rPr>
+          <w:rFonts w:ascii="Consolas" w:eastAsia="Times New Roman" w:hAnsi="Consolas" w:cs="Times New Roman"/>
+          <w:color w:val="6A9955"/>
+          <w:kern w:val="0"/>
+          <w:sz w:val="21"/>
+          <w:szCs w:val="21"/>
+          <w14:ligatures w14:val="none"/>
+        </w:rPr>
+        <w:t xml:space="preserve"> and scrollbar</w:t>
+      </w:r>
+    </w:p>
+    <w:p>
+      <w:pPr>
+        <w:shd w:val="clear" w:color="auto" w:fill="1F1F1F"/>
+        <w:spacing w:after="0" w:line="285" w:lineRule="atLeast"/>
+        <w:rPr>
+          <w:rFonts w:ascii="Consolas" w:eastAsia="Times New Roman" w:hAnsi="Consolas" w:cs="Times New Roman"/>
+          <w:color w:val="CCCCCC"/>
+          <w:kern w:val="0"/>
+          <w:sz w:val="21"/>
+          <w:szCs w:val="21"/>
+          <w14:ligatures w14:val="none"/>
+        </w:rPr>
+      </w:pPr>
+      <w:r>
+        <w:rPr>
+          <w:rFonts w:ascii="Consolas" w:eastAsia="Times New Roman" w:hAnsi="Consolas" w:cs="Times New Roman"/>
+          <w:color w:val="CCCCCC"/>
+          <w:kern w:val="0"/>
+          <w:sz w:val="21"/>
+          <w:szCs w:val="21"/>
+          <w14:ligatures w14:val="none"/>
+        </w:rPr>
+        <w:t xml:space="preserve">        </w:t>
+      </w:r>
+      <w:proofErr w:type="spellStart"/>
+      <w:proofErr w:type="gramStart"/>
+      <w:r>
+        <w:rPr>
+          <w:rFonts w:ascii="Consolas" w:eastAsia="Times New Roman" w:hAnsi="Consolas" w:cs="Times New Roman"/>
+          <w:color w:val="9CDCFE"/>
+          <w:kern w:val="0"/>
+          <w:sz w:val="21"/>
+          <w:szCs w:val="21"/>
+          <w14:ligatures w14:val="none"/>
+        </w:rPr>
+        <w:t>self</w:t>
+      </w:r>
+      <w:r>
+        <w:rPr>
+          <w:rFonts w:ascii="Consolas" w:eastAsia="Times New Roman" w:hAnsi="Consolas" w:cs="Times New Roman"/>
+          <w:color w:val="CCCCCC"/>
+          <w:kern w:val="0"/>
+          <w:sz w:val="21"/>
+          <w:szCs w:val="21"/>
+          <w14:ligatures w14:val="none"/>
+        </w:rPr>
+        <w:t>.</w:t>
+      </w:r>
+      <w:r>
+        <w:rPr>
+          <w:rFonts w:ascii="Consolas" w:eastAsia="Times New Roman" w:hAnsi="Consolas" w:cs="Times New Roman"/>
+          <w:color w:val="9CDCFE"/>
+          <w:kern w:val="0"/>
+          <w:sz w:val="21"/>
+          <w:szCs w:val="21"/>
+          <w14:ligatures w14:val="none"/>
+        </w:rPr>
+        <w:t>frame</w:t>
+      </w:r>
+      <w:proofErr w:type="spellEnd"/>
+      <w:proofErr w:type="gramEnd"/>
+      <w:r>
+        <w:rPr>
+          <w:rFonts w:ascii="Consolas" w:eastAsia="Times New Roman" w:hAnsi="Consolas" w:cs="Times New Roman"/>
+          <w:color w:val="CCCCCC"/>
+          <w:kern w:val="0"/>
+          <w:sz w:val="21"/>
+          <w:szCs w:val="21"/>
+          <w14:ligatures w14:val="none"/>
+        </w:rPr>
+        <w:t xml:space="preserve"> </w:t>
+      </w:r>
+      <w:r>
+        <w:rPr>
+          <w:rFonts w:ascii="Consolas" w:eastAsia="Times New Roman" w:hAnsi="Consolas" w:cs="Times New Roman"/>
+          <w:color w:val="D4D4D4"/>
+          <w:kern w:val="0"/>
+          <w:sz w:val="21"/>
+          <w:szCs w:val="21"/>
+          <w14:ligatures w14:val="none"/>
+        </w:rPr>
+        <w:t>=</w:t>
+      </w:r>
+      <w:r>
+        <w:rPr>
+          <w:rFonts w:ascii="Consolas" w:eastAsia="Times New Roman" w:hAnsi="Consolas" w:cs="Times New Roman"/>
+          <w:color w:val="CCCCCC"/>
+          <w:kern w:val="0"/>
+          <w:sz w:val="21"/>
+          <w:szCs w:val="21"/>
+          <w14:ligatures w14:val="none"/>
+        </w:rPr>
+        <w:t xml:space="preserve"> </w:t>
+      </w:r>
+      <w:proofErr w:type="spellStart"/>
+      <w:r>
+        <w:rPr>
+          <w:rFonts w:ascii="Consolas" w:eastAsia="Times New Roman" w:hAnsi="Consolas" w:cs="Times New Roman"/>
+          <w:color w:val="4EC9B0"/>
+          <w:kern w:val="0"/>
+          <w:sz w:val="21"/>
+          <w:szCs w:val="21"/>
+          <w14:ligatures w14:val="none"/>
+        </w:rPr>
+        <w:t>tk</w:t>
+      </w:r>
+      <w:r>
+        <w:rPr>
+          <w:rFonts w:ascii="Consolas" w:eastAsia="Times New Roman" w:hAnsi="Consolas" w:cs="Times New Roman"/>
+          <w:color w:val="CCCCCC"/>
+          <w:kern w:val="0"/>
+          <w:sz w:val="21"/>
+          <w:szCs w:val="21"/>
+          <w14:ligatures w14:val="none"/>
+        </w:rPr>
+        <w:t>.</w:t>
+      </w:r>
+      <w:r>
+        <w:rPr>
+          <w:rFonts w:ascii="Consolas" w:eastAsia="Times New Roman" w:hAnsi="Consolas" w:cs="Times New Roman"/>
+          <w:color w:val="4EC9B0"/>
+          <w:kern w:val="0"/>
+          <w:sz w:val="21"/>
+          <w:szCs w:val="21"/>
+          <w14:ligatures w14:val="none"/>
+        </w:rPr>
+        <w:t>Frame</w:t>
+      </w:r>
+      <w:proofErr w:type="spellEnd"/>
+      <w:r>
+        <w:rPr>
+          <w:rFonts w:ascii="Consolas" w:eastAsia="Times New Roman" w:hAnsi="Consolas" w:cs="Times New Roman"/>
+          <w:color w:val="CCCCCC"/>
+          <w:kern w:val="0"/>
+          <w:sz w:val="21"/>
+          <w:szCs w:val="21"/>
+          <w14:ligatures w14:val="none"/>
+        </w:rPr>
+        <w:t>(</w:t>
+      </w:r>
+      <w:r>
+        <w:rPr>
+          <w:rFonts w:ascii="Consolas" w:eastAsia="Times New Roman" w:hAnsi="Consolas" w:cs="Times New Roman"/>
+          <w:color w:val="9CDCFE"/>
+          <w:kern w:val="0"/>
+          <w:sz w:val="21"/>
+          <w:szCs w:val="21"/>
+          <w14:ligatures w14:val="none"/>
+        </w:rPr>
+        <w:t>root</w:t>
+      </w:r>
+      <w:r>
+        <w:rPr>
+          <w:rFonts w:ascii="Consolas" w:eastAsia="Times New Roman" w:hAnsi="Consolas" w:cs="Times New Roman"/>
+          <w:color w:val="CCCCCC"/>
+          <w:kern w:val="0"/>
+          <w:sz w:val="21"/>
+          <w:szCs w:val="21"/>
+          <w14:ligatures w14:val="none"/>
+        </w:rPr>
+        <w:t>)</w:t>
+      </w:r>
+    </w:p>
+    <w:p>
+      <w:pPr>
+        <w:shd w:val="clear" w:color="auto" w:fill="1F1F1F"/>
+        <w:spacing w:after="0" w:line="285" w:lineRule="atLeast"/>
+        <w:rPr>
+          <w:rFonts w:ascii="Consolas" w:eastAsia="Times New Roman" w:hAnsi="Consolas" w:cs="Times New Roman"/>
+          <w:color w:val="CCCCCC"/>
+          <w:kern w:val="0"/>
+          <w:sz w:val="21"/>
+          <w:szCs w:val="21"/>
+          <w14:ligatures w14:val="none"/>
+        </w:rPr>
+      </w:pPr>
+      <w:r>
+        <w:rPr>
+          <w:rFonts w:ascii="Consolas" w:eastAsia="Times New Roman" w:hAnsi="Consolas" w:cs="Times New Roman"/>
+          <w:color w:val="CCCCCC"/>
+          <w:kern w:val="0"/>
+          <w:sz w:val="21"/>
+          <w:szCs w:val="21"/>
+          <w14:ligatures w14:val="none"/>
+        </w:rPr>
+        <w:t xml:space="preserve">        </w:t>
+      </w:r>
+      <w:proofErr w:type="spellStart"/>
+      <w:proofErr w:type="gramStart"/>
+      <w:r>
+        <w:rPr>
+          <w:rFonts w:ascii="Consolas" w:eastAsia="Times New Roman" w:hAnsi="Consolas" w:cs="Times New Roman"/>
+          <w:color w:val="9CDCFE"/>
+          <w:kern w:val="0"/>
+          <w:sz w:val="21"/>
+          <w:szCs w:val="21"/>
+          <w14:ligatures w14:val="none"/>
+        </w:rPr>
+        <w:t>self</w:t>
+      </w:r>
+      <w:r>
+        <w:rPr>
+          <w:rFonts w:ascii="Consolas" w:eastAsia="Times New Roman" w:hAnsi="Consolas" w:cs="Times New Roman"/>
+          <w:color w:val="CCCCCC"/>
+          <w:kern w:val="0"/>
+          <w:sz w:val="21"/>
+          <w:szCs w:val="21"/>
+          <w14:ligatures w14:val="none"/>
+        </w:rPr>
+        <w:t>.</w:t>
+      </w:r>
+      <w:r>
+        <w:rPr>
+          <w:rFonts w:ascii="Consolas" w:eastAsia="Times New Roman" w:hAnsi="Consolas" w:cs="Times New Roman"/>
+          <w:color w:val="9CDCFE"/>
+          <w:kern w:val="0"/>
+          <w:sz w:val="21"/>
+          <w:szCs w:val="21"/>
+          <w14:ligatures w14:val="none"/>
+        </w:rPr>
+        <w:t>frame</w:t>
+      </w:r>
+      <w:proofErr w:type="gramEnd"/>
+      <w:r>
+        <w:rPr>
+          <w:rFonts w:ascii="Consolas" w:eastAsia="Times New Roman" w:hAnsi="Consolas" w:cs="Times New Roman"/>
+          <w:color w:val="CCCCCC"/>
+          <w:kern w:val="0"/>
+          <w:sz w:val="21"/>
+          <w:szCs w:val="21"/>
+          <w14:ligatures w14:val="none"/>
+        </w:rPr>
+        <w:t>.</w:t>
+      </w:r>
+      <w:r>
+        <w:rPr>
+          <w:rFonts w:ascii="Consolas" w:eastAsia="Times New Roman" w:hAnsi="Consolas" w:cs="Times New Roman"/>
+          <w:color w:val="9CDCFE"/>
+          <w:kern w:val="0"/>
+          <w:sz w:val="21"/>
+          <w:szCs w:val="21"/>
+          <w14:ligatures w14:val="none"/>
+        </w:rPr>
+        <w:t>pack</w:t>
+      </w:r>
+      <w:proofErr w:type="spellEnd"/>
+      <w:r>
+        <w:rPr>
+          <w:rFonts w:ascii="Consolas" w:eastAsia="Times New Roman" w:hAnsi="Consolas" w:cs="Times New Roman"/>
+          <w:color w:val="CCCCCC"/>
+          <w:kern w:val="0"/>
+          <w:sz w:val="21"/>
+          <w:szCs w:val="21"/>
+          <w14:ligatures w14:val="none"/>
+        </w:rPr>
+        <w:t>(</w:t>
+      </w:r>
+      <w:r>
+        <w:rPr>
+          <w:rFonts w:ascii="Consolas" w:eastAsia="Times New Roman" w:hAnsi="Consolas" w:cs="Times New Roman"/>
+          <w:color w:val="9CDCFE"/>
+          <w:kern w:val="0"/>
+          <w:sz w:val="21"/>
+          <w:szCs w:val="21"/>
+          <w14:ligatures w14:val="none"/>
+        </w:rPr>
+        <w:t>fill</w:t>
+      </w:r>
+      <w:r>
+        <w:rPr>
+          <w:rFonts w:ascii="Consolas" w:eastAsia="Times New Roman" w:hAnsi="Consolas" w:cs="Times New Roman"/>
+          <w:color w:val="D4D4D4"/>
+          <w:kern w:val="0"/>
+          <w:sz w:val="21"/>
+          <w:szCs w:val="21"/>
+          <w14:ligatures w14:val="none"/>
+        </w:rPr>
+        <w:t>=</w:t>
+      </w:r>
+      <w:proofErr w:type="spellStart"/>
+      <w:r>
+        <w:rPr>
+          <w:rFonts w:ascii="Consolas" w:eastAsia="Times New Roman" w:hAnsi="Consolas" w:cs="Times New Roman"/>
+          <w:color w:val="4EC9B0"/>
+          <w:kern w:val="0"/>
+          <w:sz w:val="21"/>
+          <w:szCs w:val="21"/>
+          <w14:ligatures w14:val="none"/>
+        </w:rPr>
+        <w:t>tk</w:t>
+      </w:r>
+      <w:r>
+        <w:rPr>
+          <w:rFonts w:ascii="Consolas" w:eastAsia="Times New Roman" w:hAnsi="Consolas" w:cs="Times New Roman"/>
+          <w:color w:val="CCCCCC"/>
+          <w:kern w:val="0"/>
+          <w:sz w:val="21"/>
+          <w:szCs w:val="21"/>
+          <w14:ligatures w14:val="none"/>
+        </w:rPr>
+        <w:t>.</w:t>
+      </w:r>
+      <w:r>
+        <w:rPr>
+          <w:rFonts w:ascii="Consolas" w:eastAsia="Times New Roman" w:hAnsi="Consolas" w:cs="Times New Roman"/>
+          <w:color w:val="9CDCFE"/>
+          <w:kern w:val="0"/>
+          <w:sz w:val="21"/>
+          <w:szCs w:val="21"/>
+          <w14:ligatures w14:val="none"/>
+        </w:rPr>
+        <w:t>BOTH</w:t>
+      </w:r>
+      <w:proofErr w:type="spellEnd"/>
+      <w:r>
+        <w:rPr>
+          <w:rFonts w:ascii="Consolas" w:eastAsia="Times New Roman" w:hAnsi="Consolas" w:cs="Times New Roman"/>
+          <w:color w:val="CCCCCC"/>
+          <w:kern w:val="0"/>
+          <w:sz w:val="21"/>
+          <w:szCs w:val="21"/>
+          <w14:ligatures w14:val="none"/>
+        </w:rPr>
+        <w:t xml:space="preserve">, </w:t>
+      </w:r>
+      <w:r>
+        <w:rPr>
+          <w:rFonts w:ascii="Consolas" w:eastAsia="Times New Roman" w:hAnsi="Consolas" w:cs="Times New Roman"/>
+          <w:color w:val="9CDCFE"/>
+          <w:kern w:val="0"/>
+          <w:sz w:val="21"/>
+          <w:szCs w:val="21"/>
+          <w14:ligatures w14:val="none"/>
+        </w:rPr>
+        <w:t>expand</w:t>
+      </w:r>
+      <w:r>
+        <w:rPr>
+          <w:rFonts w:ascii="Consolas" w:eastAsia="Times New Roman" w:hAnsi="Consolas" w:cs="Times New Roman"/>
+          <w:color w:val="D4D4D4"/>
+          <w:kern w:val="0"/>
+          <w:sz w:val="21"/>
+          <w:szCs w:val="21"/>
+          <w14:ligatures w14:val="none"/>
+        </w:rPr>
+        <w:t>=</w:t>
+      </w:r>
+      <w:r>
+        <w:rPr>
+          <w:rFonts w:ascii="Consolas" w:eastAsia="Times New Roman" w:hAnsi="Consolas" w:cs="Times New Roman"/>
+          <w:color w:val="569CD6"/>
+          <w:kern w:val="0"/>
+          <w:sz w:val="21"/>
+          <w:szCs w:val="21"/>
+          <w14:ligatures w14:val="none"/>
+        </w:rPr>
+        <w:t>True</w:t>
+      </w:r>
+      <w:r>
+        <w:rPr>
+          <w:rFonts w:ascii="Consolas" w:eastAsia="Times New Roman" w:hAnsi="Consolas" w:cs="Times New Roman"/>
+          <w:color w:val="CCCCCC"/>
+          <w:kern w:val="0"/>
+          <w:sz w:val="21"/>
+          <w:szCs w:val="21"/>
+          <w14:ligatures w14:val="none"/>
+        </w:rPr>
+        <w:t xml:space="preserve">, </w:t>
+      </w:r>
+      <w:proofErr w:type="spellStart"/>
+      <w:r>
+        <w:rPr>
+          <w:rFonts w:ascii="Consolas" w:eastAsia="Times New Roman" w:hAnsi="Consolas" w:cs="Times New Roman"/>
+          <w:color w:val="9CDCFE"/>
+          <w:kern w:val="0"/>
+          <w:sz w:val="21"/>
+          <w:szCs w:val="21"/>
+          <w14:ligatures w14:val="none"/>
+        </w:rPr>
+        <w:t>padx</w:t>
+      </w:r>
+      <w:proofErr w:type="spellEnd"/>
+      <w:r>
+        <w:rPr>
+          <w:rFonts w:ascii="Consolas" w:eastAsia="Times New Roman" w:hAnsi="Consolas" w:cs="Times New Roman"/>
+          <w:color w:val="D4D4D4"/>
+          <w:kern w:val="0"/>
+          <w:sz w:val="21"/>
+          <w:szCs w:val="21"/>
+          <w14:ligatures w14:val="none"/>
+        </w:rPr>
+        <w:t>=</w:t>
+      </w:r>
+      <w:r>
+        <w:rPr>
+          <w:rFonts w:ascii="Consolas" w:eastAsia="Times New Roman" w:hAnsi="Consolas" w:cs="Times New Roman"/>
+          <w:color w:val="B5CEA8"/>
+          <w:kern w:val="0"/>
+          <w:sz w:val="21"/>
+          <w:szCs w:val="21"/>
+          <w14:ligatures w14:val="none"/>
+        </w:rPr>
+        <w:t>10</w:t>
+      </w:r>
+      <w:r>
+        <w:rPr>
+          <w:rFonts w:ascii="Consolas" w:eastAsia="Times New Roman" w:hAnsi="Consolas" w:cs="Times New Roman"/>
+          <w:color w:val="CCCCCC"/>
+          <w:kern w:val="0"/>
+          <w:sz w:val="21"/>
+          <w:szCs w:val="21"/>
+          <w14:ligatures w14:val="none"/>
+        </w:rPr>
+        <w:t xml:space="preserve">, </w:t>
+      </w:r>
+      <w:proofErr w:type="spellStart"/>
+      <w:r>
+        <w:rPr>
+          <w:rFonts w:ascii="Consolas" w:eastAsia="Times New Roman" w:hAnsi="Consolas" w:cs="Times New Roman"/>
+          <w:color w:val="9CDCFE"/>
+          <w:kern w:val="0"/>
+          <w:sz w:val="21"/>
+          <w:szCs w:val="21"/>
+          <w14:ligatures w14:val="none"/>
+        </w:rPr>
+        <w:t>pady</w:t>
+      </w:r>
+      <w:proofErr w:type="spellEnd"/>
+      <w:r>
+        <w:rPr>
+          <w:rFonts w:ascii="Consolas" w:eastAsia="Times New Roman" w:hAnsi="Consolas" w:cs="Times New Roman"/>
+          <w:color w:val="D4D4D4"/>
+          <w:kern w:val="0"/>
+          <w:sz w:val="21"/>
+          <w:szCs w:val="21"/>
+          <w14:ligatures w14:val="none"/>
+        </w:rPr>
+        <w:t>=</w:t>
+      </w:r>
+      <w:r>
+        <w:rPr>
+          <w:rFonts w:ascii="Consolas" w:eastAsia="Times New Roman" w:hAnsi="Consolas" w:cs="Times New Roman"/>
+          <w:color w:val="B5CEA8"/>
+          <w:kern w:val="0"/>
+          <w:sz w:val="21"/>
+          <w:szCs w:val="21"/>
+          <w14:ligatures w14:val="none"/>
+        </w:rPr>
+        <w:t>10</w:t>
+      </w:r>
+      <w:r>
+        <w:rPr>
+          <w:rFonts w:ascii="Consolas" w:eastAsia="Times New Roman" w:hAnsi="Consolas" w:cs="Times New Roman"/>
+          <w:color w:val="CCCCCC"/>
+          <w:kern w:val="0"/>
+          <w:sz w:val="21"/>
+          <w:szCs w:val="21"/>
+          <w14:ligatures w14:val="none"/>
+        </w:rPr>
+        <w:t>)</w:t>
+      </w:r>
+    </w:p>
+    <w:p>
+      <w:pPr>
+        <w:shd w:val="clear" w:color="auto" w:fill="1F1F1F"/>
+        <w:spacing w:after="0" w:line="285" w:lineRule="atLeast"/>
+        <w:rPr>
+          <w:rFonts w:ascii="Consolas" w:eastAsia="Times New Roman" w:hAnsi="Consolas" w:cs="Times New Roman"/>
+          <w:color w:val="CCCCCC"/>
+          <w:kern w:val="0"/>
+          <w:sz w:val="21"/>
+          <w:szCs w:val="21"/>
+          <w14:ligatures w14:val="none"/>
+        </w:rPr>
+      </w:pPr>
+      <w:r>
+        <w:rPr>
+          <w:rFonts w:ascii="Consolas" w:eastAsia="Times New Roman" w:hAnsi="Consolas" w:cs="Times New Roman"/>
+          <w:color w:val="CCCCCC"/>
+          <w:kern w:val="0"/>
+          <w:sz w:val="21"/>
+          <w:szCs w:val="21"/>
+          <w14:ligatures w14:val="none"/>
+        </w:rPr>
+        <w:t xml:space="preserve">        </w:t>
+      </w:r>
+    </w:p>
+    <w:p>
+      <w:pPr>
+        <w:shd w:val="clear" w:color="auto" w:fill="1F1F1F"/>
+        <w:spacing w:after="0" w:line="285" w:lineRule="atLeast"/>
+        <w:rPr>
+          <w:rFonts w:ascii="Consolas" w:eastAsia="Times New Roman" w:hAnsi="Consolas" w:cs="Times New Roman"/>
+          <w:color w:val="CCCCCC"/>
+          <w:kern w:val="0"/>
+          <w:sz w:val="21"/>
+          <w:szCs w:val="21"/>
+          <w14:ligatures w14:val="none"/>
+        </w:rPr>
+      </w:pPr>
+      <w:r>
+        <w:rPr>
+          <w:rFonts w:ascii="Consolas" w:eastAsia="Times New Roman" w:hAnsi="Consolas" w:cs="Times New Roman"/>
+          <w:color w:val="CCCCCC"/>
+          <w:kern w:val="0"/>
+          <w:sz w:val="21"/>
+          <w:szCs w:val="21"/>
+          <w14:ligatures w14:val="none"/>
+        </w:rPr>
+        <w:t xml:space="preserve">        </w:t>
+      </w:r>
+      <w:r>
+        <w:rPr>
+          <w:rFonts w:ascii="Consolas" w:eastAsia="Times New Roman" w:hAnsi="Consolas" w:cs="Times New Roman"/>
+          <w:color w:val="6A9955"/>
+          <w:kern w:val="0"/>
+          <w:sz w:val="21"/>
+          <w:szCs w:val="21"/>
+          <w14:ligatures w14:val="none"/>
+        </w:rPr>
+        <w:t># Create scrollbar</w:t>
+      </w:r>
+    </w:p>
+    <w:p>
+      <w:pPr>
+        <w:shd w:val="clear" w:color="auto" w:fill="1F1F1F"/>
+        <w:spacing w:after="0" w:line="285" w:lineRule="atLeast"/>
+        <w:rPr>
+          <w:rFonts w:ascii="Consolas" w:eastAsia="Times New Roman" w:hAnsi="Consolas" w:cs="Times New Roman"/>
+          <w:color w:val="CCCCCC"/>
+          <w:kern w:val="0"/>
+          <w:sz w:val="21"/>
+          <w:szCs w:val="21"/>
+          <w14:ligatures w14:val="none"/>
+        </w:rPr>
+      </w:pPr>
+      <w:r>
+        <w:rPr>
+          <w:rFonts w:ascii="Consolas" w:eastAsia="Times New Roman" w:hAnsi="Consolas" w:cs="Times New Roman"/>
+          <w:color w:val="CCCCCC"/>
+          <w:kern w:val="0"/>
+          <w:sz w:val="21"/>
+          <w:szCs w:val="21"/>
+          <w14:ligatures w14:val="none"/>
+        </w:rPr>
+        <w:t xml:space="preserve">        </w:t>
+      </w:r>
+      <w:proofErr w:type="spellStart"/>
+      <w:proofErr w:type="gramStart"/>
+      <w:r>
+        <w:rPr>
+          <w:rFonts w:ascii="Consolas" w:eastAsia="Times New Roman" w:hAnsi="Consolas" w:cs="Times New Roman"/>
+          <w:color w:val="9CDCFE"/>
+          <w:kern w:val="0"/>
+          <w:sz w:val="21"/>
+          <w:szCs w:val="21"/>
+          <w14:ligatures w14:val="none"/>
+        </w:rPr>
+        <w:t>self</w:t>
+      </w:r>
+      <w:r>
+        <w:rPr>
+          <w:rFonts w:ascii="Consolas" w:eastAsia="Times New Roman" w:hAnsi="Consolas" w:cs="Times New Roman"/>
+          <w:color w:val="CCCCCC"/>
+          <w:kern w:val="0"/>
+          <w:sz w:val="21"/>
+          <w:szCs w:val="21"/>
+          <w14:ligatures w14:val="none"/>
+        </w:rPr>
+        <w:t>.</w:t>
+      </w:r>
+      <w:r>
+        <w:rPr>
+          <w:rFonts w:ascii="Consolas" w:eastAsia="Times New Roman" w:hAnsi="Consolas" w:cs="Times New Roman"/>
+          <w:color w:val="9CDCFE"/>
+          <w:kern w:val="0"/>
+          <w:sz w:val="21"/>
+          <w:szCs w:val="21"/>
+          <w14:ligatures w14:val="none"/>
+        </w:rPr>
+        <w:t>scrollbar</w:t>
+      </w:r>
+      <w:proofErr w:type="spellEnd"/>
+      <w:proofErr w:type="gramEnd"/>
+      <w:r>
+        <w:rPr>
+          <w:rFonts w:ascii="Consolas" w:eastAsia="Times New Roman" w:hAnsi="Consolas" w:cs="Times New Roman"/>
+          <w:color w:val="CCCCCC"/>
+          <w:kern w:val="0"/>
+          <w:sz w:val="21"/>
+          <w:szCs w:val="21"/>
+          <w14:ligatures w14:val="none"/>
+        </w:rPr>
+        <w:t xml:space="preserve"> </w:t>
+      </w:r>
+      <w:r>
+        <w:rPr>
+          <w:rFonts w:ascii="Consolas" w:eastAsia="Times New Roman" w:hAnsi="Consolas" w:cs="Times New Roman"/>
+          <w:color w:val="D4D4D4"/>
+          <w:kern w:val="0"/>
+          <w:sz w:val="21"/>
+          <w:szCs w:val="21"/>
+          <w14:ligatures w14:val="none"/>
+        </w:rPr>
+        <w:t>=</w:t>
+      </w:r>
+      <w:r>
+        <w:rPr>
+          <w:rFonts w:ascii="Consolas" w:eastAsia="Times New Roman" w:hAnsi="Consolas" w:cs="Times New Roman"/>
+          <w:color w:val="CCCCCC"/>
+          <w:kern w:val="0"/>
+          <w:sz w:val="21"/>
+          <w:szCs w:val="21"/>
+          <w14:ligatures w14:val="none"/>
+        </w:rPr>
+        <w:t xml:space="preserve"> </w:t>
+      </w:r>
+      <w:proofErr w:type="spellStart"/>
+      <w:r>
+        <w:rPr>
+          <w:rFonts w:ascii="Consolas" w:eastAsia="Times New Roman" w:hAnsi="Consolas" w:cs="Times New Roman"/>
+          <w:color w:val="4EC9B0"/>
+          <w:kern w:val="0"/>
+          <w:sz w:val="21"/>
+          <w:szCs w:val="21"/>
+          <w14:ligatures w14:val="none"/>
+        </w:rPr>
+        <w:t>tk</w:t>
+      </w:r>
+      <w:r>
+        <w:rPr>
+          <w:rFonts w:ascii="Consolas" w:eastAsia="Times New Roman" w:hAnsi="Consolas" w:cs="Times New Roman"/>
+          <w:color w:val="CCCCCC"/>
+          <w:kern w:val="0"/>
+          <w:sz w:val="21"/>
+          <w:szCs w:val="21"/>
+          <w14:ligatures w14:val="none"/>
+        </w:rPr>
+        <w:t>.</w:t>
+      </w:r>
+      <w:r>
+        <w:rPr>
+          <w:rFonts w:ascii="Consolas" w:eastAsia="Times New Roman" w:hAnsi="Consolas" w:cs="Times New Roman"/>
+          <w:color w:val="4EC9B0"/>
+          <w:kern w:val="0"/>
+          <w:sz w:val="21"/>
+          <w:szCs w:val="21"/>
+          <w14:ligatures w14:val="none"/>
+        </w:rPr>
+        <w:t>Scrollbar</w:t>
+      </w:r>
+      <w:proofErr w:type="spellEnd"/>
+      <w:r>
+        <w:rPr>
+          <w:rFonts w:ascii="Consolas" w:eastAsia="Times New Roman" w:hAnsi="Consolas" w:cs="Times New Roman"/>
+          <w:color w:val="CCCCCC"/>
+          <w:kern w:val="0"/>
+          <w:sz w:val="21"/>
+          <w:szCs w:val="21"/>
+          <w14:ligatures w14:val="none"/>
+        </w:rPr>
+        <w:t>(</w:t>
+      </w:r>
+      <w:proofErr w:type="spellStart"/>
+      <w:r>
+        <w:rPr>
+          <w:rFonts w:ascii="Consolas" w:eastAsia="Times New Roman" w:hAnsi="Consolas" w:cs="Times New Roman"/>
+          <w:color w:val="9CDCFE"/>
+          <w:kern w:val="0"/>
+          <w:sz w:val="21"/>
+          <w:szCs w:val="21"/>
+          <w14:ligatures w14:val="none"/>
+        </w:rPr>
+        <w:t>self</w:t>
+      </w:r>
+      <w:r>
+        <w:rPr>
+          <w:rFonts w:ascii="Consolas" w:eastAsia="Times New Roman" w:hAnsi="Consolas" w:cs="Times New Roman"/>
+          <w:color w:val="CCCCCC"/>
+          <w:kern w:val="0"/>
+          <w:sz w:val="21"/>
+          <w:szCs w:val="21"/>
+          <w14:ligatures w14:val="none"/>
+        </w:rPr>
+        <w:t>.</w:t>
+      </w:r>
+      <w:r>
+        <w:rPr>
+          <w:rFonts w:ascii="Consolas" w:eastAsia="Times New Roman" w:hAnsi="Consolas" w:cs="Times New Roman"/>
+          <w:color w:val="9CDCFE"/>
+          <w:kern w:val="0"/>
+          <w:sz w:val="21"/>
+          <w:szCs w:val="21"/>
+          <w14:ligatures w14:val="none"/>
+        </w:rPr>
+        <w:t>frame</w:t>
+      </w:r>
+      <w:proofErr w:type="spellEnd"/>
+      <w:r>
+        <w:rPr>
+          <w:rFonts w:ascii="Consolas" w:eastAsia="Times New Roman" w:hAnsi="Consolas" w:cs="Times New Roman"/>
+          <w:color w:val="CCCCCC"/>
+          <w:kern w:val="0"/>
+          <w:sz w:val="21"/>
+          <w:szCs w:val="21"/>
+          <w14:ligatures w14:val="none"/>
+        </w:rPr>
+        <w:t>)</w:t>
+      </w:r>
+    </w:p>
+    <w:p>
+      <w:pPr>
+        <w:shd w:val="clear" w:color="auto" w:fill="1F1F1F"/>
+        <w:spacing w:after="0" w:line="285" w:lineRule="atLeast"/>
+        <w:rPr>
+          <w:rFonts w:ascii="Consolas" w:eastAsia="Times New Roman" w:hAnsi="Consolas" w:cs="Times New Roman"/>
+          <w:color w:val="CCCCCC"/>
+          <w:kern w:val="0"/>
+          <w:sz w:val="21"/>
+          <w:szCs w:val="21"/>
+          <w14:ligatures w14:val="none"/>
+        </w:rPr>
+      </w:pPr>
+      <w:r>
+        <w:rPr>
+          <w:rFonts w:ascii="Consolas" w:eastAsia="Times New Roman" w:hAnsi="Consolas" w:cs="Times New Roman"/>
+          <w:color w:val="CCCCCC"/>
+          <w:kern w:val="0"/>
+          <w:sz w:val="21"/>
+          <w:szCs w:val="21"/>
+          <w14:ligatures w14:val="none"/>
+        </w:rPr>
+        <w:t xml:space="preserve">        </w:t>
+      </w:r>
+      <w:proofErr w:type="spellStart"/>
+      <w:proofErr w:type="gramStart"/>
+      <w:r>
+        <w:rPr>
+          <w:rFonts w:ascii="Consolas" w:eastAsia="Times New Roman" w:hAnsi="Consolas" w:cs="Times New Roman"/>
+          <w:color w:val="9CDCFE"/>
+          <w:kern w:val="0"/>
+          <w:sz w:val="21"/>
+          <w:szCs w:val="21"/>
+          <w14:ligatures w14:val="none"/>
+        </w:rPr>
+        <w:t>self</w:t>
+      </w:r>
+      <w:r>
+        <w:rPr>
+          <w:rFonts w:ascii="Consolas" w:eastAsia="Times New Roman" w:hAnsi="Consolas" w:cs="Times New Roman"/>
+          <w:color w:val="CCCCCC"/>
+          <w:kern w:val="0"/>
+          <w:sz w:val="21"/>
+          <w:szCs w:val="21"/>
+          <w14:ligatures w14:val="none"/>
+        </w:rPr>
+        <w:t>.</w:t>
+      </w:r>
+      <w:r>
+        <w:rPr>
+          <w:rFonts w:ascii="Consolas" w:eastAsia="Times New Roman" w:hAnsi="Consolas" w:cs="Times New Roman"/>
+          <w:color w:val="9CDCFE"/>
+          <w:kern w:val="0"/>
+          <w:sz w:val="21"/>
+          <w:szCs w:val="21"/>
+          <w14:ligatures w14:val="none"/>
+        </w:rPr>
+        <w:t>scrollbar</w:t>
+      </w:r>
+      <w:proofErr w:type="gramEnd"/>
+      <w:r>
+        <w:rPr>
+          <w:rFonts w:ascii="Consolas" w:eastAsia="Times New Roman" w:hAnsi="Consolas" w:cs="Times New Roman"/>
+          <w:color w:val="CCCCCC"/>
+          <w:kern w:val="0"/>
+          <w:sz w:val="21"/>
+          <w:szCs w:val="21"/>
+          <w14:ligatures w14:val="none"/>
+        </w:rPr>
+        <w:t>.</w:t>
+      </w:r>
+      <w:r>
+        <w:rPr>
+          <w:rFonts w:ascii="Consolas" w:eastAsia="Times New Roman" w:hAnsi="Consolas" w:cs="Times New Roman"/>
+          <w:color w:val="9CDCFE"/>
+          <w:kern w:val="0"/>
+          <w:sz w:val="21"/>
+          <w:szCs w:val="21"/>
+          <w14:ligatures w14:val="none"/>
+        </w:rPr>
+        <w:t>pack</w:t>
+      </w:r>
+      <w:proofErr w:type="spellEnd"/>
+      <w:r>
+        <w:rPr>
+          <w:rFonts w:ascii="Consolas" w:eastAsia="Times New Roman" w:hAnsi="Consolas" w:cs="Times New Roman"/>
+          <w:color w:val="CCCCCC"/>
+          <w:kern w:val="0"/>
+          <w:sz w:val="21"/>
+          <w:szCs w:val="21"/>
+          <w14:ligatures w14:val="none"/>
+        </w:rPr>
+        <w:t>(</w:t>
+      </w:r>
+      <w:r>
+        <w:rPr>
+          <w:rFonts w:ascii="Consolas" w:eastAsia="Times New Roman" w:hAnsi="Consolas" w:cs="Times New Roman"/>
+          <w:color w:val="9CDCFE"/>
+          <w:kern w:val="0"/>
+          <w:sz w:val="21"/>
+          <w:szCs w:val="21"/>
+          <w14:ligatures w14:val="none"/>
+        </w:rPr>
+        <w:t>side</w:t>
+      </w:r>
+      <w:r>
+        <w:rPr>
+          <w:rFonts w:ascii="Consolas" w:eastAsia="Times New Roman" w:hAnsi="Consolas" w:cs="Times New Roman"/>
+          <w:color w:val="D4D4D4"/>
+          <w:kern w:val="0"/>
+          <w:sz w:val="21"/>
+          <w:szCs w:val="21"/>
+          <w14:ligatures w14:val="none"/>
+        </w:rPr>
+        <w:t>=</w:t>
+      </w:r>
+      <w:proofErr w:type="spellStart"/>
+      <w:r>
+        <w:rPr>
+          <w:rFonts w:ascii="Consolas" w:eastAsia="Times New Roman" w:hAnsi="Consolas" w:cs="Times New Roman"/>
+          <w:color w:val="4EC9B0"/>
+          <w:kern w:val="0"/>
+          <w:sz w:val="21"/>
+          <w:szCs w:val="21"/>
+          <w14:ligatures w14:val="none"/>
+        </w:rPr>
+        <w:t>tk</w:t>
+      </w:r>
+      <w:r>
+        <w:rPr>
+          <w:rFonts w:ascii="Consolas" w:eastAsia="Times New Roman" w:hAnsi="Consolas" w:cs="Times New Roman"/>
+          <w:color w:val="CCCCCC"/>
+          <w:kern w:val="0"/>
+          <w:sz w:val="21"/>
+          <w:szCs w:val="21"/>
+          <w14:ligatures w14:val="none"/>
+        </w:rPr>
+        <w:t>.</w:t>
+      </w:r>
+      <w:r>
+        <w:rPr>
+          <w:rFonts w:ascii="Consolas" w:eastAsia="Times New Roman" w:hAnsi="Consolas" w:cs="Times New Roman"/>
+          <w:color w:val="9CDCFE"/>
+          <w:kern w:val="0"/>
+          <w:sz w:val="21"/>
+          <w:szCs w:val="21"/>
+          <w14:ligatures w14:val="none"/>
+        </w:rPr>
+        <w:t>RIGHT</w:t>
+      </w:r>
+      <w:proofErr w:type="spellEnd"/>
+      <w:r>
+        <w:rPr>
+          <w:rFonts w:ascii="Consolas" w:eastAsia="Times New Roman" w:hAnsi="Consolas" w:cs="Times New Roman"/>
+          <w:color w:val="CCCCCC"/>
+          <w:kern w:val="0"/>
+          <w:sz w:val="21"/>
+          <w:szCs w:val="21"/>
+          <w14:ligatures w14:val="none"/>
+        </w:rPr>
+        <w:t xml:space="preserve">, </w:t>
+      </w:r>
+      <w:r>
+        <w:rPr>
+          <w:rFonts w:ascii="Consolas" w:eastAsia="Times New Roman" w:hAnsi="Consolas" w:cs="Times New Roman"/>
+          <w:color w:val="9CDCFE"/>
+          <w:kern w:val="0"/>
+          <w:sz w:val="21"/>
+          <w:szCs w:val="21"/>
+          <w14:ligatures w14:val="none"/>
+        </w:rPr>
+        <w:t>fill</w:t>
+      </w:r>
+      <w:r>
+        <w:rPr>
+          <w:rFonts w:ascii="Consolas" w:eastAsia="Times New Roman" w:hAnsi="Consolas" w:cs="Times New Roman"/>
+          <w:color w:val="D4D4D4"/>
+          <w:kern w:val="0"/>
+          <w:sz w:val="21"/>
+          <w:szCs w:val="21"/>
+          <w14:ligatures w14:val="none"/>
+        </w:rPr>
+        <w:t>=</w:t>
+      </w:r>
+      <w:proofErr w:type="spellStart"/>
+      <w:r>
+        <w:rPr>
+          <w:rFonts w:ascii="Consolas" w:eastAsia="Times New Roman" w:hAnsi="Consolas" w:cs="Times New Roman"/>
+          <w:color w:val="4EC9B0"/>
+          <w:kern w:val="0"/>
+          <w:sz w:val="21"/>
+          <w:szCs w:val="21"/>
+          <w14:ligatures w14:val="none"/>
+        </w:rPr>
+        <w:t>tk</w:t>
+      </w:r>
+      <w:r>
+        <w:rPr>
+          <w:rFonts w:ascii="Consolas" w:eastAsia="Times New Roman" w:hAnsi="Consolas" w:cs="Times New Roman"/>
+          <w:color w:val="CCCCCC"/>
+          <w:kern w:val="0"/>
+          <w:sz w:val="21"/>
+          <w:szCs w:val="21"/>
+          <w14:ligatures w14:val="none"/>
+        </w:rPr>
+        <w:t>.</w:t>
+      </w:r>
+      <w:r>
+        <w:rPr>
+          <w:rFonts w:ascii="Consolas" w:eastAsia="Times New Roman" w:hAnsi="Consolas" w:cs="Times New Roman"/>
+          <w:color w:val="9CDCFE"/>
+          <w:kern w:val="0"/>
+          <w:sz w:val="21"/>
+          <w:szCs w:val="21"/>
+          <w14:ligatures w14:val="none"/>
+        </w:rPr>
+        <w:t>Y</w:t>
+      </w:r>
+      <w:proofErr w:type="spellEnd"/>
+      <w:r>
+        <w:rPr>
+          <w:rFonts w:ascii="Consolas" w:eastAsia="Times New Roman" w:hAnsi="Consolas" w:cs="Times New Roman"/>
+          <w:color w:val="CCCCCC"/>
+          <w:kern w:val="0"/>
+          <w:sz w:val="21"/>
+          <w:szCs w:val="21"/>
+          <w14:ligatures w14:val="none"/>
+        </w:rPr>
+        <w:t>)</w:t>
+      </w:r>
+    </w:p>
+    <w:p>
+      <w:pPr>
+        <w:shd w:val="clear" w:color="auto" w:fill="1F1F1F"/>
+        <w:spacing w:after="0" w:line="285" w:lineRule="atLeast"/>
+        <w:rPr>
+          <w:rFonts w:ascii="Consolas" w:eastAsia="Times New Roman" w:hAnsi="Consolas" w:cs="Times New Roman"/>
+          <w:color w:val="CCCCCC"/>
+          <w:kern w:val="0"/>
+          <w:sz w:val="21"/>
+          <w:szCs w:val="21"/>
+          <w14:ligatures w14:val="none"/>
+        </w:rPr>
+      </w:pPr>
+      <w:r>
+        <w:rPr>
+          <w:rFonts w:ascii="Consolas" w:eastAsia="Times New Roman" w:hAnsi="Consolas" w:cs="Times New Roman"/>
+          <w:color w:val="CCCCCC"/>
+          <w:kern w:val="0"/>
+          <w:sz w:val="21"/>
+          <w:szCs w:val="21"/>
+          <w14:ligatures w14:val="none"/>
+        </w:rPr>
+        <w:t xml:space="preserve">        </w:t>
+      </w:r>
+    </w:p>
+    <w:p>
+      <w:pPr>
+        <w:shd w:val="clear" w:color="auto" w:fill="1F1F1F"/>
+        <w:spacing w:after="0" w:line="285" w:lineRule="atLeast"/>
+        <w:rPr>
+          <w:rFonts w:ascii="Consolas" w:eastAsia="Times New Roman" w:hAnsi="Consolas" w:cs="Times New Roman"/>
+          <w:color w:val="CCCCCC"/>
+          <w:kern w:val="0"/>
+          <w:sz w:val="21"/>
+          <w:szCs w:val="21"/>
+          <w14:ligatures w14:val="none"/>
+        </w:rPr>
+      </w:pPr>
+      <w:r>
+        <w:rPr>
+          <w:rFonts w:ascii="Consolas" w:eastAsia="Times New Roman" w:hAnsi="Consolas" w:cs="Times New Roman"/>
+          <w:color w:val="CCCCCC"/>
+          <w:kern w:val="0"/>
+          <w:sz w:val="21"/>
+          <w:szCs w:val="21"/>
+          <w14:ligatures w14:val="none"/>
+        </w:rPr>
+        <w:t xml:space="preserve">        </w:t>
+      </w:r>
+      <w:r>
+        <w:rPr>
+          <w:rFonts w:ascii="Consolas" w:eastAsia="Times New Roman" w:hAnsi="Consolas" w:cs="Times New Roman"/>
+          <w:color w:val="6A9955"/>
+          <w:kern w:val="0"/>
+          <w:sz w:val="21"/>
+          <w:szCs w:val="21"/>
+          <w14:ligatures w14:val="none"/>
+        </w:rPr>
+        <w:t xml:space="preserve"># Create </w:t>
+      </w:r>
+      <w:proofErr w:type="spellStart"/>
+      <w:r>
+        <w:rPr>
+          <w:rFonts w:ascii="Consolas" w:eastAsia="Times New Roman" w:hAnsi="Consolas" w:cs="Times New Roman"/>
+          <w:color w:val="6A9955"/>
+          <w:kern w:val="0"/>
+          <w:sz w:val="21"/>
+          <w:szCs w:val="21"/>
+          <w14:ligatures w14:val="none"/>
+        </w:rPr>
+        <w:t>listbox</w:t>
+      </w:r>
+      <w:proofErr w:type="spellEnd"/>
+      <w:r>
+        <w:rPr>
+          <w:rFonts w:ascii="Consolas" w:eastAsia="Times New Roman" w:hAnsi="Consolas" w:cs="Times New Roman"/>
+          <w:color w:val="6A9955"/>
+          <w:kern w:val="0"/>
+          <w:sz w:val="21"/>
+          <w:szCs w:val="21"/>
+          <w14:ligatures w14:val="none"/>
+        </w:rPr>
+        <w:t xml:space="preserve"> with complementary colors</w:t>
+      </w:r>
+    </w:p>
+    <w:p>
+      <w:pPr>
+        <w:shd w:val="clear" w:color="auto" w:fill="1F1F1F"/>
+        <w:spacing w:after="0" w:line="285" w:lineRule="atLeast"/>
+        <w:rPr>
+          <w:rFonts w:ascii="Consolas" w:eastAsia="Times New Roman" w:hAnsi="Consolas" w:cs="Times New Roman"/>
+          <w:color w:val="CCCCCC"/>
+          <w:kern w:val="0"/>
+          <w:sz w:val="21"/>
+          <w:szCs w:val="21"/>
+          <w14:ligatures w14:val="none"/>
+        </w:rPr>
+      </w:pPr>
+      <w:r>
+        <w:rPr>
+          <w:rFonts w:ascii="Consolas" w:eastAsia="Times New Roman" w:hAnsi="Consolas" w:cs="Times New Roman"/>
+          <w:color w:val="CCCCCC"/>
+          <w:kern w:val="0"/>
+          <w:sz w:val="21"/>
+          <w:szCs w:val="21"/>
+          <w14:ligatures w14:val="none"/>
+        </w:rPr>
+        <w:t xml:space="preserve">        </w:t>
+      </w:r>
+      <w:proofErr w:type="spellStart"/>
+      <w:proofErr w:type="gramStart"/>
+      <w:r>
+        <w:rPr>
+          <w:rFonts w:ascii="Consolas" w:eastAsia="Times New Roman" w:hAnsi="Consolas" w:cs="Times New Roman"/>
+          <w:color w:val="9CDCFE"/>
+          <w:kern w:val="0"/>
+          <w:sz w:val="21"/>
+          <w:szCs w:val="21"/>
+          <w14:ligatures w14:val="none"/>
+        </w:rPr>
+        <w:t>self</w:t>
+      </w:r>
+      <w:r>
+        <w:rPr>
+          <w:rFonts w:ascii="Consolas" w:eastAsia="Times New Roman" w:hAnsi="Consolas" w:cs="Times New Roman"/>
+          <w:color w:val="CCCCCC"/>
+          <w:kern w:val="0"/>
+          <w:sz w:val="21"/>
+          <w:szCs w:val="21"/>
+          <w14:ligatures w14:val="none"/>
+        </w:rPr>
+        <w:t>.</w:t>
+      </w:r>
+      <w:r>
+        <w:rPr>
+          <w:rFonts w:ascii="Consolas" w:eastAsia="Times New Roman" w:hAnsi="Consolas" w:cs="Times New Roman"/>
+          <w:color w:val="9CDCFE"/>
+          <w:kern w:val="0"/>
+          <w:sz w:val="21"/>
+          <w:szCs w:val="21"/>
+          <w14:ligatures w14:val="none"/>
+        </w:rPr>
+        <w:t>todo</w:t>
+      </w:r>
+      <w:proofErr w:type="gramEnd"/>
+      <w:r>
+        <w:rPr>
+          <w:rFonts w:ascii="Consolas" w:eastAsia="Times New Roman" w:hAnsi="Consolas" w:cs="Times New Roman"/>
+          <w:color w:val="9CDCFE"/>
+          <w:kern w:val="0"/>
+          <w:sz w:val="21"/>
+          <w:szCs w:val="21"/>
+          <w14:ligatures w14:val="none"/>
+        </w:rPr>
+        <w:t>_list</w:t>
+      </w:r>
+      <w:proofErr w:type="spellEnd"/>
+      <w:r>
+        <w:rPr>
+          <w:rFonts w:ascii="Consolas" w:eastAsia="Times New Roman" w:hAnsi="Consolas" w:cs="Times New Roman"/>
+          <w:color w:val="CCCCCC"/>
+          <w:kern w:val="0"/>
+          <w:sz w:val="21"/>
+          <w:szCs w:val="21"/>
+          <w14:ligatures w14:val="none"/>
+        </w:rPr>
+        <w:t xml:space="preserve"> </w:t>
+      </w:r>
+      <w:r>
+        <w:rPr>
+          <w:rFonts w:ascii="Consolas" w:eastAsia="Times New Roman" w:hAnsi="Consolas" w:cs="Times New Roman"/>
+          <w:color w:val="D4D4D4"/>
+          <w:kern w:val="0"/>
+          <w:sz w:val="21"/>
+          <w:szCs w:val="21"/>
+          <w14:ligatures w14:val="none"/>
+        </w:rPr>
+        <w:t>=</w:t>
+      </w:r>
+      <w:r>
+        <w:rPr>
+          <w:rFonts w:ascii="Consolas" w:eastAsia="Times New Roman" w:hAnsi="Consolas" w:cs="Times New Roman"/>
+          <w:color w:val="CCCCCC"/>
+          <w:kern w:val="0"/>
+          <w:sz w:val="21"/>
+          <w:szCs w:val="21"/>
+          <w14:ligatures w14:val="none"/>
+        </w:rPr>
+        <w:t xml:space="preserve"> </w:t>
+      </w:r>
+      <w:proofErr w:type="spellStart"/>
+      <w:r>
+        <w:rPr>
+          <w:rFonts w:ascii="Consolas" w:eastAsia="Times New Roman" w:hAnsi="Consolas" w:cs="Times New Roman"/>
+          <w:color w:val="4EC9B0"/>
+          <w:kern w:val="0"/>
+          <w:sz w:val="21"/>
+          <w:szCs w:val="21"/>
+          <w14:ligatures w14:val="none"/>
+        </w:rPr>
+        <w:t>tk</w:t>
+      </w:r>
+      <w:r>
+        <w:rPr>
+          <w:rFonts w:ascii="Consolas" w:eastAsia="Times New Roman" w:hAnsi="Consolas" w:cs="Times New Roman"/>
+          <w:color w:val="CCCCCC"/>
+          <w:kern w:val="0"/>
+          <w:sz w:val="21"/>
+          <w:szCs w:val="21"/>
+          <w14:ligatures w14:val="none"/>
+        </w:rPr>
+        <w:t>.</w:t>
+      </w:r>
+      <w:r>
+        <w:rPr>
+          <w:rFonts w:ascii="Consolas" w:eastAsia="Times New Roman" w:hAnsi="Consolas" w:cs="Times New Roman"/>
+          <w:color w:val="4EC9B0"/>
+          <w:kern w:val="0"/>
+          <w:sz w:val="21"/>
+          <w:szCs w:val="21"/>
+          <w14:ligatures w14:val="none"/>
+        </w:rPr>
+        <w:t>Listbox</w:t>
+      </w:r>
+      <w:proofErr w:type="spellEnd"/>
+      <w:r>
+        <w:rPr>
+          <w:rFonts w:ascii="Consolas" w:eastAsia="Times New Roman" w:hAnsi="Consolas" w:cs="Times New Roman"/>
+          <w:color w:val="CCCCCC"/>
+          <w:kern w:val="0"/>
+          <w:sz w:val="21"/>
+          <w:szCs w:val="21"/>
+          <w14:ligatures w14:val="none"/>
+        </w:rPr>
+        <w:t>(</w:t>
+      </w:r>
+    </w:p>
+    <w:p>
+      <w:pPr>
+        <w:shd w:val="clear" w:color="auto" w:fill="1F1F1F"/>
+        <w:spacing w:after="0" w:line="285" w:lineRule="atLeast"/>
+        <w:rPr>
+          <w:rFonts w:ascii="Consolas" w:eastAsia="Times New Roman" w:hAnsi="Consolas" w:cs="Times New Roman"/>
+          <w:color w:val="CCCCCC"/>
+          <w:kern w:val="0"/>
+          <w:sz w:val="21"/>
+          <w:szCs w:val="21"/>
+          <w14:ligatures w14:val="none"/>
+        </w:rPr>
+      </w:pPr>
+      <w:r>
+        <w:rPr>
+          <w:rFonts w:ascii="Consolas" w:eastAsia="Times New Roman" w:hAnsi="Consolas" w:cs="Times New Roman"/>
+          <w:color w:val="CCCCCC"/>
+          <w:kern w:val="0"/>
+          <w:sz w:val="21"/>
+          <w:szCs w:val="21"/>
+          <w14:ligatures w14:val="none"/>
+        </w:rPr>
+        <w:t xml:space="preserve">            </w:t>
+      </w:r>
+      <w:proofErr w:type="spellStart"/>
+      <w:proofErr w:type="gramStart"/>
+      <w:r>
+        <w:rPr>
+          <w:rFonts w:ascii="Consolas" w:eastAsia="Times New Roman" w:hAnsi="Consolas" w:cs="Times New Roman"/>
+          <w:color w:val="9CDCFE"/>
+          <w:kern w:val="0"/>
+          <w:sz w:val="21"/>
+          <w:szCs w:val="21"/>
+          <w14:ligatures w14:val="none"/>
+        </w:rPr>
+        <w:t>self</w:t>
+      </w:r>
+      <w:r>
+        <w:rPr>
+          <w:rFonts w:ascii="Consolas" w:eastAsia="Times New Roman" w:hAnsi="Consolas" w:cs="Times New Roman"/>
+          <w:color w:val="CCCCCC"/>
+          <w:kern w:val="0"/>
+          <w:sz w:val="21"/>
+          <w:szCs w:val="21"/>
+          <w14:ligatures w14:val="none"/>
+        </w:rPr>
+        <w:t>.</w:t>
+      </w:r>
+      <w:r>
+        <w:rPr>
+          <w:rFonts w:ascii="Consolas" w:eastAsia="Times New Roman" w:hAnsi="Consolas" w:cs="Times New Roman"/>
+          <w:color w:val="9CDCFE"/>
+          <w:kern w:val="0"/>
+          <w:sz w:val="21"/>
+          <w:szCs w:val="21"/>
+          <w14:ligatures w14:val="none"/>
+        </w:rPr>
+        <w:t>frame</w:t>
+      </w:r>
+      <w:proofErr w:type="spellEnd"/>
+      <w:proofErr w:type="gramEnd"/>
+      <w:r>
+        <w:rPr>
+          <w:rFonts w:ascii="Consolas" w:eastAsia="Times New Roman" w:hAnsi="Consolas" w:cs="Times New Roman"/>
+          <w:color w:val="CCCCCC"/>
+          <w:kern w:val="0"/>
+          <w:sz w:val="21"/>
+          <w:szCs w:val="21"/>
+          <w14:ligatures w14:val="none"/>
+        </w:rPr>
+        <w:t>,</w:t>
+      </w:r>
+    </w:p>
+    <w:p>
+      <w:pPr>
+        <w:shd w:val="clear" w:color="auto" w:fill="1F1F1F"/>
+        <w:spacing w:after="0" w:line="285" w:lineRule="atLeast"/>
+        <w:rPr>
+          <w:rFonts w:ascii="Consolas" w:eastAsia="Times New Roman" w:hAnsi="Consolas" w:cs="Times New Roman"/>
+          <w:color w:val="CCCCCC"/>
+          <w:kern w:val="0"/>
+          <w:sz w:val="21"/>
+          <w:szCs w:val="21"/>
+          <w14:ligatures w14:val="none"/>
+        </w:rPr>
+      </w:pPr>
+      <w:r>
+        <w:rPr>
+          <w:rFonts w:ascii="Consolas" w:eastAsia="Times New Roman" w:hAnsi="Consolas" w:cs="Times New Roman"/>
+          <w:color w:val="CCCCCC"/>
+          <w:kern w:val="0"/>
+          <w:sz w:val="21"/>
+          <w:szCs w:val="21"/>
+          <w14:ligatures w14:val="none"/>
+        </w:rPr>
+        <w:t xml:space="preserve">            </w:t>
+      </w:r>
+      <w:proofErr w:type="spellStart"/>
+      <w:r>
+        <w:rPr>
+          <w:rFonts w:ascii="Consolas" w:eastAsia="Times New Roman" w:hAnsi="Consolas" w:cs="Times New Roman"/>
+          <w:color w:val="9CDCFE"/>
+          <w:kern w:val="0"/>
+          <w:sz w:val="21"/>
+          <w:szCs w:val="21"/>
+          <w14:ligatures w14:val="none"/>
+        </w:rPr>
+        <w:t>bg</w:t>
+      </w:r>
+      <w:proofErr w:type="spellEnd"/>
+      <w:r>
+        <w:rPr>
+          <w:rFonts w:ascii="Consolas" w:eastAsia="Times New Roman" w:hAnsi="Consolas" w:cs="Times New Roman"/>
+          <w:color w:val="D4D4D4"/>
+          <w:kern w:val="0"/>
+          <w:sz w:val="21"/>
+          <w:szCs w:val="21"/>
+          <w14:ligatures w14:val="none"/>
+        </w:rPr>
+        <w:t>=</w:t>
+      </w:r>
+      <w:r>
+        <w:rPr>
+          <w:rFonts w:ascii="Consolas" w:eastAsia="Times New Roman" w:hAnsi="Consolas" w:cs="Times New Roman"/>
+          <w:color w:val="CE9178"/>
+          <w:kern w:val="0"/>
+          <w:sz w:val="21"/>
+          <w:szCs w:val="21"/>
+          <w14:ligatures w14:val="none"/>
+        </w:rPr>
+        <w:t>"#1E3A8A</w:t>
+      </w:r>
+      <w:proofErr w:type="gramStart"/>
+      <w:r>
+        <w:rPr>
+          <w:rFonts w:ascii="Consolas" w:eastAsia="Times New Roman" w:hAnsi="Consolas" w:cs="Times New Roman"/>
+          <w:color w:val="CE9178"/>
+          <w:kern w:val="0"/>
+          <w:sz w:val="21"/>
+          <w:szCs w:val="21"/>
+          <w14:ligatures w14:val="none"/>
+        </w:rPr>
+        <w:t>"</w:t>
+      </w:r>
+      <w:r>
+        <w:rPr>
+          <w:rFonts w:ascii="Consolas" w:eastAsia="Times New Roman" w:hAnsi="Consolas" w:cs="Times New Roman"/>
+          <w:color w:val="CCCCCC"/>
+          <w:kern w:val="0"/>
+          <w:sz w:val="21"/>
+          <w:szCs w:val="21"/>
+          <w14:ligatures w14:val="none"/>
+        </w:rPr>
+        <w:t>,  </w:t>
+      </w:r>
+      <w:r>
+        <w:rPr>
+          <w:rFonts w:ascii="Consolas" w:eastAsia="Times New Roman" w:hAnsi="Consolas" w:cs="Times New Roman"/>
+          <w:color w:val="6A9955"/>
+          <w:kern w:val="0"/>
+          <w:sz w:val="21"/>
+          <w:szCs w:val="21"/>
+          <w14:ligatures w14:val="none"/>
+        </w:rPr>
+        <w:t>#</w:t>
+      </w:r>
+      <w:proofErr w:type="gramEnd"/>
+      <w:r>
+        <w:rPr>
+          <w:rFonts w:ascii="Consolas" w:eastAsia="Times New Roman" w:hAnsi="Consolas" w:cs="Times New Roman"/>
+          <w:color w:val="6A9955"/>
+          <w:kern w:val="0"/>
+          <w:sz w:val="21"/>
+          <w:szCs w:val="21"/>
+          <w14:ligatures w14:val="none"/>
+        </w:rPr>
+        <w:t xml:space="preserve"> Dark blue background</w:t>
+      </w:r>
+    </w:p>
+    <w:p>
+      <w:pPr>
+        <w:shd w:val="clear" w:color="auto" w:fill="1F1F1F"/>
+        <w:spacing w:after="0" w:line="285" w:lineRule="atLeast"/>
+        <w:rPr>
+          <w:rFonts w:ascii="Consolas" w:eastAsia="Times New Roman" w:hAnsi="Consolas" w:cs="Times New Roman"/>
+          <w:color w:val="CCCCCC"/>
+          <w:kern w:val="0"/>
+          <w:sz w:val="21"/>
+          <w:szCs w:val="21"/>
+          <w14:ligatures w14:val="none"/>
+        </w:rPr>
+      </w:pPr>
+      <w:r>
+        <w:rPr>
+          <w:rFonts w:ascii="Consolas" w:eastAsia="Times New Roman" w:hAnsi="Consolas" w:cs="Times New Roman"/>
+          <w:color w:val="CCCCCC"/>
+          <w:kern w:val="0"/>
+          <w:sz w:val="21"/>
+          <w:szCs w:val="21"/>
+          <w14:ligatures w14:val="none"/>
+        </w:rPr>
+        <w:t xml:space="preserve">            </w:t>
+      </w:r>
+      <w:proofErr w:type="spellStart"/>
+      <w:r>
+        <w:rPr>
+          <w:rFonts w:ascii="Consolas" w:eastAsia="Times New Roman" w:hAnsi="Consolas" w:cs="Times New Roman"/>
+          <w:color w:val="9CDCFE"/>
+          <w:kern w:val="0"/>
+          <w:sz w:val="21"/>
+          <w:szCs w:val="21"/>
+          <w14:ligatures w14:val="none"/>
+        </w:rPr>
+        <w:t>fg</w:t>
+      </w:r>
+      <w:proofErr w:type="spellEnd"/>
+      <w:r>
+        <w:rPr>
+          <w:rFonts w:ascii="Consolas" w:eastAsia="Times New Roman" w:hAnsi="Consolas" w:cs="Times New Roman"/>
+          <w:color w:val="D4D4D4"/>
+          <w:kern w:val="0"/>
+          <w:sz w:val="21"/>
+          <w:szCs w:val="21"/>
+          <w14:ligatures w14:val="none"/>
+        </w:rPr>
+        <w:t>=</w:t>
+      </w:r>
+      <w:r>
+        <w:rPr>
+          <w:rFonts w:ascii="Consolas" w:eastAsia="Times New Roman" w:hAnsi="Consolas" w:cs="Times New Roman"/>
+          <w:color w:val="CE9178"/>
+          <w:kern w:val="0"/>
+          <w:sz w:val="21"/>
+          <w:szCs w:val="21"/>
+          <w14:ligatures w14:val="none"/>
+        </w:rPr>
+        <w:t>"#F97316</w:t>
+      </w:r>
+      <w:proofErr w:type="gramStart"/>
+      <w:r>
+        <w:rPr>
+          <w:rFonts w:ascii="Consolas" w:eastAsia="Times New Roman" w:hAnsi="Consolas" w:cs="Times New Roman"/>
+          <w:color w:val="CE9178"/>
+          <w:kern w:val="0"/>
+          <w:sz w:val="21"/>
+          <w:szCs w:val="21"/>
+          <w14:ligatures w14:val="none"/>
+        </w:rPr>
+        <w:t>"</w:t>
+      </w:r>
+      <w:r>
+        <w:rPr>
+          <w:rFonts w:ascii="Consolas" w:eastAsia="Times New Roman" w:hAnsi="Consolas" w:cs="Times New Roman"/>
+          <w:color w:val="CCCCCC"/>
+          <w:kern w:val="0"/>
+          <w:sz w:val="21"/>
+          <w:szCs w:val="21"/>
+          <w14:ligatures w14:val="none"/>
+        </w:rPr>
+        <w:t>,  </w:t>
+      </w:r>
+      <w:r>
+        <w:rPr>
+          <w:rFonts w:ascii="Consolas" w:eastAsia="Times New Roman" w:hAnsi="Consolas" w:cs="Times New Roman"/>
+          <w:color w:val="6A9955"/>
+          <w:kern w:val="0"/>
+          <w:sz w:val="21"/>
+          <w:szCs w:val="21"/>
+          <w14:ligatures w14:val="none"/>
+        </w:rPr>
+        <w:t>#</w:t>
+      </w:r>
+      <w:proofErr w:type="gramEnd"/>
+      <w:r>
+        <w:rPr>
+          <w:rFonts w:ascii="Consolas" w:eastAsia="Times New Roman" w:hAnsi="Consolas" w:cs="Times New Roman"/>
+          <w:color w:val="6A9955"/>
+          <w:kern w:val="0"/>
+          <w:sz w:val="21"/>
+          <w:szCs w:val="21"/>
+          <w14:ligatures w14:val="none"/>
+        </w:rPr>
+        <w:t xml:space="preserve"> Orange foreground</w:t>
+      </w:r>
+    </w:p>
+    <w:p>
+      <w:pPr>
+        <w:shd w:val="clear" w:color="auto" w:fill="1F1F1F"/>
+        <w:spacing w:after="0" w:line="285" w:lineRule="atLeast"/>
+        <w:rPr>
+          <w:rFonts w:ascii="Consolas" w:eastAsia="Times New Roman" w:hAnsi="Consolas" w:cs="Times New Roman"/>
+          <w:color w:val="CCCCCC"/>
+          <w:kern w:val="0"/>
+          <w:sz w:val="21"/>
+          <w:szCs w:val="21"/>
+          <w14:ligatures w14:val="none"/>
+        </w:rPr>
+      </w:pPr>
+      <w:r>
+        <w:rPr>
+          <w:rFonts w:ascii="Consolas" w:eastAsia="Times New Roman" w:hAnsi="Consolas" w:cs="Times New Roman"/>
+          <w:color w:val="CCCCCC"/>
+          <w:kern w:val="0"/>
+          <w:sz w:val="21"/>
+          <w:szCs w:val="21"/>
+          <w14:ligatures w14:val="none"/>
+        </w:rPr>
+        <w:t xml:space="preserve">            </w:t>
+      </w:r>
+      <w:r>
+        <w:rPr>
+          <w:rFonts w:ascii="Consolas" w:eastAsia="Times New Roman" w:hAnsi="Consolas" w:cs="Times New Roman"/>
+          <w:color w:val="9CDCFE"/>
+          <w:kern w:val="0"/>
+          <w:sz w:val="21"/>
+          <w:szCs w:val="21"/>
+          <w14:ligatures w14:val="none"/>
+        </w:rPr>
+        <w:t>font</w:t>
+      </w:r>
+      <w:proofErr w:type="gramStart"/>
+      <w:r>
+        <w:rPr>
+          <w:rFonts w:ascii="Consolas" w:eastAsia="Times New Roman" w:hAnsi="Consolas" w:cs="Times New Roman"/>
+          <w:color w:val="D4D4D4"/>
+          <w:kern w:val="0"/>
+          <w:sz w:val="21"/>
+          <w:szCs w:val="21"/>
+          <w14:ligatures w14:val="none"/>
+        </w:rPr>
+        <w:t>=</w:t>
+      </w:r>
+      <w:r>
+        <w:rPr>
+          <w:rFonts w:ascii="Consolas" w:eastAsia="Times New Roman" w:hAnsi="Consolas" w:cs="Times New Roman"/>
+          <w:color w:val="CCCCCC"/>
+          <w:kern w:val="0"/>
+          <w:sz w:val="21"/>
+          <w:szCs w:val="21"/>
+          <w14:ligatures w14:val="none"/>
+        </w:rPr>
+        <w:t>(</w:t>
+      </w:r>
+      <w:proofErr w:type="gramEnd"/>
+      <w:r>
+        <w:rPr>
+          <w:rFonts w:ascii="Consolas" w:eastAsia="Times New Roman" w:hAnsi="Consolas" w:cs="Times New Roman"/>
+          <w:color w:val="CE9178"/>
+          <w:kern w:val="0"/>
+          <w:sz w:val="21"/>
+          <w:szCs w:val="21"/>
+          <w14:ligatures w14:val="none"/>
+        </w:rPr>
+        <w:t>"Arial"</w:t>
+      </w:r>
+      <w:r>
+        <w:rPr>
+          <w:rFonts w:ascii="Consolas" w:eastAsia="Times New Roman" w:hAnsi="Consolas" w:cs="Times New Roman"/>
+          <w:color w:val="CCCCCC"/>
+          <w:kern w:val="0"/>
+          <w:sz w:val="21"/>
+          <w:szCs w:val="21"/>
+          <w14:ligatures w14:val="none"/>
+        </w:rPr>
+        <w:t xml:space="preserve">, </w:t>
+      </w:r>
+      <w:r>
+        <w:rPr>
+          <w:rFonts w:ascii="Consolas" w:eastAsia="Times New Roman" w:hAnsi="Consolas" w:cs="Times New Roman"/>
+          <w:color w:val="B5CEA8"/>
+          <w:kern w:val="0"/>
+          <w:sz w:val="21"/>
+          <w:szCs w:val="21"/>
+          <w14:ligatures w14:val="none"/>
+        </w:rPr>
+        <w:t>12</w:t>
+      </w:r>
+      <w:r>
+        <w:rPr>
+          <w:rFonts w:ascii="Consolas" w:eastAsia="Times New Roman" w:hAnsi="Consolas" w:cs="Times New Roman"/>
+          <w:color w:val="CCCCCC"/>
+          <w:kern w:val="0"/>
+          <w:sz w:val="21"/>
+          <w:szCs w:val="21"/>
+          <w14:ligatures w14:val="none"/>
+        </w:rPr>
+        <w:t>),</w:t>
+      </w:r>
+    </w:p>
+    <w:p>
+      <w:pPr>
+        <w:shd w:val="clear" w:color="auto" w:fill="1F1F1F"/>
+        <w:spacing w:after="0" w:line="285" w:lineRule="atLeast"/>
+        <w:rPr>
+          <w:rFonts w:ascii="Consolas" w:eastAsia="Times New Roman" w:hAnsi="Consolas" w:cs="Times New Roman"/>
+          <w:color w:val="CCCCCC"/>
+          <w:kern w:val="0"/>
+          <w:sz w:val="21"/>
+          <w:szCs w:val="21"/>
+          <w14:ligatures w14:val="none"/>
+        </w:rPr>
+      </w:pPr>
+      <w:r>
+        <w:rPr>
+          <w:rFonts w:ascii="Consolas" w:eastAsia="Times New Roman" w:hAnsi="Consolas" w:cs="Times New Roman"/>
+          <w:color w:val="CCCCCC"/>
+          <w:kern w:val="0"/>
+          <w:sz w:val="21"/>
+          <w:szCs w:val="21"/>
+          <w14:ligatures w14:val="none"/>
+        </w:rPr>
+        <w:t xml:space="preserve">            </w:t>
+      </w:r>
+      <w:proofErr w:type="spellStart"/>
+      <w:r>
+        <w:rPr>
+          <w:rFonts w:ascii="Consolas" w:eastAsia="Times New Roman" w:hAnsi="Consolas" w:cs="Times New Roman"/>
+          <w:color w:val="9CDCFE"/>
+          <w:kern w:val="0"/>
+          <w:sz w:val="21"/>
+          <w:szCs w:val="21"/>
+          <w14:ligatures w14:val="none"/>
+        </w:rPr>
+        <w:t>selectbackground</w:t>
+      </w:r>
+      <w:proofErr w:type="spellEnd"/>
+      <w:r>
+        <w:rPr>
+          <w:rFonts w:ascii="Consolas" w:eastAsia="Times New Roman" w:hAnsi="Consolas" w:cs="Times New Roman"/>
+          <w:color w:val="D4D4D4"/>
+          <w:kern w:val="0"/>
+          <w:sz w:val="21"/>
+          <w:szCs w:val="21"/>
+          <w14:ligatures w14:val="none"/>
+        </w:rPr>
+        <w:t>=</w:t>
+      </w:r>
+      <w:r>
+        <w:rPr>
+          <w:rFonts w:ascii="Consolas" w:eastAsia="Times New Roman" w:hAnsi="Consolas" w:cs="Times New Roman"/>
+          <w:color w:val="CE9178"/>
+          <w:kern w:val="0"/>
+          <w:sz w:val="21"/>
+          <w:szCs w:val="21"/>
+          <w14:ligatures w14:val="none"/>
+        </w:rPr>
+        <w:t>"#F97316"</w:t>
+      </w:r>
+      <w:r>
+        <w:rPr>
+          <w:rFonts w:ascii="Consolas" w:eastAsia="Times New Roman" w:hAnsi="Consolas" w:cs="Times New Roman"/>
+          <w:color w:val="CCCCCC"/>
+          <w:kern w:val="0"/>
+          <w:sz w:val="21"/>
+          <w:szCs w:val="21"/>
+          <w14:ligatures w14:val="none"/>
+        </w:rPr>
+        <w:t>,</w:t>
+      </w:r>
+    </w:p>
+    <w:p>
+      <w:pPr>
+        <w:shd w:val="clear" w:color="auto" w:fill="1F1F1F"/>
+        <w:spacing w:after="0" w:line="285" w:lineRule="atLeast"/>
+        <w:rPr>
+          <w:rFonts w:ascii="Consolas" w:eastAsia="Times New Roman" w:hAnsi="Consolas" w:cs="Times New Roman"/>
+          <w:color w:val="CCCCCC"/>
+          <w:kern w:val="0"/>
+          <w:sz w:val="21"/>
+          <w:szCs w:val="21"/>
+          <w14:ligatures w14:val="none"/>
+        </w:rPr>
+      </w:pPr>
+      <w:r>
+        <w:rPr>
+          <w:rFonts w:ascii="Consolas" w:eastAsia="Times New Roman" w:hAnsi="Consolas" w:cs="Times New Roman"/>
+          <w:color w:val="CCCCCC"/>
+          <w:kern w:val="0"/>
+          <w:sz w:val="21"/>
+          <w:szCs w:val="21"/>
+          <w14:ligatures w14:val="none"/>
+        </w:rPr>
+        <w:t xml:space="preserve">            </w:t>
+      </w:r>
+      <w:proofErr w:type="spellStart"/>
+      <w:r>
+        <w:rPr>
+          <w:rFonts w:ascii="Consolas" w:eastAsia="Times New Roman" w:hAnsi="Consolas" w:cs="Times New Roman"/>
+          <w:color w:val="9CDCFE"/>
+          <w:kern w:val="0"/>
+          <w:sz w:val="21"/>
+          <w:szCs w:val="21"/>
+          <w14:ligatures w14:val="none"/>
+        </w:rPr>
+        <w:t>selectforeground</w:t>
+      </w:r>
+      <w:proofErr w:type="spellEnd"/>
+      <w:r>
+        <w:rPr>
+          <w:rFonts w:ascii="Consolas" w:eastAsia="Times New Roman" w:hAnsi="Consolas" w:cs="Times New Roman"/>
+          <w:color w:val="D4D4D4"/>
+          <w:kern w:val="0"/>
+          <w:sz w:val="21"/>
+          <w:szCs w:val="21"/>
+          <w14:ligatures w14:val="none"/>
+        </w:rPr>
+        <w:t>=</w:t>
+      </w:r>
+      <w:r>
+        <w:rPr>
+          <w:rFonts w:ascii="Consolas" w:eastAsia="Times New Roman" w:hAnsi="Consolas" w:cs="Times New Roman"/>
+          <w:color w:val="CE9178"/>
+          <w:kern w:val="0"/>
+          <w:sz w:val="21"/>
+          <w:szCs w:val="21"/>
+          <w14:ligatures w14:val="none"/>
+        </w:rPr>
+        <w:t>"#1E3A8A"</w:t>
+      </w:r>
+      <w:r>
+        <w:rPr>
+          <w:rFonts w:ascii="Consolas" w:eastAsia="Times New Roman" w:hAnsi="Consolas" w:cs="Times New Roman"/>
+          <w:color w:val="CCCCCC"/>
+          <w:kern w:val="0"/>
+          <w:sz w:val="21"/>
+          <w:szCs w:val="21"/>
+          <w14:ligatures w14:val="none"/>
+        </w:rPr>
+        <w:t>,</w:t>
+      </w:r>
+    </w:p>
+    <w:p>
+      <w:pPr>
+        <w:shd w:val="clear" w:color="auto" w:fill="1F1F1F"/>
+        <w:spacing w:after="0" w:line="285" w:lineRule="atLeast"/>
+        <w:rPr>
+          <w:rFonts w:ascii="Consolas" w:eastAsia="Times New Roman" w:hAnsi="Consolas" w:cs="Times New Roman"/>
+          <w:color w:val="CCCCCC"/>
+          <w:kern w:val="0"/>
+          <w:sz w:val="21"/>
+          <w:szCs w:val="21"/>
+          <w14:ligatures w14:val="none"/>
+        </w:rPr>
+      </w:pPr>
+      <w:r>
+        <w:rPr>
+          <w:rFonts w:ascii="Consolas" w:eastAsia="Times New Roman" w:hAnsi="Consolas" w:cs="Times New Roman"/>
+          <w:color w:val="CCCCCC"/>
+          <w:kern w:val="0"/>
+          <w:sz w:val="21"/>
+          <w:szCs w:val="21"/>
+          <w14:ligatures w14:val="none"/>
+        </w:rPr>
+        <w:t xml:space="preserve">            </w:t>
+      </w:r>
+      <w:proofErr w:type="spellStart"/>
+      <w:r>
+        <w:rPr>
+          <w:rFonts w:ascii="Consolas" w:eastAsia="Times New Roman" w:hAnsi="Consolas" w:cs="Times New Roman"/>
+          <w:color w:val="9CDCFE"/>
+          <w:kern w:val="0"/>
+          <w:sz w:val="21"/>
+          <w:szCs w:val="21"/>
+          <w14:ligatures w14:val="none"/>
+        </w:rPr>
+        <w:t>yscrollcommand</w:t>
+      </w:r>
+      <w:proofErr w:type="spellEnd"/>
+      <w:r>
+        <w:rPr>
+          <w:rFonts w:ascii="Consolas" w:eastAsia="Times New Roman" w:hAnsi="Consolas" w:cs="Times New Roman"/>
+          <w:color w:val="D4D4D4"/>
+          <w:kern w:val="0"/>
+          <w:sz w:val="21"/>
+          <w:szCs w:val="21"/>
+          <w14:ligatures w14:val="none"/>
+        </w:rPr>
+        <w:t>=</w:t>
+      </w:r>
+      <w:proofErr w:type="spellStart"/>
+      <w:r>
+        <w:rPr>
+          <w:rFonts w:ascii="Consolas" w:eastAsia="Times New Roman" w:hAnsi="Consolas" w:cs="Times New Roman"/>
+          <w:color w:val="9CDCFE"/>
+          <w:kern w:val="0"/>
+          <w:sz w:val="21"/>
+          <w:szCs w:val="21"/>
+          <w14:ligatures w14:val="none"/>
+        </w:rPr>
+        <w:t>self</w:t>
+      </w:r>
+      <w:r>
+        <w:rPr>
+          <w:rFonts w:ascii="Consolas" w:eastAsia="Times New Roman" w:hAnsi="Consolas" w:cs="Times New Roman"/>
+          <w:color w:val="CCCCCC"/>
+          <w:kern w:val="0"/>
+          <w:sz w:val="21"/>
+          <w:szCs w:val="21"/>
+          <w14:ligatures w14:val="none"/>
+        </w:rPr>
+        <w:t>.</w:t>
+      </w:r>
+      <w:r>
+        <w:rPr>
+          <w:rFonts w:ascii="Consolas" w:eastAsia="Times New Roman" w:hAnsi="Consolas" w:cs="Times New Roman"/>
+          <w:color w:val="9CDCFE"/>
+          <w:kern w:val="0"/>
+          <w:sz w:val="21"/>
+          <w:szCs w:val="21"/>
+          <w14:ligatures w14:val="none"/>
+        </w:rPr>
+        <w:t>scrollbar</w:t>
+      </w:r>
+      <w:r>
+        <w:rPr>
+          <w:rFonts w:ascii="Consolas" w:eastAsia="Times New Roman" w:hAnsi="Consolas" w:cs="Times New Roman"/>
+          <w:color w:val="CCCCCC"/>
+          <w:kern w:val="0"/>
+          <w:sz w:val="21"/>
+          <w:szCs w:val="21"/>
+          <w14:ligatures w14:val="none"/>
+        </w:rPr>
+        <w:t>.</w:t>
+      </w:r>
+      <w:r>
+        <w:rPr>
+          <w:rFonts w:ascii="Consolas" w:eastAsia="Times New Roman" w:hAnsi="Consolas" w:cs="Times New Roman"/>
+          <w:color w:val="DCDCAA"/>
+          <w:kern w:val="0"/>
+          <w:sz w:val="21"/>
+          <w:szCs w:val="21"/>
+          <w14:ligatures w14:val="none"/>
+        </w:rPr>
+        <w:t>set</w:t>
+      </w:r>
+      <w:proofErr w:type="spellEnd"/>
+    </w:p>
+    <w:p>
+      <w:pPr>
+        <w:shd w:val="clear" w:color="auto" w:fill="1F1F1F"/>
+        <w:spacing w:after="0" w:line="285" w:lineRule="atLeast"/>
+        <w:rPr>
+          <w:rFonts w:ascii="Consolas" w:eastAsia="Times New Roman" w:hAnsi="Consolas" w:cs="Times New Roman"/>
+          <w:color w:val="CCCCCC"/>
+          <w:kern w:val="0"/>
+          <w:sz w:val="21"/>
+          <w:szCs w:val="21"/>
+          <w14:ligatures w14:val="none"/>
+        </w:rPr>
+      </w:pPr>
+      <w:r>
+        <w:rPr>
+          <w:rFonts w:ascii="Consolas" w:eastAsia="Times New Roman" w:hAnsi="Consolas" w:cs="Times New Roman"/>
+          <w:color w:val="CCCCCC"/>
+          <w:kern w:val="0"/>
+          <w:sz w:val="21"/>
+          <w:szCs w:val="21"/>
+          <w14:ligatures w14:val="none"/>
+        </w:rPr>
+        <w:t>        )</w:t>
+      </w:r>
+    </w:p>
+    <w:p>
+      <w:pPr>
+        <w:shd w:val="clear" w:color="auto" w:fill="1F1F1F"/>
+        <w:spacing w:after="0" w:line="285" w:lineRule="atLeast"/>
+        <w:rPr>
+          <w:rFonts w:ascii="Consolas" w:eastAsia="Times New Roman" w:hAnsi="Consolas" w:cs="Times New Roman"/>
+          <w:color w:val="CCCCCC"/>
+          <w:kern w:val="0"/>
+          <w:sz w:val="21"/>
+          <w:szCs w:val="21"/>
+          <w14:ligatures w14:val="none"/>
+        </w:rPr>
+      </w:pPr>
+      <w:r>
+        <w:rPr>
+          <w:rFonts w:ascii="Consolas" w:eastAsia="Times New Roman" w:hAnsi="Consolas" w:cs="Times New Roman"/>
+          <w:color w:val="CCCCCC"/>
+          <w:kern w:val="0"/>
+          <w:sz w:val="21"/>
+          <w:szCs w:val="21"/>
+          <w14:ligatures w14:val="none"/>
+        </w:rPr>
+        <w:t xml:space="preserve">        </w:t>
+      </w:r>
+      <w:proofErr w:type="spellStart"/>
+      <w:proofErr w:type="gramStart"/>
+      <w:r>
+        <w:rPr>
+          <w:rFonts w:ascii="Consolas" w:eastAsia="Times New Roman" w:hAnsi="Consolas" w:cs="Times New Roman"/>
+          <w:color w:val="9CDCFE"/>
+          <w:kern w:val="0"/>
+          <w:sz w:val="21"/>
+          <w:szCs w:val="21"/>
+          <w14:ligatures w14:val="none"/>
+        </w:rPr>
+        <w:t>self</w:t>
+      </w:r>
+      <w:r>
+        <w:rPr>
+          <w:rFonts w:ascii="Consolas" w:eastAsia="Times New Roman" w:hAnsi="Consolas" w:cs="Times New Roman"/>
+          <w:color w:val="CCCCCC"/>
+          <w:kern w:val="0"/>
+          <w:sz w:val="21"/>
+          <w:szCs w:val="21"/>
+          <w14:ligatures w14:val="none"/>
+        </w:rPr>
+        <w:t>.</w:t>
+      </w:r>
+      <w:r>
+        <w:rPr>
+          <w:rFonts w:ascii="Consolas" w:eastAsia="Times New Roman" w:hAnsi="Consolas" w:cs="Times New Roman"/>
+          <w:color w:val="9CDCFE"/>
+          <w:kern w:val="0"/>
+          <w:sz w:val="21"/>
+          <w:szCs w:val="21"/>
+          <w14:ligatures w14:val="none"/>
+        </w:rPr>
+        <w:t>todo</w:t>
+      </w:r>
+      <w:proofErr w:type="gramEnd"/>
+      <w:r>
+        <w:rPr>
+          <w:rFonts w:ascii="Consolas" w:eastAsia="Times New Roman" w:hAnsi="Consolas" w:cs="Times New Roman"/>
+          <w:color w:val="9CDCFE"/>
+          <w:kern w:val="0"/>
+          <w:sz w:val="21"/>
+          <w:szCs w:val="21"/>
+          <w14:ligatures w14:val="none"/>
+        </w:rPr>
+        <w:t>_list</w:t>
+      </w:r>
+      <w:r>
+        <w:rPr>
+          <w:rFonts w:ascii="Consolas" w:eastAsia="Times New Roman" w:hAnsi="Consolas" w:cs="Times New Roman"/>
+          <w:color w:val="CCCCCC"/>
+          <w:kern w:val="0"/>
+          <w:sz w:val="21"/>
+          <w:szCs w:val="21"/>
+          <w14:ligatures w14:val="none"/>
+        </w:rPr>
+        <w:t>.</w:t>
+      </w:r>
+      <w:r>
+        <w:rPr>
+          <w:rFonts w:ascii="Consolas" w:eastAsia="Times New Roman" w:hAnsi="Consolas" w:cs="Times New Roman"/>
+          <w:color w:val="9CDCFE"/>
+          <w:kern w:val="0"/>
+          <w:sz w:val="21"/>
+          <w:szCs w:val="21"/>
+          <w14:ligatures w14:val="none"/>
+        </w:rPr>
+        <w:t>pack</w:t>
+      </w:r>
+      <w:proofErr w:type="spellEnd"/>
+      <w:r>
+        <w:rPr>
+          <w:rFonts w:ascii="Consolas" w:eastAsia="Times New Roman" w:hAnsi="Consolas" w:cs="Times New Roman"/>
+          <w:color w:val="CCCCCC"/>
+          <w:kern w:val="0"/>
+          <w:sz w:val="21"/>
+          <w:szCs w:val="21"/>
+          <w14:ligatures w14:val="none"/>
+        </w:rPr>
+        <w:t>(</w:t>
+      </w:r>
+      <w:r>
+        <w:rPr>
+          <w:rFonts w:ascii="Consolas" w:eastAsia="Times New Roman" w:hAnsi="Consolas" w:cs="Times New Roman"/>
+          <w:color w:val="9CDCFE"/>
+          <w:kern w:val="0"/>
+          <w:sz w:val="21"/>
+          <w:szCs w:val="21"/>
+          <w14:ligatures w14:val="none"/>
+        </w:rPr>
+        <w:t>side</w:t>
+      </w:r>
+      <w:r>
+        <w:rPr>
+          <w:rFonts w:ascii="Consolas" w:eastAsia="Times New Roman" w:hAnsi="Consolas" w:cs="Times New Roman"/>
+          <w:color w:val="D4D4D4"/>
+          <w:kern w:val="0"/>
+          <w:sz w:val="21"/>
+          <w:szCs w:val="21"/>
+          <w14:ligatures w14:val="none"/>
+        </w:rPr>
+        <w:t>=</w:t>
+      </w:r>
+      <w:proofErr w:type="spellStart"/>
+      <w:r>
+        <w:rPr>
+          <w:rFonts w:ascii="Consolas" w:eastAsia="Times New Roman" w:hAnsi="Consolas" w:cs="Times New Roman"/>
+          <w:color w:val="4EC9B0"/>
+          <w:kern w:val="0"/>
+          <w:sz w:val="21"/>
+          <w:szCs w:val="21"/>
+          <w14:ligatures w14:val="none"/>
+        </w:rPr>
+        <w:t>tk</w:t>
+      </w:r>
+      <w:r>
+        <w:rPr>
+          <w:rFonts w:ascii="Consolas" w:eastAsia="Times New Roman" w:hAnsi="Consolas" w:cs="Times New Roman"/>
+          <w:color w:val="CCCCCC"/>
+          <w:kern w:val="0"/>
+          <w:sz w:val="21"/>
+          <w:szCs w:val="21"/>
+          <w14:ligatures w14:val="none"/>
+        </w:rPr>
+        <w:t>.</w:t>
+      </w:r>
+      <w:r>
+        <w:rPr>
+          <w:rFonts w:ascii="Consolas" w:eastAsia="Times New Roman" w:hAnsi="Consolas" w:cs="Times New Roman"/>
+          <w:color w:val="9CDCFE"/>
+          <w:kern w:val="0"/>
+          <w:sz w:val="21"/>
+          <w:szCs w:val="21"/>
+          <w14:ligatures w14:val="none"/>
+        </w:rPr>
+        <w:t>LEFT</w:t>
+      </w:r>
+      <w:proofErr w:type="spellEnd"/>
+      <w:r>
+        <w:rPr>
+          <w:rFonts w:ascii="Consolas" w:eastAsia="Times New Roman" w:hAnsi="Consolas" w:cs="Times New Roman"/>
+          <w:color w:val="CCCCCC"/>
+          <w:kern w:val="0"/>
+          <w:sz w:val="21"/>
+          <w:szCs w:val="21"/>
+          <w14:ligatures w14:val="none"/>
+        </w:rPr>
+        <w:t xml:space="preserve">, </w:t>
+      </w:r>
+      <w:r>
+        <w:rPr>
+          <w:rFonts w:ascii="Consolas" w:eastAsia="Times New Roman" w:hAnsi="Consolas" w:cs="Times New Roman"/>
+          <w:color w:val="9CDCFE"/>
+          <w:kern w:val="0"/>
+          <w:sz w:val="21"/>
+          <w:szCs w:val="21"/>
+          <w14:ligatures w14:val="none"/>
+        </w:rPr>
+        <w:t>fill</w:t>
+      </w:r>
+      <w:r>
+        <w:rPr>
+          <w:rFonts w:ascii="Consolas" w:eastAsia="Times New Roman" w:hAnsi="Consolas" w:cs="Times New Roman"/>
+          <w:color w:val="D4D4D4"/>
+          <w:kern w:val="0"/>
+          <w:sz w:val="21"/>
+          <w:szCs w:val="21"/>
+          <w14:ligatures w14:val="none"/>
+        </w:rPr>
+        <w:t>=</w:t>
+      </w:r>
+      <w:proofErr w:type="spellStart"/>
+      <w:r>
+        <w:rPr>
+          <w:rFonts w:ascii="Consolas" w:eastAsia="Times New Roman" w:hAnsi="Consolas" w:cs="Times New Roman"/>
+          <w:color w:val="4EC9B0"/>
+          <w:kern w:val="0"/>
+          <w:sz w:val="21"/>
+          <w:szCs w:val="21"/>
+          <w14:ligatures w14:val="none"/>
+        </w:rPr>
+        <w:t>tk</w:t>
+      </w:r>
+      <w:r>
+        <w:rPr>
+          <w:rFonts w:ascii="Consolas" w:eastAsia="Times New Roman" w:hAnsi="Consolas" w:cs="Times New Roman"/>
+          <w:color w:val="CCCCCC"/>
+          <w:kern w:val="0"/>
+          <w:sz w:val="21"/>
+          <w:szCs w:val="21"/>
+          <w14:ligatures w14:val="none"/>
+        </w:rPr>
+        <w:t>.</w:t>
+      </w:r>
+      <w:r>
+        <w:rPr>
+          <w:rFonts w:ascii="Consolas" w:eastAsia="Times New Roman" w:hAnsi="Consolas" w:cs="Times New Roman"/>
+          <w:color w:val="9CDCFE"/>
+          <w:kern w:val="0"/>
+          <w:sz w:val="21"/>
+          <w:szCs w:val="21"/>
+          <w14:ligatures w14:val="none"/>
+        </w:rPr>
+        <w:t>BOTH</w:t>
+      </w:r>
+      <w:proofErr w:type="spellEnd"/>
+      <w:r>
+        <w:rPr>
+          <w:rFonts w:ascii="Consolas" w:eastAsia="Times New Roman" w:hAnsi="Consolas" w:cs="Times New Roman"/>
+          <w:color w:val="CCCCCC"/>
+          <w:kern w:val="0"/>
+          <w:sz w:val="21"/>
+          <w:szCs w:val="21"/>
+          <w14:ligatures w14:val="none"/>
+        </w:rPr>
+        <w:t xml:space="preserve">, </w:t>
+      </w:r>
+      <w:r>
+        <w:rPr>
+          <w:rFonts w:ascii="Consolas" w:eastAsia="Times New Roman" w:hAnsi="Consolas" w:cs="Times New Roman"/>
+          <w:color w:val="9CDCFE"/>
+          <w:kern w:val="0"/>
+          <w:sz w:val="21"/>
+          <w:szCs w:val="21"/>
+          <w14:ligatures w14:val="none"/>
+        </w:rPr>
+        <w:t>expand</w:t>
+      </w:r>
+      <w:r>
+        <w:rPr>
+          <w:rFonts w:ascii="Consolas" w:eastAsia="Times New Roman" w:hAnsi="Consolas" w:cs="Times New Roman"/>
+          <w:color w:val="D4D4D4"/>
+          <w:kern w:val="0"/>
+          <w:sz w:val="21"/>
+          <w:szCs w:val="21"/>
+          <w14:ligatures w14:val="none"/>
+        </w:rPr>
+        <w:t>=</w:t>
+      </w:r>
+      <w:r>
+        <w:rPr>
+          <w:rFonts w:ascii="Consolas" w:eastAsia="Times New Roman" w:hAnsi="Consolas" w:cs="Times New Roman"/>
+          <w:color w:val="569CD6"/>
+          <w:kern w:val="0"/>
+          <w:sz w:val="21"/>
+          <w:szCs w:val="21"/>
+          <w14:ligatures w14:val="none"/>
+        </w:rPr>
+        <w:t>True</w:t>
+      </w:r>
+      <w:r>
+        <w:rPr>
+          <w:rFonts w:ascii="Consolas" w:eastAsia="Times New Roman" w:hAnsi="Consolas" w:cs="Times New Roman"/>
+          <w:color w:val="CCCCCC"/>
+          <w:kern w:val="0"/>
+          <w:sz w:val="21"/>
+          <w:szCs w:val="21"/>
+          <w14:ligatures w14:val="none"/>
+        </w:rPr>
+        <w:t>)</w:t>
+      </w:r>
+    </w:p>
+    <w:p>
+      <w:pPr>
+        <w:shd w:val="clear" w:color="auto" w:fill="1F1F1F"/>
+        <w:spacing w:after="0" w:line="285" w:lineRule="atLeast"/>
+        <w:rPr>
+          <w:rFonts w:ascii="Consolas" w:eastAsia="Times New Roman" w:hAnsi="Consolas" w:cs="Times New Roman"/>
+          <w:color w:val="CCCCCC"/>
+          <w:kern w:val="0"/>
+          <w:sz w:val="21"/>
+          <w:szCs w:val="21"/>
+          <w14:ligatures w14:val="none"/>
+        </w:rPr>
+      </w:pPr>
+      <w:r>
+        <w:rPr>
+          <w:rFonts w:ascii="Consolas" w:eastAsia="Times New Roman" w:hAnsi="Consolas" w:cs="Times New Roman"/>
+          <w:color w:val="CCCCCC"/>
+          <w:kern w:val="0"/>
+          <w:sz w:val="21"/>
+          <w:szCs w:val="21"/>
+          <w14:ligatures w14:val="none"/>
+        </w:rPr>
+        <w:t xml:space="preserve">        </w:t>
+      </w:r>
+    </w:p>
+    <w:p>
+      <w:pPr>
+        <w:shd w:val="clear" w:color="auto" w:fill="1F1F1F"/>
+        <w:spacing w:after="0" w:line="285" w:lineRule="atLeast"/>
+        <w:rPr>
+          <w:rFonts w:ascii="Consolas" w:eastAsia="Times New Roman" w:hAnsi="Consolas" w:cs="Times New Roman"/>
+          <w:color w:val="CCCCCC"/>
+          <w:kern w:val="0"/>
+          <w:sz w:val="21"/>
+          <w:szCs w:val="21"/>
+          <w14:ligatures w14:val="none"/>
+        </w:rPr>
+      </w:pPr>
+      <w:r>
+        <w:rPr>
+          <w:rFonts w:ascii="Consolas" w:eastAsia="Times New Roman" w:hAnsi="Consolas" w:cs="Times New Roman"/>
+          <w:color w:val="CCCCCC"/>
+          <w:kern w:val="0"/>
+          <w:sz w:val="21"/>
+          <w:szCs w:val="21"/>
+          <w14:ligatures w14:val="none"/>
+        </w:rPr>
+        <w:t xml:space="preserve">        </w:t>
+      </w:r>
+      <w:r>
+        <w:rPr>
+          <w:rFonts w:ascii="Consolas" w:eastAsia="Times New Roman" w:hAnsi="Consolas" w:cs="Times New Roman"/>
+          <w:color w:val="6A9955"/>
+          <w:kern w:val="0"/>
+          <w:sz w:val="21"/>
+          <w:szCs w:val="21"/>
+          <w14:ligatures w14:val="none"/>
+        </w:rPr>
+        <w:t># Configure scrollbar</w:t>
+      </w:r>
+    </w:p>
+    <w:p>
+      <w:pPr>
+        <w:shd w:val="clear" w:color="auto" w:fill="1F1F1F"/>
+        <w:spacing w:after="0" w:line="285" w:lineRule="atLeast"/>
+        <w:rPr>
+          <w:rFonts w:ascii="Consolas" w:eastAsia="Times New Roman" w:hAnsi="Consolas" w:cs="Times New Roman"/>
+          <w:color w:val="CCCCCC"/>
+          <w:kern w:val="0"/>
+          <w:sz w:val="21"/>
+          <w:szCs w:val="21"/>
+          <w14:ligatures w14:val="none"/>
+        </w:rPr>
+      </w:pPr>
+      <w:r>
+        <w:rPr>
+          <w:rFonts w:ascii="Consolas" w:eastAsia="Times New Roman" w:hAnsi="Consolas" w:cs="Times New Roman"/>
+          <w:color w:val="CCCCCC"/>
+          <w:kern w:val="0"/>
+          <w:sz w:val="21"/>
+          <w:szCs w:val="21"/>
+          <w14:ligatures w14:val="none"/>
+        </w:rPr>
+        <w:t xml:space="preserve">        </w:t>
+      </w:r>
+      <w:proofErr w:type="spellStart"/>
+      <w:proofErr w:type="gramStart"/>
+      <w:r>
+        <w:rPr>
+          <w:rFonts w:ascii="Consolas" w:eastAsia="Times New Roman" w:hAnsi="Consolas" w:cs="Times New Roman"/>
+          <w:color w:val="9CDCFE"/>
+          <w:kern w:val="0"/>
+          <w:sz w:val="21"/>
+          <w:szCs w:val="21"/>
+          <w14:ligatures w14:val="none"/>
+        </w:rPr>
+        <w:t>self</w:t>
+      </w:r>
+      <w:r>
+        <w:rPr>
+          <w:rFonts w:ascii="Consolas" w:eastAsia="Times New Roman" w:hAnsi="Consolas" w:cs="Times New Roman"/>
+          <w:color w:val="CCCCCC"/>
+          <w:kern w:val="0"/>
+          <w:sz w:val="21"/>
+          <w:szCs w:val="21"/>
+          <w14:ligatures w14:val="none"/>
+        </w:rPr>
+        <w:t>.</w:t>
+      </w:r>
+      <w:r>
+        <w:rPr>
+          <w:rFonts w:ascii="Consolas" w:eastAsia="Times New Roman" w:hAnsi="Consolas" w:cs="Times New Roman"/>
+          <w:color w:val="9CDCFE"/>
+          <w:kern w:val="0"/>
+          <w:sz w:val="21"/>
+          <w:szCs w:val="21"/>
+          <w14:ligatures w14:val="none"/>
+        </w:rPr>
+        <w:t>scrollbar</w:t>
+      </w:r>
+      <w:proofErr w:type="gramEnd"/>
+      <w:r>
+        <w:rPr>
+          <w:rFonts w:ascii="Consolas" w:eastAsia="Times New Roman" w:hAnsi="Consolas" w:cs="Times New Roman"/>
+          <w:color w:val="CCCCCC"/>
+          <w:kern w:val="0"/>
+          <w:sz w:val="21"/>
+          <w:szCs w:val="21"/>
+          <w14:ligatures w14:val="none"/>
+        </w:rPr>
+        <w:t>.</w:t>
+      </w:r>
+      <w:r>
+        <w:rPr>
+          <w:rFonts w:ascii="Consolas" w:eastAsia="Times New Roman" w:hAnsi="Consolas" w:cs="Times New Roman"/>
+          <w:color w:val="9CDCFE"/>
+          <w:kern w:val="0"/>
+          <w:sz w:val="21"/>
+          <w:szCs w:val="21"/>
+          <w14:ligatures w14:val="none"/>
+        </w:rPr>
+        <w:t>config</w:t>
+      </w:r>
+      <w:proofErr w:type="spellEnd"/>
+      <w:r>
+        <w:rPr>
+          <w:rFonts w:ascii="Consolas" w:eastAsia="Times New Roman" w:hAnsi="Consolas" w:cs="Times New Roman"/>
+          <w:color w:val="CCCCCC"/>
+          <w:kern w:val="0"/>
+          <w:sz w:val="21"/>
+          <w:szCs w:val="21"/>
+          <w14:ligatures w14:val="none"/>
+        </w:rPr>
+        <w:t>(</w:t>
+      </w:r>
+      <w:r>
+        <w:rPr>
+          <w:rFonts w:ascii="Consolas" w:eastAsia="Times New Roman" w:hAnsi="Consolas" w:cs="Times New Roman"/>
+          <w:color w:val="9CDCFE"/>
+          <w:kern w:val="0"/>
+          <w:sz w:val="21"/>
+          <w:szCs w:val="21"/>
+          <w14:ligatures w14:val="none"/>
+        </w:rPr>
+        <w:t>command</w:t>
+      </w:r>
+      <w:r>
+        <w:rPr>
+          <w:rFonts w:ascii="Consolas" w:eastAsia="Times New Roman" w:hAnsi="Consolas" w:cs="Times New Roman"/>
+          <w:color w:val="D4D4D4"/>
+          <w:kern w:val="0"/>
+          <w:sz w:val="21"/>
+          <w:szCs w:val="21"/>
+          <w14:ligatures w14:val="none"/>
+        </w:rPr>
+        <w:t>=</w:t>
+      </w:r>
+      <w:proofErr w:type="spellStart"/>
+      <w:r>
+        <w:rPr>
+          <w:rFonts w:ascii="Consolas" w:eastAsia="Times New Roman" w:hAnsi="Consolas" w:cs="Times New Roman"/>
+          <w:color w:val="9CDCFE"/>
+          <w:kern w:val="0"/>
+          <w:sz w:val="21"/>
+          <w:szCs w:val="21"/>
+          <w14:ligatures w14:val="none"/>
+        </w:rPr>
+        <w:t>self</w:t>
+      </w:r>
+      <w:r>
+        <w:rPr>
+          <w:rFonts w:ascii="Consolas" w:eastAsia="Times New Roman" w:hAnsi="Consolas" w:cs="Times New Roman"/>
+          <w:color w:val="CCCCCC"/>
+          <w:kern w:val="0"/>
+          <w:sz w:val="21"/>
+          <w:szCs w:val="21"/>
+          <w14:ligatures w14:val="none"/>
+        </w:rPr>
+        <w:t>.</w:t>
+      </w:r>
+      <w:r>
+        <w:rPr>
+          <w:rFonts w:ascii="Consolas" w:eastAsia="Times New Roman" w:hAnsi="Consolas" w:cs="Times New Roman"/>
+          <w:color w:val="9CDCFE"/>
+          <w:kern w:val="0"/>
+          <w:sz w:val="21"/>
+          <w:szCs w:val="21"/>
+          <w14:ligatures w14:val="none"/>
+        </w:rPr>
+        <w:t>todo_list</w:t>
+      </w:r>
+      <w:r>
+        <w:rPr>
+          <w:rFonts w:ascii="Consolas" w:eastAsia="Times New Roman" w:hAnsi="Consolas" w:cs="Times New Roman"/>
+          <w:color w:val="CCCCCC"/>
+          <w:kern w:val="0"/>
+          <w:sz w:val="21"/>
+          <w:szCs w:val="21"/>
+          <w14:ligatures w14:val="none"/>
+        </w:rPr>
+        <w:t>.</w:t>
+      </w:r>
+      <w:r>
+        <w:rPr>
+          <w:rFonts w:ascii="Consolas" w:eastAsia="Times New Roman" w:hAnsi="Consolas" w:cs="Times New Roman"/>
+          <w:color w:val="DCDCAA"/>
+          <w:kern w:val="0"/>
+          <w:sz w:val="21"/>
+          <w:szCs w:val="21"/>
+          <w14:ligatures w14:val="none"/>
+        </w:rPr>
+        <w:t>yview</w:t>
+      </w:r>
+      <w:proofErr w:type="spellEnd"/>
+      <w:r>
+        <w:rPr>
+          <w:rFonts w:ascii="Consolas" w:eastAsia="Times New Roman" w:hAnsi="Consolas" w:cs="Times New Roman"/>
+          <w:color w:val="CCCCCC"/>
+          <w:kern w:val="0"/>
+          <w:sz w:val="21"/>
+          <w:szCs w:val="21"/>
+          <w14:ligatures w14:val="none"/>
+        </w:rPr>
+        <w:t>)</w:t>
+      </w:r>
+    </w:p>
+    <w:p>
+      <w:pPr>
+        <w:shd w:val="clear" w:color="auto" w:fill="1F1F1F"/>
+        <w:spacing w:after="0" w:line="285" w:lineRule="atLeast"/>
+        <w:rPr>
+          <w:rFonts w:ascii="Consolas" w:eastAsia="Times New Roman" w:hAnsi="Consolas" w:cs="Times New Roman"/>
+          <w:color w:val="CCCCCC"/>
+          <w:kern w:val="0"/>
+          <w:sz w:val="21"/>
+          <w:szCs w:val="21"/>
+          <w14:ligatures w14:val="none"/>
+        </w:rPr>
+      </w:pPr>
+      <w:r>
+        <w:rPr>
+          <w:rFonts w:ascii="Consolas" w:eastAsia="Times New Roman" w:hAnsi="Consolas" w:cs="Times New Roman"/>
+          <w:color w:val="CCCCCC"/>
+          <w:kern w:val="0"/>
+          <w:sz w:val="21"/>
+          <w:szCs w:val="21"/>
+          <w14:ligatures w14:val="none"/>
+        </w:rPr>
+        <w:t xml:space="preserve">        </w:t>
+      </w:r>
+    </w:p>
+    <w:p>
+      <w:pPr>
+        <w:shd w:val="clear" w:color="auto" w:fill="1F1F1F"/>
+        <w:spacing w:after="0" w:line="285" w:lineRule="atLeast"/>
+        <w:rPr>
+          <w:rFonts w:ascii="Consolas" w:eastAsia="Times New Roman" w:hAnsi="Consolas" w:cs="Times New Roman"/>
+          <w:color w:val="CCCCCC"/>
+          <w:kern w:val="0"/>
+          <w:sz w:val="21"/>
+          <w:szCs w:val="21"/>
+          <w14:ligatures w14:val="none"/>
+        </w:rPr>
+      </w:pPr>
+      <w:r>
+        <w:rPr>
+          <w:rFonts w:ascii="Consolas" w:eastAsia="Times New Roman" w:hAnsi="Consolas" w:cs="Times New Roman"/>
+          <w:color w:val="CCCCCC"/>
+          <w:kern w:val="0"/>
+          <w:sz w:val="21"/>
+          <w:szCs w:val="21"/>
+          <w14:ligatures w14:val="none"/>
+        </w:rPr>
         <w:lastRenderedPageBreak/>
         <w:t xml:space="preserve">        </w:t>
       </w:r>
+      <w:r>
+        <w:rPr>
+          <w:rFonts w:ascii="Consolas" w:eastAsia="Times New Roman" w:hAnsi="Consolas" w:cs="Times New Roman"/>
+          <w:color w:val="6A9955"/>
+          <w:kern w:val="0"/>
+          <w:sz w:val="21"/>
+          <w:szCs w:val="21"/>
+          <w14:ligatures w14:val="none"/>
+        </w:rPr>
+        <w:t># Requirement 3: Change delete to right mouse button (Button-3)</w:t>
+      </w:r>
+    </w:p>
+    <w:p>
+      <w:pPr>
+        <w:shd w:val="clear" w:color="auto" w:fill="1F1F1F"/>
+        <w:spacing w:after="0" w:line="285" w:lineRule="atLeast"/>
+        <w:rPr>
+          <w:rFonts w:ascii="Consolas" w:eastAsia="Times New Roman" w:hAnsi="Consolas" w:cs="Times New Roman"/>
+          <w:color w:val="CCCCCC"/>
+          <w:kern w:val="0"/>
+          <w:sz w:val="21"/>
+          <w:szCs w:val="21"/>
+          <w14:ligatures w14:val="none"/>
+        </w:rPr>
+      </w:pPr>
+      <w:r>
+        <w:rPr>
+          <w:rFonts w:ascii="Consolas" w:eastAsia="Times New Roman" w:hAnsi="Consolas" w:cs="Times New Roman"/>
+          <w:color w:val="CCCCCC"/>
+          <w:kern w:val="0"/>
+          <w:sz w:val="21"/>
+          <w:szCs w:val="21"/>
+          <w14:ligatures w14:val="none"/>
+        </w:rPr>
+        <w:t xml:space="preserve">        </w:t>
+      </w:r>
       <w:proofErr w:type="spellStart"/>
       <w:proofErr w:type="gramStart"/>
       <w:r>
@@ -5891,7 +10538,7 @@
           <w:szCs w:val="21"/>
           <w14:ligatures w14:val="none"/>
         </w:rPr>
-        <w:t>menu</w:t>
+        <w:t>todo</w:t>
       </w:r>
       <w:proofErr w:type="gramEnd"/>
       <w:r>
@@ -5903,7 +10550,29 @@
           <w:szCs w:val="21"/>
           <w14:ligatures w14:val="none"/>
         </w:rPr>
-        <w:t>_bar</w:t>
+        <w:t>_list</w:t>
+      </w:r>
+      <w:r>
+        <w:rPr>
+          <w:rFonts w:ascii="Consolas" w:eastAsia="Times New Roman" w:hAnsi="Consolas" w:cs="Times New Roman"/>
+          <w:color w:val="CCCCCC"/>
+          <w:kern w:val="0"/>
+          <w:sz w:val="21"/>
+          <w:szCs w:val="21"/>
+          <w14:ligatures w14:val="none"/>
+        </w:rPr>
+        <w:t>.</w:t>
+      </w:r>
+      <w:r>
+        <w:rPr>
+          <w:rFonts w:ascii="Consolas" w:eastAsia="Times New Roman" w:hAnsi="Consolas" w:cs="Times New Roman"/>
+          <w:color w:val="DCDCAA"/>
+          <w:kern w:val="0"/>
+          <w:sz w:val="21"/>
+          <w:szCs w:val="21"/>
+          <w14:ligatures w14:val="none"/>
+        </w:rPr>
+        <w:t>bind</w:t>
       </w:r>
       <w:proofErr w:type="spellEnd"/>
       <w:r>
@@ -5915,41 +10584,41 @@
           <w:szCs w:val="21"/>
           <w14:ligatures w14:val="none"/>
         </w:rPr>
-        <w:t xml:space="preserve"> </w:t>
-      </w:r>
-      <w:r>
-        <w:rPr>
-          <w:rFonts w:ascii="Consolas" w:eastAsia="Times New Roman" w:hAnsi="Consolas" w:cs="Times New Roman"/>
-          <w:color w:val="D4D4D4"/>
-          <w:kern w:val="0"/>
-          <w:sz w:val="21"/>
-          <w:szCs w:val="21"/>
-          <w14:ligatures w14:val="none"/>
-        </w:rPr>
-        <w:t>=</w:t>
-      </w:r>
-      <w:r>
-        <w:rPr>
-          <w:rFonts w:ascii="Consolas" w:eastAsia="Times New Roman" w:hAnsi="Consolas" w:cs="Times New Roman"/>
-          <w:color w:val="CCCCCC"/>
-          <w:kern w:val="0"/>
-          <w:sz w:val="21"/>
-          <w:szCs w:val="21"/>
-          <w14:ligatures w14:val="none"/>
-        </w:rPr>
-        <w:t xml:space="preserve"> </w:t>
+        <w:t>(</w:t>
+      </w:r>
+      <w:r>
+        <w:rPr>
+          <w:rFonts w:ascii="Consolas" w:eastAsia="Times New Roman" w:hAnsi="Consolas" w:cs="Times New Roman"/>
+          <w:color w:val="CE9178"/>
+          <w:kern w:val="0"/>
+          <w:sz w:val="21"/>
+          <w:szCs w:val="21"/>
+          <w14:ligatures w14:val="none"/>
+        </w:rPr>
+        <w:t>"&lt;Button-3&gt;"</w:t>
+      </w:r>
+      <w:r>
+        <w:rPr>
+          <w:rFonts w:ascii="Consolas" w:eastAsia="Times New Roman" w:hAnsi="Consolas" w:cs="Times New Roman"/>
+          <w:color w:val="CCCCCC"/>
+          <w:kern w:val="0"/>
+          <w:sz w:val="21"/>
+          <w:szCs w:val="21"/>
+          <w14:ligatures w14:val="none"/>
+        </w:rPr>
+        <w:t xml:space="preserve">, </w:t>
       </w:r>
       <w:proofErr w:type="spellStart"/>
       <w:r>
         <w:rPr>
           <w:rFonts w:ascii="Consolas" w:eastAsia="Times New Roman" w:hAnsi="Consolas" w:cs="Times New Roman"/>
-          <w:color w:val="4EC9B0"/>
-          <w:kern w:val="0"/>
-          <w:sz w:val="21"/>
-          <w:szCs w:val="21"/>
-          <w14:ligatures w14:val="none"/>
-        </w:rPr>
-        <w:t>tk</w:t>
+          <w:color w:val="9CDCFE"/>
+          <w:kern w:val="0"/>
+          <w:sz w:val="21"/>
+          <w:szCs w:val="21"/>
+          <w14:ligatures w14:val="none"/>
+        </w:rPr>
+        <w:t>self</w:t>
       </w:r>
       <w:r>
         <w:rPr>
@@ -5965,129 +10634,15 @@
       <w:r>
         <w:rPr>
           <w:rFonts w:ascii="Consolas" w:eastAsia="Times New Roman" w:hAnsi="Consolas" w:cs="Times New Roman"/>
-          <w:color w:val="4EC9B0"/>
-          <w:kern w:val="0"/>
-          <w:sz w:val="21"/>
-          <w:szCs w:val="21"/>
-          <w14:ligatures w14:val="none"/>
-        </w:rPr>
-        <w:t>Menu</w:t>
+          <w:color w:val="DCDCAA"/>
+          <w:kern w:val="0"/>
+          <w:sz w:val="21"/>
+          <w:szCs w:val="21"/>
+          <w14:ligatures w14:val="none"/>
+        </w:rPr>
+        <w:t>delete_task</w:t>
       </w:r>
       <w:proofErr w:type="spellEnd"/>
-      <w:r>
-        <w:rPr>
-          <w:rFonts w:ascii="Consolas" w:eastAsia="Times New Roman" w:hAnsi="Consolas" w:cs="Times New Roman"/>
-          <w:color w:val="CCCCCC"/>
-          <w:kern w:val="0"/>
-          <w:sz w:val="21"/>
-          <w:szCs w:val="21"/>
-          <w14:ligatures w14:val="none"/>
-        </w:rPr>
-        <w:t>(</w:t>
-      </w:r>
-      <w:r>
-        <w:rPr>
-          <w:rFonts w:ascii="Consolas" w:eastAsia="Times New Roman" w:hAnsi="Consolas" w:cs="Times New Roman"/>
-          <w:color w:val="9CDCFE"/>
-          <w:kern w:val="0"/>
-          <w:sz w:val="21"/>
-          <w:szCs w:val="21"/>
-          <w14:ligatures w14:val="none"/>
-        </w:rPr>
-        <w:t>root</w:t>
-      </w:r>
-      <w:r>
-        <w:rPr>
-          <w:rFonts w:ascii="Consolas" w:eastAsia="Times New Roman" w:hAnsi="Consolas" w:cs="Times New Roman"/>
-          <w:color w:val="CCCCCC"/>
-          <w:kern w:val="0"/>
-          <w:sz w:val="21"/>
-          <w:szCs w:val="21"/>
-          <w14:ligatures w14:val="none"/>
-        </w:rPr>
-        <w:t xml:space="preserve">, </w:t>
-      </w:r>
-      <w:proofErr w:type="spellStart"/>
-      <w:r>
-        <w:rPr>
-          <w:rFonts w:ascii="Consolas" w:eastAsia="Times New Roman" w:hAnsi="Consolas" w:cs="Times New Roman"/>
-          <w:color w:val="9CDCFE"/>
-          <w:kern w:val="0"/>
-          <w:sz w:val="21"/>
-          <w:szCs w:val="21"/>
-          <w14:ligatures w14:val="none"/>
-        </w:rPr>
-        <w:t>bg</w:t>
-      </w:r>
-      <w:proofErr w:type="spellEnd"/>
-      <w:r>
-        <w:rPr>
-          <w:rFonts w:ascii="Consolas" w:eastAsia="Times New Roman" w:hAnsi="Consolas" w:cs="Times New Roman"/>
-          <w:color w:val="D4D4D4"/>
-          <w:kern w:val="0"/>
-          <w:sz w:val="21"/>
-          <w:szCs w:val="21"/>
-          <w14:ligatures w14:val="none"/>
-        </w:rPr>
-        <w:t>=</w:t>
-      </w:r>
-      <w:r>
-        <w:rPr>
-          <w:rFonts w:ascii="Consolas" w:eastAsia="Times New Roman" w:hAnsi="Consolas" w:cs="Times New Roman"/>
-          <w:color w:val="CE9178"/>
-          <w:kern w:val="0"/>
-          <w:sz w:val="21"/>
-          <w:szCs w:val="21"/>
-          <w14:ligatures w14:val="none"/>
-        </w:rPr>
-        <w:t>"#1E3A8A"</w:t>
-      </w:r>
-      <w:r>
-        <w:rPr>
-          <w:rFonts w:ascii="Consolas" w:eastAsia="Times New Roman" w:hAnsi="Consolas" w:cs="Times New Roman"/>
-          <w:color w:val="CCCCCC"/>
-          <w:kern w:val="0"/>
-          <w:sz w:val="21"/>
-          <w:szCs w:val="21"/>
-          <w14:ligatures w14:val="none"/>
-        </w:rPr>
-        <w:t xml:space="preserve">, </w:t>
-      </w:r>
-      <w:proofErr w:type="spellStart"/>
-      <w:r>
-        <w:rPr>
-          <w:rFonts w:ascii="Consolas" w:eastAsia="Times New Roman" w:hAnsi="Consolas" w:cs="Times New Roman"/>
-          <w:color w:val="9CDCFE"/>
-          <w:kern w:val="0"/>
-          <w:sz w:val="21"/>
-          <w:szCs w:val="21"/>
-          <w14:ligatures w14:val="none"/>
-        </w:rPr>
-        <w:t>fg</w:t>
-      </w:r>
-      <w:proofErr w:type="spellEnd"/>
-      <w:r>
-        <w:rPr>
-          <w:rFonts w:ascii="Consolas" w:eastAsia="Times New Roman" w:hAnsi="Consolas" w:cs="Times New Roman"/>
-          <w:color w:val="D4D4D4"/>
-          <w:kern w:val="0"/>
-          <w:sz w:val="21"/>
-          <w:szCs w:val="21"/>
-          <w14:ligatures w14:val="none"/>
-        </w:rPr>
-        <w:t>=</w:t>
-      </w:r>
-      <w:r>
-        <w:rPr>
-          <w:rFonts w:ascii="Consolas" w:eastAsia="Times New Roman" w:hAnsi="Consolas" w:cs="Times New Roman"/>
-          <w:color w:val="CE9178"/>
-          <w:kern w:val="0"/>
-          <w:sz w:val="21"/>
-          <w:szCs w:val="21"/>
-          <w14:ligatures w14:val="none"/>
-        </w:rPr>
-        <w:t>"#F97316"</w:t>
-      </w:r>
       <w:r>
         <w:rPr>
           <w:rFonts w:ascii="Consolas" w:eastAsia="Times New Roman" w:hAnsi="Consolas" w:cs="Times New Roman"/>
@@ -6124,122 +10679,6 @@
         </w:rPr>
         <w:t xml:space="preserve">        </w:t>
       </w:r>
-      <w:proofErr w:type="spellStart"/>
-      <w:r>
-        <w:rPr>
-          <w:rFonts w:ascii="Consolas" w:eastAsia="Times New Roman" w:hAnsi="Consolas" w:cs="Times New Roman"/>
-          <w:color w:val="9CDCFE"/>
-          <w:kern w:val="0"/>
-          <w:sz w:val="21"/>
-          <w:szCs w:val="21"/>
-          <w14:ligatures w14:val="none"/>
-        </w:rPr>
-        <w:t>root</w:t>
-      </w:r>
-      <w:r>
-        <w:rPr>
-          <w:rFonts w:ascii="Consolas" w:eastAsia="Times New Roman" w:hAnsi="Consolas" w:cs="Times New Roman"/>
-          <w:color w:val="CCCCCC"/>
-          <w:kern w:val="0"/>
-          <w:sz w:val="21"/>
-          <w:szCs w:val="21"/>
-          <w14:ligatures w14:val="none"/>
-        </w:rPr>
-        <w:t>.config</w:t>
-      </w:r>
-      <w:proofErr w:type="spellEnd"/>
-      <w:r>
-        <w:rPr>
-          <w:rFonts w:ascii="Consolas" w:eastAsia="Times New Roman" w:hAnsi="Consolas" w:cs="Times New Roman"/>
-          <w:color w:val="CCCCCC"/>
-          <w:kern w:val="0"/>
-          <w:sz w:val="21"/>
-          <w:szCs w:val="21"/>
-          <w14:ligatures w14:val="none"/>
-        </w:rPr>
-        <w:t>(</w:t>
-      </w:r>
-      <w:r>
-        <w:rPr>
-          <w:rFonts w:ascii="Consolas" w:eastAsia="Times New Roman" w:hAnsi="Consolas" w:cs="Times New Roman"/>
-          <w:color w:val="9CDCFE"/>
-          <w:kern w:val="0"/>
-          <w:sz w:val="21"/>
-          <w:szCs w:val="21"/>
-          <w14:ligatures w14:val="none"/>
-        </w:rPr>
-        <w:t>menu</w:t>
-      </w:r>
-      <w:r>
-        <w:rPr>
-          <w:rFonts w:ascii="Consolas" w:eastAsia="Times New Roman" w:hAnsi="Consolas" w:cs="Times New Roman"/>
-          <w:color w:val="D4D4D4"/>
-          <w:kern w:val="0"/>
-          <w:sz w:val="21"/>
-          <w:szCs w:val="21"/>
-          <w14:ligatures w14:val="none"/>
-        </w:rPr>
-        <w:t>=</w:t>
-      </w:r>
-      <w:proofErr w:type="spellStart"/>
-      <w:proofErr w:type="gramStart"/>
-      <w:r>
-        <w:rPr>
-          <w:rFonts w:ascii="Consolas" w:eastAsia="Times New Roman" w:hAnsi="Consolas" w:cs="Times New Roman"/>
-          <w:color w:val="9CDCFE"/>
-          <w:kern w:val="0"/>
-          <w:sz w:val="21"/>
-          <w:szCs w:val="21"/>
-          <w14:ligatures w14:val="none"/>
-        </w:rPr>
-        <w:t>self</w:t>
-      </w:r>
-      <w:r>
-        <w:rPr>
-          <w:rFonts w:ascii="Consolas" w:eastAsia="Times New Roman" w:hAnsi="Consolas" w:cs="Times New Roman"/>
-          <w:color w:val="CCCCCC"/>
-          <w:kern w:val="0"/>
-          <w:sz w:val="21"/>
-          <w:szCs w:val="21"/>
-          <w14:ligatures w14:val="none"/>
-        </w:rPr>
-        <w:t>.</w:t>
-      </w:r>
-      <w:r>
-        <w:rPr>
-          <w:rFonts w:ascii="Consolas" w:eastAsia="Times New Roman" w:hAnsi="Consolas" w:cs="Times New Roman"/>
-          <w:color w:val="9CDCFE"/>
-          <w:kern w:val="0"/>
-          <w:sz w:val="21"/>
-          <w:szCs w:val="21"/>
-          <w14:ligatures w14:val="none"/>
-        </w:rPr>
-        <w:t>menu</w:t>
-      </w:r>
-      <w:proofErr w:type="gramEnd"/>
-      <w:r>
-        <w:rPr>
-          <w:rFonts w:ascii="Consolas" w:eastAsia="Times New Roman" w:hAnsi="Consolas" w:cs="Times New Roman"/>
-          <w:color w:val="9CDCFE"/>
-          <w:kern w:val="0"/>
-          <w:sz w:val="21"/>
-          <w:szCs w:val="21"/>
-          <w14:ligatures w14:val="none"/>
-        </w:rPr>
-        <w:t>_bar</w:t>
-      </w:r>
-      <w:proofErr w:type="spellEnd"/>
-      <w:r>
-        <w:rPr>
-          <w:rFonts w:ascii="Consolas" w:eastAsia="Times New Roman" w:hAnsi="Consolas" w:cs="Times New Roman"/>
-          <w:color w:val="CCCCCC"/>
-          <w:kern w:val="0"/>
-          <w:sz w:val="21"/>
-          <w:szCs w:val="21"/>
-          <w14:ligatures w14:val="none"/>
-        </w:rPr>
-        <w:t>)</w:t>
-      </w:r>
     </w:p>
     <w:p>
       <w:pPr>
@@ -6263,4445 +10702,6 @@
           <w:szCs w:val="21"/>
           <w14:ligatures w14:val="none"/>
         </w:rPr>
-        <w:t xml:space="preserve">        </w:t>
-      </w:r>
-    </w:p>
-    <w:p>
-      <w:pPr>
-        <w:shd w:val="clear" w:color="auto" w:fill="1F1F1F"/>
-        <w:spacing w:after="0" w:line="285" w:lineRule="atLeast"/>
-        <w:rPr>
-          <w:rFonts w:ascii="Consolas" w:eastAsia="Times New Roman" w:hAnsi="Consolas" w:cs="Times New Roman"/>
-          <w:color w:val="CCCCCC"/>
-          <w:kern w:val="0"/>
-          <w:sz w:val="21"/>
-          <w:szCs w:val="21"/>
-          <w14:ligatures w14:val="none"/>
-        </w:rPr>
-      </w:pPr>
-      <w:r>
-        <w:rPr>
-          <w:rFonts w:ascii="Consolas" w:eastAsia="Times New Roman" w:hAnsi="Consolas" w:cs="Times New Roman"/>
-          <w:color w:val="CCCCCC"/>
-          <w:kern w:val="0"/>
-          <w:sz w:val="21"/>
-          <w:szCs w:val="21"/>
-          <w14:ligatures w14:val="none"/>
-        </w:rPr>
-        <w:t xml:space="preserve">        </w:t>
-      </w:r>
-      <w:r>
-        <w:rPr>
-          <w:rFonts w:ascii="Consolas" w:eastAsia="Times New Roman" w:hAnsi="Consolas" w:cs="Times New Roman"/>
-          <w:color w:val="6A9955"/>
-          <w:kern w:val="0"/>
-          <w:sz w:val="21"/>
-          <w:szCs w:val="21"/>
-          <w14:ligatures w14:val="none"/>
-        </w:rPr>
-        <w:t># Requirement 5: Add Menu Item File -&gt; Exit</w:t>
-      </w:r>
-    </w:p>
-    <w:p>
-      <w:pPr>
-        <w:shd w:val="clear" w:color="auto" w:fill="1F1F1F"/>
-        <w:spacing w:after="0" w:line="285" w:lineRule="atLeast"/>
-        <w:rPr>
-          <w:rFonts w:ascii="Consolas" w:eastAsia="Times New Roman" w:hAnsi="Consolas" w:cs="Times New Roman"/>
-          <w:color w:val="CCCCCC"/>
-          <w:kern w:val="0"/>
-          <w:sz w:val="21"/>
-          <w:szCs w:val="21"/>
-          <w14:ligatures w14:val="none"/>
-        </w:rPr>
-      </w:pPr>
-      <w:r>
-        <w:rPr>
-          <w:rFonts w:ascii="Consolas" w:eastAsia="Times New Roman" w:hAnsi="Consolas" w:cs="Times New Roman"/>
-          <w:color w:val="CCCCCC"/>
-          <w:kern w:val="0"/>
-          <w:sz w:val="21"/>
-          <w:szCs w:val="21"/>
-          <w14:ligatures w14:val="none"/>
-        </w:rPr>
-        <w:t xml:space="preserve">        </w:t>
-      </w:r>
-      <w:proofErr w:type="spellStart"/>
-      <w:proofErr w:type="gramStart"/>
-      <w:r>
-        <w:rPr>
-          <w:rFonts w:ascii="Consolas" w:eastAsia="Times New Roman" w:hAnsi="Consolas" w:cs="Times New Roman"/>
-          <w:color w:val="9CDCFE"/>
-          <w:kern w:val="0"/>
-          <w:sz w:val="21"/>
-          <w:szCs w:val="21"/>
-          <w14:ligatures w14:val="none"/>
-        </w:rPr>
-        <w:t>self</w:t>
-      </w:r>
-      <w:r>
-        <w:rPr>
-          <w:rFonts w:ascii="Consolas" w:eastAsia="Times New Roman" w:hAnsi="Consolas" w:cs="Times New Roman"/>
-          <w:color w:val="CCCCCC"/>
-          <w:kern w:val="0"/>
-          <w:sz w:val="21"/>
-          <w:szCs w:val="21"/>
-          <w14:ligatures w14:val="none"/>
-        </w:rPr>
-        <w:t>.</w:t>
-      </w:r>
-      <w:r>
-        <w:rPr>
-          <w:rFonts w:ascii="Consolas" w:eastAsia="Times New Roman" w:hAnsi="Consolas" w:cs="Times New Roman"/>
-          <w:color w:val="9CDCFE"/>
-          <w:kern w:val="0"/>
-          <w:sz w:val="21"/>
-          <w:szCs w:val="21"/>
-          <w14:ligatures w14:val="none"/>
-        </w:rPr>
-        <w:t>file</w:t>
-      </w:r>
-      <w:proofErr w:type="gramEnd"/>
-      <w:r>
-        <w:rPr>
-          <w:rFonts w:ascii="Consolas" w:eastAsia="Times New Roman" w:hAnsi="Consolas" w:cs="Times New Roman"/>
-          <w:color w:val="9CDCFE"/>
-          <w:kern w:val="0"/>
-          <w:sz w:val="21"/>
-          <w:szCs w:val="21"/>
-          <w14:ligatures w14:val="none"/>
-        </w:rPr>
-        <w:t>_menu</w:t>
-      </w:r>
-      <w:proofErr w:type="spellEnd"/>
-      <w:r>
-        <w:rPr>
-          <w:rFonts w:ascii="Consolas" w:eastAsia="Times New Roman" w:hAnsi="Consolas" w:cs="Times New Roman"/>
-          <w:color w:val="CCCCCC"/>
-          <w:kern w:val="0"/>
-          <w:sz w:val="21"/>
-          <w:szCs w:val="21"/>
-          <w14:ligatures w14:val="none"/>
-        </w:rPr>
-        <w:t xml:space="preserve"> </w:t>
-      </w:r>
-      <w:r>
-        <w:rPr>
-          <w:rFonts w:ascii="Consolas" w:eastAsia="Times New Roman" w:hAnsi="Consolas" w:cs="Times New Roman"/>
-          <w:color w:val="D4D4D4"/>
-          <w:kern w:val="0"/>
-          <w:sz w:val="21"/>
-          <w:szCs w:val="21"/>
-          <w14:ligatures w14:val="none"/>
-        </w:rPr>
-        <w:t>=</w:t>
-      </w:r>
-      <w:r>
-        <w:rPr>
-          <w:rFonts w:ascii="Consolas" w:eastAsia="Times New Roman" w:hAnsi="Consolas" w:cs="Times New Roman"/>
-          <w:color w:val="CCCCCC"/>
-          <w:kern w:val="0"/>
-          <w:sz w:val="21"/>
-          <w:szCs w:val="21"/>
-          <w14:ligatures w14:val="none"/>
-        </w:rPr>
-        <w:t xml:space="preserve"> </w:t>
-      </w:r>
-      <w:proofErr w:type="spellStart"/>
-      <w:r>
-        <w:rPr>
-          <w:rFonts w:ascii="Consolas" w:eastAsia="Times New Roman" w:hAnsi="Consolas" w:cs="Times New Roman"/>
-          <w:color w:val="4EC9B0"/>
-          <w:kern w:val="0"/>
-          <w:sz w:val="21"/>
-          <w:szCs w:val="21"/>
-          <w14:ligatures w14:val="none"/>
-        </w:rPr>
-        <w:t>tk</w:t>
-      </w:r>
-      <w:r>
-        <w:rPr>
-          <w:rFonts w:ascii="Consolas" w:eastAsia="Times New Roman" w:hAnsi="Consolas" w:cs="Times New Roman"/>
-          <w:color w:val="CCCCCC"/>
-          <w:kern w:val="0"/>
-          <w:sz w:val="21"/>
-          <w:szCs w:val="21"/>
-          <w14:ligatures w14:val="none"/>
-        </w:rPr>
-        <w:t>.</w:t>
-      </w:r>
-      <w:r>
-        <w:rPr>
-          <w:rFonts w:ascii="Consolas" w:eastAsia="Times New Roman" w:hAnsi="Consolas" w:cs="Times New Roman"/>
-          <w:color w:val="4EC9B0"/>
-          <w:kern w:val="0"/>
-          <w:sz w:val="21"/>
-          <w:szCs w:val="21"/>
-          <w14:ligatures w14:val="none"/>
-        </w:rPr>
-        <w:t>Menu</w:t>
-      </w:r>
-      <w:proofErr w:type="spellEnd"/>
-      <w:r>
-        <w:rPr>
-          <w:rFonts w:ascii="Consolas" w:eastAsia="Times New Roman" w:hAnsi="Consolas" w:cs="Times New Roman"/>
-          <w:color w:val="CCCCCC"/>
-          <w:kern w:val="0"/>
-          <w:sz w:val="21"/>
-          <w:szCs w:val="21"/>
-          <w14:ligatures w14:val="none"/>
-        </w:rPr>
-        <w:t>(</w:t>
-      </w:r>
-      <w:proofErr w:type="spellStart"/>
-      <w:r>
-        <w:rPr>
-          <w:rFonts w:ascii="Consolas" w:eastAsia="Times New Roman" w:hAnsi="Consolas" w:cs="Times New Roman"/>
-          <w:color w:val="9CDCFE"/>
-          <w:kern w:val="0"/>
-          <w:sz w:val="21"/>
-          <w:szCs w:val="21"/>
-          <w14:ligatures w14:val="none"/>
-        </w:rPr>
-        <w:t>self</w:t>
-      </w:r>
-      <w:r>
-        <w:rPr>
-          <w:rFonts w:ascii="Consolas" w:eastAsia="Times New Roman" w:hAnsi="Consolas" w:cs="Times New Roman"/>
-          <w:color w:val="CCCCCC"/>
-          <w:kern w:val="0"/>
-          <w:sz w:val="21"/>
-          <w:szCs w:val="21"/>
-          <w14:ligatures w14:val="none"/>
-        </w:rPr>
-        <w:t>.</w:t>
-      </w:r>
-      <w:r>
-        <w:rPr>
-          <w:rFonts w:ascii="Consolas" w:eastAsia="Times New Roman" w:hAnsi="Consolas" w:cs="Times New Roman"/>
-          <w:color w:val="9CDCFE"/>
-          <w:kern w:val="0"/>
-          <w:sz w:val="21"/>
-          <w:szCs w:val="21"/>
-          <w14:ligatures w14:val="none"/>
-        </w:rPr>
-        <w:t>menu_bar</w:t>
-      </w:r>
-      <w:proofErr w:type="spellEnd"/>
-      <w:r>
-        <w:rPr>
-          <w:rFonts w:ascii="Consolas" w:eastAsia="Times New Roman" w:hAnsi="Consolas" w:cs="Times New Roman"/>
-          <w:color w:val="CCCCCC"/>
-          <w:kern w:val="0"/>
-          <w:sz w:val="21"/>
-          <w:szCs w:val="21"/>
-          <w14:ligatures w14:val="none"/>
-        </w:rPr>
-        <w:t xml:space="preserve">, </w:t>
-      </w:r>
-      <w:proofErr w:type="spellStart"/>
-      <w:r>
-        <w:rPr>
-          <w:rFonts w:ascii="Consolas" w:eastAsia="Times New Roman" w:hAnsi="Consolas" w:cs="Times New Roman"/>
-          <w:color w:val="9CDCFE"/>
-          <w:kern w:val="0"/>
-          <w:sz w:val="21"/>
-          <w:szCs w:val="21"/>
-          <w14:ligatures w14:val="none"/>
-        </w:rPr>
-        <w:t>tearoff</w:t>
-      </w:r>
-      <w:proofErr w:type="spellEnd"/>
-      <w:r>
-        <w:rPr>
-          <w:rFonts w:ascii="Consolas" w:eastAsia="Times New Roman" w:hAnsi="Consolas" w:cs="Times New Roman"/>
-          <w:color w:val="D4D4D4"/>
-          <w:kern w:val="0"/>
-          <w:sz w:val="21"/>
-          <w:szCs w:val="21"/>
-          <w14:ligatures w14:val="none"/>
-        </w:rPr>
-        <w:t>=</w:t>
-      </w:r>
-      <w:r>
-        <w:rPr>
-          <w:rFonts w:ascii="Consolas" w:eastAsia="Times New Roman" w:hAnsi="Consolas" w:cs="Times New Roman"/>
-          <w:color w:val="B5CEA8"/>
-          <w:kern w:val="0"/>
-          <w:sz w:val="21"/>
-          <w:szCs w:val="21"/>
-          <w14:ligatures w14:val="none"/>
-        </w:rPr>
-        <w:t>0</w:t>
-      </w:r>
-      <w:r>
-        <w:rPr>
-          <w:rFonts w:ascii="Consolas" w:eastAsia="Times New Roman" w:hAnsi="Consolas" w:cs="Times New Roman"/>
-          <w:color w:val="CCCCCC"/>
-          <w:kern w:val="0"/>
-          <w:sz w:val="21"/>
-          <w:szCs w:val="21"/>
-          <w14:ligatures w14:val="none"/>
-        </w:rPr>
-        <w:t xml:space="preserve">, </w:t>
-      </w:r>
-      <w:proofErr w:type="spellStart"/>
-      <w:r>
-        <w:rPr>
-          <w:rFonts w:ascii="Consolas" w:eastAsia="Times New Roman" w:hAnsi="Consolas" w:cs="Times New Roman"/>
-          <w:color w:val="9CDCFE"/>
-          <w:kern w:val="0"/>
-          <w:sz w:val="21"/>
-          <w:szCs w:val="21"/>
-          <w14:ligatures w14:val="none"/>
-        </w:rPr>
-        <w:t>bg</w:t>
-      </w:r>
-      <w:proofErr w:type="spellEnd"/>
-      <w:r>
-        <w:rPr>
-          <w:rFonts w:ascii="Consolas" w:eastAsia="Times New Roman" w:hAnsi="Consolas" w:cs="Times New Roman"/>
-          <w:color w:val="D4D4D4"/>
-          <w:kern w:val="0"/>
-          <w:sz w:val="21"/>
-          <w:szCs w:val="21"/>
-          <w14:ligatures w14:val="none"/>
-        </w:rPr>
-        <w:t>=</w:t>
-      </w:r>
-      <w:r>
-        <w:rPr>
-          <w:rFonts w:ascii="Consolas" w:eastAsia="Times New Roman" w:hAnsi="Consolas" w:cs="Times New Roman"/>
-          <w:color w:val="CE9178"/>
-          <w:kern w:val="0"/>
-          <w:sz w:val="21"/>
-          <w:szCs w:val="21"/>
-          <w14:ligatures w14:val="none"/>
-        </w:rPr>
-        <w:t>"#1E3A8A"</w:t>
-      </w:r>
-      <w:r>
-        <w:rPr>
-          <w:rFonts w:ascii="Consolas" w:eastAsia="Times New Roman" w:hAnsi="Consolas" w:cs="Times New Roman"/>
-          <w:color w:val="CCCCCC"/>
-          <w:kern w:val="0"/>
-          <w:sz w:val="21"/>
-          <w:szCs w:val="21"/>
-          <w14:ligatures w14:val="none"/>
-        </w:rPr>
-        <w:t xml:space="preserve">, </w:t>
-      </w:r>
-      <w:proofErr w:type="spellStart"/>
-      <w:r>
-        <w:rPr>
-          <w:rFonts w:ascii="Consolas" w:eastAsia="Times New Roman" w:hAnsi="Consolas" w:cs="Times New Roman"/>
-          <w:color w:val="9CDCFE"/>
-          <w:kern w:val="0"/>
-          <w:sz w:val="21"/>
-          <w:szCs w:val="21"/>
-          <w14:ligatures w14:val="none"/>
-        </w:rPr>
-        <w:t>fg</w:t>
-      </w:r>
-      <w:proofErr w:type="spellEnd"/>
-      <w:r>
-        <w:rPr>
-          <w:rFonts w:ascii="Consolas" w:eastAsia="Times New Roman" w:hAnsi="Consolas" w:cs="Times New Roman"/>
-          <w:color w:val="D4D4D4"/>
-          <w:kern w:val="0"/>
-          <w:sz w:val="21"/>
-          <w:szCs w:val="21"/>
-          <w14:ligatures w14:val="none"/>
-        </w:rPr>
-        <w:t>=</w:t>
-      </w:r>
-      <w:r>
-        <w:rPr>
-          <w:rFonts w:ascii="Consolas" w:eastAsia="Times New Roman" w:hAnsi="Consolas" w:cs="Times New Roman"/>
-          <w:color w:val="CE9178"/>
-          <w:kern w:val="0"/>
-          <w:sz w:val="21"/>
-          <w:szCs w:val="21"/>
-          <w14:ligatures w14:val="none"/>
-        </w:rPr>
-        <w:t>"#F97316"</w:t>
-      </w:r>
-      <w:r>
-        <w:rPr>
-          <w:rFonts w:ascii="Consolas" w:eastAsia="Times New Roman" w:hAnsi="Consolas" w:cs="Times New Roman"/>
-          <w:color w:val="CCCCCC"/>
-          <w:kern w:val="0"/>
-          <w:sz w:val="21"/>
-          <w:szCs w:val="21"/>
-          <w14:ligatures w14:val="none"/>
-        </w:rPr>
-        <w:t>)</w:t>
-      </w:r>
-    </w:p>
-    <w:p>
-      <w:pPr>
-        <w:shd w:val="clear" w:color="auto" w:fill="1F1F1F"/>
-        <w:spacing w:after="0" w:line="285" w:lineRule="atLeast"/>
-        <w:rPr>
-          <w:rFonts w:ascii="Consolas" w:eastAsia="Times New Roman" w:hAnsi="Consolas" w:cs="Times New Roman"/>
-          <w:color w:val="CCCCCC"/>
-          <w:kern w:val="0"/>
-          <w:sz w:val="21"/>
-          <w:szCs w:val="21"/>
-          <w14:ligatures w14:val="none"/>
-        </w:rPr>
-      </w:pPr>
-      <w:r>
-        <w:rPr>
-          <w:rFonts w:ascii="Consolas" w:eastAsia="Times New Roman" w:hAnsi="Consolas" w:cs="Times New Roman"/>
-          <w:color w:val="CCCCCC"/>
-          <w:kern w:val="0"/>
-          <w:sz w:val="21"/>
-          <w:szCs w:val="21"/>
-          <w14:ligatures w14:val="none"/>
-        </w:rPr>
-        <w:t xml:space="preserve">        </w:t>
-      </w:r>
-      <w:proofErr w:type="spellStart"/>
-      <w:r>
-        <w:rPr>
-          <w:rFonts w:ascii="Consolas" w:eastAsia="Times New Roman" w:hAnsi="Consolas" w:cs="Times New Roman"/>
-          <w:color w:val="9CDCFE"/>
-          <w:kern w:val="0"/>
-          <w:sz w:val="21"/>
-          <w:szCs w:val="21"/>
-          <w14:ligatures w14:val="none"/>
-        </w:rPr>
-        <w:t>self</w:t>
-      </w:r>
-      <w:r>
-        <w:rPr>
-          <w:rFonts w:ascii="Consolas" w:eastAsia="Times New Roman" w:hAnsi="Consolas" w:cs="Times New Roman"/>
-          <w:color w:val="CCCCCC"/>
-          <w:kern w:val="0"/>
-          <w:sz w:val="21"/>
-          <w:szCs w:val="21"/>
-          <w14:ligatures w14:val="none"/>
-        </w:rPr>
-        <w:t>.</w:t>
-      </w:r>
-      <w:r>
-        <w:rPr>
-          <w:rFonts w:ascii="Consolas" w:eastAsia="Times New Roman" w:hAnsi="Consolas" w:cs="Times New Roman"/>
-          <w:color w:val="9CDCFE"/>
-          <w:kern w:val="0"/>
-          <w:sz w:val="21"/>
-          <w:szCs w:val="21"/>
-          <w14:ligatures w14:val="none"/>
-        </w:rPr>
-        <w:t>menu_bar</w:t>
-      </w:r>
-      <w:r>
-        <w:rPr>
-          <w:rFonts w:ascii="Consolas" w:eastAsia="Times New Roman" w:hAnsi="Consolas" w:cs="Times New Roman"/>
-          <w:color w:val="CCCCCC"/>
-          <w:kern w:val="0"/>
-          <w:sz w:val="21"/>
-          <w:szCs w:val="21"/>
-          <w14:ligatures w14:val="none"/>
-        </w:rPr>
-        <w:t>.</w:t>
-      </w:r>
-      <w:r>
-        <w:rPr>
-          <w:rFonts w:ascii="Consolas" w:eastAsia="Times New Roman" w:hAnsi="Consolas" w:cs="Times New Roman"/>
-          <w:color w:val="DCDCAA"/>
-          <w:kern w:val="0"/>
-          <w:sz w:val="21"/>
-          <w:szCs w:val="21"/>
-          <w14:ligatures w14:val="none"/>
-        </w:rPr>
-        <w:t>add_</w:t>
-      </w:r>
-      <w:proofErr w:type="gramStart"/>
-      <w:r>
-        <w:rPr>
-          <w:rFonts w:ascii="Consolas" w:eastAsia="Times New Roman" w:hAnsi="Consolas" w:cs="Times New Roman"/>
-          <w:color w:val="DCDCAA"/>
-          <w:kern w:val="0"/>
-          <w:sz w:val="21"/>
-          <w:szCs w:val="21"/>
-          <w14:ligatures w14:val="none"/>
-        </w:rPr>
-        <w:t>cascade</w:t>
-      </w:r>
-      <w:proofErr w:type="spellEnd"/>
-      <w:r>
-        <w:rPr>
-          <w:rFonts w:ascii="Consolas" w:eastAsia="Times New Roman" w:hAnsi="Consolas" w:cs="Times New Roman"/>
-          <w:color w:val="CCCCCC"/>
-          <w:kern w:val="0"/>
-          <w:sz w:val="21"/>
-          <w:szCs w:val="21"/>
-          <w14:ligatures w14:val="none"/>
-        </w:rPr>
-        <w:t>(</w:t>
-      </w:r>
-      <w:proofErr w:type="gramEnd"/>
-      <w:r>
-        <w:rPr>
-          <w:rFonts w:ascii="Consolas" w:eastAsia="Times New Roman" w:hAnsi="Consolas" w:cs="Times New Roman"/>
-          <w:color w:val="9CDCFE"/>
-          <w:kern w:val="0"/>
-          <w:sz w:val="21"/>
-          <w:szCs w:val="21"/>
-          <w14:ligatures w14:val="none"/>
-        </w:rPr>
-        <w:t>label</w:t>
-      </w:r>
-      <w:r>
-        <w:rPr>
-          <w:rFonts w:ascii="Consolas" w:eastAsia="Times New Roman" w:hAnsi="Consolas" w:cs="Times New Roman"/>
-          <w:color w:val="D4D4D4"/>
-          <w:kern w:val="0"/>
-          <w:sz w:val="21"/>
-          <w:szCs w:val="21"/>
-          <w14:ligatures w14:val="none"/>
-        </w:rPr>
-        <w:t>=</w:t>
-      </w:r>
-      <w:r>
-        <w:rPr>
-          <w:rFonts w:ascii="Consolas" w:eastAsia="Times New Roman" w:hAnsi="Consolas" w:cs="Times New Roman"/>
-          <w:color w:val="CE9178"/>
-          <w:kern w:val="0"/>
-          <w:sz w:val="21"/>
-          <w:szCs w:val="21"/>
-          <w14:ligatures w14:val="none"/>
-        </w:rPr>
-        <w:t>"File"</w:t>
-      </w:r>
-      <w:r>
-        <w:rPr>
-          <w:rFonts w:ascii="Consolas" w:eastAsia="Times New Roman" w:hAnsi="Consolas" w:cs="Times New Roman"/>
-          <w:color w:val="CCCCCC"/>
-          <w:kern w:val="0"/>
-          <w:sz w:val="21"/>
-          <w:szCs w:val="21"/>
-          <w14:ligatures w14:val="none"/>
-        </w:rPr>
-        <w:t xml:space="preserve">, </w:t>
-      </w:r>
-      <w:r>
-        <w:rPr>
-          <w:rFonts w:ascii="Consolas" w:eastAsia="Times New Roman" w:hAnsi="Consolas" w:cs="Times New Roman"/>
-          <w:color w:val="9CDCFE"/>
-          <w:kern w:val="0"/>
-          <w:sz w:val="21"/>
-          <w:szCs w:val="21"/>
-          <w14:ligatures w14:val="none"/>
-        </w:rPr>
-        <w:t>menu</w:t>
-      </w:r>
-      <w:r>
-        <w:rPr>
-          <w:rFonts w:ascii="Consolas" w:eastAsia="Times New Roman" w:hAnsi="Consolas" w:cs="Times New Roman"/>
-          <w:color w:val="D4D4D4"/>
-          <w:kern w:val="0"/>
-          <w:sz w:val="21"/>
-          <w:szCs w:val="21"/>
-          <w14:ligatures w14:val="none"/>
-        </w:rPr>
-        <w:t>=</w:t>
-      </w:r>
-      <w:proofErr w:type="spellStart"/>
-      <w:r>
-        <w:rPr>
-          <w:rFonts w:ascii="Consolas" w:eastAsia="Times New Roman" w:hAnsi="Consolas" w:cs="Times New Roman"/>
-          <w:color w:val="9CDCFE"/>
-          <w:kern w:val="0"/>
-          <w:sz w:val="21"/>
-          <w:szCs w:val="21"/>
-          <w14:ligatures w14:val="none"/>
-        </w:rPr>
-        <w:t>self</w:t>
-      </w:r>
-      <w:r>
-        <w:rPr>
-          <w:rFonts w:ascii="Consolas" w:eastAsia="Times New Roman" w:hAnsi="Consolas" w:cs="Times New Roman"/>
-          <w:color w:val="CCCCCC"/>
-          <w:kern w:val="0"/>
-          <w:sz w:val="21"/>
-          <w:szCs w:val="21"/>
-          <w14:ligatures w14:val="none"/>
-        </w:rPr>
-        <w:t>.</w:t>
-      </w:r>
-      <w:r>
-        <w:rPr>
-          <w:rFonts w:ascii="Consolas" w:eastAsia="Times New Roman" w:hAnsi="Consolas" w:cs="Times New Roman"/>
-          <w:color w:val="9CDCFE"/>
-          <w:kern w:val="0"/>
-          <w:sz w:val="21"/>
-          <w:szCs w:val="21"/>
-          <w14:ligatures w14:val="none"/>
-        </w:rPr>
-        <w:t>file_menu</w:t>
-      </w:r>
-      <w:proofErr w:type="spellEnd"/>
-      <w:r>
-        <w:rPr>
-          <w:rFonts w:ascii="Consolas" w:eastAsia="Times New Roman" w:hAnsi="Consolas" w:cs="Times New Roman"/>
-          <w:color w:val="CCCCCC"/>
-          <w:kern w:val="0"/>
-          <w:sz w:val="21"/>
-          <w:szCs w:val="21"/>
-          <w14:ligatures w14:val="none"/>
-        </w:rPr>
-        <w:t>)</w:t>
-      </w:r>
-    </w:p>
-    <w:p>
-      <w:pPr>
-        <w:shd w:val="clear" w:color="auto" w:fill="1F1F1F"/>
-        <w:spacing w:after="0" w:line="285" w:lineRule="atLeast"/>
-        <w:rPr>
-          <w:rFonts w:ascii="Consolas" w:eastAsia="Times New Roman" w:hAnsi="Consolas" w:cs="Times New Roman"/>
-          <w:color w:val="CCCCCC"/>
-          <w:kern w:val="0"/>
-          <w:sz w:val="21"/>
-          <w:szCs w:val="21"/>
-          <w14:ligatures w14:val="none"/>
-        </w:rPr>
-      </w:pPr>
-      <w:r>
-        <w:rPr>
-          <w:rFonts w:ascii="Consolas" w:eastAsia="Times New Roman" w:hAnsi="Consolas" w:cs="Times New Roman"/>
-          <w:color w:val="CCCCCC"/>
-          <w:kern w:val="0"/>
-          <w:sz w:val="21"/>
-          <w:szCs w:val="21"/>
-          <w14:ligatures w14:val="none"/>
-        </w:rPr>
-        <w:t xml:space="preserve">        </w:t>
-      </w:r>
-      <w:proofErr w:type="spellStart"/>
-      <w:r>
-        <w:rPr>
-          <w:rFonts w:ascii="Consolas" w:eastAsia="Times New Roman" w:hAnsi="Consolas" w:cs="Times New Roman"/>
-          <w:color w:val="9CDCFE"/>
-          <w:kern w:val="0"/>
-          <w:sz w:val="21"/>
-          <w:szCs w:val="21"/>
-          <w14:ligatures w14:val="none"/>
-        </w:rPr>
-        <w:t>self</w:t>
-      </w:r>
-      <w:r>
-        <w:rPr>
-          <w:rFonts w:ascii="Consolas" w:eastAsia="Times New Roman" w:hAnsi="Consolas" w:cs="Times New Roman"/>
-          <w:color w:val="CCCCCC"/>
-          <w:kern w:val="0"/>
-          <w:sz w:val="21"/>
-          <w:szCs w:val="21"/>
-          <w14:ligatures w14:val="none"/>
-        </w:rPr>
-        <w:t>.</w:t>
-      </w:r>
-      <w:r>
-        <w:rPr>
-          <w:rFonts w:ascii="Consolas" w:eastAsia="Times New Roman" w:hAnsi="Consolas" w:cs="Times New Roman"/>
-          <w:color w:val="9CDCFE"/>
-          <w:kern w:val="0"/>
-          <w:sz w:val="21"/>
-          <w:szCs w:val="21"/>
-          <w14:ligatures w14:val="none"/>
-        </w:rPr>
-        <w:t>file_menu</w:t>
-      </w:r>
-      <w:r>
-        <w:rPr>
-          <w:rFonts w:ascii="Consolas" w:eastAsia="Times New Roman" w:hAnsi="Consolas" w:cs="Times New Roman"/>
-          <w:color w:val="CCCCCC"/>
-          <w:kern w:val="0"/>
-          <w:sz w:val="21"/>
-          <w:szCs w:val="21"/>
-          <w14:ligatures w14:val="none"/>
-        </w:rPr>
-        <w:t>.</w:t>
-      </w:r>
-      <w:r>
-        <w:rPr>
-          <w:rFonts w:ascii="Consolas" w:eastAsia="Times New Roman" w:hAnsi="Consolas" w:cs="Times New Roman"/>
-          <w:color w:val="DCDCAA"/>
-          <w:kern w:val="0"/>
-          <w:sz w:val="21"/>
-          <w:szCs w:val="21"/>
-          <w14:ligatures w14:val="none"/>
-        </w:rPr>
-        <w:t>add_</w:t>
-      </w:r>
-      <w:proofErr w:type="gramStart"/>
-      <w:r>
-        <w:rPr>
-          <w:rFonts w:ascii="Consolas" w:eastAsia="Times New Roman" w:hAnsi="Consolas" w:cs="Times New Roman"/>
-          <w:color w:val="DCDCAA"/>
-          <w:kern w:val="0"/>
-          <w:sz w:val="21"/>
-          <w:szCs w:val="21"/>
-          <w14:ligatures w14:val="none"/>
-        </w:rPr>
-        <w:t>command</w:t>
-      </w:r>
-      <w:proofErr w:type="spellEnd"/>
-      <w:r>
-        <w:rPr>
-          <w:rFonts w:ascii="Consolas" w:eastAsia="Times New Roman" w:hAnsi="Consolas" w:cs="Times New Roman"/>
-          <w:color w:val="CCCCCC"/>
-          <w:kern w:val="0"/>
-          <w:sz w:val="21"/>
-          <w:szCs w:val="21"/>
-          <w14:ligatures w14:val="none"/>
-        </w:rPr>
-        <w:t>(</w:t>
-      </w:r>
-      <w:proofErr w:type="gramEnd"/>
-      <w:r>
-        <w:rPr>
-          <w:rFonts w:ascii="Consolas" w:eastAsia="Times New Roman" w:hAnsi="Consolas" w:cs="Times New Roman"/>
-          <w:color w:val="9CDCFE"/>
-          <w:kern w:val="0"/>
-          <w:sz w:val="21"/>
-          <w:szCs w:val="21"/>
-          <w14:ligatures w14:val="none"/>
-        </w:rPr>
-        <w:t>label</w:t>
-      </w:r>
-      <w:r>
-        <w:rPr>
-          <w:rFonts w:ascii="Consolas" w:eastAsia="Times New Roman" w:hAnsi="Consolas" w:cs="Times New Roman"/>
-          <w:color w:val="D4D4D4"/>
-          <w:kern w:val="0"/>
-          <w:sz w:val="21"/>
-          <w:szCs w:val="21"/>
-          <w14:ligatures w14:val="none"/>
-        </w:rPr>
-        <w:t>=</w:t>
-      </w:r>
-      <w:r>
-        <w:rPr>
-          <w:rFonts w:ascii="Consolas" w:eastAsia="Times New Roman" w:hAnsi="Consolas" w:cs="Times New Roman"/>
-          <w:color w:val="CE9178"/>
-          <w:kern w:val="0"/>
-          <w:sz w:val="21"/>
-          <w:szCs w:val="21"/>
-          <w14:ligatures w14:val="none"/>
-        </w:rPr>
-        <w:t>"Exit"</w:t>
-      </w:r>
-      <w:r>
-        <w:rPr>
-          <w:rFonts w:ascii="Consolas" w:eastAsia="Times New Roman" w:hAnsi="Consolas" w:cs="Times New Roman"/>
-          <w:color w:val="CCCCCC"/>
-          <w:kern w:val="0"/>
-          <w:sz w:val="21"/>
-          <w:szCs w:val="21"/>
-          <w14:ligatures w14:val="none"/>
-        </w:rPr>
-        <w:t xml:space="preserve">, </w:t>
-      </w:r>
-      <w:r>
-        <w:rPr>
-          <w:rFonts w:ascii="Consolas" w:eastAsia="Times New Roman" w:hAnsi="Consolas" w:cs="Times New Roman"/>
-          <w:color w:val="9CDCFE"/>
-          <w:kern w:val="0"/>
-          <w:sz w:val="21"/>
-          <w:szCs w:val="21"/>
-          <w14:ligatures w14:val="none"/>
-        </w:rPr>
-        <w:t>command</w:t>
-      </w:r>
-      <w:r>
-        <w:rPr>
-          <w:rFonts w:ascii="Consolas" w:eastAsia="Times New Roman" w:hAnsi="Consolas" w:cs="Times New Roman"/>
-          <w:color w:val="D4D4D4"/>
-          <w:kern w:val="0"/>
-          <w:sz w:val="21"/>
-          <w:szCs w:val="21"/>
-          <w14:ligatures w14:val="none"/>
-        </w:rPr>
-        <w:t>=</w:t>
-      </w:r>
-      <w:proofErr w:type="spellStart"/>
-      <w:r>
-        <w:rPr>
-          <w:rFonts w:ascii="Consolas" w:eastAsia="Times New Roman" w:hAnsi="Consolas" w:cs="Times New Roman"/>
-          <w:color w:val="9CDCFE"/>
-          <w:kern w:val="0"/>
-          <w:sz w:val="21"/>
-          <w:szCs w:val="21"/>
-          <w14:ligatures w14:val="none"/>
-        </w:rPr>
-        <w:t>self</w:t>
-      </w:r>
-      <w:r>
-        <w:rPr>
-          <w:rFonts w:ascii="Consolas" w:eastAsia="Times New Roman" w:hAnsi="Consolas" w:cs="Times New Roman"/>
-          <w:color w:val="CCCCCC"/>
-          <w:kern w:val="0"/>
-          <w:sz w:val="21"/>
-          <w:szCs w:val="21"/>
-          <w14:ligatures w14:val="none"/>
-        </w:rPr>
-        <w:t>.</w:t>
-      </w:r>
-      <w:r>
-        <w:rPr>
-          <w:rFonts w:ascii="Consolas" w:eastAsia="Times New Roman" w:hAnsi="Consolas" w:cs="Times New Roman"/>
-          <w:color w:val="DCDCAA"/>
-          <w:kern w:val="0"/>
-          <w:sz w:val="21"/>
-          <w:szCs w:val="21"/>
-          <w14:ligatures w14:val="none"/>
-        </w:rPr>
-        <w:t>exit_app</w:t>
-      </w:r>
-      <w:proofErr w:type="spellEnd"/>
-      <w:r>
-        <w:rPr>
-          <w:rFonts w:ascii="Consolas" w:eastAsia="Times New Roman" w:hAnsi="Consolas" w:cs="Times New Roman"/>
-          <w:color w:val="CCCCCC"/>
-          <w:kern w:val="0"/>
-          <w:sz w:val="21"/>
-          <w:szCs w:val="21"/>
-          <w14:ligatures w14:val="none"/>
-        </w:rPr>
-        <w:t>)</w:t>
-      </w:r>
-    </w:p>
-    <w:p>
-      <w:pPr>
-        <w:shd w:val="clear" w:color="auto" w:fill="1F1F1F"/>
-        <w:spacing w:after="0" w:line="285" w:lineRule="atLeast"/>
-        <w:rPr>
-          <w:rFonts w:ascii="Consolas" w:eastAsia="Times New Roman" w:hAnsi="Consolas" w:cs="Times New Roman"/>
-          <w:color w:val="CCCCCC"/>
-          <w:kern w:val="0"/>
-          <w:sz w:val="21"/>
-          <w:szCs w:val="21"/>
-          <w14:ligatures w14:val="none"/>
-        </w:rPr>
-      </w:pPr>
-      <w:r>
-        <w:rPr>
-          <w:rFonts w:ascii="Consolas" w:eastAsia="Times New Roman" w:hAnsi="Consolas" w:cs="Times New Roman"/>
-          <w:color w:val="CCCCCC"/>
-          <w:kern w:val="0"/>
-          <w:sz w:val="21"/>
-          <w:szCs w:val="21"/>
-          <w14:ligatures w14:val="none"/>
-        </w:rPr>
-        <w:t xml:space="preserve">        </w:t>
-      </w:r>
-    </w:p>
-    <w:p>
-      <w:pPr>
-        <w:shd w:val="clear" w:color="auto" w:fill="1F1F1F"/>
-        <w:spacing w:after="0" w:line="285" w:lineRule="atLeast"/>
-        <w:rPr>
-          <w:rFonts w:ascii="Consolas" w:eastAsia="Times New Roman" w:hAnsi="Consolas" w:cs="Times New Roman"/>
-          <w:color w:val="CCCCCC"/>
-          <w:kern w:val="0"/>
-          <w:sz w:val="21"/>
-          <w:szCs w:val="21"/>
-          <w14:ligatures w14:val="none"/>
-        </w:rPr>
-      </w:pPr>
-      <w:r>
-        <w:rPr>
-          <w:rFonts w:ascii="Consolas" w:eastAsia="Times New Roman" w:hAnsi="Consolas" w:cs="Times New Roman"/>
-          <w:color w:val="CCCCCC"/>
-          <w:kern w:val="0"/>
-          <w:sz w:val="21"/>
-          <w:szCs w:val="21"/>
-          <w14:ligatures w14:val="none"/>
-        </w:rPr>
-        <w:t xml:space="preserve">        </w:t>
-      </w:r>
-      <w:r>
-        <w:rPr>
-          <w:rFonts w:ascii="Consolas" w:eastAsia="Times New Roman" w:hAnsi="Consolas" w:cs="Times New Roman"/>
-          <w:color w:val="6A9955"/>
-          <w:kern w:val="0"/>
-          <w:sz w:val="21"/>
-          <w:szCs w:val="21"/>
-          <w14:ligatures w14:val="none"/>
-        </w:rPr>
-        <w:t># Requirement 4: Provide instructions in the label on how to delete</w:t>
-      </w:r>
-    </w:p>
-    <w:p>
-      <w:pPr>
-        <w:shd w:val="clear" w:color="auto" w:fill="1F1F1F"/>
-        <w:spacing w:after="0" w:line="285" w:lineRule="atLeast"/>
-        <w:rPr>
-          <w:rFonts w:ascii="Consolas" w:eastAsia="Times New Roman" w:hAnsi="Consolas" w:cs="Times New Roman"/>
-          <w:color w:val="CCCCCC"/>
-          <w:kern w:val="0"/>
-          <w:sz w:val="21"/>
-          <w:szCs w:val="21"/>
-          <w14:ligatures w14:val="none"/>
-        </w:rPr>
-      </w:pPr>
-      <w:r>
-        <w:rPr>
-          <w:rFonts w:ascii="Consolas" w:eastAsia="Times New Roman" w:hAnsi="Consolas" w:cs="Times New Roman"/>
-          <w:color w:val="CCCCCC"/>
-          <w:kern w:val="0"/>
-          <w:sz w:val="21"/>
-          <w:szCs w:val="21"/>
-          <w14:ligatures w14:val="none"/>
-        </w:rPr>
-        <w:t xml:space="preserve">        </w:t>
-      </w:r>
-      <w:proofErr w:type="spellStart"/>
-      <w:proofErr w:type="gramStart"/>
-      <w:r>
-        <w:rPr>
-          <w:rFonts w:ascii="Consolas" w:eastAsia="Times New Roman" w:hAnsi="Consolas" w:cs="Times New Roman"/>
-          <w:color w:val="9CDCFE"/>
-          <w:kern w:val="0"/>
-          <w:sz w:val="21"/>
-          <w:szCs w:val="21"/>
-          <w14:ligatures w14:val="none"/>
-        </w:rPr>
-        <w:t>self</w:t>
-      </w:r>
-      <w:r>
-        <w:rPr>
-          <w:rFonts w:ascii="Consolas" w:eastAsia="Times New Roman" w:hAnsi="Consolas" w:cs="Times New Roman"/>
-          <w:color w:val="CCCCCC"/>
-          <w:kern w:val="0"/>
-          <w:sz w:val="21"/>
-          <w:szCs w:val="21"/>
-          <w14:ligatures w14:val="none"/>
-        </w:rPr>
-        <w:t>.</w:t>
-      </w:r>
-      <w:r>
-        <w:rPr>
-          <w:rFonts w:ascii="Consolas" w:eastAsia="Times New Roman" w:hAnsi="Consolas" w:cs="Times New Roman"/>
-          <w:color w:val="9CDCFE"/>
-          <w:kern w:val="0"/>
-          <w:sz w:val="21"/>
-          <w:szCs w:val="21"/>
-          <w14:ligatures w14:val="none"/>
-        </w:rPr>
-        <w:t>instruction</w:t>
-      </w:r>
-      <w:proofErr w:type="gramEnd"/>
-      <w:r>
-        <w:rPr>
-          <w:rFonts w:ascii="Consolas" w:eastAsia="Times New Roman" w:hAnsi="Consolas" w:cs="Times New Roman"/>
-          <w:color w:val="9CDCFE"/>
-          <w:kern w:val="0"/>
-          <w:sz w:val="21"/>
-          <w:szCs w:val="21"/>
-          <w14:ligatures w14:val="none"/>
-        </w:rPr>
-        <w:t>_label</w:t>
-      </w:r>
-      <w:proofErr w:type="spellEnd"/>
-      <w:r>
-        <w:rPr>
-          <w:rFonts w:ascii="Consolas" w:eastAsia="Times New Roman" w:hAnsi="Consolas" w:cs="Times New Roman"/>
-          <w:color w:val="CCCCCC"/>
-          <w:kern w:val="0"/>
-          <w:sz w:val="21"/>
-          <w:szCs w:val="21"/>
-          <w14:ligatures w14:val="none"/>
-        </w:rPr>
-        <w:t xml:space="preserve"> </w:t>
-      </w:r>
-      <w:r>
-        <w:rPr>
-          <w:rFonts w:ascii="Consolas" w:eastAsia="Times New Roman" w:hAnsi="Consolas" w:cs="Times New Roman"/>
-          <w:color w:val="D4D4D4"/>
-          <w:kern w:val="0"/>
-          <w:sz w:val="21"/>
-          <w:szCs w:val="21"/>
-          <w14:ligatures w14:val="none"/>
-        </w:rPr>
-        <w:t>=</w:t>
-      </w:r>
-      <w:r>
-        <w:rPr>
-          <w:rFonts w:ascii="Consolas" w:eastAsia="Times New Roman" w:hAnsi="Consolas" w:cs="Times New Roman"/>
-          <w:color w:val="CCCCCC"/>
-          <w:kern w:val="0"/>
-          <w:sz w:val="21"/>
-          <w:szCs w:val="21"/>
-          <w14:ligatures w14:val="none"/>
-        </w:rPr>
-        <w:t xml:space="preserve"> </w:t>
-      </w:r>
-      <w:proofErr w:type="spellStart"/>
-      <w:r>
-        <w:rPr>
-          <w:rFonts w:ascii="Consolas" w:eastAsia="Times New Roman" w:hAnsi="Consolas" w:cs="Times New Roman"/>
-          <w:color w:val="4EC9B0"/>
-          <w:kern w:val="0"/>
-          <w:sz w:val="21"/>
-          <w:szCs w:val="21"/>
-          <w14:ligatures w14:val="none"/>
-        </w:rPr>
-        <w:t>tk</w:t>
-      </w:r>
-      <w:r>
-        <w:rPr>
-          <w:rFonts w:ascii="Consolas" w:eastAsia="Times New Roman" w:hAnsi="Consolas" w:cs="Times New Roman"/>
-          <w:color w:val="CCCCCC"/>
-          <w:kern w:val="0"/>
-          <w:sz w:val="21"/>
-          <w:szCs w:val="21"/>
-          <w14:ligatures w14:val="none"/>
-        </w:rPr>
-        <w:t>.</w:t>
-      </w:r>
-      <w:r>
-        <w:rPr>
-          <w:rFonts w:ascii="Consolas" w:eastAsia="Times New Roman" w:hAnsi="Consolas" w:cs="Times New Roman"/>
-          <w:color w:val="4EC9B0"/>
-          <w:kern w:val="0"/>
-          <w:sz w:val="21"/>
-          <w:szCs w:val="21"/>
-          <w14:ligatures w14:val="none"/>
-        </w:rPr>
-        <w:t>Label</w:t>
-      </w:r>
-      <w:proofErr w:type="spellEnd"/>
-      <w:r>
-        <w:rPr>
-          <w:rFonts w:ascii="Consolas" w:eastAsia="Times New Roman" w:hAnsi="Consolas" w:cs="Times New Roman"/>
-          <w:color w:val="CCCCCC"/>
-          <w:kern w:val="0"/>
-          <w:sz w:val="21"/>
-          <w:szCs w:val="21"/>
-          <w14:ligatures w14:val="none"/>
-        </w:rPr>
-        <w:t>(</w:t>
-      </w:r>
-    </w:p>
-    <w:p>
-      <w:pPr>
-        <w:shd w:val="clear" w:color="auto" w:fill="1F1F1F"/>
-        <w:spacing w:after="0" w:line="285" w:lineRule="atLeast"/>
-        <w:rPr>
-          <w:rFonts w:ascii="Consolas" w:eastAsia="Times New Roman" w:hAnsi="Consolas" w:cs="Times New Roman"/>
-          <w:color w:val="CCCCCC"/>
-          <w:kern w:val="0"/>
-          <w:sz w:val="21"/>
-          <w:szCs w:val="21"/>
-          <w14:ligatures w14:val="none"/>
-        </w:rPr>
-      </w:pPr>
-      <w:r>
-        <w:rPr>
-          <w:rFonts w:ascii="Consolas" w:eastAsia="Times New Roman" w:hAnsi="Consolas" w:cs="Times New Roman"/>
-          <w:color w:val="CCCCCC"/>
-          <w:kern w:val="0"/>
-          <w:sz w:val="21"/>
-          <w:szCs w:val="21"/>
-          <w14:ligatures w14:val="none"/>
-        </w:rPr>
-        <w:t xml:space="preserve">            </w:t>
-      </w:r>
-      <w:r>
-        <w:rPr>
-          <w:rFonts w:ascii="Consolas" w:eastAsia="Times New Roman" w:hAnsi="Consolas" w:cs="Times New Roman"/>
-          <w:color w:val="9CDCFE"/>
-          <w:kern w:val="0"/>
-          <w:sz w:val="21"/>
-          <w:szCs w:val="21"/>
-          <w14:ligatures w14:val="none"/>
-        </w:rPr>
-        <w:t>root</w:t>
-      </w:r>
-      <w:r>
-        <w:rPr>
-          <w:rFonts w:ascii="Consolas" w:eastAsia="Times New Roman" w:hAnsi="Consolas" w:cs="Times New Roman"/>
-          <w:color w:val="CCCCCC"/>
-          <w:kern w:val="0"/>
-          <w:sz w:val="21"/>
-          <w:szCs w:val="21"/>
-          <w14:ligatures w14:val="none"/>
-        </w:rPr>
-        <w:t xml:space="preserve">, </w:t>
-      </w:r>
-    </w:p>
-    <w:p>
-      <w:pPr>
-        <w:shd w:val="clear" w:color="auto" w:fill="1F1F1F"/>
-        <w:spacing w:after="0" w:line="285" w:lineRule="atLeast"/>
-        <w:rPr>
-          <w:rFonts w:ascii="Consolas" w:eastAsia="Times New Roman" w:hAnsi="Consolas" w:cs="Times New Roman"/>
-          <w:color w:val="CCCCCC"/>
-          <w:kern w:val="0"/>
-          <w:sz w:val="21"/>
-          <w:szCs w:val="21"/>
-          <w14:ligatures w14:val="none"/>
-        </w:rPr>
-      </w:pPr>
-      <w:r>
-        <w:rPr>
-          <w:rFonts w:ascii="Consolas" w:eastAsia="Times New Roman" w:hAnsi="Consolas" w:cs="Times New Roman"/>
-          <w:color w:val="CCCCCC"/>
-          <w:kern w:val="0"/>
-          <w:sz w:val="21"/>
-          <w:szCs w:val="21"/>
-          <w14:ligatures w14:val="none"/>
-        </w:rPr>
-        <w:t xml:space="preserve">            </w:t>
-      </w:r>
-      <w:r>
-        <w:rPr>
-          <w:rFonts w:ascii="Consolas" w:eastAsia="Times New Roman" w:hAnsi="Consolas" w:cs="Times New Roman"/>
-          <w:color w:val="9CDCFE"/>
-          <w:kern w:val="0"/>
-          <w:sz w:val="21"/>
-          <w:szCs w:val="21"/>
-          <w14:ligatures w14:val="none"/>
-        </w:rPr>
-        <w:t>text</w:t>
-      </w:r>
-      <w:r>
-        <w:rPr>
-          <w:rFonts w:ascii="Consolas" w:eastAsia="Times New Roman" w:hAnsi="Consolas" w:cs="Times New Roman"/>
-          <w:color w:val="D4D4D4"/>
-          <w:kern w:val="0"/>
-          <w:sz w:val="21"/>
-          <w:szCs w:val="21"/>
-          <w14:ligatures w14:val="none"/>
-        </w:rPr>
-        <w:t>=</w:t>
-      </w:r>
-      <w:r>
-        <w:rPr>
-          <w:rFonts w:ascii="Consolas" w:eastAsia="Times New Roman" w:hAnsi="Consolas" w:cs="Times New Roman"/>
-          <w:color w:val="CE9178"/>
-          <w:kern w:val="0"/>
-          <w:sz w:val="21"/>
-          <w:szCs w:val="21"/>
-          <w14:ligatures w14:val="none"/>
-        </w:rPr>
-        <w:t>"Added --- ** Right Click Item to Delete**"</w:t>
-      </w:r>
-      <w:r>
-        <w:rPr>
-          <w:rFonts w:ascii="Consolas" w:eastAsia="Times New Roman" w:hAnsi="Consolas" w:cs="Times New Roman"/>
-          <w:color w:val="CCCCCC"/>
-          <w:kern w:val="0"/>
-          <w:sz w:val="21"/>
-          <w:szCs w:val="21"/>
-          <w14:ligatures w14:val="none"/>
-        </w:rPr>
-        <w:t>,</w:t>
-      </w:r>
-    </w:p>
-    <w:p>
-      <w:pPr>
-        <w:shd w:val="clear" w:color="auto" w:fill="1F1F1F"/>
-        <w:spacing w:after="0" w:line="285" w:lineRule="atLeast"/>
-        <w:rPr>
-          <w:rFonts w:ascii="Consolas" w:eastAsia="Times New Roman" w:hAnsi="Consolas" w:cs="Times New Roman"/>
-          <w:color w:val="CCCCCC"/>
-          <w:kern w:val="0"/>
-          <w:sz w:val="21"/>
-          <w:szCs w:val="21"/>
-          <w14:ligatures w14:val="none"/>
-        </w:rPr>
-      </w:pPr>
-      <w:r>
-        <w:rPr>
-          <w:rFonts w:ascii="Consolas" w:eastAsia="Times New Roman" w:hAnsi="Consolas" w:cs="Times New Roman"/>
-          <w:color w:val="CCCCCC"/>
-          <w:kern w:val="0"/>
-          <w:sz w:val="21"/>
-          <w:szCs w:val="21"/>
-          <w14:ligatures w14:val="none"/>
-        </w:rPr>
-        <w:t xml:space="preserve">            </w:t>
-      </w:r>
-      <w:proofErr w:type="spellStart"/>
-      <w:r>
-        <w:rPr>
-          <w:rFonts w:ascii="Consolas" w:eastAsia="Times New Roman" w:hAnsi="Consolas" w:cs="Times New Roman"/>
-          <w:color w:val="9CDCFE"/>
-          <w:kern w:val="0"/>
-          <w:sz w:val="21"/>
-          <w:szCs w:val="21"/>
-          <w14:ligatures w14:val="none"/>
-        </w:rPr>
-        <w:t>bg</w:t>
-      </w:r>
-      <w:proofErr w:type="spellEnd"/>
-      <w:r>
-        <w:rPr>
-          <w:rFonts w:ascii="Consolas" w:eastAsia="Times New Roman" w:hAnsi="Consolas" w:cs="Times New Roman"/>
-          <w:color w:val="D4D4D4"/>
-          <w:kern w:val="0"/>
-          <w:sz w:val="21"/>
-          <w:szCs w:val="21"/>
-          <w14:ligatures w14:val="none"/>
-        </w:rPr>
-        <w:t>=</w:t>
-      </w:r>
-      <w:r>
-        <w:rPr>
-          <w:rFonts w:ascii="Consolas" w:eastAsia="Times New Roman" w:hAnsi="Consolas" w:cs="Times New Roman"/>
-          <w:color w:val="CE9178"/>
-          <w:kern w:val="0"/>
-          <w:sz w:val="21"/>
-          <w:szCs w:val="21"/>
-          <w14:ligatures w14:val="none"/>
-        </w:rPr>
-        <w:t>"#F97316"</w:t>
-      </w:r>
-      <w:r>
-        <w:rPr>
-          <w:rFonts w:ascii="Consolas" w:eastAsia="Times New Roman" w:hAnsi="Consolas" w:cs="Times New Roman"/>
-          <w:color w:val="CCCCCC"/>
-          <w:kern w:val="0"/>
-          <w:sz w:val="21"/>
-          <w:szCs w:val="21"/>
-          <w14:ligatures w14:val="none"/>
-        </w:rPr>
-        <w:t>,</w:t>
-      </w:r>
-    </w:p>
-    <w:p>
-      <w:pPr>
-        <w:shd w:val="clear" w:color="auto" w:fill="1F1F1F"/>
-        <w:spacing w:after="0" w:line="285" w:lineRule="atLeast"/>
-        <w:rPr>
-          <w:rFonts w:ascii="Consolas" w:eastAsia="Times New Roman" w:hAnsi="Consolas" w:cs="Times New Roman"/>
-          <w:color w:val="CCCCCC"/>
-          <w:kern w:val="0"/>
-          <w:sz w:val="21"/>
-          <w:szCs w:val="21"/>
-          <w14:ligatures w14:val="none"/>
-        </w:rPr>
-      </w:pPr>
-      <w:r>
-        <w:rPr>
-          <w:rFonts w:ascii="Consolas" w:eastAsia="Times New Roman" w:hAnsi="Consolas" w:cs="Times New Roman"/>
-          <w:color w:val="CCCCCC"/>
-          <w:kern w:val="0"/>
-          <w:sz w:val="21"/>
-          <w:szCs w:val="21"/>
-          <w14:ligatures w14:val="none"/>
-        </w:rPr>
-        <w:t xml:space="preserve">            </w:t>
-      </w:r>
-      <w:proofErr w:type="spellStart"/>
-      <w:r>
-        <w:rPr>
-          <w:rFonts w:ascii="Consolas" w:eastAsia="Times New Roman" w:hAnsi="Consolas" w:cs="Times New Roman"/>
-          <w:color w:val="9CDCFE"/>
-          <w:kern w:val="0"/>
-          <w:sz w:val="21"/>
-          <w:szCs w:val="21"/>
-          <w14:ligatures w14:val="none"/>
-        </w:rPr>
-        <w:t>fg</w:t>
-      </w:r>
-      <w:proofErr w:type="spellEnd"/>
-      <w:r>
-        <w:rPr>
-          <w:rFonts w:ascii="Consolas" w:eastAsia="Times New Roman" w:hAnsi="Consolas" w:cs="Times New Roman"/>
-          <w:color w:val="D4D4D4"/>
-          <w:kern w:val="0"/>
-          <w:sz w:val="21"/>
-          <w:szCs w:val="21"/>
-          <w14:ligatures w14:val="none"/>
-        </w:rPr>
-        <w:t>=</w:t>
-      </w:r>
-      <w:r>
-        <w:rPr>
-          <w:rFonts w:ascii="Consolas" w:eastAsia="Times New Roman" w:hAnsi="Consolas" w:cs="Times New Roman"/>
-          <w:color w:val="CE9178"/>
-          <w:kern w:val="0"/>
-          <w:sz w:val="21"/>
-          <w:szCs w:val="21"/>
-          <w14:ligatures w14:val="none"/>
-        </w:rPr>
-        <w:t>"#1E3A8A"</w:t>
-      </w:r>
-      <w:r>
-        <w:rPr>
-          <w:rFonts w:ascii="Consolas" w:eastAsia="Times New Roman" w:hAnsi="Consolas" w:cs="Times New Roman"/>
-          <w:color w:val="CCCCCC"/>
-          <w:kern w:val="0"/>
-          <w:sz w:val="21"/>
-          <w:szCs w:val="21"/>
-          <w14:ligatures w14:val="none"/>
-        </w:rPr>
-        <w:t>,</w:t>
-      </w:r>
-    </w:p>
-    <w:p>
-      <w:pPr>
-        <w:shd w:val="clear" w:color="auto" w:fill="1F1F1F"/>
-        <w:spacing w:after="0" w:line="285" w:lineRule="atLeast"/>
-        <w:rPr>
-          <w:rFonts w:ascii="Consolas" w:eastAsia="Times New Roman" w:hAnsi="Consolas" w:cs="Times New Roman"/>
-          <w:color w:val="CCCCCC"/>
-          <w:kern w:val="0"/>
-          <w:sz w:val="21"/>
-          <w:szCs w:val="21"/>
-          <w14:ligatures w14:val="none"/>
-        </w:rPr>
-      </w:pPr>
-      <w:r>
-        <w:rPr>
-          <w:rFonts w:ascii="Consolas" w:eastAsia="Times New Roman" w:hAnsi="Consolas" w:cs="Times New Roman"/>
-          <w:color w:val="CCCCCC"/>
-          <w:kern w:val="0"/>
-          <w:sz w:val="21"/>
-          <w:szCs w:val="21"/>
-          <w14:ligatures w14:val="none"/>
-        </w:rPr>
-        <w:t xml:space="preserve">            </w:t>
-      </w:r>
-      <w:r>
-        <w:rPr>
-          <w:rFonts w:ascii="Consolas" w:eastAsia="Times New Roman" w:hAnsi="Consolas" w:cs="Times New Roman"/>
-          <w:color w:val="9CDCFE"/>
-          <w:kern w:val="0"/>
-          <w:sz w:val="21"/>
-          <w:szCs w:val="21"/>
-          <w14:ligatures w14:val="none"/>
-        </w:rPr>
-        <w:t>font</w:t>
-      </w:r>
-      <w:proofErr w:type="gramStart"/>
-      <w:r>
-        <w:rPr>
-          <w:rFonts w:ascii="Consolas" w:eastAsia="Times New Roman" w:hAnsi="Consolas" w:cs="Times New Roman"/>
-          <w:color w:val="D4D4D4"/>
-          <w:kern w:val="0"/>
-          <w:sz w:val="21"/>
-          <w:szCs w:val="21"/>
-          <w14:ligatures w14:val="none"/>
-        </w:rPr>
-        <w:t>=</w:t>
-      </w:r>
-      <w:r>
-        <w:rPr>
-          <w:rFonts w:ascii="Consolas" w:eastAsia="Times New Roman" w:hAnsi="Consolas" w:cs="Times New Roman"/>
-          <w:color w:val="CCCCCC"/>
-          <w:kern w:val="0"/>
-          <w:sz w:val="21"/>
-          <w:szCs w:val="21"/>
-          <w14:ligatures w14:val="none"/>
-        </w:rPr>
-        <w:t>(</w:t>
-      </w:r>
-      <w:proofErr w:type="gramEnd"/>
-      <w:r>
-        <w:rPr>
-          <w:rFonts w:ascii="Consolas" w:eastAsia="Times New Roman" w:hAnsi="Consolas" w:cs="Times New Roman"/>
-          <w:color w:val="CE9178"/>
-          <w:kern w:val="0"/>
-          <w:sz w:val="21"/>
-          <w:szCs w:val="21"/>
-          <w14:ligatures w14:val="none"/>
-        </w:rPr>
-        <w:t>"Arial"</w:t>
-      </w:r>
-      <w:r>
-        <w:rPr>
-          <w:rFonts w:ascii="Consolas" w:eastAsia="Times New Roman" w:hAnsi="Consolas" w:cs="Times New Roman"/>
-          <w:color w:val="CCCCCC"/>
-          <w:kern w:val="0"/>
-          <w:sz w:val="21"/>
-          <w:szCs w:val="21"/>
-          <w14:ligatures w14:val="none"/>
-        </w:rPr>
-        <w:t xml:space="preserve">, </w:t>
-      </w:r>
-      <w:r>
-        <w:rPr>
-          <w:rFonts w:ascii="Consolas" w:eastAsia="Times New Roman" w:hAnsi="Consolas" w:cs="Times New Roman"/>
-          <w:color w:val="B5CEA8"/>
-          <w:kern w:val="0"/>
-          <w:sz w:val="21"/>
-          <w:szCs w:val="21"/>
-          <w14:ligatures w14:val="none"/>
-        </w:rPr>
-        <w:t>10</w:t>
-      </w:r>
-      <w:r>
-        <w:rPr>
-          <w:rFonts w:ascii="Consolas" w:eastAsia="Times New Roman" w:hAnsi="Consolas" w:cs="Times New Roman"/>
-          <w:color w:val="CCCCCC"/>
-          <w:kern w:val="0"/>
-          <w:sz w:val="21"/>
-          <w:szCs w:val="21"/>
-          <w14:ligatures w14:val="none"/>
-        </w:rPr>
-        <w:t xml:space="preserve">, </w:t>
-      </w:r>
-      <w:r>
-        <w:rPr>
-          <w:rFonts w:ascii="Consolas" w:eastAsia="Times New Roman" w:hAnsi="Consolas" w:cs="Times New Roman"/>
-          <w:color w:val="CE9178"/>
-          <w:kern w:val="0"/>
-          <w:sz w:val="21"/>
-          <w:szCs w:val="21"/>
-          <w14:ligatures w14:val="none"/>
-        </w:rPr>
-        <w:t>"bold"</w:t>
-      </w:r>
-      <w:r>
-        <w:rPr>
-          <w:rFonts w:ascii="Consolas" w:eastAsia="Times New Roman" w:hAnsi="Consolas" w:cs="Times New Roman"/>
-          <w:color w:val="CCCCCC"/>
-          <w:kern w:val="0"/>
-          <w:sz w:val="21"/>
-          <w:szCs w:val="21"/>
-          <w14:ligatures w14:val="none"/>
-        </w:rPr>
-        <w:t>)</w:t>
-      </w:r>
-    </w:p>
-    <w:p>
-      <w:pPr>
-        <w:shd w:val="clear" w:color="auto" w:fill="1F1F1F"/>
-        <w:spacing w:after="0" w:line="285" w:lineRule="atLeast"/>
-        <w:rPr>
-          <w:rFonts w:ascii="Consolas" w:eastAsia="Times New Roman" w:hAnsi="Consolas" w:cs="Times New Roman"/>
-          <w:color w:val="CCCCCC"/>
-          <w:kern w:val="0"/>
-          <w:sz w:val="21"/>
-          <w:szCs w:val="21"/>
-          <w14:ligatures w14:val="none"/>
-        </w:rPr>
-      </w:pPr>
-      <w:r>
-        <w:rPr>
-          <w:rFonts w:ascii="Consolas" w:eastAsia="Times New Roman" w:hAnsi="Consolas" w:cs="Times New Roman"/>
-          <w:color w:val="CCCCCC"/>
-          <w:kern w:val="0"/>
-          <w:sz w:val="21"/>
-          <w:szCs w:val="21"/>
-          <w14:ligatures w14:val="none"/>
-        </w:rPr>
-        <w:t>        )</w:t>
-      </w:r>
-    </w:p>
-    <w:p>
-      <w:pPr>
-        <w:shd w:val="clear" w:color="auto" w:fill="1F1F1F"/>
-        <w:spacing w:after="0" w:line="285" w:lineRule="atLeast"/>
-        <w:rPr>
-          <w:rFonts w:ascii="Consolas" w:eastAsia="Times New Roman" w:hAnsi="Consolas" w:cs="Times New Roman"/>
-          <w:color w:val="CCCCCC"/>
-          <w:kern w:val="0"/>
-          <w:sz w:val="21"/>
-          <w:szCs w:val="21"/>
-          <w14:ligatures w14:val="none"/>
-        </w:rPr>
-      </w:pPr>
-      <w:r>
-        <w:rPr>
-          <w:rFonts w:ascii="Consolas" w:eastAsia="Times New Roman" w:hAnsi="Consolas" w:cs="Times New Roman"/>
-          <w:color w:val="CCCCCC"/>
-          <w:kern w:val="0"/>
-          <w:sz w:val="21"/>
-          <w:szCs w:val="21"/>
-          <w14:ligatures w14:val="none"/>
-        </w:rPr>
-        <w:t xml:space="preserve">        </w:t>
-      </w:r>
-      <w:proofErr w:type="spellStart"/>
-      <w:proofErr w:type="gramStart"/>
-      <w:r>
-        <w:rPr>
-          <w:rFonts w:ascii="Consolas" w:eastAsia="Times New Roman" w:hAnsi="Consolas" w:cs="Times New Roman"/>
-          <w:color w:val="9CDCFE"/>
-          <w:kern w:val="0"/>
-          <w:sz w:val="21"/>
-          <w:szCs w:val="21"/>
-          <w14:ligatures w14:val="none"/>
-        </w:rPr>
-        <w:t>self</w:t>
-      </w:r>
-      <w:r>
-        <w:rPr>
-          <w:rFonts w:ascii="Consolas" w:eastAsia="Times New Roman" w:hAnsi="Consolas" w:cs="Times New Roman"/>
-          <w:color w:val="CCCCCC"/>
-          <w:kern w:val="0"/>
-          <w:sz w:val="21"/>
-          <w:szCs w:val="21"/>
-          <w14:ligatures w14:val="none"/>
-        </w:rPr>
-        <w:t>.</w:t>
-      </w:r>
-      <w:r>
-        <w:rPr>
-          <w:rFonts w:ascii="Consolas" w:eastAsia="Times New Roman" w:hAnsi="Consolas" w:cs="Times New Roman"/>
-          <w:color w:val="9CDCFE"/>
-          <w:kern w:val="0"/>
-          <w:sz w:val="21"/>
-          <w:szCs w:val="21"/>
-          <w14:ligatures w14:val="none"/>
-        </w:rPr>
-        <w:t>instruction</w:t>
-      </w:r>
-      <w:proofErr w:type="gramEnd"/>
-      <w:r>
-        <w:rPr>
-          <w:rFonts w:ascii="Consolas" w:eastAsia="Times New Roman" w:hAnsi="Consolas" w:cs="Times New Roman"/>
-          <w:color w:val="9CDCFE"/>
-          <w:kern w:val="0"/>
-          <w:sz w:val="21"/>
-          <w:szCs w:val="21"/>
-          <w14:ligatures w14:val="none"/>
-        </w:rPr>
-        <w:t>_label</w:t>
-      </w:r>
-      <w:r>
-        <w:rPr>
-          <w:rFonts w:ascii="Consolas" w:eastAsia="Times New Roman" w:hAnsi="Consolas" w:cs="Times New Roman"/>
-          <w:color w:val="CCCCCC"/>
-          <w:kern w:val="0"/>
-          <w:sz w:val="21"/>
-          <w:szCs w:val="21"/>
-          <w14:ligatures w14:val="none"/>
-        </w:rPr>
-        <w:t>.</w:t>
-      </w:r>
-      <w:r>
-        <w:rPr>
-          <w:rFonts w:ascii="Consolas" w:eastAsia="Times New Roman" w:hAnsi="Consolas" w:cs="Times New Roman"/>
-          <w:color w:val="9CDCFE"/>
-          <w:kern w:val="0"/>
-          <w:sz w:val="21"/>
-          <w:szCs w:val="21"/>
-          <w14:ligatures w14:val="none"/>
-        </w:rPr>
-        <w:t>pack</w:t>
-      </w:r>
-      <w:proofErr w:type="spellEnd"/>
-      <w:r>
-        <w:rPr>
-          <w:rFonts w:ascii="Consolas" w:eastAsia="Times New Roman" w:hAnsi="Consolas" w:cs="Times New Roman"/>
-          <w:color w:val="CCCCCC"/>
-          <w:kern w:val="0"/>
-          <w:sz w:val="21"/>
-          <w:szCs w:val="21"/>
-          <w14:ligatures w14:val="none"/>
-        </w:rPr>
-        <w:t>(</w:t>
-      </w:r>
-      <w:r>
-        <w:rPr>
-          <w:rFonts w:ascii="Consolas" w:eastAsia="Times New Roman" w:hAnsi="Consolas" w:cs="Times New Roman"/>
-          <w:color w:val="9CDCFE"/>
-          <w:kern w:val="0"/>
-          <w:sz w:val="21"/>
-          <w:szCs w:val="21"/>
-          <w14:ligatures w14:val="none"/>
-        </w:rPr>
-        <w:t>fill</w:t>
-      </w:r>
-      <w:r>
-        <w:rPr>
-          <w:rFonts w:ascii="Consolas" w:eastAsia="Times New Roman" w:hAnsi="Consolas" w:cs="Times New Roman"/>
-          <w:color w:val="D4D4D4"/>
-          <w:kern w:val="0"/>
-          <w:sz w:val="21"/>
-          <w:szCs w:val="21"/>
-          <w14:ligatures w14:val="none"/>
-        </w:rPr>
-        <w:t>=</w:t>
-      </w:r>
-      <w:proofErr w:type="spellStart"/>
-      <w:r>
-        <w:rPr>
-          <w:rFonts w:ascii="Consolas" w:eastAsia="Times New Roman" w:hAnsi="Consolas" w:cs="Times New Roman"/>
-          <w:color w:val="4EC9B0"/>
-          <w:kern w:val="0"/>
-          <w:sz w:val="21"/>
-          <w:szCs w:val="21"/>
-          <w14:ligatures w14:val="none"/>
-        </w:rPr>
-        <w:t>tk</w:t>
-      </w:r>
-      <w:r>
-        <w:rPr>
-          <w:rFonts w:ascii="Consolas" w:eastAsia="Times New Roman" w:hAnsi="Consolas" w:cs="Times New Roman"/>
-          <w:color w:val="CCCCCC"/>
-          <w:kern w:val="0"/>
-          <w:sz w:val="21"/>
-          <w:szCs w:val="21"/>
-          <w14:ligatures w14:val="none"/>
-        </w:rPr>
-        <w:t>.</w:t>
-      </w:r>
-      <w:r>
-        <w:rPr>
-          <w:rFonts w:ascii="Consolas" w:eastAsia="Times New Roman" w:hAnsi="Consolas" w:cs="Times New Roman"/>
-          <w:color w:val="9CDCFE"/>
-          <w:kern w:val="0"/>
-          <w:sz w:val="21"/>
-          <w:szCs w:val="21"/>
-          <w14:ligatures w14:val="none"/>
-        </w:rPr>
-        <w:t>X</w:t>
-      </w:r>
-      <w:proofErr w:type="spellEnd"/>
-      <w:r>
-        <w:rPr>
-          <w:rFonts w:ascii="Consolas" w:eastAsia="Times New Roman" w:hAnsi="Consolas" w:cs="Times New Roman"/>
-          <w:color w:val="CCCCCC"/>
-          <w:kern w:val="0"/>
-          <w:sz w:val="21"/>
-          <w:szCs w:val="21"/>
-          <w14:ligatures w14:val="none"/>
-        </w:rPr>
-        <w:t xml:space="preserve">, </w:t>
-      </w:r>
-      <w:proofErr w:type="spellStart"/>
-      <w:r>
-        <w:rPr>
-          <w:rFonts w:ascii="Consolas" w:eastAsia="Times New Roman" w:hAnsi="Consolas" w:cs="Times New Roman"/>
-          <w:color w:val="9CDCFE"/>
-          <w:kern w:val="0"/>
-          <w:sz w:val="21"/>
-          <w:szCs w:val="21"/>
-          <w14:ligatures w14:val="none"/>
-        </w:rPr>
-        <w:t>padx</w:t>
-      </w:r>
-      <w:proofErr w:type="spellEnd"/>
-      <w:r>
-        <w:rPr>
-          <w:rFonts w:ascii="Consolas" w:eastAsia="Times New Roman" w:hAnsi="Consolas" w:cs="Times New Roman"/>
-          <w:color w:val="D4D4D4"/>
-          <w:kern w:val="0"/>
-          <w:sz w:val="21"/>
-          <w:szCs w:val="21"/>
-          <w14:ligatures w14:val="none"/>
-        </w:rPr>
-        <w:t>=</w:t>
-      </w:r>
-      <w:r>
-        <w:rPr>
-          <w:rFonts w:ascii="Consolas" w:eastAsia="Times New Roman" w:hAnsi="Consolas" w:cs="Times New Roman"/>
-          <w:color w:val="B5CEA8"/>
-          <w:kern w:val="0"/>
-          <w:sz w:val="21"/>
-          <w:szCs w:val="21"/>
-          <w14:ligatures w14:val="none"/>
-        </w:rPr>
-        <w:t>5</w:t>
-      </w:r>
-      <w:r>
-        <w:rPr>
-          <w:rFonts w:ascii="Consolas" w:eastAsia="Times New Roman" w:hAnsi="Consolas" w:cs="Times New Roman"/>
-          <w:color w:val="CCCCCC"/>
-          <w:kern w:val="0"/>
-          <w:sz w:val="21"/>
-          <w:szCs w:val="21"/>
-          <w14:ligatures w14:val="none"/>
-        </w:rPr>
-        <w:t xml:space="preserve">, </w:t>
-      </w:r>
-      <w:proofErr w:type="spellStart"/>
-      <w:r>
-        <w:rPr>
-          <w:rFonts w:ascii="Consolas" w:eastAsia="Times New Roman" w:hAnsi="Consolas" w:cs="Times New Roman"/>
-          <w:color w:val="9CDCFE"/>
-          <w:kern w:val="0"/>
-          <w:sz w:val="21"/>
-          <w:szCs w:val="21"/>
-          <w14:ligatures w14:val="none"/>
-        </w:rPr>
-        <w:t>pady</w:t>
-      </w:r>
-      <w:proofErr w:type="spellEnd"/>
-      <w:r>
-        <w:rPr>
-          <w:rFonts w:ascii="Consolas" w:eastAsia="Times New Roman" w:hAnsi="Consolas" w:cs="Times New Roman"/>
-          <w:color w:val="D4D4D4"/>
-          <w:kern w:val="0"/>
-          <w:sz w:val="21"/>
-          <w:szCs w:val="21"/>
-          <w14:ligatures w14:val="none"/>
-        </w:rPr>
-        <w:t>=</w:t>
-      </w:r>
-      <w:r>
-        <w:rPr>
-          <w:rFonts w:ascii="Consolas" w:eastAsia="Times New Roman" w:hAnsi="Consolas" w:cs="Times New Roman"/>
-          <w:color w:val="B5CEA8"/>
-          <w:kern w:val="0"/>
-          <w:sz w:val="21"/>
-          <w:szCs w:val="21"/>
-          <w14:ligatures w14:val="none"/>
-        </w:rPr>
-        <w:t>5</w:t>
-      </w:r>
-      <w:r>
-        <w:rPr>
-          <w:rFonts w:ascii="Consolas" w:eastAsia="Times New Roman" w:hAnsi="Consolas" w:cs="Times New Roman"/>
-          <w:color w:val="CCCCCC"/>
-          <w:kern w:val="0"/>
-          <w:sz w:val="21"/>
-          <w:szCs w:val="21"/>
-          <w14:ligatures w14:val="none"/>
-        </w:rPr>
-        <w:t>)</w:t>
-      </w:r>
-    </w:p>
-    <w:p>
-      <w:pPr>
-        <w:shd w:val="clear" w:color="auto" w:fill="1F1F1F"/>
-        <w:spacing w:after="0" w:line="285" w:lineRule="atLeast"/>
-        <w:rPr>
-          <w:rFonts w:ascii="Consolas" w:eastAsia="Times New Roman" w:hAnsi="Consolas" w:cs="Times New Roman"/>
-          <w:color w:val="CCCCCC"/>
-          <w:kern w:val="0"/>
-          <w:sz w:val="21"/>
-          <w:szCs w:val="21"/>
-          <w14:ligatures w14:val="none"/>
-        </w:rPr>
-      </w:pPr>
-      <w:r>
-        <w:rPr>
-          <w:rFonts w:ascii="Consolas" w:eastAsia="Times New Roman" w:hAnsi="Consolas" w:cs="Times New Roman"/>
-          <w:color w:val="CCCCCC"/>
-          <w:kern w:val="0"/>
-          <w:sz w:val="21"/>
-          <w:szCs w:val="21"/>
-          <w14:ligatures w14:val="none"/>
-        </w:rPr>
-        <w:t xml:space="preserve">        </w:t>
-      </w:r>
-    </w:p>
-    <w:p>
-      <w:pPr>
-        <w:shd w:val="clear" w:color="auto" w:fill="1F1F1F"/>
-        <w:spacing w:after="0" w:line="285" w:lineRule="atLeast"/>
-        <w:rPr>
-          <w:rFonts w:ascii="Consolas" w:eastAsia="Times New Roman" w:hAnsi="Consolas" w:cs="Times New Roman"/>
-          <w:color w:val="CCCCCC"/>
-          <w:kern w:val="0"/>
-          <w:sz w:val="21"/>
-          <w:szCs w:val="21"/>
-          <w14:ligatures w14:val="none"/>
-        </w:rPr>
-      </w:pPr>
-      <w:r>
-        <w:rPr>
-          <w:rFonts w:ascii="Consolas" w:eastAsia="Times New Roman" w:hAnsi="Consolas" w:cs="Times New Roman"/>
-          <w:color w:val="CCCCCC"/>
-          <w:kern w:val="0"/>
-          <w:sz w:val="21"/>
-          <w:szCs w:val="21"/>
-          <w14:ligatures w14:val="none"/>
-        </w:rPr>
-        <w:t xml:space="preserve">        </w:t>
-      </w:r>
-      <w:r>
-        <w:rPr>
-          <w:rFonts w:ascii="Consolas" w:eastAsia="Times New Roman" w:hAnsi="Consolas" w:cs="Times New Roman"/>
-          <w:color w:val="6A9955"/>
-          <w:kern w:val="0"/>
-          <w:sz w:val="21"/>
-          <w:szCs w:val="21"/>
-          <w14:ligatures w14:val="none"/>
-        </w:rPr>
-        <w:t xml:space="preserve"># Create frame for </w:t>
-      </w:r>
-      <w:proofErr w:type="spellStart"/>
-      <w:r>
-        <w:rPr>
-          <w:rFonts w:ascii="Consolas" w:eastAsia="Times New Roman" w:hAnsi="Consolas" w:cs="Times New Roman"/>
-          <w:color w:val="6A9955"/>
-          <w:kern w:val="0"/>
-          <w:sz w:val="21"/>
-          <w:szCs w:val="21"/>
-          <w14:ligatures w14:val="none"/>
-        </w:rPr>
-        <w:t>listbox</w:t>
-      </w:r>
-      <w:proofErr w:type="spellEnd"/>
-      <w:r>
-        <w:rPr>
-          <w:rFonts w:ascii="Consolas" w:eastAsia="Times New Roman" w:hAnsi="Consolas" w:cs="Times New Roman"/>
-          <w:color w:val="6A9955"/>
-          <w:kern w:val="0"/>
-          <w:sz w:val="21"/>
-          <w:szCs w:val="21"/>
-          <w14:ligatures w14:val="none"/>
-        </w:rPr>
-        <w:t xml:space="preserve"> and scrollbar</w:t>
-      </w:r>
-    </w:p>
-    <w:p>
-      <w:pPr>
-        <w:shd w:val="clear" w:color="auto" w:fill="1F1F1F"/>
-        <w:spacing w:after="0" w:line="285" w:lineRule="atLeast"/>
-        <w:rPr>
-          <w:rFonts w:ascii="Consolas" w:eastAsia="Times New Roman" w:hAnsi="Consolas" w:cs="Times New Roman"/>
-          <w:color w:val="CCCCCC"/>
-          <w:kern w:val="0"/>
-          <w:sz w:val="21"/>
-          <w:szCs w:val="21"/>
-          <w14:ligatures w14:val="none"/>
-        </w:rPr>
-      </w:pPr>
-      <w:r>
-        <w:rPr>
-          <w:rFonts w:ascii="Consolas" w:eastAsia="Times New Roman" w:hAnsi="Consolas" w:cs="Times New Roman"/>
-          <w:color w:val="CCCCCC"/>
-          <w:kern w:val="0"/>
-          <w:sz w:val="21"/>
-          <w:szCs w:val="21"/>
-          <w14:ligatures w14:val="none"/>
-        </w:rPr>
-        <w:t xml:space="preserve">        </w:t>
-      </w:r>
-      <w:proofErr w:type="spellStart"/>
-      <w:proofErr w:type="gramStart"/>
-      <w:r>
-        <w:rPr>
-          <w:rFonts w:ascii="Consolas" w:eastAsia="Times New Roman" w:hAnsi="Consolas" w:cs="Times New Roman"/>
-          <w:color w:val="9CDCFE"/>
-          <w:kern w:val="0"/>
-          <w:sz w:val="21"/>
-          <w:szCs w:val="21"/>
-          <w14:ligatures w14:val="none"/>
-        </w:rPr>
-        <w:t>self</w:t>
-      </w:r>
-      <w:r>
-        <w:rPr>
-          <w:rFonts w:ascii="Consolas" w:eastAsia="Times New Roman" w:hAnsi="Consolas" w:cs="Times New Roman"/>
-          <w:color w:val="CCCCCC"/>
-          <w:kern w:val="0"/>
-          <w:sz w:val="21"/>
-          <w:szCs w:val="21"/>
-          <w14:ligatures w14:val="none"/>
-        </w:rPr>
-        <w:t>.</w:t>
-      </w:r>
-      <w:r>
-        <w:rPr>
-          <w:rFonts w:ascii="Consolas" w:eastAsia="Times New Roman" w:hAnsi="Consolas" w:cs="Times New Roman"/>
-          <w:color w:val="9CDCFE"/>
-          <w:kern w:val="0"/>
-          <w:sz w:val="21"/>
-          <w:szCs w:val="21"/>
-          <w14:ligatures w14:val="none"/>
-        </w:rPr>
-        <w:t>frame</w:t>
-      </w:r>
-      <w:proofErr w:type="spellEnd"/>
-      <w:proofErr w:type="gramEnd"/>
-      <w:r>
-        <w:rPr>
-          <w:rFonts w:ascii="Consolas" w:eastAsia="Times New Roman" w:hAnsi="Consolas" w:cs="Times New Roman"/>
-          <w:color w:val="CCCCCC"/>
-          <w:kern w:val="0"/>
-          <w:sz w:val="21"/>
-          <w:szCs w:val="21"/>
-          <w14:ligatures w14:val="none"/>
-        </w:rPr>
-        <w:t xml:space="preserve"> </w:t>
-      </w:r>
-      <w:r>
-        <w:rPr>
-          <w:rFonts w:ascii="Consolas" w:eastAsia="Times New Roman" w:hAnsi="Consolas" w:cs="Times New Roman"/>
-          <w:color w:val="D4D4D4"/>
-          <w:kern w:val="0"/>
-          <w:sz w:val="21"/>
-          <w:szCs w:val="21"/>
-          <w14:ligatures w14:val="none"/>
-        </w:rPr>
-        <w:t>=</w:t>
-      </w:r>
-      <w:r>
-        <w:rPr>
-          <w:rFonts w:ascii="Consolas" w:eastAsia="Times New Roman" w:hAnsi="Consolas" w:cs="Times New Roman"/>
-          <w:color w:val="CCCCCC"/>
-          <w:kern w:val="0"/>
-          <w:sz w:val="21"/>
-          <w:szCs w:val="21"/>
-          <w14:ligatures w14:val="none"/>
-        </w:rPr>
-        <w:t xml:space="preserve"> </w:t>
-      </w:r>
-      <w:proofErr w:type="spellStart"/>
-      <w:r>
-        <w:rPr>
-          <w:rFonts w:ascii="Consolas" w:eastAsia="Times New Roman" w:hAnsi="Consolas" w:cs="Times New Roman"/>
-          <w:color w:val="4EC9B0"/>
-          <w:kern w:val="0"/>
-          <w:sz w:val="21"/>
-          <w:szCs w:val="21"/>
-          <w14:ligatures w14:val="none"/>
-        </w:rPr>
-        <w:t>tk</w:t>
-      </w:r>
-      <w:r>
-        <w:rPr>
-          <w:rFonts w:ascii="Consolas" w:eastAsia="Times New Roman" w:hAnsi="Consolas" w:cs="Times New Roman"/>
-          <w:color w:val="CCCCCC"/>
-          <w:kern w:val="0"/>
-          <w:sz w:val="21"/>
-          <w:szCs w:val="21"/>
-          <w14:ligatures w14:val="none"/>
-        </w:rPr>
-        <w:t>.</w:t>
-      </w:r>
-      <w:r>
-        <w:rPr>
-          <w:rFonts w:ascii="Consolas" w:eastAsia="Times New Roman" w:hAnsi="Consolas" w:cs="Times New Roman"/>
-          <w:color w:val="4EC9B0"/>
-          <w:kern w:val="0"/>
-          <w:sz w:val="21"/>
-          <w:szCs w:val="21"/>
-          <w14:ligatures w14:val="none"/>
-        </w:rPr>
-        <w:t>Frame</w:t>
-      </w:r>
-      <w:proofErr w:type="spellEnd"/>
-      <w:r>
-        <w:rPr>
-          <w:rFonts w:ascii="Consolas" w:eastAsia="Times New Roman" w:hAnsi="Consolas" w:cs="Times New Roman"/>
-          <w:color w:val="CCCCCC"/>
-          <w:kern w:val="0"/>
-          <w:sz w:val="21"/>
-          <w:szCs w:val="21"/>
-          <w14:ligatures w14:val="none"/>
-        </w:rPr>
-        <w:t>(</w:t>
-      </w:r>
-      <w:r>
-        <w:rPr>
-          <w:rFonts w:ascii="Consolas" w:eastAsia="Times New Roman" w:hAnsi="Consolas" w:cs="Times New Roman"/>
-          <w:color w:val="9CDCFE"/>
-          <w:kern w:val="0"/>
-          <w:sz w:val="21"/>
-          <w:szCs w:val="21"/>
-          <w14:ligatures w14:val="none"/>
-        </w:rPr>
-        <w:t>root</w:t>
-      </w:r>
-      <w:r>
-        <w:rPr>
-          <w:rFonts w:ascii="Consolas" w:eastAsia="Times New Roman" w:hAnsi="Consolas" w:cs="Times New Roman"/>
-          <w:color w:val="CCCCCC"/>
-          <w:kern w:val="0"/>
-          <w:sz w:val="21"/>
-          <w:szCs w:val="21"/>
-          <w14:ligatures w14:val="none"/>
-        </w:rPr>
-        <w:t>)</w:t>
-      </w:r>
-    </w:p>
-    <w:p>
-      <w:pPr>
-        <w:shd w:val="clear" w:color="auto" w:fill="1F1F1F"/>
-        <w:spacing w:after="0" w:line="285" w:lineRule="atLeast"/>
-        <w:rPr>
-          <w:rFonts w:ascii="Consolas" w:eastAsia="Times New Roman" w:hAnsi="Consolas" w:cs="Times New Roman"/>
-          <w:color w:val="CCCCCC"/>
-          <w:kern w:val="0"/>
-          <w:sz w:val="21"/>
-          <w:szCs w:val="21"/>
-          <w14:ligatures w14:val="none"/>
-        </w:rPr>
-      </w:pPr>
-      <w:r>
-        <w:rPr>
-          <w:rFonts w:ascii="Consolas" w:eastAsia="Times New Roman" w:hAnsi="Consolas" w:cs="Times New Roman"/>
-          <w:color w:val="CCCCCC"/>
-          <w:kern w:val="0"/>
-          <w:sz w:val="21"/>
-          <w:szCs w:val="21"/>
-          <w14:ligatures w14:val="none"/>
-        </w:rPr>
-        <w:t xml:space="preserve">        </w:t>
-      </w:r>
-      <w:proofErr w:type="spellStart"/>
-      <w:proofErr w:type="gramStart"/>
-      <w:r>
-        <w:rPr>
-          <w:rFonts w:ascii="Consolas" w:eastAsia="Times New Roman" w:hAnsi="Consolas" w:cs="Times New Roman"/>
-          <w:color w:val="9CDCFE"/>
-          <w:kern w:val="0"/>
-          <w:sz w:val="21"/>
-          <w:szCs w:val="21"/>
-          <w14:ligatures w14:val="none"/>
-        </w:rPr>
-        <w:t>self</w:t>
-      </w:r>
-      <w:r>
-        <w:rPr>
-          <w:rFonts w:ascii="Consolas" w:eastAsia="Times New Roman" w:hAnsi="Consolas" w:cs="Times New Roman"/>
-          <w:color w:val="CCCCCC"/>
-          <w:kern w:val="0"/>
-          <w:sz w:val="21"/>
-          <w:szCs w:val="21"/>
-          <w14:ligatures w14:val="none"/>
-        </w:rPr>
-        <w:t>.</w:t>
-      </w:r>
-      <w:r>
-        <w:rPr>
-          <w:rFonts w:ascii="Consolas" w:eastAsia="Times New Roman" w:hAnsi="Consolas" w:cs="Times New Roman"/>
-          <w:color w:val="9CDCFE"/>
-          <w:kern w:val="0"/>
-          <w:sz w:val="21"/>
-          <w:szCs w:val="21"/>
-          <w14:ligatures w14:val="none"/>
-        </w:rPr>
-        <w:t>frame</w:t>
-      </w:r>
-      <w:proofErr w:type="gramEnd"/>
-      <w:r>
-        <w:rPr>
-          <w:rFonts w:ascii="Consolas" w:eastAsia="Times New Roman" w:hAnsi="Consolas" w:cs="Times New Roman"/>
-          <w:color w:val="CCCCCC"/>
-          <w:kern w:val="0"/>
-          <w:sz w:val="21"/>
-          <w:szCs w:val="21"/>
-          <w14:ligatures w14:val="none"/>
-        </w:rPr>
-        <w:t>.</w:t>
-      </w:r>
-      <w:r>
-        <w:rPr>
-          <w:rFonts w:ascii="Consolas" w:eastAsia="Times New Roman" w:hAnsi="Consolas" w:cs="Times New Roman"/>
-          <w:color w:val="9CDCFE"/>
-          <w:kern w:val="0"/>
-          <w:sz w:val="21"/>
-          <w:szCs w:val="21"/>
-          <w14:ligatures w14:val="none"/>
-        </w:rPr>
-        <w:t>pack</w:t>
-      </w:r>
-      <w:proofErr w:type="spellEnd"/>
-      <w:r>
-        <w:rPr>
-          <w:rFonts w:ascii="Consolas" w:eastAsia="Times New Roman" w:hAnsi="Consolas" w:cs="Times New Roman"/>
-          <w:color w:val="CCCCCC"/>
-          <w:kern w:val="0"/>
-          <w:sz w:val="21"/>
-          <w:szCs w:val="21"/>
-          <w14:ligatures w14:val="none"/>
-        </w:rPr>
-        <w:t>(</w:t>
-      </w:r>
-      <w:r>
-        <w:rPr>
-          <w:rFonts w:ascii="Consolas" w:eastAsia="Times New Roman" w:hAnsi="Consolas" w:cs="Times New Roman"/>
-          <w:color w:val="9CDCFE"/>
-          <w:kern w:val="0"/>
-          <w:sz w:val="21"/>
-          <w:szCs w:val="21"/>
-          <w14:ligatures w14:val="none"/>
-        </w:rPr>
-        <w:t>fill</w:t>
-      </w:r>
-      <w:r>
-        <w:rPr>
-          <w:rFonts w:ascii="Consolas" w:eastAsia="Times New Roman" w:hAnsi="Consolas" w:cs="Times New Roman"/>
-          <w:color w:val="D4D4D4"/>
-          <w:kern w:val="0"/>
-          <w:sz w:val="21"/>
-          <w:szCs w:val="21"/>
-          <w14:ligatures w14:val="none"/>
-        </w:rPr>
-        <w:t>=</w:t>
-      </w:r>
-      <w:proofErr w:type="spellStart"/>
-      <w:r>
-        <w:rPr>
-          <w:rFonts w:ascii="Consolas" w:eastAsia="Times New Roman" w:hAnsi="Consolas" w:cs="Times New Roman"/>
-          <w:color w:val="4EC9B0"/>
-          <w:kern w:val="0"/>
-          <w:sz w:val="21"/>
-          <w:szCs w:val="21"/>
-          <w14:ligatures w14:val="none"/>
-        </w:rPr>
-        <w:t>tk</w:t>
-      </w:r>
-      <w:r>
-        <w:rPr>
-          <w:rFonts w:ascii="Consolas" w:eastAsia="Times New Roman" w:hAnsi="Consolas" w:cs="Times New Roman"/>
-          <w:color w:val="CCCCCC"/>
-          <w:kern w:val="0"/>
-          <w:sz w:val="21"/>
-          <w:szCs w:val="21"/>
-          <w14:ligatures w14:val="none"/>
-        </w:rPr>
-        <w:t>.</w:t>
-      </w:r>
-      <w:r>
-        <w:rPr>
-          <w:rFonts w:ascii="Consolas" w:eastAsia="Times New Roman" w:hAnsi="Consolas" w:cs="Times New Roman"/>
-          <w:color w:val="9CDCFE"/>
-          <w:kern w:val="0"/>
-          <w:sz w:val="21"/>
-          <w:szCs w:val="21"/>
-          <w14:ligatures w14:val="none"/>
-        </w:rPr>
-        <w:t>BOTH</w:t>
-      </w:r>
-      <w:proofErr w:type="spellEnd"/>
-      <w:r>
-        <w:rPr>
-          <w:rFonts w:ascii="Consolas" w:eastAsia="Times New Roman" w:hAnsi="Consolas" w:cs="Times New Roman"/>
-          <w:color w:val="CCCCCC"/>
-          <w:kern w:val="0"/>
-          <w:sz w:val="21"/>
-          <w:szCs w:val="21"/>
-          <w14:ligatures w14:val="none"/>
-        </w:rPr>
-        <w:t xml:space="preserve">, </w:t>
-      </w:r>
-      <w:r>
-        <w:rPr>
-          <w:rFonts w:ascii="Consolas" w:eastAsia="Times New Roman" w:hAnsi="Consolas" w:cs="Times New Roman"/>
-          <w:color w:val="9CDCFE"/>
-          <w:kern w:val="0"/>
-          <w:sz w:val="21"/>
-          <w:szCs w:val="21"/>
-          <w14:ligatures w14:val="none"/>
-        </w:rPr>
-        <w:t>expand</w:t>
-      </w:r>
-      <w:r>
-        <w:rPr>
-          <w:rFonts w:ascii="Consolas" w:eastAsia="Times New Roman" w:hAnsi="Consolas" w:cs="Times New Roman"/>
-          <w:color w:val="D4D4D4"/>
-          <w:kern w:val="0"/>
-          <w:sz w:val="21"/>
-          <w:szCs w:val="21"/>
-          <w14:ligatures w14:val="none"/>
-        </w:rPr>
-        <w:t>=</w:t>
-      </w:r>
-      <w:r>
-        <w:rPr>
-          <w:rFonts w:ascii="Consolas" w:eastAsia="Times New Roman" w:hAnsi="Consolas" w:cs="Times New Roman"/>
-          <w:color w:val="569CD6"/>
-          <w:kern w:val="0"/>
-          <w:sz w:val="21"/>
-          <w:szCs w:val="21"/>
-          <w14:ligatures w14:val="none"/>
-        </w:rPr>
-        <w:t>True</w:t>
-      </w:r>
-      <w:r>
-        <w:rPr>
-          <w:rFonts w:ascii="Consolas" w:eastAsia="Times New Roman" w:hAnsi="Consolas" w:cs="Times New Roman"/>
-          <w:color w:val="CCCCCC"/>
-          <w:kern w:val="0"/>
-          <w:sz w:val="21"/>
-          <w:szCs w:val="21"/>
-          <w14:ligatures w14:val="none"/>
-        </w:rPr>
-        <w:t xml:space="preserve">, </w:t>
-      </w:r>
-      <w:proofErr w:type="spellStart"/>
-      <w:r>
-        <w:rPr>
-          <w:rFonts w:ascii="Consolas" w:eastAsia="Times New Roman" w:hAnsi="Consolas" w:cs="Times New Roman"/>
-          <w:color w:val="9CDCFE"/>
-          <w:kern w:val="0"/>
-          <w:sz w:val="21"/>
-          <w:szCs w:val="21"/>
-          <w14:ligatures w14:val="none"/>
-        </w:rPr>
-        <w:t>padx</w:t>
-      </w:r>
-      <w:proofErr w:type="spellEnd"/>
-      <w:r>
-        <w:rPr>
-          <w:rFonts w:ascii="Consolas" w:eastAsia="Times New Roman" w:hAnsi="Consolas" w:cs="Times New Roman"/>
-          <w:color w:val="D4D4D4"/>
-          <w:kern w:val="0"/>
-          <w:sz w:val="21"/>
-          <w:szCs w:val="21"/>
-          <w14:ligatures w14:val="none"/>
-        </w:rPr>
-        <w:t>=</w:t>
-      </w:r>
-      <w:r>
-        <w:rPr>
-          <w:rFonts w:ascii="Consolas" w:eastAsia="Times New Roman" w:hAnsi="Consolas" w:cs="Times New Roman"/>
-          <w:color w:val="B5CEA8"/>
-          <w:kern w:val="0"/>
-          <w:sz w:val="21"/>
-          <w:szCs w:val="21"/>
-          <w14:ligatures w14:val="none"/>
-        </w:rPr>
-        <w:t>10</w:t>
-      </w:r>
-      <w:r>
-        <w:rPr>
-          <w:rFonts w:ascii="Consolas" w:eastAsia="Times New Roman" w:hAnsi="Consolas" w:cs="Times New Roman"/>
-          <w:color w:val="CCCCCC"/>
-          <w:kern w:val="0"/>
-          <w:sz w:val="21"/>
-          <w:szCs w:val="21"/>
-          <w14:ligatures w14:val="none"/>
-        </w:rPr>
-        <w:t xml:space="preserve">, </w:t>
-      </w:r>
-      <w:proofErr w:type="spellStart"/>
-      <w:r>
-        <w:rPr>
-          <w:rFonts w:ascii="Consolas" w:eastAsia="Times New Roman" w:hAnsi="Consolas" w:cs="Times New Roman"/>
-          <w:color w:val="9CDCFE"/>
-          <w:kern w:val="0"/>
-          <w:sz w:val="21"/>
-          <w:szCs w:val="21"/>
-          <w14:ligatures w14:val="none"/>
-        </w:rPr>
-        <w:t>pady</w:t>
-      </w:r>
-      <w:proofErr w:type="spellEnd"/>
-      <w:r>
-        <w:rPr>
-          <w:rFonts w:ascii="Consolas" w:eastAsia="Times New Roman" w:hAnsi="Consolas" w:cs="Times New Roman"/>
-          <w:color w:val="D4D4D4"/>
-          <w:kern w:val="0"/>
-          <w:sz w:val="21"/>
-          <w:szCs w:val="21"/>
-          <w14:ligatures w14:val="none"/>
-        </w:rPr>
-        <w:t>=</w:t>
-      </w:r>
-      <w:r>
-        <w:rPr>
-          <w:rFonts w:ascii="Consolas" w:eastAsia="Times New Roman" w:hAnsi="Consolas" w:cs="Times New Roman"/>
-          <w:color w:val="B5CEA8"/>
-          <w:kern w:val="0"/>
-          <w:sz w:val="21"/>
-          <w:szCs w:val="21"/>
-          <w14:ligatures w14:val="none"/>
-        </w:rPr>
-        <w:t>10</w:t>
-      </w:r>
-      <w:r>
-        <w:rPr>
-          <w:rFonts w:ascii="Consolas" w:eastAsia="Times New Roman" w:hAnsi="Consolas" w:cs="Times New Roman"/>
-          <w:color w:val="CCCCCC"/>
-          <w:kern w:val="0"/>
-          <w:sz w:val="21"/>
-          <w:szCs w:val="21"/>
-          <w14:ligatures w14:val="none"/>
-        </w:rPr>
-        <w:t>)</w:t>
-      </w:r>
-    </w:p>
-    <w:p>
-      <w:pPr>
-        <w:shd w:val="clear" w:color="auto" w:fill="1F1F1F"/>
-        <w:spacing w:after="0" w:line="285" w:lineRule="atLeast"/>
-        <w:rPr>
-          <w:rFonts w:ascii="Consolas" w:eastAsia="Times New Roman" w:hAnsi="Consolas" w:cs="Times New Roman"/>
-          <w:color w:val="CCCCCC"/>
-          <w:kern w:val="0"/>
-          <w:sz w:val="21"/>
-          <w:szCs w:val="21"/>
-          <w14:ligatures w14:val="none"/>
-        </w:rPr>
-      </w:pPr>
-      <w:r>
-        <w:rPr>
-          <w:rFonts w:ascii="Consolas" w:eastAsia="Times New Roman" w:hAnsi="Consolas" w:cs="Times New Roman"/>
-          <w:color w:val="CCCCCC"/>
-          <w:kern w:val="0"/>
-          <w:sz w:val="21"/>
-          <w:szCs w:val="21"/>
-          <w14:ligatures w14:val="none"/>
-        </w:rPr>
-        <w:t xml:space="preserve">        </w:t>
-      </w:r>
-    </w:p>
-    <w:p>
-      <w:pPr>
-        <w:shd w:val="clear" w:color="auto" w:fill="1F1F1F"/>
-        <w:spacing w:after="0" w:line="285" w:lineRule="atLeast"/>
-        <w:rPr>
-          <w:rFonts w:ascii="Consolas" w:eastAsia="Times New Roman" w:hAnsi="Consolas" w:cs="Times New Roman"/>
-          <w:color w:val="CCCCCC"/>
-          <w:kern w:val="0"/>
-          <w:sz w:val="21"/>
-          <w:szCs w:val="21"/>
-          <w14:ligatures w14:val="none"/>
-        </w:rPr>
-      </w:pPr>
-      <w:r>
-        <w:rPr>
-          <w:rFonts w:ascii="Consolas" w:eastAsia="Times New Roman" w:hAnsi="Consolas" w:cs="Times New Roman"/>
-          <w:color w:val="CCCCCC"/>
-          <w:kern w:val="0"/>
-          <w:sz w:val="21"/>
-          <w:szCs w:val="21"/>
-          <w14:ligatures w14:val="none"/>
-        </w:rPr>
-        <w:t xml:space="preserve">        </w:t>
-      </w:r>
-      <w:r>
-        <w:rPr>
-          <w:rFonts w:ascii="Consolas" w:eastAsia="Times New Roman" w:hAnsi="Consolas" w:cs="Times New Roman"/>
-          <w:color w:val="6A9955"/>
-          <w:kern w:val="0"/>
-          <w:sz w:val="21"/>
-          <w:szCs w:val="21"/>
-          <w14:ligatures w14:val="none"/>
-        </w:rPr>
-        <w:t># Create scrollbar</w:t>
-      </w:r>
-    </w:p>
-    <w:p>
-      <w:pPr>
-        <w:shd w:val="clear" w:color="auto" w:fill="1F1F1F"/>
-        <w:spacing w:after="0" w:line="285" w:lineRule="atLeast"/>
-        <w:rPr>
-          <w:rFonts w:ascii="Consolas" w:eastAsia="Times New Roman" w:hAnsi="Consolas" w:cs="Times New Roman"/>
-          <w:color w:val="CCCCCC"/>
-          <w:kern w:val="0"/>
-          <w:sz w:val="21"/>
-          <w:szCs w:val="21"/>
-          <w14:ligatures w14:val="none"/>
-        </w:rPr>
-      </w:pPr>
-      <w:r>
-        <w:rPr>
-          <w:rFonts w:ascii="Consolas" w:eastAsia="Times New Roman" w:hAnsi="Consolas" w:cs="Times New Roman"/>
-          <w:color w:val="CCCCCC"/>
-          <w:kern w:val="0"/>
-          <w:sz w:val="21"/>
-          <w:szCs w:val="21"/>
-          <w14:ligatures w14:val="none"/>
-        </w:rPr>
-        <w:t xml:space="preserve">        </w:t>
-      </w:r>
-      <w:proofErr w:type="spellStart"/>
-      <w:proofErr w:type="gramStart"/>
-      <w:r>
-        <w:rPr>
-          <w:rFonts w:ascii="Consolas" w:eastAsia="Times New Roman" w:hAnsi="Consolas" w:cs="Times New Roman"/>
-          <w:color w:val="9CDCFE"/>
-          <w:kern w:val="0"/>
-          <w:sz w:val="21"/>
-          <w:szCs w:val="21"/>
-          <w14:ligatures w14:val="none"/>
-        </w:rPr>
-        <w:t>self</w:t>
-      </w:r>
-      <w:r>
-        <w:rPr>
-          <w:rFonts w:ascii="Consolas" w:eastAsia="Times New Roman" w:hAnsi="Consolas" w:cs="Times New Roman"/>
-          <w:color w:val="CCCCCC"/>
-          <w:kern w:val="0"/>
-          <w:sz w:val="21"/>
-          <w:szCs w:val="21"/>
-          <w14:ligatures w14:val="none"/>
-        </w:rPr>
-        <w:t>.</w:t>
-      </w:r>
-      <w:r>
-        <w:rPr>
-          <w:rFonts w:ascii="Consolas" w:eastAsia="Times New Roman" w:hAnsi="Consolas" w:cs="Times New Roman"/>
-          <w:color w:val="9CDCFE"/>
-          <w:kern w:val="0"/>
-          <w:sz w:val="21"/>
-          <w:szCs w:val="21"/>
-          <w14:ligatures w14:val="none"/>
-        </w:rPr>
-        <w:t>scrollbar</w:t>
-      </w:r>
-      <w:proofErr w:type="spellEnd"/>
-      <w:proofErr w:type="gramEnd"/>
-      <w:r>
-        <w:rPr>
-          <w:rFonts w:ascii="Consolas" w:eastAsia="Times New Roman" w:hAnsi="Consolas" w:cs="Times New Roman"/>
-          <w:color w:val="CCCCCC"/>
-          <w:kern w:val="0"/>
-          <w:sz w:val="21"/>
-          <w:szCs w:val="21"/>
-          <w14:ligatures w14:val="none"/>
-        </w:rPr>
-        <w:t xml:space="preserve"> </w:t>
-      </w:r>
-      <w:r>
-        <w:rPr>
-          <w:rFonts w:ascii="Consolas" w:eastAsia="Times New Roman" w:hAnsi="Consolas" w:cs="Times New Roman"/>
-          <w:color w:val="D4D4D4"/>
-          <w:kern w:val="0"/>
-          <w:sz w:val="21"/>
-          <w:szCs w:val="21"/>
-          <w14:ligatures w14:val="none"/>
-        </w:rPr>
-        <w:t>=</w:t>
-      </w:r>
-      <w:r>
-        <w:rPr>
-          <w:rFonts w:ascii="Consolas" w:eastAsia="Times New Roman" w:hAnsi="Consolas" w:cs="Times New Roman"/>
-          <w:color w:val="CCCCCC"/>
-          <w:kern w:val="0"/>
-          <w:sz w:val="21"/>
-          <w:szCs w:val="21"/>
-          <w14:ligatures w14:val="none"/>
-        </w:rPr>
-        <w:t xml:space="preserve"> </w:t>
-      </w:r>
-      <w:proofErr w:type="spellStart"/>
-      <w:r>
-        <w:rPr>
-          <w:rFonts w:ascii="Consolas" w:eastAsia="Times New Roman" w:hAnsi="Consolas" w:cs="Times New Roman"/>
-          <w:color w:val="4EC9B0"/>
-          <w:kern w:val="0"/>
-          <w:sz w:val="21"/>
-          <w:szCs w:val="21"/>
-          <w14:ligatures w14:val="none"/>
-        </w:rPr>
-        <w:t>tk</w:t>
-      </w:r>
-      <w:r>
-        <w:rPr>
-          <w:rFonts w:ascii="Consolas" w:eastAsia="Times New Roman" w:hAnsi="Consolas" w:cs="Times New Roman"/>
-          <w:color w:val="CCCCCC"/>
-          <w:kern w:val="0"/>
-          <w:sz w:val="21"/>
-          <w:szCs w:val="21"/>
-          <w14:ligatures w14:val="none"/>
-        </w:rPr>
-        <w:t>.</w:t>
-      </w:r>
-      <w:r>
-        <w:rPr>
-          <w:rFonts w:ascii="Consolas" w:eastAsia="Times New Roman" w:hAnsi="Consolas" w:cs="Times New Roman"/>
-          <w:color w:val="4EC9B0"/>
-          <w:kern w:val="0"/>
-          <w:sz w:val="21"/>
-          <w:szCs w:val="21"/>
-          <w14:ligatures w14:val="none"/>
-        </w:rPr>
-        <w:t>Scrollbar</w:t>
-      </w:r>
-      <w:proofErr w:type="spellEnd"/>
-      <w:r>
-        <w:rPr>
-          <w:rFonts w:ascii="Consolas" w:eastAsia="Times New Roman" w:hAnsi="Consolas" w:cs="Times New Roman"/>
-          <w:color w:val="CCCCCC"/>
-          <w:kern w:val="0"/>
-          <w:sz w:val="21"/>
-          <w:szCs w:val="21"/>
-          <w14:ligatures w14:val="none"/>
-        </w:rPr>
-        <w:t>(</w:t>
-      </w:r>
-      <w:proofErr w:type="spellStart"/>
-      <w:r>
-        <w:rPr>
-          <w:rFonts w:ascii="Consolas" w:eastAsia="Times New Roman" w:hAnsi="Consolas" w:cs="Times New Roman"/>
-          <w:color w:val="9CDCFE"/>
-          <w:kern w:val="0"/>
-          <w:sz w:val="21"/>
-          <w:szCs w:val="21"/>
-          <w14:ligatures w14:val="none"/>
-        </w:rPr>
-        <w:t>self</w:t>
-      </w:r>
-      <w:r>
-        <w:rPr>
-          <w:rFonts w:ascii="Consolas" w:eastAsia="Times New Roman" w:hAnsi="Consolas" w:cs="Times New Roman"/>
-          <w:color w:val="CCCCCC"/>
-          <w:kern w:val="0"/>
-          <w:sz w:val="21"/>
-          <w:szCs w:val="21"/>
-          <w14:ligatures w14:val="none"/>
-        </w:rPr>
-        <w:t>.</w:t>
-      </w:r>
-      <w:r>
-        <w:rPr>
-          <w:rFonts w:ascii="Consolas" w:eastAsia="Times New Roman" w:hAnsi="Consolas" w:cs="Times New Roman"/>
-          <w:color w:val="9CDCFE"/>
-          <w:kern w:val="0"/>
-          <w:sz w:val="21"/>
-          <w:szCs w:val="21"/>
-          <w14:ligatures w14:val="none"/>
-        </w:rPr>
-        <w:t>frame</w:t>
-      </w:r>
-      <w:proofErr w:type="spellEnd"/>
-      <w:r>
-        <w:rPr>
-          <w:rFonts w:ascii="Consolas" w:eastAsia="Times New Roman" w:hAnsi="Consolas" w:cs="Times New Roman"/>
-          <w:color w:val="CCCCCC"/>
-          <w:kern w:val="0"/>
-          <w:sz w:val="21"/>
-          <w:szCs w:val="21"/>
-          <w14:ligatures w14:val="none"/>
-        </w:rPr>
-        <w:t>)</w:t>
-      </w:r>
-    </w:p>
-    <w:p>
-      <w:pPr>
-        <w:shd w:val="clear" w:color="auto" w:fill="1F1F1F"/>
-        <w:spacing w:after="0" w:line="285" w:lineRule="atLeast"/>
-        <w:rPr>
-          <w:rFonts w:ascii="Consolas" w:eastAsia="Times New Roman" w:hAnsi="Consolas" w:cs="Times New Roman"/>
-          <w:color w:val="CCCCCC"/>
-          <w:kern w:val="0"/>
-          <w:sz w:val="21"/>
-          <w:szCs w:val="21"/>
-          <w14:ligatures w14:val="none"/>
-        </w:rPr>
-      </w:pPr>
-      <w:r>
-        <w:rPr>
-          <w:rFonts w:ascii="Consolas" w:eastAsia="Times New Roman" w:hAnsi="Consolas" w:cs="Times New Roman"/>
-          <w:color w:val="CCCCCC"/>
-          <w:kern w:val="0"/>
-          <w:sz w:val="21"/>
-          <w:szCs w:val="21"/>
-          <w14:ligatures w14:val="none"/>
-        </w:rPr>
-        <w:t xml:space="preserve">        </w:t>
-      </w:r>
-      <w:proofErr w:type="spellStart"/>
-      <w:proofErr w:type="gramStart"/>
-      <w:r>
-        <w:rPr>
-          <w:rFonts w:ascii="Consolas" w:eastAsia="Times New Roman" w:hAnsi="Consolas" w:cs="Times New Roman"/>
-          <w:color w:val="9CDCFE"/>
-          <w:kern w:val="0"/>
-          <w:sz w:val="21"/>
-          <w:szCs w:val="21"/>
-          <w14:ligatures w14:val="none"/>
-        </w:rPr>
-        <w:t>self</w:t>
-      </w:r>
-      <w:r>
-        <w:rPr>
-          <w:rFonts w:ascii="Consolas" w:eastAsia="Times New Roman" w:hAnsi="Consolas" w:cs="Times New Roman"/>
-          <w:color w:val="CCCCCC"/>
-          <w:kern w:val="0"/>
-          <w:sz w:val="21"/>
-          <w:szCs w:val="21"/>
-          <w14:ligatures w14:val="none"/>
-        </w:rPr>
-        <w:t>.</w:t>
-      </w:r>
-      <w:r>
-        <w:rPr>
-          <w:rFonts w:ascii="Consolas" w:eastAsia="Times New Roman" w:hAnsi="Consolas" w:cs="Times New Roman"/>
-          <w:color w:val="9CDCFE"/>
-          <w:kern w:val="0"/>
-          <w:sz w:val="21"/>
-          <w:szCs w:val="21"/>
-          <w14:ligatures w14:val="none"/>
-        </w:rPr>
-        <w:t>scrollbar</w:t>
-      </w:r>
-      <w:proofErr w:type="gramEnd"/>
-      <w:r>
-        <w:rPr>
-          <w:rFonts w:ascii="Consolas" w:eastAsia="Times New Roman" w:hAnsi="Consolas" w:cs="Times New Roman"/>
-          <w:color w:val="CCCCCC"/>
-          <w:kern w:val="0"/>
-          <w:sz w:val="21"/>
-          <w:szCs w:val="21"/>
-          <w14:ligatures w14:val="none"/>
-        </w:rPr>
-        <w:t>.</w:t>
-      </w:r>
-      <w:r>
-        <w:rPr>
-          <w:rFonts w:ascii="Consolas" w:eastAsia="Times New Roman" w:hAnsi="Consolas" w:cs="Times New Roman"/>
-          <w:color w:val="9CDCFE"/>
-          <w:kern w:val="0"/>
-          <w:sz w:val="21"/>
-          <w:szCs w:val="21"/>
-          <w14:ligatures w14:val="none"/>
-        </w:rPr>
-        <w:t>pack</w:t>
-      </w:r>
-      <w:proofErr w:type="spellEnd"/>
-      <w:r>
-        <w:rPr>
-          <w:rFonts w:ascii="Consolas" w:eastAsia="Times New Roman" w:hAnsi="Consolas" w:cs="Times New Roman"/>
-          <w:color w:val="CCCCCC"/>
-          <w:kern w:val="0"/>
-          <w:sz w:val="21"/>
-          <w:szCs w:val="21"/>
-          <w14:ligatures w14:val="none"/>
-        </w:rPr>
-        <w:t>(</w:t>
-      </w:r>
-      <w:r>
-        <w:rPr>
-          <w:rFonts w:ascii="Consolas" w:eastAsia="Times New Roman" w:hAnsi="Consolas" w:cs="Times New Roman"/>
-          <w:color w:val="9CDCFE"/>
-          <w:kern w:val="0"/>
-          <w:sz w:val="21"/>
-          <w:szCs w:val="21"/>
-          <w14:ligatures w14:val="none"/>
-        </w:rPr>
-        <w:t>side</w:t>
-      </w:r>
-      <w:r>
-        <w:rPr>
-          <w:rFonts w:ascii="Consolas" w:eastAsia="Times New Roman" w:hAnsi="Consolas" w:cs="Times New Roman"/>
-          <w:color w:val="D4D4D4"/>
-          <w:kern w:val="0"/>
-          <w:sz w:val="21"/>
-          <w:szCs w:val="21"/>
-          <w14:ligatures w14:val="none"/>
-        </w:rPr>
-        <w:t>=</w:t>
-      </w:r>
-      <w:proofErr w:type="spellStart"/>
-      <w:r>
-        <w:rPr>
-          <w:rFonts w:ascii="Consolas" w:eastAsia="Times New Roman" w:hAnsi="Consolas" w:cs="Times New Roman"/>
-          <w:color w:val="4EC9B0"/>
-          <w:kern w:val="0"/>
-          <w:sz w:val="21"/>
-          <w:szCs w:val="21"/>
-          <w14:ligatures w14:val="none"/>
-        </w:rPr>
-        <w:t>tk</w:t>
-      </w:r>
-      <w:r>
-        <w:rPr>
-          <w:rFonts w:ascii="Consolas" w:eastAsia="Times New Roman" w:hAnsi="Consolas" w:cs="Times New Roman"/>
-          <w:color w:val="CCCCCC"/>
-          <w:kern w:val="0"/>
-          <w:sz w:val="21"/>
-          <w:szCs w:val="21"/>
-          <w14:ligatures w14:val="none"/>
-        </w:rPr>
-        <w:t>.</w:t>
-      </w:r>
-      <w:r>
-        <w:rPr>
-          <w:rFonts w:ascii="Consolas" w:eastAsia="Times New Roman" w:hAnsi="Consolas" w:cs="Times New Roman"/>
-          <w:color w:val="9CDCFE"/>
-          <w:kern w:val="0"/>
-          <w:sz w:val="21"/>
-          <w:szCs w:val="21"/>
-          <w14:ligatures w14:val="none"/>
-        </w:rPr>
-        <w:t>RIGHT</w:t>
-      </w:r>
-      <w:proofErr w:type="spellEnd"/>
-      <w:r>
-        <w:rPr>
-          <w:rFonts w:ascii="Consolas" w:eastAsia="Times New Roman" w:hAnsi="Consolas" w:cs="Times New Roman"/>
-          <w:color w:val="CCCCCC"/>
-          <w:kern w:val="0"/>
-          <w:sz w:val="21"/>
-          <w:szCs w:val="21"/>
-          <w14:ligatures w14:val="none"/>
-        </w:rPr>
-        <w:t xml:space="preserve">, </w:t>
-      </w:r>
-      <w:r>
-        <w:rPr>
-          <w:rFonts w:ascii="Consolas" w:eastAsia="Times New Roman" w:hAnsi="Consolas" w:cs="Times New Roman"/>
-          <w:color w:val="9CDCFE"/>
-          <w:kern w:val="0"/>
-          <w:sz w:val="21"/>
-          <w:szCs w:val="21"/>
-          <w14:ligatures w14:val="none"/>
-        </w:rPr>
-        <w:t>fill</w:t>
-      </w:r>
-      <w:r>
-        <w:rPr>
-          <w:rFonts w:ascii="Consolas" w:eastAsia="Times New Roman" w:hAnsi="Consolas" w:cs="Times New Roman"/>
-          <w:color w:val="D4D4D4"/>
-          <w:kern w:val="0"/>
-          <w:sz w:val="21"/>
-          <w:szCs w:val="21"/>
-          <w14:ligatures w14:val="none"/>
-        </w:rPr>
-        <w:t>=</w:t>
-      </w:r>
-      <w:proofErr w:type="spellStart"/>
-      <w:r>
-        <w:rPr>
-          <w:rFonts w:ascii="Consolas" w:eastAsia="Times New Roman" w:hAnsi="Consolas" w:cs="Times New Roman"/>
-          <w:color w:val="4EC9B0"/>
-          <w:kern w:val="0"/>
-          <w:sz w:val="21"/>
-          <w:szCs w:val="21"/>
-          <w14:ligatures w14:val="none"/>
-        </w:rPr>
-        <w:t>tk</w:t>
-      </w:r>
-      <w:r>
-        <w:rPr>
-          <w:rFonts w:ascii="Consolas" w:eastAsia="Times New Roman" w:hAnsi="Consolas" w:cs="Times New Roman"/>
-          <w:color w:val="CCCCCC"/>
-          <w:kern w:val="0"/>
-          <w:sz w:val="21"/>
-          <w:szCs w:val="21"/>
-          <w14:ligatures w14:val="none"/>
-        </w:rPr>
-        <w:t>.</w:t>
-      </w:r>
-      <w:r>
-        <w:rPr>
-          <w:rFonts w:ascii="Consolas" w:eastAsia="Times New Roman" w:hAnsi="Consolas" w:cs="Times New Roman"/>
-          <w:color w:val="9CDCFE"/>
-          <w:kern w:val="0"/>
-          <w:sz w:val="21"/>
-          <w:szCs w:val="21"/>
-          <w14:ligatures w14:val="none"/>
-        </w:rPr>
-        <w:t>Y</w:t>
-      </w:r>
-      <w:proofErr w:type="spellEnd"/>
-      <w:r>
-        <w:rPr>
-          <w:rFonts w:ascii="Consolas" w:eastAsia="Times New Roman" w:hAnsi="Consolas" w:cs="Times New Roman"/>
-          <w:color w:val="CCCCCC"/>
-          <w:kern w:val="0"/>
-          <w:sz w:val="21"/>
-          <w:szCs w:val="21"/>
-          <w14:ligatures w14:val="none"/>
-        </w:rPr>
-        <w:t>)</w:t>
-      </w:r>
-    </w:p>
-    <w:p>
-      <w:pPr>
-        <w:shd w:val="clear" w:color="auto" w:fill="1F1F1F"/>
-        <w:spacing w:after="0" w:line="285" w:lineRule="atLeast"/>
-        <w:rPr>
-          <w:rFonts w:ascii="Consolas" w:eastAsia="Times New Roman" w:hAnsi="Consolas" w:cs="Times New Roman"/>
-          <w:color w:val="CCCCCC"/>
-          <w:kern w:val="0"/>
-          <w:sz w:val="21"/>
-          <w:szCs w:val="21"/>
-          <w14:ligatures w14:val="none"/>
-        </w:rPr>
-      </w:pPr>
-      <w:r>
-        <w:rPr>
-          <w:rFonts w:ascii="Consolas" w:eastAsia="Times New Roman" w:hAnsi="Consolas" w:cs="Times New Roman"/>
-          <w:color w:val="CCCCCC"/>
-          <w:kern w:val="0"/>
-          <w:sz w:val="21"/>
-          <w:szCs w:val="21"/>
-          <w14:ligatures w14:val="none"/>
-        </w:rPr>
-        <w:t xml:space="preserve">        </w:t>
-      </w:r>
-    </w:p>
-    <w:p>
-      <w:pPr>
-        <w:shd w:val="clear" w:color="auto" w:fill="1F1F1F"/>
-        <w:spacing w:after="0" w:line="285" w:lineRule="atLeast"/>
-        <w:rPr>
-          <w:rFonts w:ascii="Consolas" w:eastAsia="Times New Roman" w:hAnsi="Consolas" w:cs="Times New Roman"/>
-          <w:color w:val="CCCCCC"/>
-          <w:kern w:val="0"/>
-          <w:sz w:val="21"/>
-          <w:szCs w:val="21"/>
-          <w14:ligatures w14:val="none"/>
-        </w:rPr>
-      </w:pPr>
-      <w:r>
-        <w:rPr>
-          <w:rFonts w:ascii="Consolas" w:eastAsia="Times New Roman" w:hAnsi="Consolas" w:cs="Times New Roman"/>
-          <w:color w:val="CCCCCC"/>
-          <w:kern w:val="0"/>
-          <w:sz w:val="21"/>
-          <w:szCs w:val="21"/>
-          <w14:ligatures w14:val="none"/>
-        </w:rPr>
-        <w:t xml:space="preserve">        </w:t>
-      </w:r>
-      <w:r>
-        <w:rPr>
-          <w:rFonts w:ascii="Consolas" w:eastAsia="Times New Roman" w:hAnsi="Consolas" w:cs="Times New Roman"/>
-          <w:color w:val="6A9955"/>
-          <w:kern w:val="0"/>
-          <w:sz w:val="21"/>
-          <w:szCs w:val="21"/>
-          <w14:ligatures w14:val="none"/>
-        </w:rPr>
-        <w:t xml:space="preserve"># Create </w:t>
-      </w:r>
-      <w:proofErr w:type="spellStart"/>
-      <w:r>
-        <w:rPr>
-          <w:rFonts w:ascii="Consolas" w:eastAsia="Times New Roman" w:hAnsi="Consolas" w:cs="Times New Roman"/>
-          <w:color w:val="6A9955"/>
-          <w:kern w:val="0"/>
-          <w:sz w:val="21"/>
-          <w:szCs w:val="21"/>
-          <w14:ligatures w14:val="none"/>
-        </w:rPr>
-        <w:t>listbox</w:t>
-      </w:r>
-      <w:proofErr w:type="spellEnd"/>
-      <w:r>
-        <w:rPr>
-          <w:rFonts w:ascii="Consolas" w:eastAsia="Times New Roman" w:hAnsi="Consolas" w:cs="Times New Roman"/>
-          <w:color w:val="6A9955"/>
-          <w:kern w:val="0"/>
-          <w:sz w:val="21"/>
-          <w:szCs w:val="21"/>
-          <w14:ligatures w14:val="none"/>
-        </w:rPr>
-        <w:t xml:space="preserve"> with complementary colors</w:t>
-      </w:r>
-    </w:p>
-    <w:p>
-      <w:pPr>
-        <w:shd w:val="clear" w:color="auto" w:fill="1F1F1F"/>
-        <w:spacing w:after="0" w:line="285" w:lineRule="atLeast"/>
-        <w:rPr>
-          <w:rFonts w:ascii="Consolas" w:eastAsia="Times New Roman" w:hAnsi="Consolas" w:cs="Times New Roman"/>
-          <w:color w:val="CCCCCC"/>
-          <w:kern w:val="0"/>
-          <w:sz w:val="21"/>
-          <w:szCs w:val="21"/>
-          <w14:ligatures w14:val="none"/>
-        </w:rPr>
-      </w:pPr>
-      <w:r>
-        <w:rPr>
-          <w:rFonts w:ascii="Consolas" w:eastAsia="Times New Roman" w:hAnsi="Consolas" w:cs="Times New Roman"/>
-          <w:color w:val="CCCCCC"/>
-          <w:kern w:val="0"/>
-          <w:sz w:val="21"/>
-          <w:szCs w:val="21"/>
-          <w14:ligatures w14:val="none"/>
-        </w:rPr>
-        <w:t xml:space="preserve">        </w:t>
-      </w:r>
-      <w:proofErr w:type="spellStart"/>
-      <w:proofErr w:type="gramStart"/>
-      <w:r>
-        <w:rPr>
-          <w:rFonts w:ascii="Consolas" w:eastAsia="Times New Roman" w:hAnsi="Consolas" w:cs="Times New Roman"/>
-          <w:color w:val="9CDCFE"/>
-          <w:kern w:val="0"/>
-          <w:sz w:val="21"/>
-          <w:szCs w:val="21"/>
-          <w14:ligatures w14:val="none"/>
-        </w:rPr>
-        <w:t>self</w:t>
-      </w:r>
-      <w:r>
-        <w:rPr>
-          <w:rFonts w:ascii="Consolas" w:eastAsia="Times New Roman" w:hAnsi="Consolas" w:cs="Times New Roman"/>
-          <w:color w:val="CCCCCC"/>
-          <w:kern w:val="0"/>
-          <w:sz w:val="21"/>
-          <w:szCs w:val="21"/>
-          <w14:ligatures w14:val="none"/>
-        </w:rPr>
-        <w:t>.</w:t>
-      </w:r>
-      <w:r>
-        <w:rPr>
-          <w:rFonts w:ascii="Consolas" w:eastAsia="Times New Roman" w:hAnsi="Consolas" w:cs="Times New Roman"/>
-          <w:color w:val="9CDCFE"/>
-          <w:kern w:val="0"/>
-          <w:sz w:val="21"/>
-          <w:szCs w:val="21"/>
-          <w14:ligatures w14:val="none"/>
-        </w:rPr>
-        <w:t>todo</w:t>
-      </w:r>
-      <w:proofErr w:type="gramEnd"/>
-      <w:r>
-        <w:rPr>
-          <w:rFonts w:ascii="Consolas" w:eastAsia="Times New Roman" w:hAnsi="Consolas" w:cs="Times New Roman"/>
-          <w:color w:val="9CDCFE"/>
-          <w:kern w:val="0"/>
-          <w:sz w:val="21"/>
-          <w:szCs w:val="21"/>
-          <w14:ligatures w14:val="none"/>
-        </w:rPr>
-        <w:t>_list</w:t>
-      </w:r>
-      <w:proofErr w:type="spellEnd"/>
-      <w:r>
-        <w:rPr>
-          <w:rFonts w:ascii="Consolas" w:eastAsia="Times New Roman" w:hAnsi="Consolas" w:cs="Times New Roman"/>
-          <w:color w:val="CCCCCC"/>
-          <w:kern w:val="0"/>
-          <w:sz w:val="21"/>
-          <w:szCs w:val="21"/>
-          <w14:ligatures w14:val="none"/>
-        </w:rPr>
-        <w:t xml:space="preserve"> </w:t>
-      </w:r>
-      <w:r>
-        <w:rPr>
-          <w:rFonts w:ascii="Consolas" w:eastAsia="Times New Roman" w:hAnsi="Consolas" w:cs="Times New Roman"/>
-          <w:color w:val="D4D4D4"/>
-          <w:kern w:val="0"/>
-          <w:sz w:val="21"/>
-          <w:szCs w:val="21"/>
-          <w14:ligatures w14:val="none"/>
-        </w:rPr>
-        <w:t>=</w:t>
-      </w:r>
-      <w:r>
-        <w:rPr>
-          <w:rFonts w:ascii="Consolas" w:eastAsia="Times New Roman" w:hAnsi="Consolas" w:cs="Times New Roman"/>
-          <w:color w:val="CCCCCC"/>
-          <w:kern w:val="0"/>
-          <w:sz w:val="21"/>
-          <w:szCs w:val="21"/>
-          <w14:ligatures w14:val="none"/>
-        </w:rPr>
-        <w:t xml:space="preserve"> </w:t>
-      </w:r>
-      <w:proofErr w:type="spellStart"/>
-      <w:r>
-        <w:rPr>
-          <w:rFonts w:ascii="Consolas" w:eastAsia="Times New Roman" w:hAnsi="Consolas" w:cs="Times New Roman"/>
-          <w:color w:val="4EC9B0"/>
-          <w:kern w:val="0"/>
-          <w:sz w:val="21"/>
-          <w:szCs w:val="21"/>
-          <w14:ligatures w14:val="none"/>
-        </w:rPr>
-        <w:t>tk</w:t>
-      </w:r>
-      <w:r>
-        <w:rPr>
-          <w:rFonts w:ascii="Consolas" w:eastAsia="Times New Roman" w:hAnsi="Consolas" w:cs="Times New Roman"/>
-          <w:color w:val="CCCCCC"/>
-          <w:kern w:val="0"/>
-          <w:sz w:val="21"/>
-          <w:szCs w:val="21"/>
-          <w14:ligatures w14:val="none"/>
-        </w:rPr>
-        <w:t>.</w:t>
-      </w:r>
-      <w:r>
-        <w:rPr>
-          <w:rFonts w:ascii="Consolas" w:eastAsia="Times New Roman" w:hAnsi="Consolas" w:cs="Times New Roman"/>
-          <w:color w:val="4EC9B0"/>
-          <w:kern w:val="0"/>
-          <w:sz w:val="21"/>
-          <w:szCs w:val="21"/>
-          <w14:ligatures w14:val="none"/>
-        </w:rPr>
-        <w:t>Listbox</w:t>
-      </w:r>
-      <w:proofErr w:type="spellEnd"/>
-      <w:r>
-        <w:rPr>
-          <w:rFonts w:ascii="Consolas" w:eastAsia="Times New Roman" w:hAnsi="Consolas" w:cs="Times New Roman"/>
-          <w:color w:val="CCCCCC"/>
-          <w:kern w:val="0"/>
-          <w:sz w:val="21"/>
-          <w:szCs w:val="21"/>
-          <w14:ligatures w14:val="none"/>
-        </w:rPr>
-        <w:t>(</w:t>
-      </w:r>
-    </w:p>
-    <w:p>
-      <w:pPr>
-        <w:shd w:val="clear" w:color="auto" w:fill="1F1F1F"/>
-        <w:spacing w:after="0" w:line="285" w:lineRule="atLeast"/>
-        <w:rPr>
-          <w:rFonts w:ascii="Consolas" w:eastAsia="Times New Roman" w:hAnsi="Consolas" w:cs="Times New Roman"/>
-          <w:color w:val="CCCCCC"/>
-          <w:kern w:val="0"/>
-          <w:sz w:val="21"/>
-          <w:szCs w:val="21"/>
-          <w14:ligatures w14:val="none"/>
-        </w:rPr>
-      </w:pPr>
-      <w:r>
-        <w:rPr>
-          <w:rFonts w:ascii="Consolas" w:eastAsia="Times New Roman" w:hAnsi="Consolas" w:cs="Times New Roman"/>
-          <w:color w:val="CCCCCC"/>
-          <w:kern w:val="0"/>
-          <w:sz w:val="21"/>
-          <w:szCs w:val="21"/>
-          <w14:ligatures w14:val="none"/>
-        </w:rPr>
-        <w:t xml:space="preserve">            </w:t>
-      </w:r>
-      <w:proofErr w:type="spellStart"/>
-      <w:proofErr w:type="gramStart"/>
-      <w:r>
-        <w:rPr>
-          <w:rFonts w:ascii="Consolas" w:eastAsia="Times New Roman" w:hAnsi="Consolas" w:cs="Times New Roman"/>
-          <w:color w:val="9CDCFE"/>
-          <w:kern w:val="0"/>
-          <w:sz w:val="21"/>
-          <w:szCs w:val="21"/>
-          <w14:ligatures w14:val="none"/>
-        </w:rPr>
-        <w:t>self</w:t>
-      </w:r>
-      <w:r>
-        <w:rPr>
-          <w:rFonts w:ascii="Consolas" w:eastAsia="Times New Roman" w:hAnsi="Consolas" w:cs="Times New Roman"/>
-          <w:color w:val="CCCCCC"/>
-          <w:kern w:val="0"/>
-          <w:sz w:val="21"/>
-          <w:szCs w:val="21"/>
-          <w14:ligatures w14:val="none"/>
-        </w:rPr>
-        <w:t>.</w:t>
-      </w:r>
-      <w:r>
-        <w:rPr>
-          <w:rFonts w:ascii="Consolas" w:eastAsia="Times New Roman" w:hAnsi="Consolas" w:cs="Times New Roman"/>
-          <w:color w:val="9CDCFE"/>
-          <w:kern w:val="0"/>
-          <w:sz w:val="21"/>
-          <w:szCs w:val="21"/>
-          <w14:ligatures w14:val="none"/>
-        </w:rPr>
-        <w:t>frame</w:t>
-      </w:r>
-      <w:proofErr w:type="spellEnd"/>
-      <w:proofErr w:type="gramEnd"/>
-      <w:r>
-        <w:rPr>
-          <w:rFonts w:ascii="Consolas" w:eastAsia="Times New Roman" w:hAnsi="Consolas" w:cs="Times New Roman"/>
-          <w:color w:val="CCCCCC"/>
-          <w:kern w:val="0"/>
-          <w:sz w:val="21"/>
-          <w:szCs w:val="21"/>
-          <w14:ligatures w14:val="none"/>
-        </w:rPr>
-        <w:t>,</w:t>
-      </w:r>
-    </w:p>
-    <w:p>
-      <w:pPr>
-        <w:shd w:val="clear" w:color="auto" w:fill="1F1F1F"/>
-        <w:spacing w:after="0" w:line="285" w:lineRule="atLeast"/>
-        <w:rPr>
-          <w:rFonts w:ascii="Consolas" w:eastAsia="Times New Roman" w:hAnsi="Consolas" w:cs="Times New Roman"/>
-          <w:color w:val="CCCCCC"/>
-          <w:kern w:val="0"/>
-          <w:sz w:val="21"/>
-          <w:szCs w:val="21"/>
-          <w14:ligatures w14:val="none"/>
-        </w:rPr>
-      </w:pPr>
-      <w:r>
-        <w:rPr>
-          <w:rFonts w:ascii="Consolas" w:eastAsia="Times New Roman" w:hAnsi="Consolas" w:cs="Times New Roman"/>
-          <w:color w:val="CCCCCC"/>
-          <w:kern w:val="0"/>
-          <w:sz w:val="21"/>
-          <w:szCs w:val="21"/>
-          <w14:ligatures w14:val="none"/>
-        </w:rPr>
-        <w:t xml:space="preserve">            </w:t>
-      </w:r>
-      <w:proofErr w:type="spellStart"/>
-      <w:r>
-        <w:rPr>
-          <w:rFonts w:ascii="Consolas" w:eastAsia="Times New Roman" w:hAnsi="Consolas" w:cs="Times New Roman"/>
-          <w:color w:val="9CDCFE"/>
-          <w:kern w:val="0"/>
-          <w:sz w:val="21"/>
-          <w:szCs w:val="21"/>
-          <w14:ligatures w14:val="none"/>
-        </w:rPr>
-        <w:t>bg</w:t>
-      </w:r>
-      <w:proofErr w:type="spellEnd"/>
-      <w:r>
-        <w:rPr>
-          <w:rFonts w:ascii="Consolas" w:eastAsia="Times New Roman" w:hAnsi="Consolas" w:cs="Times New Roman"/>
-          <w:color w:val="D4D4D4"/>
-          <w:kern w:val="0"/>
-          <w:sz w:val="21"/>
-          <w:szCs w:val="21"/>
-          <w14:ligatures w14:val="none"/>
-        </w:rPr>
-        <w:t>=</w:t>
-      </w:r>
-      <w:r>
-        <w:rPr>
-          <w:rFonts w:ascii="Consolas" w:eastAsia="Times New Roman" w:hAnsi="Consolas" w:cs="Times New Roman"/>
-          <w:color w:val="CE9178"/>
-          <w:kern w:val="0"/>
-          <w:sz w:val="21"/>
-          <w:szCs w:val="21"/>
-          <w14:ligatures w14:val="none"/>
-        </w:rPr>
-        <w:t>"#1E3A8A</w:t>
-      </w:r>
-      <w:proofErr w:type="gramStart"/>
-      <w:r>
-        <w:rPr>
-          <w:rFonts w:ascii="Consolas" w:eastAsia="Times New Roman" w:hAnsi="Consolas" w:cs="Times New Roman"/>
-          <w:color w:val="CE9178"/>
-          <w:kern w:val="0"/>
-          <w:sz w:val="21"/>
-          <w:szCs w:val="21"/>
-          <w14:ligatures w14:val="none"/>
-        </w:rPr>
-        <w:t>"</w:t>
-      </w:r>
-      <w:r>
-        <w:rPr>
-          <w:rFonts w:ascii="Consolas" w:eastAsia="Times New Roman" w:hAnsi="Consolas" w:cs="Times New Roman"/>
-          <w:color w:val="CCCCCC"/>
-          <w:kern w:val="0"/>
-          <w:sz w:val="21"/>
-          <w:szCs w:val="21"/>
-          <w14:ligatures w14:val="none"/>
-        </w:rPr>
-        <w:t>,  </w:t>
-      </w:r>
-      <w:r>
-        <w:rPr>
-          <w:rFonts w:ascii="Consolas" w:eastAsia="Times New Roman" w:hAnsi="Consolas" w:cs="Times New Roman"/>
-          <w:color w:val="6A9955"/>
-          <w:kern w:val="0"/>
-          <w:sz w:val="21"/>
-          <w:szCs w:val="21"/>
-          <w14:ligatures w14:val="none"/>
-        </w:rPr>
-        <w:t>#</w:t>
-      </w:r>
-      <w:proofErr w:type="gramEnd"/>
-      <w:r>
-        <w:rPr>
-          <w:rFonts w:ascii="Consolas" w:eastAsia="Times New Roman" w:hAnsi="Consolas" w:cs="Times New Roman"/>
-          <w:color w:val="6A9955"/>
-          <w:kern w:val="0"/>
-          <w:sz w:val="21"/>
-          <w:szCs w:val="21"/>
-          <w14:ligatures w14:val="none"/>
-        </w:rPr>
-        <w:t xml:space="preserve"> Dark blue background</w:t>
-      </w:r>
-    </w:p>
-    <w:p>
-      <w:pPr>
-        <w:shd w:val="clear" w:color="auto" w:fill="1F1F1F"/>
-        <w:spacing w:after="0" w:line="285" w:lineRule="atLeast"/>
-        <w:rPr>
-          <w:rFonts w:ascii="Consolas" w:eastAsia="Times New Roman" w:hAnsi="Consolas" w:cs="Times New Roman"/>
-          <w:color w:val="CCCCCC"/>
-          <w:kern w:val="0"/>
-          <w:sz w:val="21"/>
-          <w:szCs w:val="21"/>
-          <w14:ligatures w14:val="none"/>
-        </w:rPr>
-      </w:pPr>
-      <w:r>
-        <w:rPr>
-          <w:rFonts w:ascii="Consolas" w:eastAsia="Times New Roman" w:hAnsi="Consolas" w:cs="Times New Roman"/>
-          <w:color w:val="CCCCCC"/>
-          <w:kern w:val="0"/>
-          <w:sz w:val="21"/>
-          <w:szCs w:val="21"/>
-          <w14:ligatures w14:val="none"/>
-        </w:rPr>
-        <w:t xml:space="preserve">            </w:t>
-      </w:r>
-      <w:proofErr w:type="spellStart"/>
-      <w:r>
-        <w:rPr>
-          <w:rFonts w:ascii="Consolas" w:eastAsia="Times New Roman" w:hAnsi="Consolas" w:cs="Times New Roman"/>
-          <w:color w:val="9CDCFE"/>
-          <w:kern w:val="0"/>
-          <w:sz w:val="21"/>
-          <w:szCs w:val="21"/>
-          <w14:ligatures w14:val="none"/>
-        </w:rPr>
-        <w:t>fg</w:t>
-      </w:r>
-      <w:proofErr w:type="spellEnd"/>
-      <w:r>
-        <w:rPr>
-          <w:rFonts w:ascii="Consolas" w:eastAsia="Times New Roman" w:hAnsi="Consolas" w:cs="Times New Roman"/>
-          <w:color w:val="D4D4D4"/>
-          <w:kern w:val="0"/>
-          <w:sz w:val="21"/>
-          <w:szCs w:val="21"/>
-          <w14:ligatures w14:val="none"/>
-        </w:rPr>
-        <w:t>=</w:t>
-      </w:r>
-      <w:r>
-        <w:rPr>
-          <w:rFonts w:ascii="Consolas" w:eastAsia="Times New Roman" w:hAnsi="Consolas" w:cs="Times New Roman"/>
-          <w:color w:val="CE9178"/>
-          <w:kern w:val="0"/>
-          <w:sz w:val="21"/>
-          <w:szCs w:val="21"/>
-          <w14:ligatures w14:val="none"/>
-        </w:rPr>
-        <w:t>"#F97316</w:t>
-      </w:r>
-      <w:proofErr w:type="gramStart"/>
-      <w:r>
-        <w:rPr>
-          <w:rFonts w:ascii="Consolas" w:eastAsia="Times New Roman" w:hAnsi="Consolas" w:cs="Times New Roman"/>
-          <w:color w:val="CE9178"/>
-          <w:kern w:val="0"/>
-          <w:sz w:val="21"/>
-          <w:szCs w:val="21"/>
-          <w14:ligatures w14:val="none"/>
-        </w:rPr>
-        <w:t>"</w:t>
-      </w:r>
-      <w:r>
-        <w:rPr>
-          <w:rFonts w:ascii="Consolas" w:eastAsia="Times New Roman" w:hAnsi="Consolas" w:cs="Times New Roman"/>
-          <w:color w:val="CCCCCC"/>
-          <w:kern w:val="0"/>
-          <w:sz w:val="21"/>
-          <w:szCs w:val="21"/>
-          <w14:ligatures w14:val="none"/>
-        </w:rPr>
-        <w:t>,  </w:t>
-      </w:r>
-      <w:r>
-        <w:rPr>
-          <w:rFonts w:ascii="Consolas" w:eastAsia="Times New Roman" w:hAnsi="Consolas" w:cs="Times New Roman"/>
-          <w:color w:val="6A9955"/>
-          <w:kern w:val="0"/>
-          <w:sz w:val="21"/>
-          <w:szCs w:val="21"/>
-          <w14:ligatures w14:val="none"/>
-        </w:rPr>
-        <w:t>#</w:t>
-      </w:r>
-      <w:proofErr w:type="gramEnd"/>
-      <w:r>
-        <w:rPr>
-          <w:rFonts w:ascii="Consolas" w:eastAsia="Times New Roman" w:hAnsi="Consolas" w:cs="Times New Roman"/>
-          <w:color w:val="6A9955"/>
-          <w:kern w:val="0"/>
-          <w:sz w:val="21"/>
-          <w:szCs w:val="21"/>
-          <w14:ligatures w14:val="none"/>
-        </w:rPr>
-        <w:t xml:space="preserve"> Orange foreground</w:t>
-      </w:r>
-    </w:p>
-    <w:p>
-      <w:pPr>
-        <w:shd w:val="clear" w:color="auto" w:fill="1F1F1F"/>
-        <w:spacing w:after="0" w:line="285" w:lineRule="atLeast"/>
-        <w:rPr>
-          <w:rFonts w:ascii="Consolas" w:eastAsia="Times New Roman" w:hAnsi="Consolas" w:cs="Times New Roman"/>
-          <w:color w:val="CCCCCC"/>
-          <w:kern w:val="0"/>
-          <w:sz w:val="21"/>
-          <w:szCs w:val="21"/>
-          <w14:ligatures w14:val="none"/>
-        </w:rPr>
-      </w:pPr>
-      <w:r>
-        <w:rPr>
-          <w:rFonts w:ascii="Consolas" w:eastAsia="Times New Roman" w:hAnsi="Consolas" w:cs="Times New Roman"/>
-          <w:color w:val="CCCCCC"/>
-          <w:kern w:val="0"/>
-          <w:sz w:val="21"/>
-          <w:szCs w:val="21"/>
-          <w14:ligatures w14:val="none"/>
-        </w:rPr>
-        <w:t xml:space="preserve">            </w:t>
-      </w:r>
-      <w:r>
-        <w:rPr>
-          <w:rFonts w:ascii="Consolas" w:eastAsia="Times New Roman" w:hAnsi="Consolas" w:cs="Times New Roman"/>
-          <w:color w:val="9CDCFE"/>
-          <w:kern w:val="0"/>
-          <w:sz w:val="21"/>
-          <w:szCs w:val="21"/>
-          <w14:ligatures w14:val="none"/>
-        </w:rPr>
-        <w:t>font</w:t>
-      </w:r>
-      <w:proofErr w:type="gramStart"/>
-      <w:r>
-        <w:rPr>
-          <w:rFonts w:ascii="Consolas" w:eastAsia="Times New Roman" w:hAnsi="Consolas" w:cs="Times New Roman"/>
-          <w:color w:val="D4D4D4"/>
-          <w:kern w:val="0"/>
-          <w:sz w:val="21"/>
-          <w:szCs w:val="21"/>
-          <w14:ligatures w14:val="none"/>
-        </w:rPr>
-        <w:t>=</w:t>
-      </w:r>
-      <w:r>
-        <w:rPr>
-          <w:rFonts w:ascii="Consolas" w:eastAsia="Times New Roman" w:hAnsi="Consolas" w:cs="Times New Roman"/>
-          <w:color w:val="CCCCCC"/>
-          <w:kern w:val="0"/>
-          <w:sz w:val="21"/>
-          <w:szCs w:val="21"/>
-          <w14:ligatures w14:val="none"/>
-        </w:rPr>
-        <w:t>(</w:t>
-      </w:r>
-      <w:proofErr w:type="gramEnd"/>
-      <w:r>
-        <w:rPr>
-          <w:rFonts w:ascii="Consolas" w:eastAsia="Times New Roman" w:hAnsi="Consolas" w:cs="Times New Roman"/>
-          <w:color w:val="CE9178"/>
-          <w:kern w:val="0"/>
-          <w:sz w:val="21"/>
-          <w:szCs w:val="21"/>
-          <w14:ligatures w14:val="none"/>
-        </w:rPr>
-        <w:t>"Arial"</w:t>
-      </w:r>
-      <w:r>
-        <w:rPr>
-          <w:rFonts w:ascii="Consolas" w:eastAsia="Times New Roman" w:hAnsi="Consolas" w:cs="Times New Roman"/>
-          <w:color w:val="CCCCCC"/>
-          <w:kern w:val="0"/>
-          <w:sz w:val="21"/>
-          <w:szCs w:val="21"/>
-          <w14:ligatures w14:val="none"/>
-        </w:rPr>
-        <w:t xml:space="preserve">, </w:t>
-      </w:r>
-      <w:r>
-        <w:rPr>
-          <w:rFonts w:ascii="Consolas" w:eastAsia="Times New Roman" w:hAnsi="Consolas" w:cs="Times New Roman"/>
-          <w:color w:val="B5CEA8"/>
-          <w:kern w:val="0"/>
-          <w:sz w:val="21"/>
-          <w:szCs w:val="21"/>
-          <w14:ligatures w14:val="none"/>
-        </w:rPr>
-        <w:t>12</w:t>
-      </w:r>
-      <w:r>
-        <w:rPr>
-          <w:rFonts w:ascii="Consolas" w:eastAsia="Times New Roman" w:hAnsi="Consolas" w:cs="Times New Roman"/>
-          <w:color w:val="CCCCCC"/>
-          <w:kern w:val="0"/>
-          <w:sz w:val="21"/>
-          <w:szCs w:val="21"/>
-          <w14:ligatures w14:val="none"/>
-        </w:rPr>
-        <w:t>),</w:t>
-      </w:r>
-    </w:p>
-    <w:p>
-      <w:pPr>
-        <w:shd w:val="clear" w:color="auto" w:fill="1F1F1F"/>
-        <w:spacing w:after="0" w:line="285" w:lineRule="atLeast"/>
-        <w:rPr>
-          <w:rFonts w:ascii="Consolas" w:eastAsia="Times New Roman" w:hAnsi="Consolas" w:cs="Times New Roman"/>
-          <w:color w:val="CCCCCC"/>
-          <w:kern w:val="0"/>
-          <w:sz w:val="21"/>
-          <w:szCs w:val="21"/>
-          <w14:ligatures w14:val="none"/>
-        </w:rPr>
-      </w:pPr>
-      <w:r>
-        <w:rPr>
-          <w:rFonts w:ascii="Consolas" w:eastAsia="Times New Roman" w:hAnsi="Consolas" w:cs="Times New Roman"/>
-          <w:color w:val="CCCCCC"/>
-          <w:kern w:val="0"/>
-          <w:sz w:val="21"/>
-          <w:szCs w:val="21"/>
-          <w14:ligatures w14:val="none"/>
-        </w:rPr>
-        <w:t xml:space="preserve">            </w:t>
-      </w:r>
-      <w:proofErr w:type="spellStart"/>
-      <w:r>
-        <w:rPr>
-          <w:rFonts w:ascii="Consolas" w:eastAsia="Times New Roman" w:hAnsi="Consolas" w:cs="Times New Roman"/>
-          <w:color w:val="9CDCFE"/>
-          <w:kern w:val="0"/>
-          <w:sz w:val="21"/>
-          <w:szCs w:val="21"/>
-          <w14:ligatures w14:val="none"/>
-        </w:rPr>
-        <w:t>selectbackground</w:t>
-      </w:r>
-      <w:proofErr w:type="spellEnd"/>
-      <w:r>
-        <w:rPr>
-          <w:rFonts w:ascii="Consolas" w:eastAsia="Times New Roman" w:hAnsi="Consolas" w:cs="Times New Roman"/>
-          <w:color w:val="D4D4D4"/>
-          <w:kern w:val="0"/>
-          <w:sz w:val="21"/>
-          <w:szCs w:val="21"/>
-          <w14:ligatures w14:val="none"/>
-        </w:rPr>
-        <w:t>=</w:t>
-      </w:r>
-      <w:r>
-        <w:rPr>
-          <w:rFonts w:ascii="Consolas" w:eastAsia="Times New Roman" w:hAnsi="Consolas" w:cs="Times New Roman"/>
-          <w:color w:val="CE9178"/>
-          <w:kern w:val="0"/>
-          <w:sz w:val="21"/>
-          <w:szCs w:val="21"/>
-          <w14:ligatures w14:val="none"/>
-        </w:rPr>
-        <w:t>"#F97316"</w:t>
-      </w:r>
-      <w:r>
-        <w:rPr>
-          <w:rFonts w:ascii="Consolas" w:eastAsia="Times New Roman" w:hAnsi="Consolas" w:cs="Times New Roman"/>
-          <w:color w:val="CCCCCC"/>
-          <w:kern w:val="0"/>
-          <w:sz w:val="21"/>
-          <w:szCs w:val="21"/>
-          <w14:ligatures w14:val="none"/>
-        </w:rPr>
-        <w:t>,</w:t>
-      </w:r>
-    </w:p>
-    <w:p>
-      <w:pPr>
-        <w:shd w:val="clear" w:color="auto" w:fill="1F1F1F"/>
-        <w:spacing w:after="0" w:line="285" w:lineRule="atLeast"/>
-        <w:rPr>
-          <w:rFonts w:ascii="Consolas" w:eastAsia="Times New Roman" w:hAnsi="Consolas" w:cs="Times New Roman"/>
-          <w:color w:val="CCCCCC"/>
-          <w:kern w:val="0"/>
-          <w:sz w:val="21"/>
-          <w:szCs w:val="21"/>
-          <w14:ligatures w14:val="none"/>
-        </w:rPr>
-      </w:pPr>
-      <w:r>
-        <w:rPr>
-          <w:rFonts w:ascii="Consolas" w:eastAsia="Times New Roman" w:hAnsi="Consolas" w:cs="Times New Roman"/>
-          <w:color w:val="CCCCCC"/>
-          <w:kern w:val="0"/>
-          <w:sz w:val="21"/>
-          <w:szCs w:val="21"/>
-          <w14:ligatures w14:val="none"/>
-        </w:rPr>
-        <w:t xml:space="preserve">            </w:t>
-      </w:r>
-      <w:proofErr w:type="spellStart"/>
-      <w:r>
-        <w:rPr>
-          <w:rFonts w:ascii="Consolas" w:eastAsia="Times New Roman" w:hAnsi="Consolas" w:cs="Times New Roman"/>
-          <w:color w:val="9CDCFE"/>
-          <w:kern w:val="0"/>
-          <w:sz w:val="21"/>
-          <w:szCs w:val="21"/>
-          <w14:ligatures w14:val="none"/>
-        </w:rPr>
-        <w:t>selectforeground</w:t>
-      </w:r>
-      <w:proofErr w:type="spellEnd"/>
-      <w:r>
-        <w:rPr>
-          <w:rFonts w:ascii="Consolas" w:eastAsia="Times New Roman" w:hAnsi="Consolas" w:cs="Times New Roman"/>
-          <w:color w:val="D4D4D4"/>
-          <w:kern w:val="0"/>
-          <w:sz w:val="21"/>
-          <w:szCs w:val="21"/>
-          <w14:ligatures w14:val="none"/>
-        </w:rPr>
-        <w:t>=</w:t>
-      </w:r>
-      <w:r>
-        <w:rPr>
-          <w:rFonts w:ascii="Consolas" w:eastAsia="Times New Roman" w:hAnsi="Consolas" w:cs="Times New Roman"/>
-          <w:color w:val="CE9178"/>
-          <w:kern w:val="0"/>
-          <w:sz w:val="21"/>
-          <w:szCs w:val="21"/>
-          <w14:ligatures w14:val="none"/>
-        </w:rPr>
-        <w:t>"#1E3A8A"</w:t>
-      </w:r>
-      <w:r>
-        <w:rPr>
-          <w:rFonts w:ascii="Consolas" w:eastAsia="Times New Roman" w:hAnsi="Consolas" w:cs="Times New Roman"/>
-          <w:color w:val="CCCCCC"/>
-          <w:kern w:val="0"/>
-          <w:sz w:val="21"/>
-          <w:szCs w:val="21"/>
-          <w14:ligatures w14:val="none"/>
-        </w:rPr>
-        <w:t>,</w:t>
-      </w:r>
-    </w:p>
-    <w:p>
-      <w:pPr>
-        <w:shd w:val="clear" w:color="auto" w:fill="1F1F1F"/>
-        <w:spacing w:after="0" w:line="285" w:lineRule="atLeast"/>
-        <w:rPr>
-          <w:rFonts w:ascii="Consolas" w:eastAsia="Times New Roman" w:hAnsi="Consolas" w:cs="Times New Roman"/>
-          <w:color w:val="CCCCCC"/>
-          <w:kern w:val="0"/>
-          <w:sz w:val="21"/>
-          <w:szCs w:val="21"/>
-          <w14:ligatures w14:val="none"/>
-        </w:rPr>
-      </w:pPr>
-      <w:r>
-        <w:rPr>
-          <w:rFonts w:ascii="Consolas" w:eastAsia="Times New Roman" w:hAnsi="Consolas" w:cs="Times New Roman"/>
-          <w:color w:val="CCCCCC"/>
-          <w:kern w:val="0"/>
-          <w:sz w:val="21"/>
-          <w:szCs w:val="21"/>
-          <w14:ligatures w14:val="none"/>
-        </w:rPr>
-        <w:t xml:space="preserve">            </w:t>
-      </w:r>
-      <w:proofErr w:type="spellStart"/>
-      <w:r>
-        <w:rPr>
-          <w:rFonts w:ascii="Consolas" w:eastAsia="Times New Roman" w:hAnsi="Consolas" w:cs="Times New Roman"/>
-          <w:color w:val="9CDCFE"/>
-          <w:kern w:val="0"/>
-          <w:sz w:val="21"/>
-          <w:szCs w:val="21"/>
-          <w14:ligatures w14:val="none"/>
-        </w:rPr>
-        <w:t>yscrollcommand</w:t>
-      </w:r>
-      <w:proofErr w:type="spellEnd"/>
-      <w:r>
-        <w:rPr>
-          <w:rFonts w:ascii="Consolas" w:eastAsia="Times New Roman" w:hAnsi="Consolas" w:cs="Times New Roman"/>
-          <w:color w:val="D4D4D4"/>
-          <w:kern w:val="0"/>
-          <w:sz w:val="21"/>
-          <w:szCs w:val="21"/>
-          <w14:ligatures w14:val="none"/>
-        </w:rPr>
-        <w:t>=</w:t>
-      </w:r>
-      <w:proofErr w:type="spellStart"/>
-      <w:r>
-        <w:rPr>
-          <w:rFonts w:ascii="Consolas" w:eastAsia="Times New Roman" w:hAnsi="Consolas" w:cs="Times New Roman"/>
-          <w:color w:val="9CDCFE"/>
-          <w:kern w:val="0"/>
-          <w:sz w:val="21"/>
-          <w:szCs w:val="21"/>
-          <w14:ligatures w14:val="none"/>
-        </w:rPr>
-        <w:t>self</w:t>
-      </w:r>
-      <w:r>
-        <w:rPr>
-          <w:rFonts w:ascii="Consolas" w:eastAsia="Times New Roman" w:hAnsi="Consolas" w:cs="Times New Roman"/>
-          <w:color w:val="CCCCCC"/>
-          <w:kern w:val="0"/>
-          <w:sz w:val="21"/>
-          <w:szCs w:val="21"/>
-          <w14:ligatures w14:val="none"/>
-        </w:rPr>
-        <w:t>.</w:t>
-      </w:r>
-      <w:r>
-        <w:rPr>
-          <w:rFonts w:ascii="Consolas" w:eastAsia="Times New Roman" w:hAnsi="Consolas" w:cs="Times New Roman"/>
-          <w:color w:val="9CDCFE"/>
-          <w:kern w:val="0"/>
-          <w:sz w:val="21"/>
-          <w:szCs w:val="21"/>
-          <w14:ligatures w14:val="none"/>
-        </w:rPr>
-        <w:t>scrollbar</w:t>
-      </w:r>
-      <w:r>
-        <w:rPr>
-          <w:rFonts w:ascii="Consolas" w:eastAsia="Times New Roman" w:hAnsi="Consolas" w:cs="Times New Roman"/>
-          <w:color w:val="CCCCCC"/>
-          <w:kern w:val="0"/>
-          <w:sz w:val="21"/>
-          <w:szCs w:val="21"/>
-          <w14:ligatures w14:val="none"/>
-        </w:rPr>
-        <w:t>.</w:t>
-      </w:r>
-      <w:r>
-        <w:rPr>
-          <w:rFonts w:ascii="Consolas" w:eastAsia="Times New Roman" w:hAnsi="Consolas" w:cs="Times New Roman"/>
-          <w:color w:val="DCDCAA"/>
-          <w:kern w:val="0"/>
-          <w:sz w:val="21"/>
-          <w:szCs w:val="21"/>
-          <w14:ligatures w14:val="none"/>
-        </w:rPr>
-        <w:t>set</w:t>
-      </w:r>
-      <w:proofErr w:type="spellEnd"/>
-    </w:p>
-    <w:p>
-      <w:pPr>
-        <w:shd w:val="clear" w:color="auto" w:fill="1F1F1F"/>
-        <w:spacing w:after="0" w:line="285" w:lineRule="atLeast"/>
-        <w:rPr>
-          <w:rFonts w:ascii="Consolas" w:eastAsia="Times New Roman" w:hAnsi="Consolas" w:cs="Times New Roman"/>
-          <w:color w:val="CCCCCC"/>
-          <w:kern w:val="0"/>
-          <w:sz w:val="21"/>
-          <w:szCs w:val="21"/>
-          <w14:ligatures w14:val="none"/>
-        </w:rPr>
-      </w:pPr>
-      <w:r>
-        <w:rPr>
-          <w:rFonts w:ascii="Consolas" w:eastAsia="Times New Roman" w:hAnsi="Consolas" w:cs="Times New Roman"/>
-          <w:color w:val="CCCCCC"/>
-          <w:kern w:val="0"/>
-          <w:sz w:val="21"/>
-          <w:szCs w:val="21"/>
-          <w14:ligatures w14:val="none"/>
-        </w:rPr>
-        <w:t>        )</w:t>
-      </w:r>
-    </w:p>
-    <w:p>
-      <w:pPr>
-        <w:shd w:val="clear" w:color="auto" w:fill="1F1F1F"/>
-        <w:spacing w:after="0" w:line="285" w:lineRule="atLeast"/>
-        <w:rPr>
-          <w:rFonts w:ascii="Consolas" w:eastAsia="Times New Roman" w:hAnsi="Consolas" w:cs="Times New Roman"/>
-          <w:color w:val="CCCCCC"/>
-          <w:kern w:val="0"/>
-          <w:sz w:val="21"/>
-          <w:szCs w:val="21"/>
-          <w14:ligatures w14:val="none"/>
-        </w:rPr>
-      </w:pPr>
-      <w:r>
-        <w:rPr>
-          <w:rFonts w:ascii="Consolas" w:eastAsia="Times New Roman" w:hAnsi="Consolas" w:cs="Times New Roman"/>
-          <w:color w:val="CCCCCC"/>
-          <w:kern w:val="0"/>
-          <w:sz w:val="21"/>
-          <w:szCs w:val="21"/>
-          <w14:ligatures w14:val="none"/>
-        </w:rPr>
-        <w:t xml:space="preserve">        </w:t>
-      </w:r>
-      <w:proofErr w:type="spellStart"/>
-      <w:proofErr w:type="gramStart"/>
-      <w:r>
-        <w:rPr>
-          <w:rFonts w:ascii="Consolas" w:eastAsia="Times New Roman" w:hAnsi="Consolas" w:cs="Times New Roman"/>
-          <w:color w:val="9CDCFE"/>
-          <w:kern w:val="0"/>
-          <w:sz w:val="21"/>
-          <w:szCs w:val="21"/>
-          <w14:ligatures w14:val="none"/>
-        </w:rPr>
-        <w:t>self</w:t>
-      </w:r>
-      <w:r>
-        <w:rPr>
-          <w:rFonts w:ascii="Consolas" w:eastAsia="Times New Roman" w:hAnsi="Consolas" w:cs="Times New Roman"/>
-          <w:color w:val="CCCCCC"/>
-          <w:kern w:val="0"/>
-          <w:sz w:val="21"/>
-          <w:szCs w:val="21"/>
-          <w14:ligatures w14:val="none"/>
-        </w:rPr>
-        <w:t>.</w:t>
-      </w:r>
-      <w:r>
-        <w:rPr>
-          <w:rFonts w:ascii="Consolas" w:eastAsia="Times New Roman" w:hAnsi="Consolas" w:cs="Times New Roman"/>
-          <w:color w:val="9CDCFE"/>
-          <w:kern w:val="0"/>
-          <w:sz w:val="21"/>
-          <w:szCs w:val="21"/>
-          <w14:ligatures w14:val="none"/>
-        </w:rPr>
-        <w:t>todo</w:t>
-      </w:r>
-      <w:proofErr w:type="gramEnd"/>
-      <w:r>
-        <w:rPr>
-          <w:rFonts w:ascii="Consolas" w:eastAsia="Times New Roman" w:hAnsi="Consolas" w:cs="Times New Roman"/>
-          <w:color w:val="9CDCFE"/>
-          <w:kern w:val="0"/>
-          <w:sz w:val="21"/>
-          <w:szCs w:val="21"/>
-          <w14:ligatures w14:val="none"/>
-        </w:rPr>
-        <w:t>_list</w:t>
-      </w:r>
-      <w:r>
-        <w:rPr>
-          <w:rFonts w:ascii="Consolas" w:eastAsia="Times New Roman" w:hAnsi="Consolas" w:cs="Times New Roman"/>
-          <w:color w:val="CCCCCC"/>
-          <w:kern w:val="0"/>
-          <w:sz w:val="21"/>
-          <w:szCs w:val="21"/>
-          <w14:ligatures w14:val="none"/>
-        </w:rPr>
-        <w:t>.</w:t>
-      </w:r>
-      <w:r>
-        <w:rPr>
-          <w:rFonts w:ascii="Consolas" w:eastAsia="Times New Roman" w:hAnsi="Consolas" w:cs="Times New Roman"/>
-          <w:color w:val="9CDCFE"/>
-          <w:kern w:val="0"/>
-          <w:sz w:val="21"/>
-          <w:szCs w:val="21"/>
-          <w14:ligatures w14:val="none"/>
-        </w:rPr>
-        <w:t>pack</w:t>
-      </w:r>
-      <w:proofErr w:type="spellEnd"/>
-      <w:r>
-        <w:rPr>
-          <w:rFonts w:ascii="Consolas" w:eastAsia="Times New Roman" w:hAnsi="Consolas" w:cs="Times New Roman"/>
-          <w:color w:val="CCCCCC"/>
-          <w:kern w:val="0"/>
-          <w:sz w:val="21"/>
-          <w:szCs w:val="21"/>
-          <w14:ligatures w14:val="none"/>
-        </w:rPr>
-        <w:t>(</w:t>
-      </w:r>
-      <w:r>
-        <w:rPr>
-          <w:rFonts w:ascii="Consolas" w:eastAsia="Times New Roman" w:hAnsi="Consolas" w:cs="Times New Roman"/>
-          <w:color w:val="9CDCFE"/>
-          <w:kern w:val="0"/>
-          <w:sz w:val="21"/>
-          <w:szCs w:val="21"/>
-          <w14:ligatures w14:val="none"/>
-        </w:rPr>
-        <w:t>side</w:t>
-      </w:r>
-      <w:r>
-        <w:rPr>
-          <w:rFonts w:ascii="Consolas" w:eastAsia="Times New Roman" w:hAnsi="Consolas" w:cs="Times New Roman"/>
-          <w:color w:val="D4D4D4"/>
-          <w:kern w:val="0"/>
-          <w:sz w:val="21"/>
-          <w:szCs w:val="21"/>
-          <w14:ligatures w14:val="none"/>
-        </w:rPr>
-        <w:t>=</w:t>
-      </w:r>
-      <w:proofErr w:type="spellStart"/>
-      <w:r>
-        <w:rPr>
-          <w:rFonts w:ascii="Consolas" w:eastAsia="Times New Roman" w:hAnsi="Consolas" w:cs="Times New Roman"/>
-          <w:color w:val="4EC9B0"/>
-          <w:kern w:val="0"/>
-          <w:sz w:val="21"/>
-          <w:szCs w:val="21"/>
-          <w14:ligatures w14:val="none"/>
-        </w:rPr>
-        <w:t>tk</w:t>
-      </w:r>
-      <w:r>
-        <w:rPr>
-          <w:rFonts w:ascii="Consolas" w:eastAsia="Times New Roman" w:hAnsi="Consolas" w:cs="Times New Roman"/>
-          <w:color w:val="CCCCCC"/>
-          <w:kern w:val="0"/>
-          <w:sz w:val="21"/>
-          <w:szCs w:val="21"/>
-          <w14:ligatures w14:val="none"/>
-        </w:rPr>
-        <w:t>.</w:t>
-      </w:r>
-      <w:r>
-        <w:rPr>
-          <w:rFonts w:ascii="Consolas" w:eastAsia="Times New Roman" w:hAnsi="Consolas" w:cs="Times New Roman"/>
-          <w:color w:val="9CDCFE"/>
-          <w:kern w:val="0"/>
-          <w:sz w:val="21"/>
-          <w:szCs w:val="21"/>
-          <w14:ligatures w14:val="none"/>
-        </w:rPr>
-        <w:t>LEFT</w:t>
-      </w:r>
-      <w:proofErr w:type="spellEnd"/>
-      <w:r>
-        <w:rPr>
-          <w:rFonts w:ascii="Consolas" w:eastAsia="Times New Roman" w:hAnsi="Consolas" w:cs="Times New Roman"/>
-          <w:color w:val="CCCCCC"/>
-          <w:kern w:val="0"/>
-          <w:sz w:val="21"/>
-          <w:szCs w:val="21"/>
-          <w14:ligatures w14:val="none"/>
-        </w:rPr>
-        <w:t xml:space="preserve">, </w:t>
-      </w:r>
-      <w:r>
-        <w:rPr>
-          <w:rFonts w:ascii="Consolas" w:eastAsia="Times New Roman" w:hAnsi="Consolas" w:cs="Times New Roman"/>
-          <w:color w:val="9CDCFE"/>
-          <w:kern w:val="0"/>
-          <w:sz w:val="21"/>
-          <w:szCs w:val="21"/>
-          <w14:ligatures w14:val="none"/>
-        </w:rPr>
-        <w:t>fill</w:t>
-      </w:r>
-      <w:r>
-        <w:rPr>
-          <w:rFonts w:ascii="Consolas" w:eastAsia="Times New Roman" w:hAnsi="Consolas" w:cs="Times New Roman"/>
-          <w:color w:val="D4D4D4"/>
-          <w:kern w:val="0"/>
-          <w:sz w:val="21"/>
-          <w:szCs w:val="21"/>
-          <w14:ligatures w14:val="none"/>
-        </w:rPr>
-        <w:t>=</w:t>
-      </w:r>
-      <w:proofErr w:type="spellStart"/>
-      <w:r>
-        <w:rPr>
-          <w:rFonts w:ascii="Consolas" w:eastAsia="Times New Roman" w:hAnsi="Consolas" w:cs="Times New Roman"/>
-          <w:color w:val="4EC9B0"/>
-          <w:kern w:val="0"/>
-          <w:sz w:val="21"/>
-          <w:szCs w:val="21"/>
-          <w14:ligatures w14:val="none"/>
-        </w:rPr>
-        <w:t>tk</w:t>
-      </w:r>
-      <w:r>
-        <w:rPr>
-          <w:rFonts w:ascii="Consolas" w:eastAsia="Times New Roman" w:hAnsi="Consolas" w:cs="Times New Roman"/>
-          <w:color w:val="CCCCCC"/>
-          <w:kern w:val="0"/>
-          <w:sz w:val="21"/>
-          <w:szCs w:val="21"/>
-          <w14:ligatures w14:val="none"/>
-        </w:rPr>
-        <w:t>.</w:t>
-      </w:r>
-      <w:r>
-        <w:rPr>
-          <w:rFonts w:ascii="Consolas" w:eastAsia="Times New Roman" w:hAnsi="Consolas" w:cs="Times New Roman"/>
-          <w:color w:val="9CDCFE"/>
-          <w:kern w:val="0"/>
-          <w:sz w:val="21"/>
-          <w:szCs w:val="21"/>
-          <w14:ligatures w14:val="none"/>
-        </w:rPr>
-        <w:t>BOTH</w:t>
-      </w:r>
-      <w:proofErr w:type="spellEnd"/>
-      <w:r>
-        <w:rPr>
-          <w:rFonts w:ascii="Consolas" w:eastAsia="Times New Roman" w:hAnsi="Consolas" w:cs="Times New Roman"/>
-          <w:color w:val="CCCCCC"/>
-          <w:kern w:val="0"/>
-          <w:sz w:val="21"/>
-          <w:szCs w:val="21"/>
-          <w14:ligatures w14:val="none"/>
-        </w:rPr>
-        <w:t xml:space="preserve">, </w:t>
-      </w:r>
-      <w:r>
-        <w:rPr>
-          <w:rFonts w:ascii="Consolas" w:eastAsia="Times New Roman" w:hAnsi="Consolas" w:cs="Times New Roman"/>
-          <w:color w:val="9CDCFE"/>
-          <w:kern w:val="0"/>
-          <w:sz w:val="21"/>
-          <w:szCs w:val="21"/>
-          <w14:ligatures w14:val="none"/>
-        </w:rPr>
-        <w:t>expand</w:t>
-      </w:r>
-      <w:r>
-        <w:rPr>
-          <w:rFonts w:ascii="Consolas" w:eastAsia="Times New Roman" w:hAnsi="Consolas" w:cs="Times New Roman"/>
-          <w:color w:val="D4D4D4"/>
-          <w:kern w:val="0"/>
-          <w:sz w:val="21"/>
-          <w:szCs w:val="21"/>
-          <w14:ligatures w14:val="none"/>
-        </w:rPr>
-        <w:t>=</w:t>
-      </w:r>
-      <w:r>
-        <w:rPr>
-          <w:rFonts w:ascii="Consolas" w:eastAsia="Times New Roman" w:hAnsi="Consolas" w:cs="Times New Roman"/>
-          <w:color w:val="569CD6"/>
-          <w:kern w:val="0"/>
-          <w:sz w:val="21"/>
-          <w:szCs w:val="21"/>
-          <w14:ligatures w14:val="none"/>
-        </w:rPr>
-        <w:t>True</w:t>
-      </w:r>
-      <w:r>
-        <w:rPr>
-          <w:rFonts w:ascii="Consolas" w:eastAsia="Times New Roman" w:hAnsi="Consolas" w:cs="Times New Roman"/>
-          <w:color w:val="CCCCCC"/>
-          <w:kern w:val="0"/>
-          <w:sz w:val="21"/>
-          <w:szCs w:val="21"/>
-          <w14:ligatures w14:val="none"/>
-        </w:rPr>
-        <w:t>)</w:t>
-      </w:r>
-    </w:p>
-    <w:p>
-      <w:pPr>
-        <w:shd w:val="clear" w:color="auto" w:fill="1F1F1F"/>
-        <w:spacing w:after="0" w:line="285" w:lineRule="atLeast"/>
-        <w:rPr>
-          <w:rFonts w:ascii="Consolas" w:eastAsia="Times New Roman" w:hAnsi="Consolas" w:cs="Times New Roman"/>
-          <w:color w:val="CCCCCC"/>
-          <w:kern w:val="0"/>
-          <w:sz w:val="21"/>
-          <w:szCs w:val="21"/>
-          <w14:ligatures w14:val="none"/>
-        </w:rPr>
-      </w:pPr>
-      <w:r>
-        <w:rPr>
-          <w:rFonts w:ascii="Consolas" w:eastAsia="Times New Roman" w:hAnsi="Consolas" w:cs="Times New Roman"/>
-          <w:color w:val="CCCCCC"/>
-          <w:kern w:val="0"/>
-          <w:sz w:val="21"/>
-          <w:szCs w:val="21"/>
-          <w14:ligatures w14:val="none"/>
-        </w:rPr>
-        <w:t xml:space="preserve">        </w:t>
-      </w:r>
-    </w:p>
-    <w:p>
-      <w:pPr>
-        <w:shd w:val="clear" w:color="auto" w:fill="1F1F1F"/>
-        <w:spacing w:after="0" w:line="285" w:lineRule="atLeast"/>
-        <w:rPr>
-          <w:rFonts w:ascii="Consolas" w:eastAsia="Times New Roman" w:hAnsi="Consolas" w:cs="Times New Roman"/>
-          <w:color w:val="CCCCCC"/>
-          <w:kern w:val="0"/>
-          <w:sz w:val="21"/>
-          <w:szCs w:val="21"/>
-          <w14:ligatures w14:val="none"/>
-        </w:rPr>
-      </w:pPr>
-      <w:r>
-        <w:rPr>
-          <w:rFonts w:ascii="Consolas" w:eastAsia="Times New Roman" w:hAnsi="Consolas" w:cs="Times New Roman"/>
-          <w:color w:val="CCCCCC"/>
-          <w:kern w:val="0"/>
-          <w:sz w:val="21"/>
-          <w:szCs w:val="21"/>
-          <w14:ligatures w14:val="none"/>
-        </w:rPr>
-        <w:t xml:space="preserve">        </w:t>
-      </w:r>
-      <w:r>
-        <w:rPr>
-          <w:rFonts w:ascii="Consolas" w:eastAsia="Times New Roman" w:hAnsi="Consolas" w:cs="Times New Roman"/>
-          <w:color w:val="6A9955"/>
-          <w:kern w:val="0"/>
-          <w:sz w:val="21"/>
-          <w:szCs w:val="21"/>
-          <w14:ligatures w14:val="none"/>
-        </w:rPr>
-        <w:t># Configure scrollbar</w:t>
-      </w:r>
-    </w:p>
-    <w:p>
-      <w:pPr>
-        <w:shd w:val="clear" w:color="auto" w:fill="1F1F1F"/>
-        <w:spacing w:after="0" w:line="285" w:lineRule="atLeast"/>
-        <w:rPr>
-          <w:rFonts w:ascii="Consolas" w:eastAsia="Times New Roman" w:hAnsi="Consolas" w:cs="Times New Roman"/>
-          <w:color w:val="CCCCCC"/>
-          <w:kern w:val="0"/>
-          <w:sz w:val="21"/>
-          <w:szCs w:val="21"/>
-          <w14:ligatures w14:val="none"/>
-        </w:rPr>
-      </w:pPr>
-      <w:r>
-        <w:rPr>
-          <w:rFonts w:ascii="Consolas" w:eastAsia="Times New Roman" w:hAnsi="Consolas" w:cs="Times New Roman"/>
-          <w:color w:val="CCCCCC"/>
-          <w:kern w:val="0"/>
-          <w:sz w:val="21"/>
-          <w:szCs w:val="21"/>
-          <w14:ligatures w14:val="none"/>
-        </w:rPr>
-        <w:t xml:space="preserve">        </w:t>
-      </w:r>
-      <w:proofErr w:type="spellStart"/>
-      <w:proofErr w:type="gramStart"/>
-      <w:r>
-        <w:rPr>
-          <w:rFonts w:ascii="Consolas" w:eastAsia="Times New Roman" w:hAnsi="Consolas" w:cs="Times New Roman"/>
-          <w:color w:val="9CDCFE"/>
-          <w:kern w:val="0"/>
-          <w:sz w:val="21"/>
-          <w:szCs w:val="21"/>
-          <w14:ligatures w14:val="none"/>
-        </w:rPr>
-        <w:t>self</w:t>
-      </w:r>
-      <w:r>
-        <w:rPr>
-          <w:rFonts w:ascii="Consolas" w:eastAsia="Times New Roman" w:hAnsi="Consolas" w:cs="Times New Roman"/>
-          <w:color w:val="CCCCCC"/>
-          <w:kern w:val="0"/>
-          <w:sz w:val="21"/>
-          <w:szCs w:val="21"/>
-          <w14:ligatures w14:val="none"/>
-        </w:rPr>
-        <w:t>.</w:t>
-      </w:r>
-      <w:r>
-        <w:rPr>
-          <w:rFonts w:ascii="Consolas" w:eastAsia="Times New Roman" w:hAnsi="Consolas" w:cs="Times New Roman"/>
-          <w:color w:val="9CDCFE"/>
-          <w:kern w:val="0"/>
-          <w:sz w:val="21"/>
-          <w:szCs w:val="21"/>
-          <w14:ligatures w14:val="none"/>
-        </w:rPr>
-        <w:t>scrollbar</w:t>
-      </w:r>
-      <w:proofErr w:type="gramEnd"/>
-      <w:r>
-        <w:rPr>
-          <w:rFonts w:ascii="Consolas" w:eastAsia="Times New Roman" w:hAnsi="Consolas" w:cs="Times New Roman"/>
-          <w:color w:val="CCCCCC"/>
-          <w:kern w:val="0"/>
-          <w:sz w:val="21"/>
-          <w:szCs w:val="21"/>
-          <w14:ligatures w14:val="none"/>
-        </w:rPr>
-        <w:t>.</w:t>
-      </w:r>
-      <w:r>
-        <w:rPr>
-          <w:rFonts w:ascii="Consolas" w:eastAsia="Times New Roman" w:hAnsi="Consolas" w:cs="Times New Roman"/>
-          <w:color w:val="9CDCFE"/>
-          <w:kern w:val="0"/>
-          <w:sz w:val="21"/>
-          <w:szCs w:val="21"/>
-          <w14:ligatures w14:val="none"/>
-        </w:rPr>
-        <w:t>config</w:t>
-      </w:r>
-      <w:proofErr w:type="spellEnd"/>
-      <w:r>
-        <w:rPr>
-          <w:rFonts w:ascii="Consolas" w:eastAsia="Times New Roman" w:hAnsi="Consolas" w:cs="Times New Roman"/>
-          <w:color w:val="CCCCCC"/>
-          <w:kern w:val="0"/>
-          <w:sz w:val="21"/>
-          <w:szCs w:val="21"/>
-          <w14:ligatures w14:val="none"/>
-        </w:rPr>
-        <w:t>(</w:t>
-      </w:r>
-      <w:r>
-        <w:rPr>
-          <w:rFonts w:ascii="Consolas" w:eastAsia="Times New Roman" w:hAnsi="Consolas" w:cs="Times New Roman"/>
-          <w:color w:val="9CDCFE"/>
-          <w:kern w:val="0"/>
-          <w:sz w:val="21"/>
-          <w:szCs w:val="21"/>
-          <w14:ligatures w14:val="none"/>
-        </w:rPr>
-        <w:t>command</w:t>
-      </w:r>
-      <w:r>
-        <w:rPr>
-          <w:rFonts w:ascii="Consolas" w:eastAsia="Times New Roman" w:hAnsi="Consolas" w:cs="Times New Roman"/>
-          <w:color w:val="D4D4D4"/>
-          <w:kern w:val="0"/>
-          <w:sz w:val="21"/>
-          <w:szCs w:val="21"/>
-          <w14:ligatures w14:val="none"/>
-        </w:rPr>
-        <w:t>=</w:t>
-      </w:r>
-      <w:proofErr w:type="spellStart"/>
-      <w:r>
-        <w:rPr>
-          <w:rFonts w:ascii="Consolas" w:eastAsia="Times New Roman" w:hAnsi="Consolas" w:cs="Times New Roman"/>
-          <w:color w:val="9CDCFE"/>
-          <w:kern w:val="0"/>
-          <w:sz w:val="21"/>
-          <w:szCs w:val="21"/>
-          <w14:ligatures w14:val="none"/>
-        </w:rPr>
-        <w:t>self</w:t>
-      </w:r>
-      <w:r>
-        <w:rPr>
-          <w:rFonts w:ascii="Consolas" w:eastAsia="Times New Roman" w:hAnsi="Consolas" w:cs="Times New Roman"/>
-          <w:color w:val="CCCCCC"/>
-          <w:kern w:val="0"/>
-          <w:sz w:val="21"/>
-          <w:szCs w:val="21"/>
-          <w14:ligatures w14:val="none"/>
-        </w:rPr>
-        <w:t>.</w:t>
-      </w:r>
-      <w:r>
-        <w:rPr>
-          <w:rFonts w:ascii="Consolas" w:eastAsia="Times New Roman" w:hAnsi="Consolas" w:cs="Times New Roman"/>
-          <w:color w:val="9CDCFE"/>
-          <w:kern w:val="0"/>
-          <w:sz w:val="21"/>
-          <w:szCs w:val="21"/>
-          <w14:ligatures w14:val="none"/>
-        </w:rPr>
-        <w:t>todo_list</w:t>
-      </w:r>
-      <w:r>
-        <w:rPr>
-          <w:rFonts w:ascii="Consolas" w:eastAsia="Times New Roman" w:hAnsi="Consolas" w:cs="Times New Roman"/>
-          <w:color w:val="CCCCCC"/>
-          <w:kern w:val="0"/>
-          <w:sz w:val="21"/>
-          <w:szCs w:val="21"/>
-          <w14:ligatures w14:val="none"/>
-        </w:rPr>
-        <w:t>.</w:t>
-      </w:r>
-      <w:r>
-        <w:rPr>
-          <w:rFonts w:ascii="Consolas" w:eastAsia="Times New Roman" w:hAnsi="Consolas" w:cs="Times New Roman"/>
-          <w:color w:val="DCDCAA"/>
-          <w:kern w:val="0"/>
-          <w:sz w:val="21"/>
-          <w:szCs w:val="21"/>
-          <w14:ligatures w14:val="none"/>
-        </w:rPr>
-        <w:t>yview</w:t>
-      </w:r>
-      <w:proofErr w:type="spellEnd"/>
-      <w:r>
-        <w:rPr>
-          <w:rFonts w:ascii="Consolas" w:eastAsia="Times New Roman" w:hAnsi="Consolas" w:cs="Times New Roman"/>
-          <w:color w:val="CCCCCC"/>
-          <w:kern w:val="0"/>
-          <w:sz w:val="21"/>
-          <w:szCs w:val="21"/>
-          <w14:ligatures w14:val="none"/>
-        </w:rPr>
-        <w:t>)</w:t>
-      </w:r>
-    </w:p>
-    <w:p>
-      <w:pPr>
-        <w:shd w:val="clear" w:color="auto" w:fill="1F1F1F"/>
-        <w:spacing w:after="0" w:line="285" w:lineRule="atLeast"/>
-        <w:rPr>
-          <w:rFonts w:ascii="Consolas" w:eastAsia="Times New Roman" w:hAnsi="Consolas" w:cs="Times New Roman"/>
-          <w:color w:val="CCCCCC"/>
-          <w:kern w:val="0"/>
-          <w:sz w:val="21"/>
-          <w:szCs w:val="21"/>
-          <w14:ligatures w14:val="none"/>
-        </w:rPr>
-      </w:pPr>
-      <w:r>
-        <w:rPr>
-          <w:rFonts w:ascii="Consolas" w:eastAsia="Times New Roman" w:hAnsi="Consolas" w:cs="Times New Roman"/>
-          <w:color w:val="CCCCCC"/>
-          <w:kern w:val="0"/>
-          <w:sz w:val="21"/>
-          <w:szCs w:val="21"/>
-          <w14:ligatures w14:val="none"/>
-        </w:rPr>
-        <w:t xml:space="preserve">        </w:t>
-      </w:r>
-    </w:p>
-    <w:p>
-      <w:pPr>
-        <w:shd w:val="clear" w:color="auto" w:fill="1F1F1F"/>
-        <w:spacing w:after="0" w:line="285" w:lineRule="atLeast"/>
-        <w:rPr>
-          <w:rFonts w:ascii="Consolas" w:eastAsia="Times New Roman" w:hAnsi="Consolas" w:cs="Times New Roman"/>
-          <w:color w:val="CCCCCC"/>
-          <w:kern w:val="0"/>
-          <w:sz w:val="21"/>
-          <w:szCs w:val="21"/>
-          <w14:ligatures w14:val="none"/>
-        </w:rPr>
-      </w:pPr>
-      <w:r>
-        <w:rPr>
-          <w:rFonts w:ascii="Consolas" w:eastAsia="Times New Roman" w:hAnsi="Consolas" w:cs="Times New Roman"/>
-          <w:color w:val="CCCCCC"/>
-          <w:kern w:val="0"/>
-          <w:sz w:val="21"/>
-          <w:szCs w:val="21"/>
-          <w14:ligatures w14:val="none"/>
-        </w:rPr>
-        <w:t xml:space="preserve">        </w:t>
-      </w:r>
-      <w:r>
-        <w:rPr>
-          <w:rFonts w:ascii="Consolas" w:eastAsia="Times New Roman" w:hAnsi="Consolas" w:cs="Times New Roman"/>
-          <w:color w:val="6A9955"/>
-          <w:kern w:val="0"/>
-          <w:sz w:val="21"/>
-          <w:szCs w:val="21"/>
-          <w14:ligatures w14:val="none"/>
-        </w:rPr>
-        <w:t># Requirement 3: Change delete to right mouse button (Button-3)</w:t>
-      </w:r>
-    </w:p>
-    <w:p>
-      <w:pPr>
-        <w:shd w:val="clear" w:color="auto" w:fill="1F1F1F"/>
-        <w:spacing w:after="0" w:line="285" w:lineRule="atLeast"/>
-        <w:rPr>
-          <w:rFonts w:ascii="Consolas" w:eastAsia="Times New Roman" w:hAnsi="Consolas" w:cs="Times New Roman"/>
-          <w:color w:val="CCCCCC"/>
-          <w:kern w:val="0"/>
-          <w:sz w:val="21"/>
-          <w:szCs w:val="21"/>
-          <w14:ligatures w14:val="none"/>
-        </w:rPr>
-      </w:pPr>
-      <w:r>
-        <w:rPr>
-          <w:rFonts w:ascii="Consolas" w:eastAsia="Times New Roman" w:hAnsi="Consolas" w:cs="Times New Roman"/>
-          <w:color w:val="CCCCCC"/>
-          <w:kern w:val="0"/>
-          <w:sz w:val="21"/>
-          <w:szCs w:val="21"/>
-          <w14:ligatures w14:val="none"/>
-        </w:rPr>
-        <w:t xml:space="preserve">        </w:t>
-      </w:r>
-      <w:proofErr w:type="spellStart"/>
-      <w:proofErr w:type="gramStart"/>
-      <w:r>
-        <w:rPr>
-          <w:rFonts w:ascii="Consolas" w:eastAsia="Times New Roman" w:hAnsi="Consolas" w:cs="Times New Roman"/>
-          <w:color w:val="9CDCFE"/>
-          <w:kern w:val="0"/>
-          <w:sz w:val="21"/>
-          <w:szCs w:val="21"/>
-          <w14:ligatures w14:val="none"/>
-        </w:rPr>
-        <w:t>self</w:t>
-      </w:r>
-      <w:r>
-        <w:rPr>
-          <w:rFonts w:ascii="Consolas" w:eastAsia="Times New Roman" w:hAnsi="Consolas" w:cs="Times New Roman"/>
-          <w:color w:val="CCCCCC"/>
-          <w:kern w:val="0"/>
-          <w:sz w:val="21"/>
-          <w:szCs w:val="21"/>
-          <w14:ligatures w14:val="none"/>
-        </w:rPr>
-        <w:t>.</w:t>
-      </w:r>
-      <w:r>
-        <w:rPr>
-          <w:rFonts w:ascii="Consolas" w:eastAsia="Times New Roman" w:hAnsi="Consolas" w:cs="Times New Roman"/>
-          <w:color w:val="9CDCFE"/>
-          <w:kern w:val="0"/>
-          <w:sz w:val="21"/>
-          <w:szCs w:val="21"/>
-          <w14:ligatures w14:val="none"/>
-        </w:rPr>
-        <w:t>todo</w:t>
-      </w:r>
-      <w:proofErr w:type="gramEnd"/>
-      <w:r>
-        <w:rPr>
-          <w:rFonts w:ascii="Consolas" w:eastAsia="Times New Roman" w:hAnsi="Consolas" w:cs="Times New Roman"/>
-          <w:color w:val="9CDCFE"/>
-          <w:kern w:val="0"/>
-          <w:sz w:val="21"/>
-          <w:szCs w:val="21"/>
-          <w14:ligatures w14:val="none"/>
-        </w:rPr>
-        <w:t>_list</w:t>
-      </w:r>
-      <w:r>
-        <w:rPr>
-          <w:rFonts w:ascii="Consolas" w:eastAsia="Times New Roman" w:hAnsi="Consolas" w:cs="Times New Roman"/>
-          <w:color w:val="CCCCCC"/>
-          <w:kern w:val="0"/>
-          <w:sz w:val="21"/>
-          <w:szCs w:val="21"/>
-          <w14:ligatures w14:val="none"/>
-        </w:rPr>
-        <w:t>.</w:t>
-      </w:r>
-      <w:r>
-        <w:rPr>
-          <w:rFonts w:ascii="Consolas" w:eastAsia="Times New Roman" w:hAnsi="Consolas" w:cs="Times New Roman"/>
-          <w:color w:val="DCDCAA"/>
-          <w:kern w:val="0"/>
-          <w:sz w:val="21"/>
-          <w:szCs w:val="21"/>
-          <w14:ligatures w14:val="none"/>
-        </w:rPr>
-        <w:t>bind</w:t>
-      </w:r>
-      <w:proofErr w:type="spellEnd"/>
-      <w:r>
-        <w:rPr>
-          <w:rFonts w:ascii="Consolas" w:eastAsia="Times New Roman" w:hAnsi="Consolas" w:cs="Times New Roman"/>
-          <w:color w:val="CCCCCC"/>
-          <w:kern w:val="0"/>
-          <w:sz w:val="21"/>
-          <w:szCs w:val="21"/>
-          <w14:ligatures w14:val="none"/>
-        </w:rPr>
-        <w:t>(</w:t>
-      </w:r>
-      <w:r>
-        <w:rPr>
-          <w:rFonts w:ascii="Consolas" w:eastAsia="Times New Roman" w:hAnsi="Consolas" w:cs="Times New Roman"/>
-          <w:color w:val="CE9178"/>
-          <w:kern w:val="0"/>
-          <w:sz w:val="21"/>
-          <w:szCs w:val="21"/>
-          <w14:ligatures w14:val="none"/>
-        </w:rPr>
-        <w:t>"&lt;Button-3&gt;"</w:t>
-      </w:r>
-      <w:r>
-        <w:rPr>
-          <w:rFonts w:ascii="Consolas" w:eastAsia="Times New Roman" w:hAnsi="Consolas" w:cs="Times New Roman"/>
-          <w:color w:val="CCCCCC"/>
-          <w:kern w:val="0"/>
-          <w:sz w:val="21"/>
-          <w:szCs w:val="21"/>
-          <w14:ligatures w14:val="none"/>
-        </w:rPr>
-        <w:t xml:space="preserve">, </w:t>
-      </w:r>
-      <w:proofErr w:type="spellStart"/>
-      <w:r>
-        <w:rPr>
-          <w:rFonts w:ascii="Consolas" w:eastAsia="Times New Roman" w:hAnsi="Consolas" w:cs="Times New Roman"/>
-          <w:color w:val="9CDCFE"/>
-          <w:kern w:val="0"/>
-          <w:sz w:val="21"/>
-          <w:szCs w:val="21"/>
-          <w14:ligatures w14:val="none"/>
-        </w:rPr>
-        <w:t>self</w:t>
-      </w:r>
-      <w:r>
-        <w:rPr>
-          <w:rFonts w:ascii="Consolas" w:eastAsia="Times New Roman" w:hAnsi="Consolas" w:cs="Times New Roman"/>
-          <w:color w:val="CCCCCC"/>
-          <w:kern w:val="0"/>
-          <w:sz w:val="21"/>
-          <w:szCs w:val="21"/>
-          <w14:ligatures w14:val="none"/>
-        </w:rPr>
-        <w:t>.</w:t>
-      </w:r>
-      <w:r>
-        <w:rPr>
-          <w:rFonts w:ascii="Consolas" w:eastAsia="Times New Roman" w:hAnsi="Consolas" w:cs="Times New Roman"/>
-          <w:color w:val="DCDCAA"/>
-          <w:kern w:val="0"/>
-          <w:sz w:val="21"/>
-          <w:szCs w:val="21"/>
-          <w14:ligatures w14:val="none"/>
-        </w:rPr>
-        <w:t>delete_task</w:t>
-      </w:r>
-      <w:proofErr w:type="spellEnd"/>
-      <w:r>
-        <w:rPr>
-          <w:rFonts w:ascii="Consolas" w:eastAsia="Times New Roman" w:hAnsi="Consolas" w:cs="Times New Roman"/>
-          <w:color w:val="CCCCCC"/>
-          <w:kern w:val="0"/>
-          <w:sz w:val="21"/>
-          <w:szCs w:val="21"/>
-          <w14:ligatures w14:val="none"/>
-        </w:rPr>
-        <w:t>)</w:t>
-      </w:r>
-    </w:p>
-    <w:p>
-      <w:pPr>
-        <w:shd w:val="clear" w:color="auto" w:fill="1F1F1F"/>
-        <w:spacing w:after="0" w:line="285" w:lineRule="atLeast"/>
-        <w:rPr>
-          <w:rFonts w:ascii="Consolas" w:eastAsia="Times New Roman" w:hAnsi="Consolas" w:cs="Times New Roman"/>
-          <w:color w:val="CCCCCC"/>
-          <w:kern w:val="0"/>
-          <w:sz w:val="21"/>
-          <w:szCs w:val="21"/>
-          <w14:ligatures w14:val="none"/>
-        </w:rPr>
-      </w:pPr>
-      <w:r>
-        <w:rPr>
-          <w:rFonts w:ascii="Consolas" w:eastAsia="Times New Roman" w:hAnsi="Consolas" w:cs="Times New Roman"/>
-          <w:color w:val="CCCCCC"/>
-          <w:kern w:val="0"/>
-          <w:sz w:val="21"/>
-          <w:szCs w:val="21"/>
-          <w14:ligatures w14:val="none"/>
-        </w:rPr>
-        <w:t xml:space="preserve">        </w:t>
-      </w:r>
-    </w:p>
-    <w:p>
-      <w:pPr>
-        <w:shd w:val="clear" w:color="auto" w:fill="1F1F1F"/>
-        <w:spacing w:after="0" w:line="285" w:lineRule="atLeast"/>
-        <w:rPr>
-          <w:rFonts w:ascii="Consolas" w:eastAsia="Times New Roman" w:hAnsi="Consolas" w:cs="Times New Roman"/>
-          <w:color w:val="CCCCCC"/>
-          <w:kern w:val="0"/>
-          <w:sz w:val="21"/>
-          <w:szCs w:val="21"/>
-          <w14:ligatures w14:val="none"/>
-        </w:rPr>
-      </w:pPr>
-      <w:r>
-        <w:rPr>
-          <w:rFonts w:ascii="Consolas" w:eastAsia="Times New Roman" w:hAnsi="Consolas" w:cs="Times New Roman"/>
-          <w:color w:val="CCCCCC"/>
-          <w:kern w:val="0"/>
-          <w:sz w:val="21"/>
-          <w:szCs w:val="21"/>
-          <w14:ligatures w14:val="none"/>
-        </w:rPr>
-        <w:lastRenderedPageBreak/>
         <w:t xml:space="preserve">        </w:t>
       </w:r>
       <w:r>
@@ -14462,6 +14462,91 @@
           <w:szCs w:val="28"/>
         </w:rPr>
       </w:pPr>
+    </w:p>
+    <w:p>
+      <w:pPr>
+        <w:tabs>
+          <w:tab w:val="left" w:pos="3371"/>
+        </w:tabs>
+        <w:rPr>
+          <w:i/>
+          <w:iCs/>
+          <w:sz w:val="28"/>
+          <w:szCs w:val="28"/>
+        </w:rPr>
+      </w:pPr>
+    </w:p>
+    <w:p>
+      <w:pPr>
+        <w:tabs>
+          <w:tab w:val="left" w:pos="3371"/>
+        </w:tabs>
+        <w:rPr>
+          <w:i/>
+          <w:iCs/>
+          <w:sz w:val="28"/>
+          <w:szCs w:val="28"/>
+        </w:rPr>
+      </w:pPr>
+      <w:r>
+        <w:rPr>
+          <w:i/>
+          <w:iCs/>
+          <w:noProof/>
+          <w:sz w:val="28"/>
+          <w:szCs w:val="28"/>
+        </w:rPr>
+        <w:lastRenderedPageBreak/>
+        <w:drawing>
+          <wp:anchor distT="0" distB="0" distL="114300" distR="114300" simplePos="0" relativeHeight="251671552" behindDoc="0" locked="0" layoutInCell="1" allowOverlap="1" wp14:anchorId="40FBFA7D" wp14:editId="5D7CB8AB">
+            <wp:simplePos x="0" y="0"/>
+            <wp:positionH relativeFrom="column">
+              <wp:posOffset>0</wp:posOffset>
+            </wp:positionH>
+            <wp:positionV relativeFrom="paragraph">
+              <wp:posOffset>0</wp:posOffset>
+            </wp:positionV>
+            <wp:extent cx="5943600" cy="2783205"/>
+            <wp:effectExtent l="0" t="0" r="0" b="0"/>
+            <wp:wrapTopAndBottom/>
+            <wp:docPr id="1095284709" name="Picture 5" descr="A screenshot of a computer&#10;&#10;Description automatically generated"/>
+            <wp:cNvGraphicFramePr>
+              <a:graphicFrameLocks xmlns:a="http://schemas.openxmlformats.org/drawingml/2006/main" noChangeAspect="1"/>
+            </wp:cNvGraphicFramePr>
+            <a:graphic xmlns:a="http://schemas.openxmlformats.org/drawingml/2006/main">
+              <a:graphicData uri="http://schemas.openxmlformats.org/drawingml/2006/picture">
+                <pic:pic xmlns:pic="http://schemas.openxmlformats.org/drawingml/2006/picture">
+                  <pic:nvPicPr>
+                    <pic:cNvPr id="1095284709" name="Picture 5" descr="A screenshot of a computer&#10;&#10;Description automatically generated"/>
+                    <pic:cNvPicPr/>
+                  </pic:nvPicPr>
+                  <pic:blipFill>
+                    <a:blip r:embed="rId10" cstate="print">
+                      <a:extLst>
+                        <a:ext uri="{28A0092B-C50C-407E-A947-70E740481C1C}">
+                          <a14:useLocalDpi xmlns:a14="http://schemas.microsoft.com/office/drawing/2010/main" val="0"/>
+                        </a:ext>
+                      </a:extLst>
+                    </a:blip>
+                    <a:stretch>
+                      <a:fillRect/>
+                    </a:stretch>
+                  </pic:blipFill>
+                  <pic:spPr>
+                    <a:xfrm>
+                      <a:off x="0" y="0"/>
+                      <a:ext cx="5943600" cy="2783205"/>
+                    </a:xfrm>
+                    <a:prstGeom prst="rect">
+                      <a:avLst/>
+                    </a:prstGeom>
+                  </pic:spPr>
+                </pic:pic>
+              </a:graphicData>
+            </a:graphic>
+          </wp:anchor>
+        </w:drawing>
+      </w:r>
     </w:p>
     <w:sectPr>
       <w:pgSz w:w="12240" w:h="15840"/>
